--- a/Scada_project_1/Full_VKR.docx
+++ b/Scada_project_1/Full_VKR.docx
@@ -22,8 +22,8 @@
         <w:textAlignment w:val="auto"/>
         <w:outlineLvl w:val="0"/>
       </w:pPr>
-      <w:bookmarkStart w:id="0" w:name="_Toc1123589725"/>
-      <w:bookmarkStart w:id="1" w:name="_Toc1355177484"/>
+      <w:bookmarkStart w:id="0" w:name="_Toc1355177484"/>
+      <w:bookmarkStart w:id="1" w:name="_Toc1123589725"/>
       <w:r>
         <w:rPr>
           <w:rFonts w:ascii="Times New Roman" w:hAnsi="Times New Roman" w:eastAsia="Times New Roman"/>
@@ -81,12 +81,7 @@
         <w:textAlignment w:val="auto"/>
       </w:pPr>
       <w:r>
-        <w:rPr>
-          <w:rFonts w:ascii="Times New Roman" w:hAnsi="Times New Roman" w:eastAsia="Times New Roman" w:cs="Times New Roman"/>
-          <w:b w:val="0"/>
-          <w:sz w:val="28"/>
-        </w:rPr>
-        <w:t>Работа содержит 4 главы, 8 таблиц, 10 рисунков, 2 приложения. Список использованных источников включает 30 наименований.</w:t>
+        <w:t>Работа содержит 4 главы, 8 таблиц, 12 рисунков, 2 приложения. Список использованных источников включает 30 наименований.</w:t>
       </w:r>
     </w:p>
     <w:p>
@@ -219,15 +214,7 @@
         <w:rPr>
           <w:rFonts w:ascii="Times New Roman" w:hAnsi="Times New Roman" w:eastAsia="Times New Roman"/>
         </w:rPr>
-        <w:t>СПИСОК СОК</w:t>
-      </w:r>
-      <w:bookmarkStart w:id="52" w:name="_GoBack"/>
-      <w:bookmarkEnd w:id="52"/>
-      <w:r>
-        <w:rPr>
-          <w:rFonts w:ascii="Times New Roman" w:hAnsi="Times New Roman" w:eastAsia="Times New Roman"/>
-        </w:rPr>
-        <w:t>РАЩЕНИЙ И УСЛОВНЫХ ОБОЗНАЧЕНИЙ</w:t>
+        <w:t>СПИСОК СОКРАЩЕНИЙ И УСЛОВНЫХ ОБОЗНАЧЕНИЙ</w:t>
       </w:r>
       <w:r>
         <w:tab/>
@@ -271,7 +258,15 @@
         <w:rPr>
           <w:rFonts w:ascii="Times New Roman" w:hAnsi="Times New Roman" w:eastAsia="Times New Roman"/>
         </w:rPr>
-        <w:t>ТЕРМИНЫ И ОПРЕДЕЛЕНИЯ</w:t>
+        <w:t>ТЕРМИ</w:t>
+      </w:r>
+      <w:bookmarkStart w:id="52" w:name="_GoBack"/>
+      <w:bookmarkEnd w:id="52"/>
+      <w:r>
+        <w:rPr>
+          <w:rFonts w:ascii="Times New Roman" w:hAnsi="Times New Roman" w:eastAsia="Times New Roman"/>
+        </w:rPr>
+        <w:t>НЫ И ОПРЕДЕЛЕНИЯ</w:t>
       </w:r>
       <w:r>
         <w:tab/>
@@ -726,7 +721,7 @@
         <w:fldChar w:fldCharType="separate"/>
       </w:r>
       <w:r>
-        <w:t>18</w:t>
+        <w:t>19</w:t>
       </w:r>
       <w:r>
         <w:fldChar w:fldCharType="end"/>
@@ -770,7 +765,7 @@
         <w:fldChar w:fldCharType="separate"/>
       </w:r>
       <w:r>
-        <w:t>20</w:t>
+        <w:t>21</w:t>
       </w:r>
       <w:r>
         <w:fldChar w:fldCharType="end"/>
@@ -814,7 +809,7 @@
         <w:fldChar w:fldCharType="separate"/>
       </w:r>
       <w:r>
-        <w:t>22</w:t>
+        <w:t>23</w:t>
       </w:r>
       <w:r>
         <w:fldChar w:fldCharType="end"/>
@@ -859,7 +854,7 @@
         <w:fldChar w:fldCharType="separate"/>
       </w:r>
       <w:r>
-        <w:t>22</w:t>
+        <w:t>23</w:t>
       </w:r>
       <w:r>
         <w:fldChar w:fldCharType="end"/>
@@ -904,7 +899,7 @@
         <w:fldChar w:fldCharType="separate"/>
       </w:r>
       <w:r>
-        <w:t>23</w:t>
+        <w:t>24</w:t>
       </w:r>
       <w:r>
         <w:fldChar w:fldCharType="end"/>
@@ -949,7 +944,7 @@
         <w:fldChar w:fldCharType="separate"/>
       </w:r>
       <w:r>
-        <w:t>27</w:t>
+        <w:t>28</w:t>
       </w:r>
       <w:r>
         <w:fldChar w:fldCharType="end"/>
@@ -994,7 +989,7 @@
         <w:fldChar w:fldCharType="separate"/>
       </w:r>
       <w:r>
-        <w:t>32</w:t>
+        <w:t>34</w:t>
       </w:r>
       <w:r>
         <w:fldChar w:fldCharType="end"/>
@@ -1039,7 +1034,7 @@
         <w:fldChar w:fldCharType="separate"/>
       </w:r>
       <w:r>
-        <w:t>37</w:t>
+        <w:t>39</w:t>
       </w:r>
       <w:r>
         <w:fldChar w:fldCharType="end"/>
@@ -1083,7 +1078,7 @@
         <w:fldChar w:fldCharType="separate"/>
       </w:r>
       <w:r>
-        <w:t>43</w:t>
+        <w:t>46</w:t>
       </w:r>
       <w:r>
         <w:fldChar w:fldCharType="end"/>
@@ -1128,7 +1123,7 @@
         <w:fldChar w:fldCharType="separate"/>
       </w:r>
       <w:r>
-        <w:t>44</w:t>
+        <w:t>47</w:t>
       </w:r>
       <w:r>
         <w:fldChar w:fldCharType="end"/>
@@ -1173,7 +1168,7 @@
         <w:fldChar w:fldCharType="separate"/>
       </w:r>
       <w:r>
-        <w:t>45</w:t>
+        <w:t>48</w:t>
       </w:r>
       <w:r>
         <w:fldChar w:fldCharType="end"/>
@@ -1218,7 +1213,7 @@
         <w:fldChar w:fldCharType="separate"/>
       </w:r>
       <w:r>
-        <w:t>53</w:t>
+        <w:t>56</w:t>
       </w:r>
       <w:r>
         <w:fldChar w:fldCharType="end"/>
@@ -1262,7 +1257,7 @@
         <w:fldChar w:fldCharType="separate"/>
       </w:r>
       <w:r>
-        <w:t>58</w:t>
+        <w:t>61</w:t>
       </w:r>
       <w:r>
         <w:fldChar w:fldCharType="end"/>
@@ -1306,7 +1301,7 @@
         <w:fldChar w:fldCharType="separate"/>
       </w:r>
       <w:r>
-        <w:t>59</w:t>
+        <w:t>62</w:t>
       </w:r>
       <w:r>
         <w:fldChar w:fldCharType="end"/>
@@ -1351,7 +1346,7 @@
         <w:fldChar w:fldCharType="separate"/>
       </w:r>
       <w:r>
-        <w:t>59</w:t>
+        <w:t>62</w:t>
       </w:r>
       <w:r>
         <w:fldChar w:fldCharType="end"/>
@@ -1396,7 +1391,7 @@
         <w:fldChar w:fldCharType="separate"/>
       </w:r>
       <w:r>
-        <w:t>59</w:t>
+        <w:t>62</w:t>
       </w:r>
       <w:r>
         <w:fldChar w:fldCharType="end"/>
@@ -1441,7 +1436,7 @@
         <w:fldChar w:fldCharType="separate"/>
       </w:r>
       <w:r>
-        <w:t>60</w:t>
+        <w:t>63</w:t>
       </w:r>
       <w:r>
         <w:fldChar w:fldCharType="end"/>
@@ -1486,7 +1481,7 @@
         <w:fldChar w:fldCharType="separate"/>
       </w:r>
       <w:r>
-        <w:t>60</w:t>
+        <w:t>63</w:t>
       </w:r>
       <w:r>
         <w:fldChar w:fldCharType="end"/>
@@ -1531,7 +1526,7 @@
         <w:fldChar w:fldCharType="separate"/>
       </w:r>
       <w:r>
-        <w:t>61</w:t>
+        <w:t>64</w:t>
       </w:r>
       <w:r>
         <w:fldChar w:fldCharType="end"/>
@@ -1576,7 +1571,7 @@
         <w:fldChar w:fldCharType="separate"/>
       </w:r>
       <w:r>
-        <w:t>62</w:t>
+        <w:t>65</w:t>
       </w:r>
       <w:r>
         <w:fldChar w:fldCharType="end"/>
@@ -1620,7 +1615,7 @@
         <w:fldChar w:fldCharType="separate"/>
       </w:r>
       <w:r>
-        <w:t>65</w:t>
+        <w:t>68</w:t>
       </w:r>
       <w:r>
         <w:fldChar w:fldCharType="end"/>
@@ -1664,7 +1659,7 @@
         <w:fldChar w:fldCharType="separate"/>
       </w:r>
       <w:r>
-        <w:t>68</w:t>
+        <w:t>71</w:t>
       </w:r>
       <w:r>
         <w:fldChar w:fldCharType="end"/>
@@ -1699,8 +1694,8 @@
         <w:textAlignment w:val="auto"/>
         <w:outlineLvl w:val="0"/>
       </w:pPr>
-      <w:bookmarkStart w:id="2" w:name="_Toc256413506"/>
-      <w:bookmarkStart w:id="3" w:name="_Toc1348800004"/>
+      <w:bookmarkStart w:id="2" w:name="_Toc1348800004"/>
+      <w:bookmarkStart w:id="3" w:name="_Toc256413506"/>
       <w:r>
         <w:rPr>
           <w:rFonts w:ascii="Times New Roman" w:hAnsi="Times New Roman" w:eastAsia="Times New Roman"/>
@@ -2710,8 +2705,8 @@
         <w:textAlignment w:val="auto"/>
         <w:outlineLvl w:val="0"/>
       </w:pPr>
-      <w:bookmarkStart w:id="5" w:name="_Toc444289496"/>
-      <w:bookmarkStart w:id="6" w:name="_Toc921859939"/>
+      <w:bookmarkStart w:id="5" w:name="_Toc921859939"/>
+      <w:bookmarkStart w:id="6" w:name="_Toc444289496"/>
       <w:r>
         <w:rPr>
           <w:rFonts w:ascii="Times New Roman" w:hAnsi="Times New Roman" w:eastAsia="Times New Roman"/>
@@ -5599,6 +5594,86 @@
     </w:p>
     <w:p>
       <w:pPr>
+        <w:jc w:val="both"/>
+      </w:pPr>
+      <w:r>
+        <w:rPr>
+          <w:rFonts w:ascii="Times New Roman" w:hAnsi="Times New Roman"/>
+          <w:sz w:val="28"/>
+        </w:rPr>
+        <w:t>На рисунке 1.1 представлена структурная схема автоматизированного участка ВЛ 6–10 кВ с выделением ключевых элементов автоматики и телемеханики, обеспечивающих реализацию функций секционирования, дистанционного управления и диспетчерского контроля.</w:t>
+      </w:r>
+    </w:p>
+    <w:p>
+      <w:pPr>
+        <w:jc w:val="center"/>
+      </w:pPr>
+      <w:r>
+        <w:drawing>
+          <wp:inline distT="0" distB="0" distL="114300" distR="114300">
+            <wp:extent cx="5486400" cy="5486400"/>
+            <wp:effectExtent l="0" t="0" r="0" b="0"/>
+            <wp:docPr id="19" name="Picture 19"/>
+            <wp:cNvGraphicFramePr>
+              <a:graphicFrameLocks xmlns:a="http://schemas.openxmlformats.org/drawingml/2006/main" noChangeAspect="1"/>
+            </wp:cNvGraphicFramePr>
+            <a:graphic xmlns:a="http://schemas.openxmlformats.org/drawingml/2006/main">
+              <a:graphicData uri="http://schemas.openxmlformats.org/drawingml/2006/picture">
+                <pic:pic xmlns:pic="http://schemas.openxmlformats.org/drawingml/2006/picture">
+                  <pic:nvPicPr>
+                    <pic:cNvPr id="19" name="Picture 19"/>
+                    <pic:cNvPicPr>
+                      <a:picLocks noChangeAspect="1"/>
+                    </pic:cNvPicPr>
+                  </pic:nvPicPr>
+                  <pic:blipFill>
+                    <a:blip r:embed="rId7"/>
+                    <a:stretch>
+                      <a:fillRect/>
+                    </a:stretch>
+                  </pic:blipFill>
+                  <pic:spPr>
+                    <a:xfrm>
+                      <a:off x="0" y="0"/>
+                      <a:ext cx="5486400" cy="5486400"/>
+                    </a:xfrm>
+                    <a:prstGeom prst="rect">
+                      <a:avLst/>
+                    </a:prstGeom>
+                  </pic:spPr>
+                </pic:pic>
+              </a:graphicData>
+            </a:graphic>
+          </wp:inline>
+        </w:drawing>
+      </w:r>
+    </w:p>
+    <w:p>
+      <w:pPr>
+        <w:jc w:val="center"/>
+      </w:pPr>
+      <w:r>
+        <w:rPr>
+          <w:rFonts w:ascii="Times New Roman" w:hAnsi="Times New Roman"/>
+          <w:sz w:val="28"/>
+        </w:rPr>
+        <w:t>Рисунок 1.1 – Структурная схема автоматизированного участка ВЛ 6–10 кВ</w:t>
+      </w:r>
+    </w:p>
+    <w:p>
+      <w:pPr>
+        <w:jc w:val="both"/>
+      </w:pPr>
+      <w:r>
+        <w:rPr>
+          <w:rFonts w:ascii="Times New Roman" w:hAnsi="Times New Roman"/>
+          <w:sz w:val="28"/>
+        </w:rPr>
+        <w:t>На схеме показаны реклоузеры, разъединители с дистанционным управлением, шкафы телемеханики и связи, каналы передачи данных, а также диспетчерский пункт SCADA. Такое построение структуры соответствует логике автоматизированного секционирования и последующего восстановления электроснабжения неповреждённых участков линии, рассматриваемой в данной работе.</w:t>
+      </w:r>
+    </w:p>
+    <w:p>
+      <w:pPr>
         <w:keepNext/>
         <w:keepLines w:val="0"/>
         <w:pageBreakBefore w:val="0"/>
@@ -5946,13 +6021,7 @@
         </w:rPr>
       </w:pPr>
       <w:r>
-        <w:rPr>
-          <w:rFonts w:ascii="Times New Roman" w:hAnsi="Times New Roman" w:eastAsia="Times New Roman" w:cs="Times New Roman"/>
-          <w:b w:val="0"/>
-          <w:sz w:val="28"/>
-          <w:szCs w:val="28"/>
-        </w:rPr>
-        <w:t>Пример структурной схемы, разработанной на основе типовых решений по автоматике распределительных сетей 6-10 кВ представлен на рисунке 1 [7].</w:t>
+        <w:t>Пример структурной схемы, разработанной на основе типовых решений по автоматике распределительных сетей 6-10 кВ представлен на рисунке 1.2 [7].</w:t>
       </w:r>
     </w:p>
     <w:p>
@@ -6001,7 +6070,7 @@
                     </pic:cNvPicPr>
                   </pic:nvPicPr>
                   <pic:blipFill>
-                    <a:blip r:embed="rId7"/>
+                    <a:blip r:embed="rId8"/>
                     <a:stretch>
                       <a:fillRect/>
                     </a:stretch>
@@ -6047,12 +6116,10 @@
       </w:pPr>
       <w:r>
         <w:rPr>
-          <w:rFonts w:ascii="Times New Roman" w:hAnsi="Times New Roman" w:eastAsia="Times New Roman" w:cs="Arial"/>
-          <w:b w:val="0"/>
-          <w:sz w:val="28"/>
-          <w:szCs w:val="28"/>
-        </w:rPr>
-        <w:t xml:space="preserve">Рисунок 1 - Структурная схема автоматизированного радиального фидера </w:t>
+          <w:rFonts w:ascii="Times New Roman" w:hAnsi="Times New Roman"/>
+          <w:sz w:val="28"/>
+        </w:rPr>
+        <w:t>Рисунок 1.2 – Структурная схема автоматизированного радиального фидера</w:t>
       </w:r>
     </w:p>
     <w:p>
@@ -6549,8 +6616,8 @@
           <w:bCs/>
         </w:rPr>
       </w:pPr>
-      <w:bookmarkStart w:id="18" w:name="_Toc150680120"/>
-      <w:bookmarkStart w:id="19" w:name="_Toc372918653"/>
+      <w:bookmarkStart w:id="18" w:name="_Toc372918653"/>
+      <w:bookmarkStart w:id="19" w:name="_Toc150680120"/>
       <w:r>
         <w:rPr>
           <w:rFonts w:hint="default" w:ascii="Times New Roman" w:hAnsi="Times New Roman" w:eastAsia="Times New Roman" w:cs="Times New Roman"/>
@@ -9623,6 +9690,86 @@
           <w:sz w:val="28"/>
         </w:rPr>
         <w:t>Безопасность коммутации обеспечивается двойным контролем отсутствия тока: на уровне SCADA (проверка lockout реклоузера) и на уровне шкафа управления (проверка датчиком тока перед подачей на привод). Двойной контроль исключает коммутацию разъединителя под нагрузкой, которая ведёт к повреждению контактной системы и дуговому замыканию [1].</w:t>
+      </w:r>
+    </w:p>
+    <w:p>
+      <w:pPr>
+        <w:jc w:val="both"/>
+      </w:pPr>
+      <w:r>
+        <w:rPr>
+          <w:rFonts w:ascii="Times New Roman" w:hAnsi="Times New Roman"/>
+          <w:sz w:val="28"/>
+        </w:rPr>
+        <w:t>Графическая интерпретация выделения и изоляции повреждённой секции на автоматизированном фидере представлена на рисунке 2.2.</w:t>
+      </w:r>
+    </w:p>
+    <w:p>
+      <w:pPr>
+        <w:jc w:val="center"/>
+      </w:pPr>
+      <w:r>
+        <w:drawing>
+          <wp:inline distT="0" distB="0" distL="114300" distR="114300">
+            <wp:extent cx="5760720" cy="3840480"/>
+            <wp:effectExtent l="0" t="0" r="5080" b="20320"/>
+            <wp:docPr id="20" name="Picture 20"/>
+            <wp:cNvGraphicFramePr>
+              <a:graphicFrameLocks xmlns:a="http://schemas.openxmlformats.org/drawingml/2006/main" noChangeAspect="1"/>
+            </wp:cNvGraphicFramePr>
+            <a:graphic xmlns:a="http://schemas.openxmlformats.org/drawingml/2006/main">
+              <a:graphicData uri="http://schemas.openxmlformats.org/drawingml/2006/picture">
+                <pic:pic xmlns:pic="http://schemas.openxmlformats.org/drawingml/2006/picture">
+                  <pic:nvPicPr>
+                    <pic:cNvPr id="20" name="Picture 20"/>
+                    <pic:cNvPicPr>
+                      <a:picLocks noChangeAspect="1"/>
+                    </pic:cNvPicPr>
+                  </pic:nvPicPr>
+                  <pic:blipFill>
+                    <a:blip r:embed="rId9"/>
+                    <a:stretch>
+                      <a:fillRect/>
+                    </a:stretch>
+                  </pic:blipFill>
+                  <pic:spPr>
+                    <a:xfrm>
+                      <a:off x="0" y="0"/>
+                      <a:ext cx="5760720" cy="3840480"/>
+                    </a:xfrm>
+                    <a:prstGeom prst="rect">
+                      <a:avLst/>
+                    </a:prstGeom>
+                  </pic:spPr>
+                </pic:pic>
+              </a:graphicData>
+            </a:graphic>
+          </wp:inline>
+        </w:drawing>
+      </w:r>
+    </w:p>
+    <w:p>
+      <w:pPr>
+        <w:jc w:val="center"/>
+      </w:pPr>
+      <w:r>
+        <w:rPr>
+          <w:rFonts w:ascii="Times New Roman" w:hAnsi="Times New Roman"/>
+          <w:sz w:val="28"/>
+        </w:rPr>
+        <w:t>Рисунок 2.2 – Схема выделения аварийного участка и изоляции повреждённой секции</w:t>
+      </w:r>
+    </w:p>
+    <w:p>
+      <w:pPr>
+        <w:jc w:val="both"/>
+      </w:pPr>
+      <w:r>
+        <w:rPr>
+          <w:rFonts w:ascii="Times New Roman" w:hAnsi="Times New Roman"/>
+          <w:sz w:val="28"/>
+        </w:rPr>
+        <w:t>На рисунке показан типовой сценарий устойчивого короткого замыкания на фидере 6–10 кВ, при котором повреждённый участок локализуется между секционирующими аппаратами, после чего изолируется для последующего восстановления питания неповреждённых частей сети. Такая последовательность соответствует логике алгоритма автоматического секционирования, рассмотренного в разделе 2.2.</w:t>
       </w:r>
     </w:p>
     <w:p>
@@ -14813,8 +14960,8 @@
           <w:bCs/>
         </w:rPr>
       </w:pPr>
-      <w:bookmarkStart w:id="25" w:name="_Toc2045698923"/>
-      <w:bookmarkStart w:id="26" w:name="_Toc1967612928"/>
+      <w:bookmarkStart w:id="25" w:name="_Toc1967612928"/>
+      <w:bookmarkStart w:id="26" w:name="_Toc2045698923"/>
       <w:r>
         <w:rPr>
           <w:rFonts w:hint="default" w:ascii="Times New Roman" w:hAnsi="Times New Roman" w:eastAsia="Times New Roman" w:cs="Times New Roman"/>
@@ -14940,7 +15087,7 @@
                     </pic:cNvPicPr>
                   </pic:nvPicPr>
                   <pic:blipFill>
-                    <a:blip r:embed="rId8"/>
+                    <a:blip r:embed="rId10"/>
                     <a:stretch>
                       <a:fillRect/>
                     </a:stretch>
@@ -18784,8 +18931,8 @@
           <w:bCs/>
         </w:rPr>
       </w:pPr>
-      <w:bookmarkStart w:id="28" w:name="_Toc1011505628"/>
-      <w:bookmarkStart w:id="29" w:name="_Toc848610391"/>
+      <w:bookmarkStart w:id="28" w:name="_Toc848610391"/>
+      <w:bookmarkStart w:id="29" w:name="_Toc1011505628"/>
       <w:r>
         <w:rPr>
           <w:rFonts w:hint="default" w:ascii="Times New Roman" w:hAnsi="Times New Roman" w:eastAsia="Times New Roman" w:cs="Times New Roman"/>
@@ -27157,7 +27304,7 @@
                     </pic:cNvPicPr>
                   </pic:nvPicPr>
                   <pic:blipFill>
-                    <a:blip r:embed="rId9"/>
+                    <a:blip r:embed="rId11"/>
                     <a:stretch>
                       <a:fillRect/>
                     </a:stretch>
@@ -27291,7 +27438,7 @@
                     </pic:cNvPicPr>
                   </pic:nvPicPr>
                   <pic:blipFill>
-                    <a:blip r:embed="rId10"/>
+                    <a:blip r:embed="rId12"/>
                     <a:stretch>
                       <a:fillRect/>
                     </a:stretch>
@@ -27425,7 +27572,7 @@
                     </pic:cNvPicPr>
                   </pic:nvPicPr>
                   <pic:blipFill>
-                    <a:blip r:embed="rId11"/>
+                    <a:blip r:embed="rId13"/>
                     <a:stretch>
                       <a:fillRect/>
                     </a:stretch>
@@ -29400,12 +29547,7 @@
         <w:textAlignment w:val="auto"/>
       </w:pPr>
       <w:r>
-        <w:rPr>
-          <w:rFonts w:ascii="Times New Roman" w:hAnsi="Times New Roman" w:eastAsia="Times New Roman" w:cs="Times New Roman"/>
-          <w:b w:val="0"/>
-          <w:sz w:val="28"/>
-        </w:rPr>
-        <w:t>На рисунках 8.4–8.6 представлены экраны прототипа, демонстрирующие настройку параметров мониторинга, имитацию аварийных режимов и цикл опроса секций линии.</w:t>
+        <w:t>На рисунках 3.4–3.6 представлены экраны прототипа, демонстрирующие настройку параметров мониторинга, имитацию аварийных режимов и цикл опроса секций линии.</w:t>
       </w:r>
     </w:p>
     <w:p>
@@ -29445,7 +29587,7 @@
                     </pic:cNvPicPr>
                   </pic:nvPicPr>
                   <pic:blipFill>
-                    <a:blip r:embed="rId12"/>
+                    <a:blip r:embed="rId14"/>
                     <a:stretch>
                       <a:fillRect/>
                     </a:stretch>
@@ -29530,7 +29672,7 @@
                     </pic:cNvPicPr>
                   </pic:nvPicPr>
                   <pic:blipFill>
-                    <a:blip r:embed="rId13"/>
+                    <a:blip r:embed="rId15"/>
                     <a:stretch>
                       <a:fillRect/>
                     </a:stretch>
@@ -29615,7 +29757,7 @@
                     </pic:cNvPicPr>
                   </pic:nvPicPr>
                   <pic:blipFill>
-                    <a:blip r:embed="rId14"/>
+                    <a:blip r:embed="rId16"/>
                     <a:stretch>
                       <a:fillRect/>
                     </a:stretch>
@@ -29711,8 +29853,8 @@
         <w:textAlignment w:val="auto"/>
         <w:outlineLvl w:val="1"/>
       </w:pPr>
-      <w:bookmarkStart w:id="34" w:name="_Toc2033730199"/>
-      <w:bookmarkStart w:id="35" w:name="_Toc1953368574"/>
+      <w:bookmarkStart w:id="34" w:name="_Toc1953368574"/>
+      <w:bookmarkStart w:id="35" w:name="_Toc2033730199"/>
       <w:r>
         <w:rPr>
           <w:rFonts w:ascii="Times New Roman" w:hAnsi="Times New Roman" w:eastAsia="Times New Roman" w:cs="Times New Roman"/>
@@ -30002,8 +30144,8 @@
           <w:bCs/>
         </w:rPr>
       </w:pPr>
-      <w:bookmarkStart w:id="37" w:name="_Toc121163867"/>
-      <w:bookmarkStart w:id="38" w:name="_Toc1683111529"/>
+      <w:bookmarkStart w:id="37" w:name="_Toc1683111529"/>
+      <w:bookmarkStart w:id="38" w:name="_Toc121163867"/>
       <w:r>
         <w:rPr>
           <w:rFonts w:hint="default" w:ascii="Times New Roman" w:hAnsi="Times New Roman" w:eastAsia="Times New Roman" w:cs="Times New Roman"/>
@@ -30096,8 +30238,8 @@
           <w:bCs/>
         </w:rPr>
       </w:pPr>
-      <w:bookmarkStart w:id="39" w:name="_Toc1400869619"/>
-      <w:bookmarkStart w:id="40" w:name="_Toc586615313"/>
+      <w:bookmarkStart w:id="39" w:name="_Toc586615313"/>
+      <w:bookmarkStart w:id="40" w:name="_Toc1400869619"/>
       <w:r>
         <w:rPr>
           <w:rFonts w:hint="default" w:ascii="Times New Roman" w:hAnsi="Times New Roman" w:eastAsia="Times New Roman" w:cs="Times New Roman"/>
@@ -30190,8 +30332,8 @@
           <w:bCs/>
         </w:rPr>
       </w:pPr>
-      <w:bookmarkStart w:id="41" w:name="_Toc1552464472"/>
-      <w:bookmarkStart w:id="42" w:name="_Toc146142214"/>
+      <w:bookmarkStart w:id="41" w:name="_Toc146142214"/>
+      <w:bookmarkStart w:id="42" w:name="_Toc1552464472"/>
       <w:r>
         <w:rPr>
           <w:rFonts w:hint="default" w:ascii="Times New Roman" w:hAnsi="Times New Roman" w:eastAsia="Times New Roman" w:cs="Times New Roman"/>
@@ -30284,8 +30426,8 @@
           <w:bCs/>
         </w:rPr>
       </w:pPr>
-      <w:bookmarkStart w:id="43" w:name="_Toc1638382177"/>
-      <w:bookmarkStart w:id="44" w:name="_Toc344069854"/>
+      <w:bookmarkStart w:id="43" w:name="_Toc344069854"/>
+      <w:bookmarkStart w:id="44" w:name="_Toc1638382177"/>
       <w:r>
         <w:rPr>
           <w:rFonts w:hint="default" w:ascii="Times New Roman" w:hAnsi="Times New Roman" w:eastAsia="Times New Roman" w:cs="Times New Roman"/>
@@ -30378,8 +30520,8 @@
           <w:bCs/>
         </w:rPr>
       </w:pPr>
-      <w:bookmarkStart w:id="45" w:name="_Toc1253927005"/>
-      <w:bookmarkStart w:id="46" w:name="_Toc1756058454"/>
+      <w:bookmarkStart w:id="45" w:name="_Toc1756058454"/>
+      <w:bookmarkStart w:id="46" w:name="_Toc1253927005"/>
       <w:r>
         <w:rPr>
           <w:rFonts w:hint="default" w:ascii="Times New Roman" w:hAnsi="Times New Roman" w:eastAsia="Times New Roman" w:cs="Times New Roman Bold"/>
@@ -31554,7 +31696,7 @@
                     </pic:cNvPicPr>
                   </pic:nvPicPr>
                   <pic:blipFill>
-                    <a:blip r:embed="rId12"/>
+                    <a:blip r:embed="rId14"/>
                     <a:stretch>
                       <a:fillRect/>
                     </a:stretch>
@@ -31639,7 +31781,7 @@
                     </pic:cNvPicPr>
                   </pic:nvPicPr>
                   <pic:blipFill>
-                    <a:blip r:embed="rId13"/>
+                    <a:blip r:embed="rId15"/>
                     <a:stretch>
                       <a:fillRect/>
                     </a:stretch>
@@ -31724,7 +31866,7 @@
                     </pic:cNvPicPr>
                   </pic:nvPicPr>
                   <pic:blipFill>
-                    <a:blip r:embed="rId14"/>
+                    <a:blip r:embed="rId16"/>
                     <a:stretch>
                       <a:fillRect/>
                     </a:stretch>
@@ -31897,7 +32039,7 @@
                     </pic:cNvPicPr>
                   </pic:nvPicPr>
                   <pic:blipFill>
-                    <a:blip r:embed="rId8"/>
+                    <a:blip r:embed="rId10"/>
                     <a:stretch>
                       <a:fillRect/>
                     </a:stretch>
@@ -31982,7 +32124,7 @@
                     </pic:cNvPicPr>
                   </pic:nvPicPr>
                   <pic:blipFill>
-                    <a:blip r:embed="rId9"/>
+                    <a:blip r:embed="rId11"/>
                     <a:stretch>
                       <a:fillRect/>
                     </a:stretch>
@@ -32067,7 +32209,7 @@
                     </pic:cNvPicPr>
                   </pic:nvPicPr>
                   <pic:blipFill>
-                    <a:blip r:embed="rId10"/>
+                    <a:blip r:embed="rId12"/>
                     <a:stretch>
                       <a:fillRect/>
                     </a:stretch>
@@ -32152,7 +32294,7 @@
                     </pic:cNvPicPr>
                   </pic:nvPicPr>
                   <pic:blipFill>
-                    <a:blip r:embed="rId11"/>
+                    <a:blip r:embed="rId13"/>
                     <a:stretch>
                       <a:fillRect/>
                     </a:stretch>
@@ -32237,7 +32379,7 @@
                     </pic:cNvPicPr>
                   </pic:nvPicPr>
                   <pic:blipFill>
-                    <a:blip r:embed="rId12"/>
+                    <a:blip r:embed="rId14"/>
                     <a:stretch>
                       <a:fillRect/>
                     </a:stretch>
@@ -32322,7 +32464,7 @@
                     </pic:cNvPicPr>
                   </pic:nvPicPr>
                   <pic:blipFill>
-                    <a:blip r:embed="rId13"/>
+                    <a:blip r:embed="rId15"/>
                     <a:stretch>
                       <a:fillRect/>
                     </a:stretch>
@@ -32407,7 +32549,7 @@
                     </pic:cNvPicPr>
                   </pic:nvPicPr>
                   <pic:blipFill>
-                    <a:blip r:embed="rId14"/>
+                    <a:blip r:embed="rId16"/>
                     <a:stretch>
                       <a:fillRect/>
                     </a:stretch>

--- a/Scada_project_1/Full_VKR.docx
+++ b/Scada_project_1/Full_VKR.docx
@@ -82,6 +82,11 @@
         <w:textAlignment w:val="auto"/>
       </w:pPr>
       <w:r>
+        <w:rPr>
+          <w:rFonts w:ascii="Times New Roman" w:hAnsi="Times New Roman" w:eastAsia="Times New Roman" w:cs="Times New Roman"/>
+          <w:b w:val="0"/>
+          <w:sz w:val="28"/>
+        </w:rPr>
         <w:t>Работа содержит 4 главы, 9 таблиц, 10 рисунков, 2 приложения. Список использованных источников включает 30 наименований.</w:t>
       </w:r>
     </w:p>
@@ -149,8 +154,8 @@
           <w:tab w:val="right" w:leader="dot" w:pos="9355"/>
         </w:tabs>
         <w:spacing w:before="0" w:after="0" w:line="360" w:lineRule="auto"/>
-        <w:ind w:firstLine="0"/>
-        <w:jc w:val="left"/>
+        <w:ind w:firstLine="709"/>
+        <w:jc w:val="both"/>
       </w:pPr>
       <w:r>
         <w:rPr>
@@ -272,8 +277,8 @@
           <w:tab w:val="right" w:leader="dot" w:pos="9355"/>
         </w:tabs>
         <w:spacing w:before="0" w:after="0" w:line="360" w:lineRule="auto"/>
-        <w:ind w:firstLine="0"/>
-        <w:jc w:val="left"/>
+        <w:ind w:firstLine="709"/>
+        <w:jc w:val="both"/>
       </w:pPr>
       <w:r>
         <w:rPr>
@@ -371,8 +376,8 @@
           <w:tab w:val="right" w:leader="dot" w:pos="9355"/>
         </w:tabs>
         <w:spacing w:before="0" w:after="0" w:line="360" w:lineRule="auto"/>
-        <w:ind w:firstLine="0"/>
-        <w:jc w:val="left"/>
+        <w:ind w:firstLine="709"/>
+        <w:jc w:val="both"/>
       </w:pPr>
       <w:r>
         <w:rPr>
@@ -470,8 +475,8 @@
           <w:tab w:val="right" w:leader="dot" w:pos="9355"/>
         </w:tabs>
         <w:spacing w:before="0" w:after="0" w:line="360" w:lineRule="auto"/>
-        <w:ind w:firstLine="0"/>
-        <w:jc w:val="left"/>
+        <w:ind w:firstLine="709"/>
+        <w:jc w:val="both"/>
       </w:pPr>
       <w:r>
         <w:rPr>
@@ -569,8 +574,8 @@
           <w:tab w:val="right" w:leader="dot" w:pos="9355"/>
         </w:tabs>
         <w:spacing w:before="0" w:after="0" w:line="360" w:lineRule="auto"/>
-        <w:ind w:firstLine="0"/>
-        <w:jc w:val="left"/>
+        <w:ind w:firstLine="709"/>
+        <w:jc w:val="both"/>
       </w:pPr>
       <w:r>
         <w:rPr>
@@ -668,8 +673,8 @@
           <w:tab w:val="right" w:leader="dot" w:pos="9355"/>
         </w:tabs>
         <w:spacing w:before="0" w:after="0" w:line="360" w:lineRule="auto"/>
-        <w:ind w:firstLine="0"/>
-        <w:jc w:val="left"/>
+        <w:ind w:firstLine="709"/>
+        <w:jc w:val="both"/>
       </w:pPr>
       <w:r>
         <w:rPr>
@@ -767,8 +772,8 @@
           <w:tab w:val="right" w:leader="dot" w:pos="9355"/>
         </w:tabs>
         <w:spacing w:before="0" w:after="0" w:line="360" w:lineRule="auto"/>
-        <w:ind w:firstLine="0"/>
-        <w:jc w:val="left"/>
+        <w:ind w:firstLine="709"/>
+        <w:jc w:val="both"/>
       </w:pPr>
       <w:r>
         <w:rPr>
@@ -866,8 +871,8 @@
           <w:tab w:val="right" w:leader="dot" w:pos="9355"/>
         </w:tabs>
         <w:spacing w:before="0" w:after="0" w:line="360" w:lineRule="auto"/>
-        <w:ind w:firstLine="0"/>
-        <w:jc w:val="left"/>
+        <w:ind w:firstLine="709"/>
+        <w:jc w:val="both"/>
       </w:pPr>
       <w:r>
         <w:rPr>
@@ -965,8 +970,8 @@
           <w:tab w:val="right" w:leader="dot" w:pos="9355"/>
         </w:tabs>
         <w:spacing w:before="0" w:after="0" w:line="360" w:lineRule="auto"/>
-        <w:ind w:firstLine="0"/>
-        <w:jc w:val="left"/>
+        <w:ind w:firstLine="709"/>
+        <w:jc w:val="both"/>
       </w:pPr>
       <w:r>
         <w:rPr>
@@ -1064,8 +1069,8 @@
           <w:tab w:val="right" w:leader="dot" w:pos="9355"/>
         </w:tabs>
         <w:spacing w:before="0" w:after="0" w:line="360" w:lineRule="auto"/>
-        <w:ind w:firstLine="0"/>
-        <w:jc w:val="left"/>
+        <w:ind w:firstLine="709"/>
+        <w:jc w:val="both"/>
       </w:pPr>
       <w:r>
         <w:rPr>
@@ -1163,8 +1168,8 @@
           <w:tab w:val="right" w:leader="dot" w:pos="9355"/>
         </w:tabs>
         <w:spacing w:before="0" w:after="0" w:line="360" w:lineRule="auto"/>
-        <w:ind w:firstLine="0"/>
-        <w:jc w:val="left"/>
+        <w:ind w:firstLine="709"/>
+        <w:jc w:val="both"/>
       </w:pPr>
       <w:r>
         <w:rPr>
@@ -1262,8 +1267,8 @@
           <w:tab w:val="right" w:leader="dot" w:pos="9355"/>
         </w:tabs>
         <w:spacing w:before="0" w:after="0" w:line="360" w:lineRule="auto"/>
-        <w:ind w:firstLine="0"/>
-        <w:jc w:val="left"/>
+        <w:ind w:firstLine="709"/>
+        <w:jc w:val="both"/>
       </w:pPr>
       <w:r>
         <w:rPr>
@@ -1361,8 +1366,8 @@
           <w:tab w:val="right" w:leader="dot" w:pos="9355"/>
         </w:tabs>
         <w:spacing w:before="0" w:after="0" w:line="360" w:lineRule="auto"/>
-        <w:ind w:firstLine="0"/>
-        <w:jc w:val="left"/>
+        <w:ind w:firstLine="709"/>
+        <w:jc w:val="both"/>
       </w:pPr>
       <w:r>
         <w:rPr>
@@ -1460,8 +1465,8 @@
           <w:tab w:val="right" w:leader="dot" w:pos="9355"/>
         </w:tabs>
         <w:spacing w:before="0" w:after="0" w:line="360" w:lineRule="auto"/>
-        <w:ind w:firstLine="0"/>
-        <w:jc w:val="left"/>
+        <w:ind w:firstLine="709"/>
+        <w:jc w:val="both"/>
       </w:pPr>
       <w:r>
         <w:rPr>
@@ -1559,8 +1564,8 @@
           <w:tab w:val="right" w:leader="dot" w:pos="9355"/>
         </w:tabs>
         <w:spacing w:before="0" w:after="0" w:line="360" w:lineRule="auto"/>
-        <w:ind w:firstLine="0"/>
-        <w:jc w:val="left"/>
+        <w:ind w:firstLine="709"/>
+        <w:jc w:val="both"/>
       </w:pPr>
       <w:r>
         <w:rPr>
@@ -1658,8 +1663,8 @@
           <w:tab w:val="right" w:leader="dot" w:pos="9355"/>
         </w:tabs>
         <w:spacing w:before="0" w:after="0" w:line="360" w:lineRule="auto"/>
-        <w:ind w:firstLine="0"/>
-        <w:jc w:val="left"/>
+        <w:ind w:firstLine="709"/>
+        <w:jc w:val="both"/>
       </w:pPr>
       <w:r>
         <w:rPr>
@@ -1758,8 +1763,8 @@
           <w:tab w:val="right" w:leader="dot" w:pos="9355"/>
         </w:tabs>
         <w:spacing w:before="0" w:after="0" w:line="360" w:lineRule="auto"/>
-        <w:ind w:firstLine="0"/>
-        <w:jc w:val="left"/>
+        <w:ind w:firstLine="709"/>
+        <w:jc w:val="both"/>
       </w:pPr>
       <w:r>
         <w:rPr>
@@ -1858,8 +1863,8 @@
           <w:tab w:val="right" w:leader="dot" w:pos="9355"/>
         </w:tabs>
         <w:spacing w:before="0" w:after="0" w:line="360" w:lineRule="auto"/>
-        <w:ind w:firstLine="0"/>
-        <w:jc w:val="left"/>
+        <w:ind w:firstLine="709"/>
+        <w:jc w:val="both"/>
       </w:pPr>
       <w:r>
         <w:rPr>
@@ -1958,8 +1963,8 @@
           <w:tab w:val="right" w:leader="dot" w:pos="9355"/>
         </w:tabs>
         <w:spacing w:before="0" w:after="0" w:line="360" w:lineRule="auto"/>
-        <w:ind w:firstLine="0"/>
-        <w:jc w:val="left"/>
+        <w:ind w:firstLine="709"/>
+        <w:jc w:val="both"/>
       </w:pPr>
       <w:r>
         <w:rPr>
@@ -2058,8 +2063,8 @@
           <w:tab w:val="right" w:leader="dot" w:pos="9355"/>
         </w:tabs>
         <w:spacing w:before="0" w:after="0" w:line="360" w:lineRule="auto"/>
-        <w:ind w:firstLine="0"/>
-        <w:jc w:val="left"/>
+        <w:ind w:firstLine="709"/>
+        <w:jc w:val="both"/>
       </w:pPr>
       <w:r>
         <w:rPr>
@@ -2132,7 +2137,7 @@
           <w:b w:val="0"/>
           <w:sz w:val="28"/>
         </w:rPr>
-        <w:t>40</w:t>
+        <w:t>39</w:t>
       </w:r>
       <w:r>
         <w:rPr>
@@ -2158,8 +2163,8 @@
           <w:tab w:val="right" w:leader="dot" w:pos="9355"/>
         </w:tabs>
         <w:spacing w:before="0" w:after="0" w:line="360" w:lineRule="auto"/>
-        <w:ind w:firstLine="0"/>
-        <w:jc w:val="left"/>
+        <w:ind w:firstLine="709"/>
+        <w:jc w:val="both"/>
       </w:pPr>
       <w:r>
         <w:rPr>
@@ -2257,8 +2262,8 @@
           <w:tab w:val="right" w:leader="dot" w:pos="9355"/>
         </w:tabs>
         <w:spacing w:before="0" w:after="0" w:line="360" w:lineRule="auto"/>
-        <w:ind w:firstLine="0"/>
-        <w:jc w:val="left"/>
+        <w:ind w:firstLine="709"/>
+        <w:jc w:val="both"/>
       </w:pPr>
       <w:r>
         <w:rPr>
@@ -2357,8 +2362,8 @@
           <w:tab w:val="right" w:leader="dot" w:pos="9355"/>
         </w:tabs>
         <w:spacing w:before="0" w:after="0" w:line="360" w:lineRule="auto"/>
-        <w:ind w:firstLine="0"/>
-        <w:jc w:val="left"/>
+        <w:ind w:firstLine="709"/>
+        <w:jc w:val="both"/>
       </w:pPr>
       <w:r>
         <w:rPr>
@@ -2457,8 +2462,8 @@
           <w:tab w:val="right" w:leader="dot" w:pos="9355"/>
         </w:tabs>
         <w:spacing w:before="0" w:after="0" w:line="360" w:lineRule="auto"/>
-        <w:ind w:firstLine="0"/>
-        <w:jc w:val="left"/>
+        <w:ind w:firstLine="709"/>
+        <w:jc w:val="both"/>
       </w:pPr>
       <w:r>
         <w:rPr>
@@ -2557,8 +2562,8 @@
           <w:tab w:val="right" w:leader="dot" w:pos="9355"/>
         </w:tabs>
         <w:spacing w:before="0" w:after="0" w:line="360" w:lineRule="auto"/>
-        <w:ind w:firstLine="0"/>
-        <w:jc w:val="left"/>
+        <w:ind w:firstLine="709"/>
+        <w:jc w:val="both"/>
       </w:pPr>
       <w:r>
         <w:rPr>
@@ -2630,7 +2635,7 @@
           <w:b w:val="0"/>
           <w:sz w:val="28"/>
         </w:rPr>
-        <w:t>61</w:t>
+        <w:t>62</w:t>
       </w:r>
       <w:r>
         <w:rPr>
@@ -2656,8 +2661,8 @@
           <w:tab w:val="right" w:leader="dot" w:pos="9355"/>
         </w:tabs>
         <w:spacing w:before="0" w:after="0" w:line="360" w:lineRule="auto"/>
-        <w:ind w:firstLine="0"/>
-        <w:jc w:val="left"/>
+        <w:ind w:firstLine="709"/>
+        <w:jc w:val="both"/>
       </w:pPr>
       <w:r>
         <w:rPr>
@@ -2729,7 +2734,7 @@
           <w:b w:val="0"/>
           <w:sz w:val="28"/>
         </w:rPr>
-        <w:t>62</w:t>
+        <w:t>63</w:t>
       </w:r>
       <w:r>
         <w:rPr>
@@ -2755,8 +2760,8 @@
           <w:tab w:val="right" w:leader="dot" w:pos="9355"/>
         </w:tabs>
         <w:spacing w:before="0" w:after="0" w:line="360" w:lineRule="auto"/>
-        <w:ind w:firstLine="0"/>
-        <w:jc w:val="left"/>
+        <w:ind w:firstLine="709"/>
+        <w:jc w:val="both"/>
       </w:pPr>
       <w:r>
         <w:rPr>
@@ -2829,7 +2834,7 @@
           <w:b w:val="0"/>
           <w:sz w:val="28"/>
         </w:rPr>
-        <w:t>62</w:t>
+        <w:t>63</w:t>
       </w:r>
       <w:r>
         <w:rPr>
@@ -2855,8 +2860,8 @@
           <w:tab w:val="right" w:leader="dot" w:pos="9355"/>
         </w:tabs>
         <w:spacing w:before="0" w:after="0" w:line="360" w:lineRule="auto"/>
-        <w:ind w:firstLine="0"/>
-        <w:jc w:val="left"/>
+        <w:ind w:firstLine="709"/>
+        <w:jc w:val="both"/>
       </w:pPr>
       <w:r>
         <w:rPr>
@@ -2929,7 +2934,7 @@
           <w:b w:val="0"/>
           <w:sz w:val="28"/>
         </w:rPr>
-        <w:t>62</w:t>
+        <w:t>63</w:t>
       </w:r>
       <w:r>
         <w:rPr>
@@ -2955,8 +2960,8 @@
           <w:tab w:val="right" w:leader="dot" w:pos="9355"/>
         </w:tabs>
         <w:spacing w:before="0" w:after="0" w:line="360" w:lineRule="auto"/>
-        <w:ind w:firstLine="0"/>
-        <w:jc w:val="left"/>
+        <w:ind w:firstLine="709"/>
+        <w:jc w:val="both"/>
       </w:pPr>
       <w:r>
         <w:rPr>
@@ -3029,7 +3034,7 @@
           <w:b w:val="0"/>
           <w:sz w:val="28"/>
         </w:rPr>
-        <w:t>63</w:t>
+        <w:t>64</w:t>
       </w:r>
       <w:r>
         <w:rPr>
@@ -3055,8 +3060,8 @@
           <w:tab w:val="right" w:leader="dot" w:pos="9355"/>
         </w:tabs>
         <w:spacing w:before="0" w:after="0" w:line="360" w:lineRule="auto"/>
-        <w:ind w:firstLine="0"/>
-        <w:jc w:val="left"/>
+        <w:ind w:firstLine="709"/>
+        <w:jc w:val="both"/>
       </w:pPr>
       <w:r>
         <w:rPr>
@@ -3129,7 +3134,7 @@
           <w:b w:val="0"/>
           <w:sz w:val="28"/>
         </w:rPr>
-        <w:t>63</w:t>
+        <w:t>64</w:t>
       </w:r>
       <w:r>
         <w:rPr>
@@ -3155,8 +3160,8 @@
           <w:tab w:val="right" w:leader="dot" w:pos="9355"/>
         </w:tabs>
         <w:spacing w:before="0" w:after="0" w:line="360" w:lineRule="auto"/>
-        <w:ind w:firstLine="0"/>
-        <w:jc w:val="left"/>
+        <w:ind w:firstLine="709"/>
+        <w:jc w:val="both"/>
       </w:pPr>
       <w:r>
         <w:rPr>
@@ -3229,7 +3234,7 @@
           <w:b w:val="0"/>
           <w:sz w:val="28"/>
         </w:rPr>
-        <w:t>64</w:t>
+        <w:t>65</w:t>
       </w:r>
       <w:r>
         <w:rPr>
@@ -3255,8 +3260,8 @@
           <w:tab w:val="right" w:leader="dot" w:pos="9355"/>
         </w:tabs>
         <w:spacing w:before="0" w:after="0" w:line="360" w:lineRule="auto"/>
-        <w:ind w:firstLine="0"/>
-        <w:jc w:val="left"/>
+        <w:ind w:firstLine="709"/>
+        <w:jc w:val="both"/>
       </w:pPr>
       <w:r>
         <w:rPr>
@@ -3339,7 +3344,7 @@
         <w:adjustRightInd/>
         <w:snapToGrid/>
         <w:spacing w:before="0" w:after="0" w:line="360" w:lineRule="auto"/>
-        <w:ind w:left="0" w:leftChars="0" w:firstLine="0" w:firstLineChars="0"/>
+        <w:ind w:leftChars="0" w:firstLine="709" w:firstLineChars="0"/>
         <w:jc w:val="both"/>
         <w:textAlignment w:val="auto"/>
       </w:pPr>
@@ -3366,7 +3371,7 @@
         <w:adjustRightInd/>
         <w:snapToGrid/>
         <w:spacing w:before="0" w:after="0" w:line="360" w:lineRule="auto"/>
-        <w:ind w:left="0" w:leftChars="0" w:firstLine="0" w:firstLineChars="0"/>
+        <w:ind w:leftChars="0" w:firstLine="709" w:firstLineChars="0"/>
         <w:jc w:val="both"/>
         <w:textAlignment w:val="auto"/>
       </w:pPr>
@@ -3393,7 +3398,7 @@
         <w:adjustRightInd/>
         <w:snapToGrid/>
         <w:spacing w:before="0" w:after="0" w:line="360" w:lineRule="auto"/>
-        <w:ind w:left="0" w:leftChars="0" w:firstLine="0" w:firstLineChars="0"/>
+        <w:ind w:leftChars="0" w:firstLine="709" w:firstLineChars="0"/>
         <w:jc w:val="both"/>
         <w:textAlignment w:val="auto"/>
       </w:pPr>
@@ -3420,7 +3425,7 @@
         <w:adjustRightInd/>
         <w:snapToGrid/>
         <w:spacing w:before="0" w:after="0" w:line="360" w:lineRule="auto"/>
-        <w:ind w:left="0" w:leftChars="0" w:firstLine="0" w:firstLineChars="0"/>
+        <w:ind w:leftChars="0" w:firstLine="709" w:firstLineChars="0"/>
         <w:jc w:val="both"/>
         <w:textAlignment w:val="auto"/>
       </w:pPr>
@@ -3447,7 +3452,7 @@
         <w:adjustRightInd/>
         <w:snapToGrid/>
         <w:spacing w:before="0" w:after="0" w:line="360" w:lineRule="auto"/>
-        <w:ind w:left="0" w:leftChars="0" w:firstLine="0" w:firstLineChars="0"/>
+        <w:ind w:leftChars="0" w:firstLine="709" w:firstLineChars="0"/>
         <w:jc w:val="both"/>
         <w:textAlignment w:val="auto"/>
       </w:pPr>
@@ -3474,7 +3479,7 @@
         <w:adjustRightInd/>
         <w:snapToGrid/>
         <w:spacing w:before="0" w:after="0" w:line="360" w:lineRule="auto"/>
-        <w:ind w:left="0" w:leftChars="0" w:firstLine="0" w:firstLineChars="0"/>
+        <w:ind w:leftChars="0" w:firstLine="709" w:firstLineChars="0"/>
         <w:jc w:val="both"/>
         <w:textAlignment w:val="auto"/>
       </w:pPr>
@@ -3501,7 +3506,7 @@
         <w:adjustRightInd/>
         <w:snapToGrid/>
         <w:spacing w:before="0" w:after="0" w:line="360" w:lineRule="auto"/>
-        <w:ind w:left="0" w:leftChars="0" w:firstLine="0" w:firstLineChars="0"/>
+        <w:ind w:leftChars="0" w:firstLine="709" w:firstLineChars="0"/>
         <w:jc w:val="both"/>
         <w:textAlignment w:val="auto"/>
       </w:pPr>
@@ -3528,7 +3533,7 @@
         <w:adjustRightInd/>
         <w:snapToGrid/>
         <w:spacing w:before="0" w:after="0" w:line="360" w:lineRule="auto"/>
-        <w:ind w:left="0" w:leftChars="0" w:firstLine="0" w:firstLineChars="0"/>
+        <w:ind w:leftChars="0" w:firstLine="709" w:firstLineChars="0"/>
         <w:jc w:val="both"/>
         <w:textAlignment w:val="auto"/>
       </w:pPr>
@@ -3555,7 +3560,7 @@
         <w:adjustRightInd/>
         <w:snapToGrid/>
         <w:spacing w:before="0" w:after="0" w:line="360" w:lineRule="auto"/>
-        <w:ind w:left="0" w:leftChars="0" w:firstLine="0" w:firstLineChars="0"/>
+        <w:ind w:leftChars="0" w:firstLine="709" w:firstLineChars="0"/>
         <w:jc w:val="both"/>
         <w:textAlignment w:val="auto"/>
       </w:pPr>
@@ -3567,459 +3572,459 @@
         </w:rPr>
         <w:t>ОВБ – оперативно-выездная бригада</w:t>
       </w:r>
-    </w:p>
-    <w:p>
-      <w:pPr>
-        <w:keepLines w:val="0"/>
-        <w:widowControl/>
-        <w:kinsoku/>
-        <w:wordWrap/>
-        <w:overflowPunct/>
-        <w:topLinePunct w:val="0"/>
-        <w:autoSpaceDE/>
-        <w:autoSpaceDN/>
-        <w:bidi w:val="0"/>
-        <w:adjustRightInd/>
-        <w:snapToGrid/>
-        <w:spacing w:before="0" w:after="0" w:line="360" w:lineRule="auto"/>
-        <w:ind w:left="0" w:leftChars="0" w:firstLine="0" w:firstLineChars="0"/>
-        <w:jc w:val="both"/>
-        <w:textAlignment w:val="auto"/>
-      </w:pPr>
-      <w:r>
-        <w:rPr>
-          <w:rFonts w:ascii="Times New Roman" w:hAnsi="Times New Roman" w:eastAsia="Times New Roman" w:cs="Times New Roman"/>
-          <w:b w:val="0"/>
-          <w:sz w:val="28"/>
-        </w:rPr>
-        <w:t>ОЗЗ – однофазное замыкание на землю</w:t>
-      </w:r>
-    </w:p>
-    <w:p>
-      <w:pPr>
-        <w:keepLines w:val="0"/>
-        <w:widowControl/>
-        <w:kinsoku/>
-        <w:wordWrap/>
-        <w:overflowPunct/>
-        <w:topLinePunct w:val="0"/>
-        <w:autoSpaceDE/>
-        <w:autoSpaceDN/>
-        <w:bidi w:val="0"/>
-        <w:adjustRightInd/>
-        <w:snapToGrid/>
-        <w:spacing w:before="0" w:after="0" w:line="360" w:lineRule="auto"/>
-        <w:ind w:left="0" w:leftChars="0" w:firstLine="0" w:firstLineChars="0"/>
-        <w:jc w:val="both"/>
-        <w:textAlignment w:val="auto"/>
-      </w:pPr>
-      <w:r>
-        <w:rPr>
-          <w:rFonts w:ascii="Times New Roman" w:hAnsi="Times New Roman" w:eastAsia="Times New Roman" w:cs="Times New Roman"/>
-          <w:b w:val="0"/>
-          <w:sz w:val="28"/>
-        </w:rPr>
-        <w:t>ПС – подстанция</w:t>
-      </w:r>
-    </w:p>
-    <w:p>
-      <w:pPr>
-        <w:keepLines w:val="0"/>
-        <w:widowControl/>
-        <w:kinsoku/>
-        <w:wordWrap/>
-        <w:overflowPunct/>
-        <w:topLinePunct w:val="0"/>
-        <w:autoSpaceDE/>
-        <w:autoSpaceDN/>
-        <w:bidi w:val="0"/>
-        <w:adjustRightInd/>
-        <w:snapToGrid/>
-        <w:spacing w:before="0" w:after="0" w:line="360" w:lineRule="auto"/>
-        <w:ind w:left="0" w:leftChars="0" w:firstLine="0" w:firstLineChars="0"/>
-        <w:jc w:val="both"/>
-        <w:textAlignment w:val="auto"/>
-      </w:pPr>
-      <w:r>
-        <w:rPr>
-          <w:rFonts w:ascii="Times New Roman" w:hAnsi="Times New Roman" w:eastAsia="Times New Roman" w:cs="Times New Roman"/>
-          <w:b w:val="0"/>
-          <w:sz w:val="28"/>
-        </w:rPr>
-        <w:t>ПУЭ – Правила устройства электроустановок</w:t>
-      </w:r>
-    </w:p>
-    <w:p>
-      <w:pPr>
-        <w:keepLines w:val="0"/>
-        <w:widowControl/>
-        <w:kinsoku/>
-        <w:wordWrap/>
-        <w:overflowPunct/>
-        <w:topLinePunct w:val="0"/>
-        <w:autoSpaceDE/>
-        <w:autoSpaceDN/>
-        <w:bidi w:val="0"/>
-        <w:adjustRightInd/>
-        <w:snapToGrid/>
-        <w:spacing w:before="0" w:after="0" w:line="360" w:lineRule="auto"/>
-        <w:ind w:left="0" w:leftChars="0" w:firstLine="0" w:firstLineChars="0"/>
-        <w:jc w:val="both"/>
-        <w:textAlignment w:val="auto"/>
-      </w:pPr>
-      <w:r>
-        <w:rPr>
-          <w:rFonts w:ascii="Times New Roman" w:hAnsi="Times New Roman" w:eastAsia="Times New Roman" w:cs="Times New Roman"/>
-          <w:b w:val="0"/>
-          <w:sz w:val="28"/>
-        </w:rPr>
-        <w:t>РЗА – релейная защита и автоматика</w:t>
-      </w:r>
-    </w:p>
-    <w:p>
-      <w:pPr>
-        <w:keepLines w:val="0"/>
-        <w:widowControl/>
-        <w:kinsoku/>
-        <w:wordWrap/>
-        <w:overflowPunct/>
-        <w:topLinePunct w:val="0"/>
-        <w:autoSpaceDE/>
-        <w:autoSpaceDN/>
-        <w:bidi w:val="0"/>
-        <w:adjustRightInd/>
-        <w:snapToGrid/>
-        <w:spacing w:before="0" w:after="0" w:line="360" w:lineRule="auto"/>
-        <w:ind w:left="0" w:leftChars="0" w:firstLine="0" w:firstLineChars="0"/>
-        <w:jc w:val="both"/>
-        <w:textAlignment w:val="auto"/>
-      </w:pPr>
-      <w:r>
-        <w:rPr>
-          <w:rFonts w:ascii="Times New Roman" w:hAnsi="Times New Roman" w:eastAsia="Times New Roman" w:cs="Times New Roman"/>
-          <w:b w:val="0"/>
-          <w:sz w:val="28"/>
-        </w:rPr>
-        <w:t>СТО – стандарт организации</w:t>
-      </w:r>
-    </w:p>
-    <w:p>
-      <w:pPr>
-        <w:keepLines w:val="0"/>
-        <w:widowControl/>
-        <w:kinsoku/>
-        <w:wordWrap/>
-        <w:overflowPunct/>
-        <w:topLinePunct w:val="0"/>
-        <w:autoSpaceDE/>
-        <w:autoSpaceDN/>
-        <w:bidi w:val="0"/>
-        <w:adjustRightInd/>
-        <w:snapToGrid/>
-        <w:spacing w:before="0" w:after="0" w:line="360" w:lineRule="auto"/>
-        <w:ind w:left="0" w:leftChars="0" w:firstLine="0" w:firstLineChars="0"/>
-        <w:jc w:val="both"/>
-        <w:textAlignment w:val="auto"/>
-      </w:pPr>
-      <w:r>
-        <w:rPr>
-          <w:rFonts w:ascii="Times New Roman" w:hAnsi="Times New Roman" w:eastAsia="Times New Roman" w:cs="Times New Roman"/>
-          <w:b w:val="0"/>
-          <w:sz w:val="28"/>
-        </w:rPr>
-        <w:t>ТО – токовая отсечка</w:t>
-      </w:r>
-    </w:p>
-    <w:p>
-      <w:pPr>
-        <w:keepLines w:val="0"/>
-        <w:widowControl/>
-        <w:kinsoku/>
-        <w:wordWrap/>
-        <w:overflowPunct/>
-        <w:topLinePunct w:val="0"/>
-        <w:autoSpaceDE/>
-        <w:autoSpaceDN/>
-        <w:bidi w:val="0"/>
-        <w:adjustRightInd/>
-        <w:snapToGrid/>
-        <w:spacing w:before="0" w:after="0" w:line="360" w:lineRule="auto"/>
-        <w:ind w:left="0" w:leftChars="0" w:firstLine="0" w:firstLineChars="0"/>
-        <w:jc w:val="both"/>
-        <w:textAlignment w:val="auto"/>
-      </w:pPr>
-      <w:r>
-        <w:rPr>
-          <w:rFonts w:ascii="Times New Roman" w:hAnsi="Times New Roman" w:eastAsia="Times New Roman" w:cs="Times New Roman"/>
-          <w:b w:val="0"/>
-          <w:sz w:val="28"/>
-        </w:rPr>
-        <w:t>ТП – трансформаторная подстанция</w:t>
-      </w:r>
-    </w:p>
-    <w:p>
-      <w:pPr>
-        <w:keepLines w:val="0"/>
-        <w:widowControl/>
-        <w:kinsoku/>
-        <w:wordWrap/>
-        <w:overflowPunct/>
-        <w:topLinePunct w:val="0"/>
-        <w:autoSpaceDE/>
-        <w:autoSpaceDN/>
-        <w:bidi w:val="0"/>
-        <w:adjustRightInd/>
-        <w:snapToGrid/>
-        <w:spacing w:before="0" w:after="0" w:line="360" w:lineRule="auto"/>
-        <w:ind w:left="0" w:leftChars="0" w:firstLine="0" w:firstLineChars="0"/>
-        <w:jc w:val="both"/>
-        <w:textAlignment w:val="auto"/>
-      </w:pPr>
-      <w:r>
-        <w:rPr>
-          <w:rFonts w:ascii="Times New Roman" w:hAnsi="Times New Roman" w:eastAsia="Times New Roman" w:cs="Times New Roman"/>
-          <w:b w:val="0"/>
-          <w:sz w:val="28"/>
-        </w:rPr>
-        <w:t>DMS – Distribution Management System</w:t>
-      </w:r>
-    </w:p>
-    <w:p>
-      <w:pPr>
-        <w:keepLines w:val="0"/>
-        <w:widowControl/>
-        <w:kinsoku/>
-        <w:wordWrap/>
-        <w:overflowPunct/>
-        <w:topLinePunct w:val="0"/>
-        <w:autoSpaceDE/>
-        <w:autoSpaceDN/>
-        <w:bidi w:val="0"/>
-        <w:adjustRightInd/>
-        <w:snapToGrid/>
-        <w:spacing w:before="0" w:after="0" w:line="360" w:lineRule="auto"/>
-        <w:ind w:left="0" w:leftChars="0" w:firstLine="0" w:firstLineChars="0"/>
-        <w:jc w:val="both"/>
-        <w:textAlignment w:val="auto"/>
-      </w:pPr>
-      <w:r>
-        <w:rPr>
-          <w:rFonts w:ascii="Times New Roman" w:hAnsi="Times New Roman" w:eastAsia="Times New Roman" w:cs="Times New Roman"/>
-          <w:b w:val="0"/>
-          <w:sz w:val="28"/>
-        </w:rPr>
-        <w:t>FLISR – Fault Location, Isolation and Service Restoration</w:t>
-      </w:r>
-    </w:p>
-    <w:p>
-      <w:pPr>
-        <w:keepLines w:val="0"/>
-        <w:widowControl/>
-        <w:kinsoku/>
-        <w:wordWrap/>
-        <w:overflowPunct/>
-        <w:topLinePunct w:val="0"/>
-        <w:autoSpaceDE/>
-        <w:autoSpaceDN/>
-        <w:bidi w:val="0"/>
-        <w:adjustRightInd/>
-        <w:snapToGrid/>
-        <w:spacing w:before="0" w:after="0" w:line="360" w:lineRule="auto"/>
-        <w:ind w:left="0" w:leftChars="0" w:firstLine="0" w:firstLineChars="0"/>
-        <w:jc w:val="both"/>
-        <w:textAlignment w:val="auto"/>
-      </w:pPr>
-      <w:r>
-        <w:rPr>
-          <w:rFonts w:ascii="Times New Roman" w:hAnsi="Times New Roman" w:eastAsia="Times New Roman" w:cs="Times New Roman"/>
-          <w:b w:val="0"/>
-          <w:sz w:val="28"/>
-        </w:rPr>
-        <w:t>GPRS – General Packet Radio Service</w:t>
-      </w:r>
-    </w:p>
-    <w:p>
-      <w:pPr>
-        <w:keepLines w:val="0"/>
-        <w:widowControl/>
-        <w:kinsoku/>
-        <w:wordWrap/>
-        <w:overflowPunct/>
-        <w:topLinePunct w:val="0"/>
-        <w:autoSpaceDE/>
-        <w:autoSpaceDN/>
-        <w:bidi w:val="0"/>
-        <w:adjustRightInd/>
-        <w:snapToGrid/>
-        <w:spacing w:before="0" w:after="0" w:line="360" w:lineRule="auto"/>
-        <w:ind w:left="0" w:leftChars="0" w:firstLine="0" w:firstLineChars="0"/>
-        <w:jc w:val="both"/>
-        <w:textAlignment w:val="auto"/>
-      </w:pPr>
-      <w:r>
-        <w:rPr>
-          <w:rFonts w:ascii="Times New Roman" w:hAnsi="Times New Roman" w:eastAsia="Times New Roman" w:cs="Times New Roman"/>
-          <w:b w:val="0"/>
-          <w:sz w:val="28"/>
-        </w:rPr>
-        <w:t>GSM – Global System for Mobile Communications</w:t>
-      </w:r>
-    </w:p>
-    <w:p>
-      <w:pPr>
-        <w:keepLines w:val="0"/>
-        <w:widowControl/>
-        <w:kinsoku/>
-        <w:wordWrap/>
-        <w:overflowPunct/>
-        <w:topLinePunct w:val="0"/>
-        <w:autoSpaceDE/>
-        <w:autoSpaceDN/>
-        <w:bidi w:val="0"/>
-        <w:adjustRightInd/>
-        <w:snapToGrid/>
-        <w:spacing w:before="0" w:after="0" w:line="360" w:lineRule="auto"/>
-        <w:ind w:left="0" w:leftChars="0" w:firstLine="0" w:firstLineChars="0"/>
-        <w:jc w:val="both"/>
-        <w:textAlignment w:val="auto"/>
-      </w:pPr>
-      <w:r>
-        <w:rPr>
-          <w:rFonts w:ascii="Times New Roman" w:hAnsi="Times New Roman" w:eastAsia="Times New Roman" w:cs="Times New Roman"/>
-          <w:b w:val="0"/>
-          <w:sz w:val="28"/>
-        </w:rPr>
-        <w:t>IEC – International Electrotechnical Commission</w:t>
-      </w:r>
-    </w:p>
-    <w:p>
-      <w:pPr>
-        <w:keepLines w:val="0"/>
-        <w:widowControl/>
-        <w:kinsoku/>
-        <w:wordWrap/>
-        <w:overflowPunct/>
-        <w:topLinePunct w:val="0"/>
-        <w:autoSpaceDE/>
-        <w:autoSpaceDN/>
-        <w:bidi w:val="0"/>
-        <w:adjustRightInd/>
-        <w:snapToGrid/>
-        <w:spacing w:before="0" w:after="0" w:line="360" w:lineRule="auto"/>
-        <w:ind w:left="0" w:leftChars="0" w:firstLine="0" w:firstLineChars="0"/>
-        <w:jc w:val="both"/>
-        <w:textAlignment w:val="auto"/>
-      </w:pPr>
-      <w:r>
-        <w:rPr>
-          <w:rFonts w:ascii="Times New Roman" w:hAnsi="Times New Roman" w:eastAsia="Times New Roman" w:cs="Times New Roman"/>
-          <w:b w:val="0"/>
-          <w:sz w:val="28"/>
-        </w:rPr>
-        <w:t>IEEE – Institute of Electrical and Electronics Engineers</w:t>
-      </w:r>
-    </w:p>
-    <w:p>
-      <w:pPr>
-        <w:keepLines w:val="0"/>
-        <w:widowControl/>
-        <w:kinsoku/>
-        <w:wordWrap/>
-        <w:overflowPunct/>
-        <w:topLinePunct w:val="0"/>
-        <w:autoSpaceDE/>
-        <w:autoSpaceDN/>
-        <w:bidi w:val="0"/>
-        <w:adjustRightInd/>
-        <w:snapToGrid/>
-        <w:spacing w:before="0" w:after="0" w:line="360" w:lineRule="auto"/>
-        <w:ind w:left="0" w:leftChars="0" w:firstLine="0" w:firstLineChars="0"/>
-        <w:jc w:val="both"/>
-        <w:textAlignment w:val="auto"/>
-      </w:pPr>
-      <w:r>
-        <w:rPr>
-          <w:rFonts w:ascii="Times New Roman" w:hAnsi="Times New Roman" w:eastAsia="Times New Roman" w:cs="Times New Roman"/>
-          <w:b w:val="0"/>
-          <w:sz w:val="28"/>
-        </w:rPr>
-        <w:t>RTU – Remote Terminal Unit</w:t>
-      </w:r>
-    </w:p>
-    <w:p>
-      <w:pPr>
-        <w:keepLines w:val="0"/>
-        <w:widowControl/>
-        <w:kinsoku/>
-        <w:wordWrap/>
-        <w:overflowPunct/>
-        <w:topLinePunct w:val="0"/>
-        <w:autoSpaceDE/>
-        <w:autoSpaceDN/>
-        <w:bidi w:val="0"/>
-        <w:adjustRightInd/>
-        <w:snapToGrid/>
-        <w:spacing w:before="0" w:after="0" w:line="360" w:lineRule="auto"/>
-        <w:ind w:left="0" w:leftChars="0" w:firstLine="0" w:firstLineChars="0"/>
-        <w:jc w:val="both"/>
-        <w:textAlignment w:val="auto"/>
-      </w:pPr>
-      <w:r>
-        <w:rPr>
-          <w:rFonts w:ascii="Times New Roman" w:hAnsi="Times New Roman" w:eastAsia="Times New Roman" w:cs="Times New Roman"/>
-          <w:b w:val="0"/>
-          <w:sz w:val="28"/>
-        </w:rPr>
-        <w:t>SAIDI – System Average Interruption Duration Index</w:t>
-      </w:r>
-    </w:p>
-    <w:p>
-      <w:pPr>
-        <w:keepLines w:val="0"/>
-        <w:widowControl/>
-        <w:kinsoku/>
-        <w:wordWrap/>
-        <w:overflowPunct/>
-        <w:topLinePunct w:val="0"/>
-        <w:autoSpaceDE/>
-        <w:autoSpaceDN/>
-        <w:bidi w:val="0"/>
-        <w:adjustRightInd/>
-        <w:snapToGrid/>
-        <w:spacing w:before="0" w:after="0" w:line="360" w:lineRule="auto"/>
-        <w:ind w:left="0" w:leftChars="0" w:firstLine="0" w:firstLineChars="0"/>
-        <w:jc w:val="both"/>
-        <w:textAlignment w:val="auto"/>
-      </w:pPr>
-      <w:r>
-        <w:rPr>
-          <w:rFonts w:ascii="Times New Roman" w:hAnsi="Times New Roman" w:eastAsia="Times New Roman" w:cs="Times New Roman"/>
-          <w:b w:val="0"/>
-          <w:sz w:val="28"/>
-        </w:rPr>
-        <w:t>SAIFI – System Average Interruption Frequency Index</w:t>
-      </w:r>
-    </w:p>
-    <w:p>
-      <w:pPr>
-        <w:keepLines w:val="0"/>
-        <w:widowControl/>
-        <w:kinsoku/>
-        <w:wordWrap/>
-        <w:overflowPunct/>
-        <w:topLinePunct w:val="0"/>
-        <w:autoSpaceDE/>
-        <w:autoSpaceDN/>
-        <w:bidi w:val="0"/>
-        <w:adjustRightInd/>
-        <w:snapToGrid/>
-        <w:spacing w:before="0" w:after="0" w:line="360" w:lineRule="auto"/>
-        <w:ind w:left="0" w:leftChars="0" w:firstLine="0" w:firstLineChars="0"/>
-        <w:jc w:val="both"/>
-        <w:textAlignment w:val="auto"/>
-      </w:pPr>
       <w:bookmarkStart w:id="47" w:name="_GoBack"/>
       <w:bookmarkEnd w:id="47"/>
+    </w:p>
+    <w:p>
+      <w:pPr>
+        <w:keepLines w:val="0"/>
+        <w:widowControl/>
+        <w:kinsoku/>
+        <w:wordWrap/>
+        <w:overflowPunct/>
+        <w:topLinePunct w:val="0"/>
+        <w:autoSpaceDE/>
+        <w:autoSpaceDN/>
+        <w:bidi w:val="0"/>
+        <w:adjustRightInd/>
+        <w:snapToGrid/>
+        <w:spacing w:before="0" w:after="0" w:line="360" w:lineRule="auto"/>
+        <w:ind w:leftChars="0" w:firstLine="709" w:firstLineChars="0"/>
+        <w:jc w:val="both"/>
+        <w:textAlignment w:val="auto"/>
+      </w:pPr>
+      <w:r>
+        <w:rPr>
+          <w:rFonts w:ascii="Times New Roman" w:hAnsi="Times New Roman" w:eastAsia="Times New Roman" w:cs="Times New Roman"/>
+          <w:b w:val="0"/>
+          <w:sz w:val="28"/>
+        </w:rPr>
+        <w:t>ОЗЗ – однофазное замыкание на землю</w:t>
+      </w:r>
+    </w:p>
+    <w:p>
+      <w:pPr>
+        <w:keepLines w:val="0"/>
+        <w:widowControl/>
+        <w:kinsoku/>
+        <w:wordWrap/>
+        <w:overflowPunct/>
+        <w:topLinePunct w:val="0"/>
+        <w:autoSpaceDE/>
+        <w:autoSpaceDN/>
+        <w:bidi w:val="0"/>
+        <w:adjustRightInd/>
+        <w:snapToGrid/>
+        <w:spacing w:before="0" w:after="0" w:line="360" w:lineRule="auto"/>
+        <w:ind w:leftChars="0" w:firstLine="709" w:firstLineChars="0"/>
+        <w:jc w:val="both"/>
+        <w:textAlignment w:val="auto"/>
+      </w:pPr>
+      <w:r>
+        <w:rPr>
+          <w:rFonts w:ascii="Times New Roman" w:hAnsi="Times New Roman" w:eastAsia="Times New Roman" w:cs="Times New Roman"/>
+          <w:b w:val="0"/>
+          <w:sz w:val="28"/>
+        </w:rPr>
+        <w:t>ПС – подстанция</w:t>
+      </w:r>
+    </w:p>
+    <w:p>
+      <w:pPr>
+        <w:keepLines w:val="0"/>
+        <w:widowControl/>
+        <w:kinsoku/>
+        <w:wordWrap/>
+        <w:overflowPunct/>
+        <w:topLinePunct w:val="0"/>
+        <w:autoSpaceDE/>
+        <w:autoSpaceDN/>
+        <w:bidi w:val="0"/>
+        <w:adjustRightInd/>
+        <w:snapToGrid/>
+        <w:spacing w:before="0" w:after="0" w:line="360" w:lineRule="auto"/>
+        <w:ind w:leftChars="0" w:firstLine="709" w:firstLineChars="0"/>
+        <w:jc w:val="both"/>
+        <w:textAlignment w:val="auto"/>
+      </w:pPr>
+      <w:r>
+        <w:rPr>
+          <w:rFonts w:ascii="Times New Roman" w:hAnsi="Times New Roman" w:eastAsia="Times New Roman" w:cs="Times New Roman"/>
+          <w:b w:val="0"/>
+          <w:sz w:val="28"/>
+        </w:rPr>
+        <w:t>ПУЭ – Правила устройства электроустановок</w:t>
+      </w:r>
+    </w:p>
+    <w:p>
+      <w:pPr>
+        <w:keepLines w:val="0"/>
+        <w:widowControl/>
+        <w:kinsoku/>
+        <w:wordWrap/>
+        <w:overflowPunct/>
+        <w:topLinePunct w:val="0"/>
+        <w:autoSpaceDE/>
+        <w:autoSpaceDN/>
+        <w:bidi w:val="0"/>
+        <w:adjustRightInd/>
+        <w:snapToGrid/>
+        <w:spacing w:before="0" w:after="0" w:line="360" w:lineRule="auto"/>
+        <w:ind w:leftChars="0" w:firstLine="709" w:firstLineChars="0"/>
+        <w:jc w:val="both"/>
+        <w:textAlignment w:val="auto"/>
+      </w:pPr>
+      <w:r>
+        <w:rPr>
+          <w:rFonts w:ascii="Times New Roman" w:hAnsi="Times New Roman" w:eastAsia="Times New Roman" w:cs="Times New Roman"/>
+          <w:b w:val="0"/>
+          <w:sz w:val="28"/>
+        </w:rPr>
+        <w:t>РЗА – релейная защита и автоматика</w:t>
+      </w:r>
+    </w:p>
+    <w:p>
+      <w:pPr>
+        <w:keepLines w:val="0"/>
+        <w:widowControl/>
+        <w:kinsoku/>
+        <w:wordWrap/>
+        <w:overflowPunct/>
+        <w:topLinePunct w:val="0"/>
+        <w:autoSpaceDE/>
+        <w:autoSpaceDN/>
+        <w:bidi w:val="0"/>
+        <w:adjustRightInd/>
+        <w:snapToGrid/>
+        <w:spacing w:before="0" w:after="0" w:line="360" w:lineRule="auto"/>
+        <w:ind w:leftChars="0" w:firstLine="709" w:firstLineChars="0"/>
+        <w:jc w:val="both"/>
+        <w:textAlignment w:val="auto"/>
+      </w:pPr>
+      <w:r>
+        <w:rPr>
+          <w:rFonts w:ascii="Times New Roman" w:hAnsi="Times New Roman" w:eastAsia="Times New Roman" w:cs="Times New Roman"/>
+          <w:b w:val="0"/>
+          <w:sz w:val="28"/>
+        </w:rPr>
+        <w:t>СТО – стандарт организации</w:t>
+      </w:r>
+    </w:p>
+    <w:p>
+      <w:pPr>
+        <w:keepLines w:val="0"/>
+        <w:widowControl/>
+        <w:kinsoku/>
+        <w:wordWrap/>
+        <w:overflowPunct/>
+        <w:topLinePunct w:val="0"/>
+        <w:autoSpaceDE/>
+        <w:autoSpaceDN/>
+        <w:bidi w:val="0"/>
+        <w:adjustRightInd/>
+        <w:snapToGrid/>
+        <w:spacing w:before="0" w:after="0" w:line="360" w:lineRule="auto"/>
+        <w:ind w:leftChars="0" w:firstLine="709" w:firstLineChars="0"/>
+        <w:jc w:val="both"/>
+        <w:textAlignment w:val="auto"/>
+      </w:pPr>
+      <w:r>
+        <w:rPr>
+          <w:rFonts w:ascii="Times New Roman" w:hAnsi="Times New Roman" w:eastAsia="Times New Roman" w:cs="Times New Roman"/>
+          <w:b w:val="0"/>
+          <w:sz w:val="28"/>
+        </w:rPr>
+        <w:t>ТО – токовая отсечка</w:t>
+      </w:r>
+    </w:p>
+    <w:p>
+      <w:pPr>
+        <w:keepLines w:val="0"/>
+        <w:widowControl/>
+        <w:kinsoku/>
+        <w:wordWrap/>
+        <w:overflowPunct/>
+        <w:topLinePunct w:val="0"/>
+        <w:autoSpaceDE/>
+        <w:autoSpaceDN/>
+        <w:bidi w:val="0"/>
+        <w:adjustRightInd/>
+        <w:snapToGrid/>
+        <w:spacing w:before="0" w:after="0" w:line="360" w:lineRule="auto"/>
+        <w:ind w:leftChars="0" w:firstLine="709" w:firstLineChars="0"/>
+        <w:jc w:val="both"/>
+        <w:textAlignment w:val="auto"/>
+      </w:pPr>
+      <w:r>
+        <w:rPr>
+          <w:rFonts w:ascii="Times New Roman" w:hAnsi="Times New Roman" w:eastAsia="Times New Roman" w:cs="Times New Roman"/>
+          <w:b w:val="0"/>
+          <w:sz w:val="28"/>
+        </w:rPr>
+        <w:t>ТП – трансформаторная подстанция</w:t>
+      </w:r>
+    </w:p>
+    <w:p>
+      <w:pPr>
+        <w:keepLines w:val="0"/>
+        <w:widowControl/>
+        <w:kinsoku/>
+        <w:wordWrap/>
+        <w:overflowPunct/>
+        <w:topLinePunct w:val="0"/>
+        <w:autoSpaceDE/>
+        <w:autoSpaceDN/>
+        <w:bidi w:val="0"/>
+        <w:adjustRightInd/>
+        <w:snapToGrid/>
+        <w:spacing w:before="0" w:after="0" w:line="360" w:lineRule="auto"/>
+        <w:ind w:leftChars="0" w:firstLine="709" w:firstLineChars="0"/>
+        <w:jc w:val="both"/>
+        <w:textAlignment w:val="auto"/>
+      </w:pPr>
+      <w:r>
+        <w:rPr>
+          <w:rFonts w:ascii="Times New Roman" w:hAnsi="Times New Roman" w:eastAsia="Times New Roman" w:cs="Times New Roman"/>
+          <w:b w:val="0"/>
+          <w:sz w:val="28"/>
+        </w:rPr>
+        <w:t>DMS – Distribution Management System</w:t>
+      </w:r>
+    </w:p>
+    <w:p>
+      <w:pPr>
+        <w:keepLines w:val="0"/>
+        <w:widowControl/>
+        <w:kinsoku/>
+        <w:wordWrap/>
+        <w:overflowPunct/>
+        <w:topLinePunct w:val="0"/>
+        <w:autoSpaceDE/>
+        <w:autoSpaceDN/>
+        <w:bidi w:val="0"/>
+        <w:adjustRightInd/>
+        <w:snapToGrid/>
+        <w:spacing w:before="0" w:after="0" w:line="360" w:lineRule="auto"/>
+        <w:ind w:leftChars="0" w:firstLine="709" w:firstLineChars="0"/>
+        <w:jc w:val="both"/>
+        <w:textAlignment w:val="auto"/>
+      </w:pPr>
+      <w:r>
+        <w:rPr>
+          <w:rFonts w:ascii="Times New Roman" w:hAnsi="Times New Roman" w:eastAsia="Times New Roman" w:cs="Times New Roman"/>
+          <w:b w:val="0"/>
+          <w:sz w:val="28"/>
+        </w:rPr>
+        <w:t>FLISR – Fault Location, Isolation and Service Restoration</w:t>
+      </w:r>
+    </w:p>
+    <w:p>
+      <w:pPr>
+        <w:keepLines w:val="0"/>
+        <w:widowControl/>
+        <w:kinsoku/>
+        <w:wordWrap/>
+        <w:overflowPunct/>
+        <w:topLinePunct w:val="0"/>
+        <w:autoSpaceDE/>
+        <w:autoSpaceDN/>
+        <w:bidi w:val="0"/>
+        <w:adjustRightInd/>
+        <w:snapToGrid/>
+        <w:spacing w:before="0" w:after="0" w:line="360" w:lineRule="auto"/>
+        <w:ind w:leftChars="0" w:firstLine="709" w:firstLineChars="0"/>
+        <w:jc w:val="both"/>
+        <w:textAlignment w:val="auto"/>
+      </w:pPr>
+      <w:r>
+        <w:rPr>
+          <w:rFonts w:ascii="Times New Roman" w:hAnsi="Times New Roman" w:eastAsia="Times New Roman" w:cs="Times New Roman"/>
+          <w:b w:val="0"/>
+          <w:sz w:val="28"/>
+        </w:rPr>
+        <w:t>GPRS – General Packet Radio Service</w:t>
+      </w:r>
+    </w:p>
+    <w:p>
+      <w:pPr>
+        <w:keepLines w:val="0"/>
+        <w:widowControl/>
+        <w:kinsoku/>
+        <w:wordWrap/>
+        <w:overflowPunct/>
+        <w:topLinePunct w:val="0"/>
+        <w:autoSpaceDE/>
+        <w:autoSpaceDN/>
+        <w:bidi w:val="0"/>
+        <w:adjustRightInd/>
+        <w:snapToGrid/>
+        <w:spacing w:before="0" w:after="0" w:line="360" w:lineRule="auto"/>
+        <w:ind w:leftChars="0" w:firstLine="709" w:firstLineChars="0"/>
+        <w:jc w:val="both"/>
+        <w:textAlignment w:val="auto"/>
+      </w:pPr>
+      <w:r>
+        <w:rPr>
+          <w:rFonts w:ascii="Times New Roman" w:hAnsi="Times New Roman" w:eastAsia="Times New Roman" w:cs="Times New Roman"/>
+          <w:b w:val="0"/>
+          <w:sz w:val="28"/>
+        </w:rPr>
+        <w:t>GSM – Global System for Mobile Communications</w:t>
+      </w:r>
+    </w:p>
+    <w:p>
+      <w:pPr>
+        <w:keepLines w:val="0"/>
+        <w:widowControl/>
+        <w:kinsoku/>
+        <w:wordWrap/>
+        <w:overflowPunct/>
+        <w:topLinePunct w:val="0"/>
+        <w:autoSpaceDE/>
+        <w:autoSpaceDN/>
+        <w:bidi w:val="0"/>
+        <w:adjustRightInd/>
+        <w:snapToGrid/>
+        <w:spacing w:before="0" w:after="0" w:line="360" w:lineRule="auto"/>
+        <w:ind w:leftChars="0" w:firstLine="709" w:firstLineChars="0"/>
+        <w:jc w:val="both"/>
+        <w:textAlignment w:val="auto"/>
+      </w:pPr>
+      <w:r>
+        <w:rPr>
+          <w:rFonts w:ascii="Times New Roman" w:hAnsi="Times New Roman" w:eastAsia="Times New Roman" w:cs="Times New Roman"/>
+          <w:b w:val="0"/>
+          <w:sz w:val="28"/>
+        </w:rPr>
+        <w:t>IEC – International Electrotechnical Commission</w:t>
+      </w:r>
+    </w:p>
+    <w:p>
+      <w:pPr>
+        <w:keepLines w:val="0"/>
+        <w:widowControl/>
+        <w:kinsoku/>
+        <w:wordWrap/>
+        <w:overflowPunct/>
+        <w:topLinePunct w:val="0"/>
+        <w:autoSpaceDE/>
+        <w:autoSpaceDN/>
+        <w:bidi w:val="0"/>
+        <w:adjustRightInd/>
+        <w:snapToGrid/>
+        <w:spacing w:before="0" w:after="0" w:line="360" w:lineRule="auto"/>
+        <w:ind w:leftChars="0" w:firstLine="709" w:firstLineChars="0"/>
+        <w:jc w:val="both"/>
+        <w:textAlignment w:val="auto"/>
+      </w:pPr>
+      <w:r>
+        <w:rPr>
+          <w:rFonts w:ascii="Times New Roman" w:hAnsi="Times New Roman" w:eastAsia="Times New Roman" w:cs="Times New Roman"/>
+          <w:b w:val="0"/>
+          <w:sz w:val="28"/>
+        </w:rPr>
+        <w:t>IEEE – Institute of Electrical and Electronics Engineers</w:t>
+      </w:r>
+    </w:p>
+    <w:p>
+      <w:pPr>
+        <w:keepLines w:val="0"/>
+        <w:widowControl/>
+        <w:kinsoku/>
+        <w:wordWrap/>
+        <w:overflowPunct/>
+        <w:topLinePunct w:val="0"/>
+        <w:autoSpaceDE/>
+        <w:autoSpaceDN/>
+        <w:bidi w:val="0"/>
+        <w:adjustRightInd/>
+        <w:snapToGrid/>
+        <w:spacing w:before="0" w:after="0" w:line="360" w:lineRule="auto"/>
+        <w:ind w:leftChars="0" w:firstLine="709" w:firstLineChars="0"/>
+        <w:jc w:val="both"/>
+        <w:textAlignment w:val="auto"/>
+      </w:pPr>
+      <w:r>
+        <w:rPr>
+          <w:rFonts w:ascii="Times New Roman" w:hAnsi="Times New Roman" w:eastAsia="Times New Roman" w:cs="Times New Roman"/>
+          <w:b w:val="0"/>
+          <w:sz w:val="28"/>
+        </w:rPr>
+        <w:t>RTU – Remote Terminal Unit</w:t>
+      </w:r>
+    </w:p>
+    <w:p>
+      <w:pPr>
+        <w:keepLines w:val="0"/>
+        <w:widowControl/>
+        <w:kinsoku/>
+        <w:wordWrap/>
+        <w:overflowPunct/>
+        <w:topLinePunct w:val="0"/>
+        <w:autoSpaceDE/>
+        <w:autoSpaceDN/>
+        <w:bidi w:val="0"/>
+        <w:adjustRightInd/>
+        <w:snapToGrid/>
+        <w:spacing w:before="0" w:after="0" w:line="360" w:lineRule="auto"/>
+        <w:ind w:leftChars="0" w:firstLine="709" w:firstLineChars="0"/>
+        <w:jc w:val="both"/>
+        <w:textAlignment w:val="auto"/>
+      </w:pPr>
+      <w:r>
+        <w:rPr>
+          <w:rFonts w:ascii="Times New Roman" w:hAnsi="Times New Roman" w:eastAsia="Times New Roman" w:cs="Times New Roman"/>
+          <w:b w:val="0"/>
+          <w:sz w:val="28"/>
+        </w:rPr>
+        <w:t>SAIDI – System Average Interruption Duration Index</w:t>
+      </w:r>
+    </w:p>
+    <w:p>
+      <w:pPr>
+        <w:keepLines w:val="0"/>
+        <w:widowControl/>
+        <w:kinsoku/>
+        <w:wordWrap/>
+        <w:overflowPunct/>
+        <w:topLinePunct w:val="0"/>
+        <w:autoSpaceDE/>
+        <w:autoSpaceDN/>
+        <w:bidi w:val="0"/>
+        <w:adjustRightInd/>
+        <w:snapToGrid/>
+        <w:spacing w:before="0" w:after="0" w:line="360" w:lineRule="auto"/>
+        <w:ind w:leftChars="0" w:firstLine="709" w:firstLineChars="0"/>
+        <w:jc w:val="both"/>
+        <w:textAlignment w:val="auto"/>
+      </w:pPr>
+      <w:r>
+        <w:rPr>
+          <w:rFonts w:ascii="Times New Roman" w:hAnsi="Times New Roman" w:eastAsia="Times New Roman" w:cs="Times New Roman"/>
+          <w:b w:val="0"/>
+          <w:sz w:val="28"/>
+        </w:rPr>
+        <w:t>SAIFI – System Average Interruption Frequency Index</w:t>
+      </w:r>
+    </w:p>
+    <w:p>
+      <w:pPr>
+        <w:keepLines w:val="0"/>
+        <w:widowControl/>
+        <w:kinsoku/>
+        <w:wordWrap/>
+        <w:overflowPunct/>
+        <w:topLinePunct w:val="0"/>
+        <w:autoSpaceDE/>
+        <w:autoSpaceDN/>
+        <w:bidi w:val="0"/>
+        <w:adjustRightInd/>
+        <w:snapToGrid/>
+        <w:spacing w:before="0" w:after="0" w:line="360" w:lineRule="auto"/>
+        <w:ind w:leftChars="0" w:firstLine="709" w:firstLineChars="0"/>
+        <w:jc w:val="both"/>
+        <w:textAlignment w:val="auto"/>
+      </w:pPr>
       <w:r>
         <w:rPr>
           <w:rFonts w:ascii="Times New Roman" w:hAnsi="Times New Roman" w:eastAsia="Times New Roman" w:cs="Times New Roman"/>
@@ -4325,8 +4330,8 @@
         <w:textAlignment w:val="auto"/>
         <w:outlineLvl w:val="0"/>
       </w:pPr>
-      <w:bookmarkStart w:id="5" w:name="_Toc921859939"/>
-      <w:bookmarkStart w:id="6" w:name="_Toc444289496"/>
+      <w:bookmarkStart w:id="5" w:name="_Toc444289496"/>
+      <w:bookmarkStart w:id="6" w:name="_Toc921859939"/>
       <w:r>
         <w:rPr>
           <w:rFonts w:ascii="Times New Roman" w:hAnsi="Times New Roman" w:eastAsia="Times New Roman" w:cs="Times New Roman"/>
@@ -4760,7 +4765,7 @@
         <w:snapToGrid/>
         <w:spacing w:before="0" w:after="0" w:line="360" w:lineRule="auto"/>
         <w:ind w:firstLine="709"/>
-        <w:jc w:val="left"/>
+        <w:jc w:val="both"/>
         <w:textAlignment w:val="auto"/>
         <w:outlineLvl w:val="0"/>
       </w:pPr>
@@ -4975,7 +4980,7 @@
         <w:snapToGrid/>
         <w:spacing w:before="0" w:after="0" w:line="360" w:lineRule="auto"/>
         <w:ind w:firstLine="709"/>
-        <w:jc w:val="left"/>
+        <w:jc w:val="both"/>
         <w:textAlignment w:val="auto"/>
         <w:outlineLvl w:val="1"/>
       </w:pPr>
@@ -5053,28 +5058,24 @@
           <w:sz w:val="28"/>
           <w:szCs w:val="28"/>
         </w:rPr>
-        <w:t>Назначение автоматики управления на уровне сетей 6-10 кВ заключается в автоматическом реагировании на изменения состояния сети (повреждения, перегрузки, изменение схемы) без участия оперативного персонала, с сохранением питания максимально возможного числа потребителей. Основные задачи такой автоматики можно сформулировать следующим образом:​</w:t>
-      </w:r>
-    </w:p>
-    <w:p>
-      <w:pPr>
-        <w:keepLines w:val="0"/>
-        <w:widowControl/>
-        <w:numPr>
-          <w:ilvl w:val="0"/>
-          <w:numId w:val="1"/>
-        </w:numPr>
-        <w:kinsoku/>
-        <w:wordWrap/>
-        <w:overflowPunct/>
-        <w:topLinePunct w:val="0"/>
-        <w:autoSpaceDE/>
-        <w:autoSpaceDN/>
-        <w:bidi w:val="0"/>
-        <w:adjustRightInd/>
-        <w:snapToGrid/>
-        <w:spacing w:before="0" w:after="0" w:line="360" w:lineRule="auto"/>
-        <w:ind w:left="709" w:hanging="357"/>
+        <w:t>Назначение автоматики управления на уровне сетей 6-10 кВ заключается в автоматическом реагировании на изменения состояния сети (повреждения, перегрузки, изменение схемы) без участия оперативного персонала, с сохранением питания максимально возможного числа потребителей. Основные задачи такой автоматики можно сформулировать следующим образом:</w:t>
+      </w:r>
+    </w:p>
+    <w:p>
+      <w:pPr>
+        <w:keepLines w:val="0"/>
+        <w:widowControl/>
+        <w:kinsoku/>
+        <w:wordWrap/>
+        <w:overflowPunct/>
+        <w:topLinePunct w:val="0"/>
+        <w:autoSpaceDE/>
+        <w:autoSpaceDN/>
+        <w:bidi w:val="0"/>
+        <w:adjustRightInd/>
+        <w:snapToGrid/>
+        <w:spacing w:before="0" w:after="0" w:line="360" w:lineRule="auto"/>
+        <w:ind w:firstLine="709"/>
         <w:jc w:val="both"/>
         <w:textAlignment w:val="auto"/>
         <w:rPr>
@@ -5088,30 +5089,57 @@
           <w:rFonts w:ascii="Times New Roman" w:hAnsi="Times New Roman" w:eastAsia="Times New Roman" w:cs="Times New Roman"/>
           <w:b w:val="0"/>
           <w:sz w:val="28"/>
+        </w:rPr>
+        <w:t>– обнаружение и локализация аварийных режимов (межфазные КЗ, однофазные замыкания на землю, перегрузки) по параметрам тока и напряжения, с обеспечением селективного отключения только повреждённого участка сети;</w:t>
+      </w:r>
+    </w:p>
+    <w:p>
+      <w:pPr>
+        <w:keepLines w:val="0"/>
+        <w:widowControl/>
+        <w:kinsoku/>
+        <w:wordWrap/>
+        <w:overflowPunct/>
+        <w:topLinePunct w:val="0"/>
+        <w:autoSpaceDE/>
+        <w:autoSpaceDN/>
+        <w:bidi w:val="0"/>
+        <w:adjustRightInd/>
+        <w:snapToGrid/>
+        <w:spacing w:before="0" w:after="0" w:line="360" w:lineRule="auto"/>
+        <w:ind w:firstLine="709"/>
+        <w:jc w:val="both"/>
+        <w:textAlignment w:val="auto"/>
+        <w:rPr>
+          <w:rFonts w:cs="Times New Roman"/>
+          <w:sz w:val="28"/>
           <w:szCs w:val="28"/>
         </w:rPr>
-        <w:t>обнаружение и локализация аварийных режимов (межфазные КЗ, однофазные замыкания на землю, перегрузки) по параметрам тока и напряжения, с обеспечением селективного отключения только повреждённого участка сети;</w:t>
-      </w:r>
-    </w:p>
-    <w:p>
-      <w:pPr>
-        <w:keepLines w:val="0"/>
-        <w:widowControl/>
-        <w:numPr>
-          <w:ilvl w:val="0"/>
-          <w:numId w:val="1"/>
-        </w:numPr>
-        <w:kinsoku/>
-        <w:wordWrap/>
-        <w:overflowPunct/>
-        <w:topLinePunct w:val="0"/>
-        <w:autoSpaceDE/>
-        <w:autoSpaceDN/>
-        <w:bidi w:val="0"/>
-        <w:adjustRightInd/>
-        <w:snapToGrid/>
-        <w:spacing w:before="0" w:after="0" w:line="360" w:lineRule="auto"/>
-        <w:ind w:left="709" w:hanging="357"/>
+      </w:pPr>
+      <w:r>
+        <w:rPr>
+          <w:rFonts w:ascii="Times New Roman" w:hAnsi="Times New Roman" w:eastAsia="Times New Roman" w:cs="Times New Roman"/>
+          <w:b w:val="0"/>
+          <w:sz w:val="28"/>
+        </w:rPr>
+        <w:t>– автоматическое восстановление электроснабжения за счёт АПВ реклоузеров и/или автоматического включения резервных связей (АВР по сети), с учётом требований ПУЭ к категориям электроприёмников и независимым источникам питания;</w:t>
+      </w:r>
+    </w:p>
+    <w:p>
+      <w:pPr>
+        <w:keepLines w:val="0"/>
+        <w:widowControl/>
+        <w:kinsoku/>
+        <w:wordWrap/>
+        <w:overflowPunct/>
+        <w:topLinePunct w:val="0"/>
+        <w:autoSpaceDE/>
+        <w:autoSpaceDN/>
+        <w:bidi w:val="0"/>
+        <w:adjustRightInd/>
+        <w:snapToGrid/>
+        <w:spacing w:before="0" w:after="0" w:line="360" w:lineRule="auto"/>
+        <w:ind w:firstLine="709"/>
         <w:jc w:val="both"/>
         <w:textAlignment w:val="auto"/>
         <w:rPr>
@@ -5125,30 +5153,90 @@
           <w:rFonts w:ascii="Times New Roman" w:hAnsi="Times New Roman" w:eastAsia="Times New Roman" w:cs="Times New Roman"/>
           <w:b w:val="0"/>
           <w:sz w:val="28"/>
+        </w:rPr>
+        <w:t>– обеспечение безопасного выполнения коммутаций (отключение и включение участков ВЛ, перевод нагрузки, выделение участка в ремонт) при соблюдении блокировок и условий бестоковой паузы, требуемых нормативными документами.</w:t>
+      </w:r>
+    </w:p>
+    <w:p>
+      <w:pPr>
+        <w:keepLines w:val="0"/>
+        <w:widowControl/>
+        <w:kinsoku/>
+        <w:wordWrap/>
+        <w:overflowPunct/>
+        <w:topLinePunct w:val="0"/>
+        <w:autoSpaceDE/>
+        <w:autoSpaceDN/>
+        <w:bidi w:val="0"/>
+        <w:adjustRightInd/>
+        <w:snapToGrid/>
+        <w:spacing w:before="0" w:after="0" w:line="360" w:lineRule="auto"/>
+        <w:ind w:firstLine="709"/>
+        <w:jc w:val="both"/>
+        <w:textAlignment w:val="auto"/>
+        <w:rPr>
+          <w:rFonts w:cs="Times New Roman"/>
+          <w:sz w:val="28"/>
           <w:szCs w:val="28"/>
         </w:rPr>
-        <w:t>автоматическое восстановление электроснабжения за счёт АПВ реклоузеров и/или автоматического включения резервных связей (АВР по сети), с учётом требований ПУЭ к категориям электроприёмников и независимым источникам питания;</w:t>
-      </w:r>
-    </w:p>
-    <w:p>
-      <w:pPr>
-        <w:keepLines w:val="0"/>
-        <w:widowControl/>
-        <w:numPr>
-          <w:ilvl w:val="0"/>
-          <w:numId w:val="1"/>
-        </w:numPr>
-        <w:kinsoku/>
-        <w:wordWrap/>
-        <w:overflowPunct/>
-        <w:topLinePunct w:val="0"/>
-        <w:autoSpaceDE/>
-        <w:autoSpaceDN/>
-        <w:bidi w:val="0"/>
-        <w:adjustRightInd/>
-        <w:snapToGrid/>
-        <w:spacing w:before="0" w:after="0" w:line="360" w:lineRule="auto"/>
-        <w:ind w:left="709" w:hanging="357"/>
+      </w:pPr>
+      <w:r>
+        <w:rPr>
+          <w:rFonts w:ascii="Times New Roman" w:hAnsi="Times New Roman" w:eastAsia="Times New Roman" w:cs="Times New Roman"/>
+          <w:b w:val="0"/>
+          <w:sz w:val="28"/>
+          <w:szCs w:val="28"/>
+        </w:rPr>
+        <w:t>В отраслевых стандартах «Россетей» [2], регламентирующих применение секционирующих пунктов с реклоузерами 6-10 кВ, назначение автоматики дополнительно увязывается с улучшением нормативных показателей надёжности SAIDI и SAIFI для распределительных сетей. За счёт ограничения зоны отключения и сокращения времени поиска повреждений автоматика на основе реклоузеров позволяет уменьшить среднюю продолжительность и частоту отключений для конечных потребителей, что прямо отражается на значениях этих индексов.</w:t>
+      </w:r>
+    </w:p>
+    <w:p>
+      <w:pPr>
+        <w:keepNext/>
+        <w:keepLines w:val="0"/>
+        <w:pageBreakBefore w:val="0"/>
+        <w:widowControl/>
+        <w:kinsoku/>
+        <w:wordWrap/>
+        <w:overflowPunct/>
+        <w:topLinePunct w:val="0"/>
+        <w:autoSpaceDE/>
+        <w:autoSpaceDN/>
+        <w:bidi w:val="0"/>
+        <w:adjustRightInd/>
+        <w:snapToGrid/>
+        <w:spacing w:before="0" w:after="0" w:line="360" w:lineRule="auto"/>
+        <w:ind w:firstLine="709"/>
+        <w:jc w:val="both"/>
+        <w:textAlignment w:val="auto"/>
+        <w:outlineLvl w:val="1"/>
+      </w:pPr>
+      <w:bookmarkStart w:id="9" w:name="_Toc487024975"/>
+      <w:r>
+        <w:rPr>
+          <w:rFonts w:ascii="Times New Roman" w:hAnsi="Times New Roman" w:eastAsia="Times New Roman" w:cs="Times New Roman"/>
+          <w:b/>
+          <w:sz w:val="28"/>
+        </w:rPr>
+        <w:t>1.2 Классификация устройств и систем автоматики и управления</w:t>
+      </w:r>
+      <w:bookmarkEnd w:id="9"/>
+    </w:p>
+    <w:p>
+      <w:pPr>
+        <w:keepLines w:val="0"/>
+        <w:widowControl/>
+        <w:kinsoku/>
+        <w:wordWrap/>
+        <w:overflowPunct/>
+        <w:topLinePunct w:val="0"/>
+        <w:autoSpaceDE/>
+        <w:autoSpaceDN/>
+        <w:bidi w:val="0"/>
+        <w:adjustRightInd/>
+        <w:snapToGrid/>
+        <w:spacing w:before="0" w:after="0" w:line="360" w:lineRule="auto"/>
+        <w:ind w:firstLine="709"/>
         <w:jc w:val="both"/>
         <w:textAlignment w:val="auto"/>
         <w:rPr>
@@ -5164,7 +5252,7 @@
           <w:sz w:val="28"/>
           <w:szCs w:val="28"/>
         </w:rPr>
-        <w:t>обеспечение безопасного выполнения коммутаций (отключение и включение участков ВЛ, перевод нагрузки, выделение участка в ремонт) при соблюдении блокировок и условий бестоковой паузы, требуемых нормативными документами.</w:t>
+        <w:t xml:space="preserve">Систему автоматики управления в распределительных сетях 6-10 кВ целесообразно рассматривать в двух плоскостях: по функциональному назначению и по архитектуре (локальная или централизованная). </w:t>
       </w:r>
     </w:p>
     <w:p>
@@ -5197,7 +5285,233 @@
           <w:sz w:val="28"/>
           <w:szCs w:val="28"/>
         </w:rPr>
-        <w:t>В отраслевых стандартах «Россетей» [2], регламентирующих применение секционирующих пунктов с реклоузерами 6-10 кВ, назначение автоматики дополнительно увязывается с улучшением нормативных показателей надёжности SAIDI и SAIFI для распределительных сетей. За счёт ограничения зоны отключения и сокращения времени поиска повреждений автоматика на основе реклоузеров позволяет уменьшить среднюю продолжительность и частоту отключений для конечных потребителей, что прямо отражается на значениях этих индексов.</w:t>
+        <w:t>По функциональному назначению можно выделить следующие группы устройств и алгоритмов:</w:t>
+      </w:r>
+    </w:p>
+    <w:p>
+      <w:pPr>
+        <w:keepLines w:val="0"/>
+        <w:widowControl/>
+        <w:kinsoku/>
+        <w:wordWrap/>
+        <w:overflowPunct/>
+        <w:topLinePunct w:val="0"/>
+        <w:autoSpaceDE/>
+        <w:autoSpaceDN/>
+        <w:bidi w:val="0"/>
+        <w:adjustRightInd/>
+        <w:snapToGrid/>
+        <w:spacing w:before="0" w:after="0" w:line="360" w:lineRule="auto"/>
+        <w:ind w:firstLine="709"/>
+        <w:jc w:val="both"/>
+        <w:textAlignment w:val="auto"/>
+        <w:rPr>
+          <w:rFonts w:cs="Times New Roman"/>
+          <w:sz w:val="28"/>
+          <w:szCs w:val="28"/>
+        </w:rPr>
+      </w:pPr>
+      <w:r>
+        <w:rPr>
+          <w:rFonts w:ascii="Times New Roman" w:hAnsi="Times New Roman" w:eastAsia="Times New Roman" w:cs="Times New Roman"/>
+          <w:b w:val="0"/>
+          <w:sz w:val="28"/>
+        </w:rPr>
+        <w:t>– защитная автоматика (релейные защиты линий и трансформаторов, защита от замыканий на землю, максимальные токовые защиты, дистанционные и направленные защиты), обеспечивающая отключение повреждённых элементов сети в соответствии с требованиями раздела 3 ПУЭ «Защита и автоматика»;</w:t>
+      </w:r>
+    </w:p>
+    <w:p>
+      <w:pPr>
+        <w:keepLines w:val="0"/>
+        <w:widowControl/>
+        <w:kinsoku/>
+        <w:wordWrap/>
+        <w:overflowPunct/>
+        <w:topLinePunct w:val="0"/>
+        <w:autoSpaceDE/>
+        <w:autoSpaceDN/>
+        <w:bidi w:val="0"/>
+        <w:adjustRightInd/>
+        <w:snapToGrid/>
+        <w:spacing w:before="0" w:after="0" w:line="360" w:lineRule="auto"/>
+        <w:ind w:firstLine="709"/>
+        <w:jc w:val="both"/>
+        <w:textAlignment w:val="auto"/>
+        <w:rPr>
+          <w:rFonts w:cs="Times New Roman"/>
+          <w:sz w:val="28"/>
+          <w:szCs w:val="28"/>
+        </w:rPr>
+      </w:pPr>
+      <w:r>
+        <w:rPr>
+          <w:rFonts w:ascii="Times New Roman" w:hAnsi="Times New Roman" w:eastAsia="Times New Roman" w:cs="Times New Roman"/>
+          <w:b w:val="0"/>
+          <w:sz w:val="28"/>
+        </w:rPr>
+        <w:t>– оперативно-восстановительная автоматика (АПВ, АВР, автоматическое секционирование фидеров), реализующая автоматические переключения для восстановления питания и изменения схемы сети без участия оперативного персонала;</w:t>
+      </w:r>
+    </w:p>
+    <w:p>
+      <w:pPr>
+        <w:keepLines w:val="0"/>
+        <w:widowControl/>
+        <w:kinsoku/>
+        <w:wordWrap/>
+        <w:overflowPunct/>
+        <w:topLinePunct w:val="0"/>
+        <w:autoSpaceDE/>
+        <w:autoSpaceDN/>
+        <w:bidi w:val="0"/>
+        <w:adjustRightInd/>
+        <w:snapToGrid/>
+        <w:spacing w:before="0" w:after="0" w:line="360" w:lineRule="auto"/>
+        <w:ind w:firstLine="709"/>
+        <w:jc w:val="both"/>
+        <w:textAlignment w:val="auto"/>
+        <w:rPr>
+          <w:rFonts w:cs="Times New Roman"/>
+          <w:sz w:val="28"/>
+          <w:szCs w:val="28"/>
+        </w:rPr>
+      </w:pPr>
+      <w:r>
+        <w:rPr>
+          <w:rFonts w:ascii="Times New Roman" w:hAnsi="Times New Roman" w:eastAsia="Times New Roman" w:cs="Times New Roman"/>
+          <w:b w:val="0"/>
+          <w:sz w:val="28"/>
+        </w:rPr>
+        <w:t>– информационно-диагностическая автоматика (регистрация аварийных событий, измерение токов и напряжений, диагностика состояния устройств РЗА и коммутационной аппаратуры, самодиагностика микропроцессорных терминалов), обеспечивающая персонал необходимыми данными для анализа работы сети.</w:t>
+      </w:r>
+    </w:p>
+    <w:p>
+      <w:pPr>
+        <w:keepLines w:val="0"/>
+        <w:widowControl/>
+        <w:kinsoku/>
+        <w:wordWrap/>
+        <w:overflowPunct/>
+        <w:topLinePunct w:val="0"/>
+        <w:autoSpaceDE/>
+        <w:autoSpaceDN/>
+        <w:bidi w:val="0"/>
+        <w:adjustRightInd/>
+        <w:snapToGrid/>
+        <w:spacing w:before="0" w:after="0" w:line="360" w:lineRule="auto"/>
+        <w:ind w:firstLine="709"/>
+        <w:jc w:val="both"/>
+        <w:textAlignment w:val="auto"/>
+        <w:rPr>
+          <w:rFonts w:cs="Times New Roman"/>
+          <w:sz w:val="28"/>
+          <w:szCs w:val="28"/>
+        </w:rPr>
+      </w:pPr>
+      <w:r>
+        <w:rPr>
+          <w:rFonts w:ascii="Times New Roman" w:hAnsi="Times New Roman" w:eastAsia="Times New Roman" w:cs="Times New Roman"/>
+          <w:b w:val="0"/>
+          <w:sz w:val="28"/>
+          <w:szCs w:val="28"/>
+        </w:rPr>
+        <w:t>По архитектуре, в соответствии с современными решениями для распределительных сетей 6-10 кВ, автоматику можно разделить на локальную и централизованную:</w:t>
+      </w:r>
+    </w:p>
+    <w:p>
+      <w:pPr>
+        <w:keepLines w:val="0"/>
+        <w:widowControl/>
+        <w:kinsoku/>
+        <w:wordWrap/>
+        <w:overflowPunct/>
+        <w:topLinePunct w:val="0"/>
+        <w:autoSpaceDE/>
+        <w:autoSpaceDN/>
+        <w:bidi w:val="0"/>
+        <w:adjustRightInd/>
+        <w:snapToGrid/>
+        <w:spacing w:before="0" w:after="0" w:line="360" w:lineRule="auto"/>
+        <w:ind w:firstLine="709"/>
+        <w:jc w:val="both"/>
+        <w:textAlignment w:val="auto"/>
+        <w:rPr>
+          <w:rFonts w:cs="Times New Roman"/>
+          <w:sz w:val="28"/>
+          <w:szCs w:val="28"/>
+        </w:rPr>
+      </w:pPr>
+      <w:r>
+        <w:rPr>
+          <w:rFonts w:ascii="Times New Roman" w:hAnsi="Times New Roman" w:eastAsia="Times New Roman" w:cs="Times New Roman"/>
+          <w:b w:val="0"/>
+          <w:sz w:val="28"/>
+        </w:rPr>
+        <w:t>– локальная автоматика реализуется непосредственно в терминалах РЗА реклоузеров и контроллерах «умных» разъединителей, выполняющих отключение, АПВ и простейшее секционирование по заранее заданным уставкам и логике;</w:t>
+      </w:r>
+    </w:p>
+    <w:p>
+      <w:pPr>
+        <w:keepLines w:val="0"/>
+        <w:widowControl/>
+        <w:kinsoku/>
+        <w:wordWrap/>
+        <w:overflowPunct/>
+        <w:topLinePunct w:val="0"/>
+        <w:autoSpaceDE/>
+        <w:autoSpaceDN/>
+        <w:bidi w:val="0"/>
+        <w:adjustRightInd/>
+        <w:snapToGrid/>
+        <w:spacing w:before="0" w:after="0" w:line="360" w:lineRule="auto"/>
+        <w:ind w:firstLine="709"/>
+        <w:jc w:val="both"/>
+        <w:textAlignment w:val="auto"/>
+        <w:rPr>
+          <w:rFonts w:cs="Times New Roman"/>
+          <w:sz w:val="28"/>
+          <w:szCs w:val="28"/>
+        </w:rPr>
+      </w:pPr>
+      <w:r>
+        <w:rPr>
+          <w:rFonts w:ascii="Times New Roman" w:hAnsi="Times New Roman" w:eastAsia="Times New Roman" w:cs="Times New Roman"/>
+          <w:b w:val="0"/>
+          <w:sz w:val="28"/>
+        </w:rPr>
+        <w:t>– централизованная автоматика реализуется на уровне АСДУ (SCADA) или специализированных контроллеров распределительной сети, которые на основе телеметрии от реклоузеров и разъединителей формируют оптимальные команды по реконфигурации сети, АВР по сети, ограничению нагрузки и другим действиям.</w:t>
+      </w:r>
+    </w:p>
+    <w:p>
+      <w:pPr>
+        <w:keepLines w:val="0"/>
+        <w:widowControl/>
+        <w:kinsoku/>
+        <w:wordWrap/>
+        <w:overflowPunct/>
+        <w:topLinePunct w:val="0"/>
+        <w:autoSpaceDE/>
+        <w:autoSpaceDN/>
+        <w:bidi w:val="0"/>
+        <w:adjustRightInd/>
+        <w:snapToGrid/>
+        <w:spacing w:before="0" w:after="0" w:line="360" w:lineRule="auto"/>
+        <w:ind w:firstLine="709"/>
+        <w:jc w:val="both"/>
+        <w:textAlignment w:val="auto"/>
+        <w:rPr>
+          <w:rFonts w:cs="Times New Roman"/>
+          <w:sz w:val="28"/>
+          <w:szCs w:val="28"/>
+        </w:rPr>
+      </w:pPr>
+      <w:r>
+        <w:rPr>
+          <w:rFonts w:ascii="Times New Roman" w:hAnsi="Times New Roman" w:eastAsia="Times New Roman" w:cs="Times New Roman"/>
+          <w:b w:val="0"/>
+          <w:sz w:val="28"/>
+          <w:szCs w:val="28"/>
+        </w:rPr>
+        <w:t>Реклоузеры и разъединители с дистанционным управлением в этом контексте выступают как исполнительные устройства, совмещающие функции коммутационной аппаратуры и элемента системы автоматики и телемеханики [3]. Для них нормативные документы устанавливают требования как к электрическим параметрам и коммутационной способности, так и к наличию встроенной РЗА, поддержке телемеханики и возможности работы в составе централизованных систем управления.</w:t>
       </w:r>
     </w:p>
     <w:p>
@@ -5217,20 +5531,20 @@
         <w:snapToGrid/>
         <w:spacing w:before="0" w:after="0" w:line="360" w:lineRule="auto"/>
         <w:ind w:firstLine="709"/>
-        <w:jc w:val="left"/>
+        <w:jc w:val="both"/>
         <w:textAlignment w:val="auto"/>
         <w:outlineLvl w:val="1"/>
       </w:pPr>
-      <w:bookmarkStart w:id="9" w:name="_Toc487024975"/>
+      <w:bookmarkStart w:id="10" w:name="_Toc1368576108"/>
       <w:r>
         <w:rPr>
           <w:rFonts w:ascii="Times New Roman" w:hAnsi="Times New Roman" w:eastAsia="Times New Roman" w:cs="Times New Roman"/>
           <w:b/>
           <w:sz w:val="28"/>
         </w:rPr>
-        <w:t>1.2 Классификация устройств и систем автоматики и управления</w:t>
-      </w:r>
-      <w:bookmarkEnd w:id="9"/>
+        <w:t>1.3 Особенности применения автоматики на воздушных линиях 6-10 кВ</w:t>
+      </w:r>
+      <w:bookmarkEnd w:id="10"/>
     </w:p>
     <w:p>
       <w:pPr>
@@ -5262,7 +5576,25 @@
           <w:sz w:val="28"/>
           <w:szCs w:val="28"/>
         </w:rPr>
-        <w:t xml:space="preserve">Систему автоматики управления в распределительных сетях 6-10 кВ целесообразно рассматривать в двух плоскостях: по функциональному назначению и по архитектуре (локальная или централизованная). </w:t>
+        <w:t>Воздушные линии 6-10 кВ по сравнению с кабельными участками характеризуются более высокой частотой повреждений, значительной долей неустойчивых КЗ (например, перекрытий из</w:t>
+      </w:r>
+      <w:r>
+        <w:rPr>
+          <w:rFonts w:ascii="Times New Roman" w:hAnsi="Times New Roman" w:eastAsia="Times New Roman" w:cs="Times New Roman"/>
+          <w:b w:val="0"/>
+          <w:sz w:val="28"/>
+          <w:szCs w:val="28"/>
+        </w:rPr>
+        <w:noBreakHyphen/>
+      </w:r>
+      <w:r>
+        <w:rPr>
+          <w:rFonts w:ascii="Times New Roman" w:hAnsi="Times New Roman" w:eastAsia="Times New Roman" w:cs="Times New Roman"/>
+          <w:b w:val="0"/>
+          <w:sz w:val="28"/>
+          <w:szCs w:val="28"/>
+        </w:rPr>
+        <w:t>за веток, гололёда, грозовых перенапряжений) и большой протяжённостью, что увеличивает время поиска места повреждения. ПУЭ допускает работу сетей 2-35 кВ с изолированной или компенсированной нейтралью, причём выбор режима заземления нейтрали и применение дугогасящих реакторов напрямую влияет на характер аварийных режимов и алгоритмы работы защит и автоматики.</w:t>
       </w:r>
     </w:p>
     <w:p>
@@ -5295,28 +5627,24 @@
           <w:sz w:val="28"/>
           <w:szCs w:val="28"/>
         </w:rPr>
-        <w:t>По функциональному назначению можно выделить следующие группы устройств и алгоритмов:</w:t>
-      </w:r>
-    </w:p>
-    <w:p>
-      <w:pPr>
-        <w:keepLines w:val="0"/>
-        <w:widowControl/>
-        <w:numPr>
-          <w:ilvl w:val="0"/>
-          <w:numId w:val="1"/>
-        </w:numPr>
-        <w:kinsoku/>
-        <w:wordWrap/>
-        <w:overflowPunct/>
-        <w:topLinePunct w:val="0"/>
-        <w:autoSpaceDE/>
-        <w:autoSpaceDN/>
-        <w:bidi w:val="0"/>
-        <w:adjustRightInd/>
-        <w:snapToGrid/>
-        <w:spacing w:before="0" w:after="0" w:line="360" w:lineRule="auto"/>
-        <w:ind w:left="709" w:hanging="357"/>
+        <w:t>В этих условиях применение реклоузеров на ВЛ 6-10 кВ позволяет реализовать несколько ключевых возможностей:</w:t>
+      </w:r>
+    </w:p>
+    <w:p>
+      <w:pPr>
+        <w:keepLines w:val="0"/>
+        <w:widowControl/>
+        <w:kinsoku/>
+        <w:wordWrap/>
+        <w:overflowPunct/>
+        <w:topLinePunct w:val="0"/>
+        <w:autoSpaceDE/>
+        <w:autoSpaceDN/>
+        <w:bidi w:val="0"/>
+        <w:adjustRightInd/>
+        <w:snapToGrid/>
+        <w:spacing w:before="0" w:after="0" w:line="360" w:lineRule="auto"/>
+        <w:ind w:firstLine="709"/>
         <w:jc w:val="both"/>
         <w:textAlignment w:val="auto"/>
         <w:rPr>
@@ -5330,30 +5658,57 @@
           <w:rFonts w:ascii="Times New Roman" w:hAnsi="Times New Roman" w:eastAsia="Times New Roman" w:cs="Times New Roman"/>
           <w:b w:val="0"/>
           <w:sz w:val="28"/>
+        </w:rPr>
+        <w:t>– выполнение автоматического повторного включения для самоустраняющихся повреждений, что существенно снижает число длительных отключений потребителей при грозовых и временных перекрытиях;</w:t>
+      </w:r>
+    </w:p>
+    <w:p>
+      <w:pPr>
+        <w:keepLines w:val="0"/>
+        <w:widowControl/>
+        <w:kinsoku/>
+        <w:wordWrap/>
+        <w:overflowPunct/>
+        <w:topLinePunct w:val="0"/>
+        <w:autoSpaceDE/>
+        <w:autoSpaceDN/>
+        <w:bidi w:val="0"/>
+        <w:adjustRightInd/>
+        <w:snapToGrid/>
+        <w:spacing w:before="0" w:after="0" w:line="360" w:lineRule="auto"/>
+        <w:ind w:firstLine="709"/>
+        <w:jc w:val="both"/>
+        <w:textAlignment w:val="auto"/>
+        <w:rPr>
+          <w:rFonts w:cs="Times New Roman"/>
+          <w:sz w:val="28"/>
           <w:szCs w:val="28"/>
         </w:rPr>
-        <w:t>защитная автоматика (релейные защиты линий и трансформаторов, защита от замыканий на землю, максимальные токовые защиты, дистанционные и направленные защиты), обеспечивающая отключение повреждённых элементов сети в соответствии с требованиями раздела 3 ПУЭ «Защита и автоматика»;</w:t>
-      </w:r>
-    </w:p>
-    <w:p>
-      <w:pPr>
-        <w:keepLines w:val="0"/>
-        <w:widowControl/>
-        <w:numPr>
-          <w:ilvl w:val="0"/>
-          <w:numId w:val="1"/>
-        </w:numPr>
-        <w:kinsoku/>
-        <w:wordWrap/>
-        <w:overflowPunct/>
-        <w:topLinePunct w:val="0"/>
-        <w:autoSpaceDE/>
-        <w:autoSpaceDN/>
-        <w:bidi w:val="0"/>
-        <w:adjustRightInd/>
-        <w:snapToGrid/>
-        <w:spacing w:before="0" w:after="0" w:line="360" w:lineRule="auto"/>
-        <w:ind w:left="709" w:hanging="357"/>
+      </w:pPr>
+      <w:r>
+        <w:rPr>
+          <w:rFonts w:ascii="Times New Roman" w:hAnsi="Times New Roman" w:eastAsia="Times New Roman" w:cs="Times New Roman"/>
+          <w:b w:val="0"/>
+          <w:sz w:val="28"/>
+        </w:rPr>
+        <w:t>– секционирование длинных фидеров на несколько участков с автоматическим отключением только повреждённой секции и сохранением питания по остальной части линии;</w:t>
+      </w:r>
+    </w:p>
+    <w:p>
+      <w:pPr>
+        <w:keepLines w:val="0"/>
+        <w:widowControl/>
+        <w:kinsoku/>
+        <w:wordWrap/>
+        <w:overflowPunct/>
+        <w:topLinePunct w:val="0"/>
+        <w:autoSpaceDE/>
+        <w:autoSpaceDN/>
+        <w:bidi w:val="0"/>
+        <w:adjustRightInd/>
+        <w:snapToGrid/>
+        <w:spacing w:before="0" w:after="0" w:line="360" w:lineRule="auto"/>
+        <w:ind w:firstLine="709"/>
         <w:jc w:val="both"/>
         <w:textAlignment w:val="auto"/>
         <w:rPr>
@@ -5367,10 +5722,34 @@
           <w:rFonts w:ascii="Times New Roman" w:hAnsi="Times New Roman" w:eastAsia="Times New Roman" w:cs="Times New Roman"/>
           <w:b w:val="0"/>
           <w:sz w:val="28"/>
+        </w:rPr>
+        <w:t>– уменьшение времени поиска и устранения повреждения за счёт того, что участок, на котором зафиксировано отключение реклоузера, непосредственно указывает на зону дефекта.</w:t>
+      </w:r>
+    </w:p>
+    <w:p>
+      <w:pPr>
+        <w:keepLines w:val="0"/>
+        <w:pageBreakBefore w:val="0"/>
+        <w:widowControl/>
+        <w:kinsoku/>
+        <w:wordWrap/>
+        <w:overflowPunct/>
+        <w:topLinePunct w:val="0"/>
+        <w:autoSpaceDE/>
+        <w:autoSpaceDN/>
+        <w:bidi w:val="0"/>
+        <w:adjustRightInd/>
+        <w:snapToGrid/>
+        <w:spacing w:before="0" w:after="0" w:line="360" w:lineRule="auto"/>
+        <w:ind w:firstLine="709"/>
+        <w:jc w:val="both"/>
+        <w:textAlignment w:val="auto"/>
+        <w:rPr>
+          <w:rFonts w:cs="Times New Roman"/>
+          <w:sz w:val="28"/>
           <w:szCs w:val="28"/>
         </w:rPr>
-        <w:t>оперативно</w:t>
-      </w:r>
+      </w:pPr>
       <w:r>
         <w:rPr>
           <w:rFonts w:ascii="Times New Roman" w:hAnsi="Times New Roman" w:eastAsia="Times New Roman" w:cs="Times New Roman"/>
@@ -5378,6 +5757,117 @@
           <w:sz w:val="28"/>
           <w:szCs w:val="28"/>
         </w:rPr>
+        <w:t>«Умные» разъединители на опорах ВЛ дополняют реклоузеры, обеспечивая дистанционное разделение линий, изменение схемы питания, выделение участков в ремонт и создание временных схем электроснабжения без выезда оперативного персонала. При этом ПУЭ и отраслевые стандарты требуют, чтобы коммутирование нагрузочных токов и токов КЗ осуществлялось выключателями или реклоузерами, тогда как разъединители должны работать в бестоковую паузу, что учитывается при разработке алгоритмов совместной работы этих аппаратов.</w:t>
+      </w:r>
+    </w:p>
+    <w:p>
+      <w:pPr>
+        <w:keepNext/>
+        <w:keepLines w:val="0"/>
+        <w:pageBreakBefore w:val="0"/>
+        <w:widowControl/>
+        <w:kinsoku/>
+        <w:wordWrap/>
+        <w:overflowPunct/>
+        <w:topLinePunct w:val="0"/>
+        <w:autoSpaceDE/>
+        <w:autoSpaceDN/>
+        <w:bidi w:val="0"/>
+        <w:adjustRightInd/>
+        <w:snapToGrid/>
+        <w:spacing w:before="0" w:after="0" w:line="360" w:lineRule="auto"/>
+        <w:ind w:firstLine="709"/>
+        <w:jc w:val="both"/>
+        <w:textAlignment w:val="auto"/>
+        <w:outlineLvl w:val="1"/>
+      </w:pPr>
+      <w:bookmarkStart w:id="11" w:name="_Toc2108787786"/>
+      <w:r>
+        <w:rPr>
+          <w:rFonts w:ascii="Times New Roman" w:hAnsi="Times New Roman" w:eastAsia="Times New Roman" w:cs="Times New Roman"/>
+          <w:b/>
+          <w:sz w:val="28"/>
+        </w:rPr>
+        <w:t>1.4 Нормативные требования к системам автоматики и дистанционного управления</w:t>
+      </w:r>
+      <w:bookmarkEnd w:id="11"/>
+    </w:p>
+    <w:p>
+      <w:pPr>
+        <w:keepNext w:val="0"/>
+        <w:keepLines w:val="0"/>
+        <w:pageBreakBefore w:val="0"/>
+        <w:widowControl/>
+        <w:kinsoku/>
+        <w:wordWrap/>
+        <w:overflowPunct/>
+        <w:topLinePunct w:val="0"/>
+        <w:autoSpaceDE/>
+        <w:autoSpaceDN/>
+        <w:bidi w:val="0"/>
+        <w:adjustRightInd/>
+        <w:snapToGrid/>
+        <w:spacing w:before="0" w:after="0" w:line="360" w:lineRule="auto"/>
+        <w:ind w:firstLine="706"/>
+        <w:jc w:val="both"/>
+        <w:textAlignment w:val="auto"/>
+        <w:rPr>
+          <w:rFonts w:cs="Times New Roman"/>
+          <w:sz w:val="28"/>
+          <w:szCs w:val="28"/>
+        </w:rPr>
+      </w:pPr>
+      <w:r>
+        <w:rPr>
+          <w:rFonts w:ascii="Times New Roman" w:hAnsi="Times New Roman" w:eastAsia="Times New Roman" w:cs="Times New Roman"/>
+          <w:b w:val="0"/>
+          <w:sz w:val="28"/>
+          <w:szCs w:val="28"/>
+        </w:rPr>
+        <w:t>Нормативные требования к системам автоматики и дистанционного управления реклоузерами и разъединителями в распределительных сетях 6-10 кВ формируются на основе нескольких уровней документов. ПУЭ задаёт общие принципы построения систем электроснабжения, требования к защите, автоматике и телемеханике, а также к выбору схем сетей, резервированию и обеспечению электробезопасности. В главе 3.3 ПУЭ устанавливается, что автоматика и телемеханика должны обеспечивать выполнение переключений, необходимое для нормальной и послеаварийной работы электроустановки, с требуемой надёжностью и селективностью.</w:t>
+      </w:r>
+    </w:p>
+    <w:p>
+      <w:pPr>
+        <w:keepNext w:val="0"/>
+        <w:keepLines w:val="0"/>
+        <w:pageBreakBefore w:val="0"/>
+        <w:widowControl/>
+        <w:kinsoku/>
+        <w:wordWrap/>
+        <w:overflowPunct/>
+        <w:topLinePunct w:val="0"/>
+        <w:autoSpaceDE/>
+        <w:autoSpaceDN/>
+        <w:bidi w:val="0"/>
+        <w:adjustRightInd/>
+        <w:snapToGrid/>
+        <w:spacing w:before="0" w:after="0" w:line="360" w:lineRule="auto"/>
+        <w:ind w:firstLine="706"/>
+        <w:jc w:val="both"/>
+        <w:textAlignment w:val="auto"/>
+        <w:rPr>
+          <w:rFonts w:cs="Times New Roman"/>
+          <w:sz w:val="28"/>
+          <w:szCs w:val="28"/>
+        </w:rPr>
+      </w:pPr>
+      <w:r>
+        <w:rPr>
+          <w:rFonts w:ascii="Times New Roman" w:hAnsi="Times New Roman" w:eastAsia="Times New Roman" w:cs="Times New Roman"/>
+          <w:b w:val="0"/>
+          <w:sz w:val="28"/>
+          <w:szCs w:val="28"/>
+        </w:rPr>
+        <w:t>СТО 34.01</w:t>
+      </w:r>
+      <w:r>
+        <w:rPr>
+          <w:rFonts w:ascii="Times New Roman" w:hAnsi="Times New Roman" w:eastAsia="Times New Roman" w:cs="Times New Roman"/>
+          <w:b w:val="0"/>
+          <w:sz w:val="28"/>
+          <w:szCs w:val="28"/>
+        </w:rPr>
         <w:noBreakHyphen/>
       </w:r>
       <w:r>
@@ -5387,28 +5877,116 @@
           <w:sz w:val="28"/>
           <w:szCs w:val="28"/>
         </w:rPr>
-        <w:t>восстановительная автоматика (АПВ, АВР, автоматическое секционирование фидеров), реализующая автоматические переключения для восстановления питания и изменения схемы сети без участия оперативного персонала;</w:t>
-      </w:r>
-    </w:p>
-    <w:p>
-      <w:pPr>
-        <w:keepLines w:val="0"/>
-        <w:widowControl/>
-        <w:numPr>
-          <w:ilvl w:val="0"/>
-          <w:numId w:val="1"/>
-        </w:numPr>
-        <w:kinsoku/>
-        <w:wordWrap/>
-        <w:overflowPunct/>
-        <w:topLinePunct w:val="0"/>
-        <w:autoSpaceDE/>
-        <w:autoSpaceDN/>
-        <w:bidi w:val="0"/>
-        <w:adjustRightInd/>
-        <w:snapToGrid/>
-        <w:spacing w:before="0" w:after="0" w:line="360" w:lineRule="auto"/>
-        <w:ind w:left="709" w:hanging="357"/>
+        <w:t>23.1</w:t>
+      </w:r>
+      <w:r>
+        <w:rPr>
+          <w:rFonts w:ascii="Times New Roman" w:hAnsi="Times New Roman" w:eastAsia="Times New Roman" w:cs="Times New Roman"/>
+          <w:b w:val="0"/>
+          <w:sz w:val="28"/>
+          <w:szCs w:val="28"/>
+        </w:rPr>
+        <w:noBreakHyphen/>
+      </w:r>
+      <w:r>
+        <w:rPr>
+          <w:rFonts w:ascii="Times New Roman" w:hAnsi="Times New Roman" w:eastAsia="Times New Roman" w:cs="Times New Roman"/>
+          <w:b w:val="0"/>
+          <w:sz w:val="28"/>
+          <w:szCs w:val="28"/>
+        </w:rPr>
+        <w:t>001</w:t>
+      </w:r>
+      <w:r>
+        <w:rPr>
+          <w:rFonts w:ascii="Times New Roman" w:hAnsi="Times New Roman" w:eastAsia="Times New Roman" w:cs="Times New Roman"/>
+          <w:b w:val="0"/>
+          <w:sz w:val="28"/>
+          <w:szCs w:val="28"/>
+        </w:rPr>
+        <w:noBreakHyphen/>
+      </w:r>
+      <w:r>
+        <w:rPr>
+          <w:rFonts w:ascii="Times New Roman" w:hAnsi="Times New Roman" w:eastAsia="Times New Roman" w:cs="Times New Roman"/>
+          <w:b w:val="0"/>
+          <w:sz w:val="28"/>
+          <w:szCs w:val="28"/>
+        </w:rPr>
+        <w:t>2017 [4] (и родственные ему стандарты «Россетей») регламентируют применение секционирующих пунктов с реклоузерами в сетях 6-10 кВ, определяют типовые схемы включения реклоузеров, их место в структуре сети и требования к функциям автоматики, включая АПВ, автоматическое секционирование и взаимодействие с АСДУ. СТО 34.01</w:t>
+      </w:r>
+      <w:r>
+        <w:rPr>
+          <w:rFonts w:ascii="Times New Roman" w:hAnsi="Times New Roman" w:eastAsia="Times New Roman" w:cs="Times New Roman"/>
+          <w:b w:val="0"/>
+          <w:sz w:val="28"/>
+          <w:szCs w:val="28"/>
+        </w:rPr>
+        <w:noBreakHyphen/>
+      </w:r>
+      <w:r>
+        <w:rPr>
+          <w:rFonts w:ascii="Times New Roman" w:hAnsi="Times New Roman" w:eastAsia="Times New Roman" w:cs="Times New Roman"/>
+          <w:b w:val="0"/>
+          <w:sz w:val="28"/>
+          <w:szCs w:val="28"/>
+        </w:rPr>
+        <w:t>3.2</w:t>
+      </w:r>
+      <w:r>
+        <w:rPr>
+          <w:rFonts w:ascii="Times New Roman" w:hAnsi="Times New Roman" w:eastAsia="Times New Roman" w:cs="Times New Roman"/>
+          <w:b w:val="0"/>
+          <w:sz w:val="28"/>
+          <w:szCs w:val="28"/>
+        </w:rPr>
+        <w:noBreakHyphen/>
+      </w:r>
+      <w:r>
+        <w:rPr>
+          <w:rFonts w:ascii="Times New Roman" w:hAnsi="Times New Roman" w:eastAsia="Times New Roman" w:cs="Times New Roman"/>
+          <w:b w:val="0"/>
+          <w:sz w:val="28"/>
+          <w:szCs w:val="28"/>
+        </w:rPr>
+        <w:t>004</w:t>
+      </w:r>
+      <w:r>
+        <w:rPr>
+          <w:rFonts w:ascii="Times New Roman" w:hAnsi="Times New Roman" w:eastAsia="Times New Roman" w:cs="Times New Roman"/>
+          <w:b w:val="0"/>
+          <w:sz w:val="28"/>
+          <w:szCs w:val="28"/>
+        </w:rPr>
+        <w:noBreakHyphen/>
+      </w:r>
+      <w:r>
+        <w:rPr>
+          <w:rFonts w:ascii="Times New Roman" w:hAnsi="Times New Roman" w:eastAsia="Times New Roman" w:cs="Times New Roman"/>
+          <w:b w:val="0"/>
+          <w:sz w:val="28"/>
+          <w:szCs w:val="28"/>
+        </w:rPr>
+        <w:t>2016 «Реклоузеры 6-35 кВ. Общие технические требования» [5] устанавливает требования к функционалу реклоузера как устройства РЗА и коммутации: наличие встроенных защит, заданного числа циклов АПВ, средств регистрации аварийных событий, интерфейсов связи и устойчивости к воздействиям окружающей среды.</w:t>
+      </w:r>
+    </w:p>
+    <w:p>
+      <w:pPr>
+        <w:keepNext w:val="0"/>
+        <w:keepLines w:val="0"/>
+        <w:pageBreakBefore w:val="0"/>
+        <w:widowControl/>
+        <w:kinsoku/>
+        <w:wordWrap/>
+        <w:overflowPunct/>
+        <w:topLinePunct w:val="0"/>
+        <w:autoSpaceDE/>
+        <w:autoSpaceDN/>
+        <w:bidi w:val="0"/>
+        <w:adjustRightInd/>
+        <w:snapToGrid/>
+        <w:spacing w:before="0" w:after="0" w:line="360" w:lineRule="auto"/>
+        <w:ind w:firstLine="706"/>
         <w:jc w:val="both"/>
         <w:textAlignment w:val="auto"/>
         <w:rPr>
@@ -5424,7 +6002,7 @@
           <w:sz w:val="28"/>
           <w:szCs w:val="28"/>
         </w:rPr>
-        <w:t>информационно</w:t>
+        <w:t>РД 153</w:t>
       </w:r>
       <w:r>
         <w:rPr>
@@ -5442,12 +6020,50 @@
           <w:sz w:val="28"/>
           <w:szCs w:val="28"/>
         </w:rPr>
-        <w:t>диагностическая автоматика (регистрация аварийных событий, измерение токов и напряжений, диагностика состояния устройств РЗА и коммутационной аппаратуры, самодиагностика микропроцессорных терминалов), обеспечивающая персонал необходимыми данными для анализа работы сети.</w:t>
-      </w:r>
-    </w:p>
-    <w:p>
-      <w:pPr>
-        <w:keepLines w:val="0"/>
+        <w:t>34.3</w:t>
+      </w:r>
+      <w:r>
+        <w:rPr>
+          <w:rFonts w:ascii="Times New Roman" w:hAnsi="Times New Roman" w:eastAsia="Times New Roman" w:cs="Times New Roman"/>
+          <w:b w:val="0"/>
+          <w:sz w:val="28"/>
+          <w:szCs w:val="28"/>
+        </w:rPr>
+        <w:noBreakHyphen/>
+      </w:r>
+      <w:r>
+        <w:rPr>
+          <w:rFonts w:ascii="Times New Roman" w:hAnsi="Times New Roman" w:eastAsia="Times New Roman" w:cs="Times New Roman"/>
+          <w:b w:val="0"/>
+          <w:sz w:val="28"/>
+          <w:szCs w:val="28"/>
+        </w:rPr>
+        <w:t>35.613</w:t>
+      </w:r>
+      <w:r>
+        <w:rPr>
+          <w:rFonts w:ascii="Times New Roman" w:hAnsi="Times New Roman" w:eastAsia="Times New Roman" w:cs="Times New Roman"/>
+          <w:b w:val="0"/>
+          <w:sz w:val="28"/>
+          <w:szCs w:val="28"/>
+        </w:rPr>
+        <w:noBreakHyphen/>
+      </w:r>
+      <w:r>
+        <w:rPr>
+          <w:rFonts w:ascii="Times New Roman" w:hAnsi="Times New Roman" w:eastAsia="Times New Roman" w:cs="Times New Roman"/>
+          <w:b w:val="0"/>
+          <w:sz w:val="28"/>
+          <w:szCs w:val="28"/>
+        </w:rPr>
+        <w:t>00 «Правила технического обслуживания устройств РЗА и электроавтоматики электрических сетей 0,4-35 кВ» [6] определяет требования к надёжности устройств автоматики, видам и периодичности их технического обслуживания, испытаний и опробований, а также к организации контроля и самодиагностики, что критично для бесперебойной работы функций автоматики на реклоузерах и разъединителях. В совокупности эти документы задают рамки, в которых должны разрабатываться алгоритмы автоматики и структурные схемы дистанционного управления реклоузерами и разъединителями на автоматизированном участке распределительной сети 6-10 кВ.</w:t>
+      </w:r>
+    </w:p>
+    <w:p>
+      <w:pPr>
+        <w:keepNext/>
+        <w:keepLines w:val="0"/>
+        <w:pageBreakBefore w:val="0"/>
         <w:widowControl/>
         <w:kinsoku/>
         <w:wordWrap/>
@@ -5462,6 +6078,36 @@
         <w:ind w:firstLine="709"/>
         <w:jc w:val="both"/>
         <w:textAlignment w:val="auto"/>
+        <w:outlineLvl w:val="1"/>
+      </w:pPr>
+      <w:bookmarkStart w:id="12" w:name="_Toc326209214"/>
+      <w:r>
+        <w:rPr>
+          <w:rFonts w:ascii="Times New Roman" w:hAnsi="Times New Roman" w:eastAsia="Times New Roman" w:cs="Times New Roman"/>
+          <w:b/>
+          <w:sz w:val="28"/>
+        </w:rPr>
+        <w:t>1.5 Назначение и функции реклоузеров в распределительных сетях 6-10 кВ</w:t>
+      </w:r>
+      <w:bookmarkEnd w:id="12"/>
+    </w:p>
+    <w:p>
+      <w:pPr>
+        <w:keepLines w:val="0"/>
+        <w:widowControl/>
+        <w:kinsoku/>
+        <w:wordWrap/>
+        <w:overflowPunct/>
+        <w:topLinePunct w:val="0"/>
+        <w:autoSpaceDE/>
+        <w:autoSpaceDN/>
+        <w:bidi w:val="0"/>
+        <w:adjustRightInd/>
+        <w:snapToGrid/>
+        <w:spacing w:before="0" w:after="0" w:line="360" w:lineRule="auto"/>
+        <w:ind w:firstLine="709"/>
+        <w:jc w:val="both"/>
+        <w:textAlignment w:val="auto"/>
         <w:rPr>
           <w:rFonts w:cs="Times New Roman"/>
           <w:sz w:val="28"/>
@@ -5475,28 +6121,78 @@
           <w:sz w:val="28"/>
           <w:szCs w:val="28"/>
         </w:rPr>
-        <w:t>По архитектуре, в соответствии с современными решениями для распределительных сетей 6-10 кВ, автоматику можно разделить на локальную и централизованную:</w:t>
-      </w:r>
-    </w:p>
-    <w:p>
-      <w:pPr>
-        <w:keepLines w:val="0"/>
-        <w:widowControl/>
-        <w:numPr>
-          <w:ilvl w:val="0"/>
-          <w:numId w:val="1"/>
-        </w:numPr>
-        <w:kinsoku/>
-        <w:wordWrap/>
-        <w:overflowPunct/>
-        <w:topLinePunct w:val="0"/>
-        <w:autoSpaceDE/>
-        <w:autoSpaceDN/>
-        <w:bidi w:val="0"/>
-        <w:adjustRightInd/>
-        <w:snapToGrid/>
-        <w:spacing w:before="0" w:after="0" w:line="360" w:lineRule="auto"/>
-        <w:ind w:left="709" w:hanging="357"/>
+        <w:t>Реклоузеры в распределительных сетях 6-10 кВ выполняют функции быстродействующих коммутационных аппаратов с встроенной релейной защитой и автоматикой, предназначенных для коммутации, пропускания, автоматического отключения и повторного включения цепи по заранее заданной последовательности циклов. В соответствии со СТО 34.01</w:t>
+      </w:r>
+      <w:r>
+        <w:rPr>
+          <w:rFonts w:ascii="Times New Roman" w:hAnsi="Times New Roman" w:eastAsia="Times New Roman" w:cs="Times New Roman"/>
+          <w:b w:val="0"/>
+          <w:sz w:val="28"/>
+          <w:szCs w:val="28"/>
+        </w:rPr>
+        <w:noBreakHyphen/>
+      </w:r>
+      <w:r>
+        <w:rPr>
+          <w:rFonts w:ascii="Times New Roman" w:hAnsi="Times New Roman" w:eastAsia="Times New Roman" w:cs="Times New Roman"/>
+          <w:b w:val="0"/>
+          <w:sz w:val="28"/>
+          <w:szCs w:val="28"/>
+        </w:rPr>
+        <w:t>3.2</w:t>
+      </w:r>
+      <w:r>
+        <w:rPr>
+          <w:rFonts w:ascii="Times New Roman" w:hAnsi="Times New Roman" w:eastAsia="Times New Roman" w:cs="Times New Roman"/>
+          <w:b w:val="0"/>
+          <w:sz w:val="28"/>
+          <w:szCs w:val="28"/>
+        </w:rPr>
+        <w:noBreakHyphen/>
+      </w:r>
+      <w:r>
+        <w:rPr>
+          <w:rFonts w:ascii="Times New Roman" w:hAnsi="Times New Roman" w:eastAsia="Times New Roman" w:cs="Times New Roman"/>
+          <w:b w:val="0"/>
+          <w:sz w:val="28"/>
+          <w:szCs w:val="28"/>
+        </w:rPr>
+        <w:t>004</w:t>
+      </w:r>
+      <w:r>
+        <w:rPr>
+          <w:rFonts w:ascii="Times New Roman" w:hAnsi="Times New Roman" w:eastAsia="Times New Roman" w:cs="Times New Roman"/>
+          <w:b w:val="0"/>
+          <w:sz w:val="28"/>
+          <w:szCs w:val="28"/>
+        </w:rPr>
+        <w:noBreakHyphen/>
+      </w:r>
+      <w:r>
+        <w:rPr>
+          <w:rFonts w:ascii="Times New Roman" w:hAnsi="Times New Roman" w:eastAsia="Times New Roman" w:cs="Times New Roman"/>
+          <w:b w:val="0"/>
+          <w:sz w:val="28"/>
+          <w:szCs w:val="28"/>
+        </w:rPr>
+        <w:t>2016 реклоузеры должны обеспечивать работу в составе распределительных сетей 6-35 кВ, выполнять заданное число циклов АПВ, иметь средства дистанционного управления и регистрации аварийных событий.</w:t>
+      </w:r>
+    </w:p>
+    <w:p>
+      <w:pPr>
+        <w:keepLines w:val="0"/>
+        <w:widowControl/>
+        <w:kinsoku/>
+        <w:wordWrap/>
+        <w:overflowPunct/>
+        <w:topLinePunct w:val="0"/>
+        <w:autoSpaceDE/>
+        <w:autoSpaceDN/>
+        <w:bidi w:val="0"/>
+        <w:adjustRightInd/>
+        <w:snapToGrid/>
+        <w:spacing w:before="0" w:after="0" w:line="360" w:lineRule="auto"/>
+        <w:ind w:firstLine="709"/>
         <w:jc w:val="both"/>
         <w:textAlignment w:val="auto"/>
         <w:rPr>
@@ -5512,28 +6208,24 @@
           <w:sz w:val="28"/>
           <w:szCs w:val="28"/>
         </w:rPr>
-        <w:t>локальная автоматика реализуется непосредственно в терминалах РЗА реклоузеров и контроллерах «умных» разъединителей, выполняющих отключение, АПВ и простейшее секционирование по заранее заданным уставкам и логике;</w:t>
-      </w:r>
-    </w:p>
-    <w:p>
-      <w:pPr>
-        <w:keepLines w:val="0"/>
-        <w:widowControl/>
-        <w:numPr>
-          <w:ilvl w:val="0"/>
-          <w:numId w:val="1"/>
-        </w:numPr>
-        <w:kinsoku/>
-        <w:wordWrap/>
-        <w:overflowPunct/>
-        <w:topLinePunct w:val="0"/>
-        <w:autoSpaceDE/>
-        <w:autoSpaceDN/>
-        <w:bidi w:val="0"/>
-        <w:adjustRightInd/>
-        <w:snapToGrid/>
-        <w:spacing w:before="0" w:after="0" w:line="360" w:lineRule="auto"/>
-        <w:ind w:left="709" w:hanging="357"/>
+        <w:t>Современный реклоузер для ВЛ 6-10 кВ, помимо базовых функций МТЗ и АПВ, как правило, реализует целый набор защит и автоматик: направленную МТЗ, защиту минимального и максимального напряжения, автоматический ввод резервного питания (АВР), автоматическое восстановление нормального режима (АВНР), а также функции автоматического и ручного переконфигурирования сети. Наличие встроенных средств регистрации аварийных событий, осциллографирования и контроля ресурса коммутационного аппарата позволяет использовать реклоузер не только как силовой аппарат, но и как полноценный элемент цифровой сети, обеспечивающий сбор и передачу диагностической информации в систему верхнего уровня.</w:t>
+      </w:r>
+    </w:p>
+    <w:p>
+      <w:pPr>
+        <w:keepLines w:val="0"/>
+        <w:widowControl/>
+        <w:kinsoku/>
+        <w:wordWrap/>
+        <w:overflowPunct/>
+        <w:topLinePunct w:val="0"/>
+        <w:autoSpaceDE/>
+        <w:autoSpaceDN/>
+        <w:bidi w:val="0"/>
+        <w:adjustRightInd/>
+        <w:snapToGrid/>
+        <w:spacing w:before="0" w:after="0" w:line="360" w:lineRule="auto"/>
+        <w:ind w:firstLine="709"/>
         <w:jc w:val="both"/>
         <w:textAlignment w:val="auto"/>
         <w:rPr>
@@ -5549,7 +6241,7 @@
           <w:sz w:val="28"/>
           <w:szCs w:val="28"/>
         </w:rPr>
-        <w:t>централизованная автоматика реализуется на уровне АСДУ (SCADA) или специализированных контроллеров распределительной сети, которые на основе телеметрии от реклоузеров и разъединителей формируют оптимальные команды по реконфигурации сети, АВР по сети, ограничению нагрузки и другим действиям.</w:t>
+        <w:t>В условиях распределительных сетей 6-10 кВ основными задачами реклоузеров являются:</w:t>
       </w:r>
     </w:p>
     <w:p>
@@ -5580,9 +6272,212 @@
           <w:rFonts w:ascii="Times New Roman" w:hAnsi="Times New Roman" w:eastAsia="Times New Roman" w:cs="Times New Roman"/>
           <w:b w:val="0"/>
           <w:sz w:val="28"/>
+        </w:rPr>
+        <w:t>– защита воздушных и смешанных линий от токов короткого замыкания и перегрузки с обеспечением селективного отключения повреждённых участков;</w:t>
+      </w:r>
+    </w:p>
+    <w:p>
+      <w:pPr>
+        <w:keepLines w:val="0"/>
+        <w:widowControl/>
+        <w:kinsoku/>
+        <w:wordWrap/>
+        <w:overflowPunct/>
+        <w:topLinePunct w:val="0"/>
+        <w:autoSpaceDE/>
+        <w:autoSpaceDN/>
+        <w:bidi w:val="0"/>
+        <w:adjustRightInd/>
+        <w:snapToGrid/>
+        <w:spacing w:before="0" w:after="0" w:line="360" w:lineRule="auto"/>
+        <w:ind w:firstLine="709"/>
+        <w:jc w:val="both"/>
+        <w:textAlignment w:val="auto"/>
+        <w:rPr>
+          <w:rFonts w:cs="Times New Roman"/>
+          <w:sz w:val="28"/>
           <w:szCs w:val="28"/>
         </w:rPr>
-        <w:t>Реклоузеры и разъединители с дистанционным управлением в этом контексте выступают как исполнительные устройства, совмещающие функции коммутационной аппаратуры и элемента системы автоматики и телемеханики [3]. Для них нормативные документы устанавливают требования как к электрическим параметрам и коммутационной способности, так и к наличию встроенной РЗА, поддержке телемеханики и возможности работы в составе централизованных систем управления.</w:t>
+      </w:pPr>
+      <w:r>
+        <w:rPr>
+          <w:rFonts w:ascii="Times New Roman" w:hAnsi="Times New Roman" w:eastAsia="Times New Roman" w:cs="Times New Roman"/>
+          <w:b w:val="0"/>
+          <w:sz w:val="28"/>
+        </w:rPr>
+        <w:t>– реализация автоматического повторного включения для самоустраняющихся повреждений, характернсых для ВЛ 6-10 кВ;</w:t>
+      </w:r>
+    </w:p>
+    <w:p>
+      <w:pPr>
+        <w:keepNext w:val="0"/>
+        <w:keepLines w:val="0"/>
+        <w:pageBreakBefore w:val="0"/>
+        <w:widowControl/>
+        <w:kinsoku/>
+        <w:wordWrap/>
+        <w:overflowPunct/>
+        <w:topLinePunct w:val="0"/>
+        <w:autoSpaceDE/>
+        <w:autoSpaceDN/>
+        <w:bidi w:val="0"/>
+        <w:adjustRightInd/>
+        <w:snapToGrid/>
+        <w:spacing w:before="0" w:after="0" w:line="360" w:lineRule="auto"/>
+        <w:ind w:firstLine="709"/>
+        <w:jc w:val="both"/>
+        <w:textAlignment w:val="auto"/>
+        <w:rPr>
+          <w:rFonts w:cs="Times New Roman"/>
+          <w:sz w:val="28"/>
+          <w:szCs w:val="28"/>
+        </w:rPr>
+      </w:pPr>
+      <w:r>
+        <w:rPr>
+          <w:rFonts w:ascii="Times New Roman" w:hAnsi="Times New Roman" w:eastAsia="Times New Roman" w:cs="Times New Roman"/>
+          <w:b w:val="0"/>
+          <w:sz w:val="28"/>
+        </w:rPr>
+        <w:t>– секционирование фидеров с целью ограничения зоны отключения и сокращения времени поиска повреждений;</w:t>
+      </w:r>
+    </w:p>
+    <w:p>
+      <w:pPr>
+        <w:keepNext w:val="0"/>
+        <w:keepLines w:val="0"/>
+        <w:pageBreakBefore w:val="0"/>
+        <w:widowControl/>
+        <w:kinsoku/>
+        <w:wordWrap/>
+        <w:overflowPunct/>
+        <w:topLinePunct w:val="0"/>
+        <w:autoSpaceDE/>
+        <w:autoSpaceDN/>
+        <w:bidi w:val="0"/>
+        <w:adjustRightInd/>
+        <w:snapToGrid/>
+        <w:spacing w:before="0" w:after="0" w:line="360" w:lineRule="auto"/>
+        <w:ind w:firstLine="709"/>
+        <w:jc w:val="both"/>
+        <w:textAlignment w:val="auto"/>
+        <w:rPr>
+          <w:rFonts w:cs="Times New Roman"/>
+          <w:sz w:val="28"/>
+          <w:szCs w:val="28"/>
+        </w:rPr>
+      </w:pPr>
+      <w:r>
+        <w:rPr>
+          <w:rFonts w:ascii="Times New Roman" w:hAnsi="Times New Roman" w:eastAsia="Times New Roman" w:cs="Times New Roman"/>
+          <w:b w:val="0"/>
+          <w:sz w:val="28"/>
+        </w:rPr>
+        <w:t>– обеспечение дистанционного управления и наблюдаемости линии со стороны АСДУ или централизованного контроллера сети.</w:t>
+      </w:r>
+    </w:p>
+    <w:p>
+      <w:pPr>
+        <w:keepNext w:val="0"/>
+        <w:keepLines w:val="0"/>
+        <w:pageBreakBefore w:val="0"/>
+        <w:widowControl/>
+        <w:kinsoku/>
+        <w:wordWrap/>
+        <w:overflowPunct/>
+        <w:topLinePunct w:val="0"/>
+        <w:autoSpaceDE/>
+        <w:autoSpaceDN/>
+        <w:bidi w:val="0"/>
+        <w:adjustRightInd/>
+        <w:snapToGrid/>
+        <w:spacing w:before="0" w:after="0" w:line="360" w:lineRule="auto"/>
+        <w:ind w:firstLine="706"/>
+        <w:jc w:val="both"/>
+        <w:textAlignment w:val="auto"/>
+        <w:rPr>
+          <w:rFonts w:cs="Times New Roman"/>
+          <w:sz w:val="28"/>
+          <w:szCs w:val="28"/>
+        </w:rPr>
+      </w:pPr>
+      <w:r>
+        <w:rPr>
+          <w:rFonts w:ascii="Times New Roman" w:hAnsi="Times New Roman" w:eastAsia="Times New Roman" w:cs="Times New Roman"/>
+          <w:b w:val="0"/>
+          <w:sz w:val="28"/>
+          <w:szCs w:val="28"/>
+        </w:rPr>
+        <w:t>На примере вакуумного реклоузера РиМ</w:t>
+      </w:r>
+      <w:r>
+        <w:rPr>
+          <w:rFonts w:ascii="Times New Roman" w:hAnsi="Times New Roman" w:eastAsia="Times New Roman" w:cs="Times New Roman"/>
+          <w:b w:val="0"/>
+          <w:sz w:val="28"/>
+          <w:szCs w:val="28"/>
+        </w:rPr>
+        <w:noBreakHyphen/>
+      </w:r>
+      <w:r>
+        <w:rPr>
+          <w:rFonts w:ascii="Times New Roman" w:hAnsi="Times New Roman" w:eastAsia="Times New Roman" w:cs="Times New Roman"/>
+          <w:b w:val="0"/>
+          <w:sz w:val="28"/>
+          <w:szCs w:val="28"/>
+        </w:rPr>
+        <w:t>РВ можно отметить, что устройство конструктивно совмещает в одном изделии коммутационный модуль с вакуумным выключателем и низковольтный модуль со встроенными функциями релейной защиты, автоматики, блоком питания и интерфейсами связи. Это позволяет реализовать полный комплекс функций: отключение и включение линии, АПВ, регистрацию аварийных событий, измерение токов и напряжений, передачу данных в систему верхнего уровня, а также выполнение оперативных переключений на ВЛ без выезда оперативного персонала.</w:t>
+      </w:r>
+    </w:p>
+    <w:p>
+      <w:pPr>
+        <w:keepLines w:val="0"/>
+        <w:widowControl/>
+        <w:kinsoku/>
+        <w:wordWrap/>
+        <w:overflowPunct/>
+        <w:topLinePunct w:val="0"/>
+        <w:autoSpaceDE/>
+        <w:autoSpaceDN/>
+        <w:bidi w:val="0"/>
+        <w:adjustRightInd/>
+        <w:snapToGrid/>
+        <w:spacing w:before="0" w:after="0" w:line="360" w:lineRule="auto"/>
+        <w:ind w:firstLine="709"/>
+        <w:jc w:val="both"/>
+        <w:textAlignment w:val="auto"/>
+        <w:rPr>
+          <w:rFonts w:cs="Times New Roman"/>
+          <w:sz w:val="28"/>
+          <w:szCs w:val="28"/>
+        </w:rPr>
+      </w:pPr>
+      <w:r>
+        <w:rPr>
+          <w:rFonts w:ascii="Times New Roman" w:hAnsi="Times New Roman" w:eastAsia="Times New Roman" w:cs="Times New Roman"/>
+          <w:b w:val="0"/>
+          <w:sz w:val="28"/>
+          <w:szCs w:val="28"/>
+        </w:rPr>
+        <w:t>Реклоузер в автоматизированной ВЛ 6–10 кВ фактически выполняет функции пункта секционирования, совмещая в себе защиту линии, коммутацию в нормальных и аварийных режимах, автоматическое секционирование и резервирование, а также дистанционное управление. В отличие от традиционных КРУН</w:t>
+      </w:r>
+      <w:r>
+        <w:rPr>
+          <w:rFonts w:ascii="Times New Roman" w:hAnsi="Times New Roman" w:eastAsia="Times New Roman" w:cs="Times New Roman"/>
+          <w:b w:val="0"/>
+          <w:sz w:val="28"/>
+          <w:szCs w:val="28"/>
+        </w:rPr>
+        <w:noBreakHyphen/>
+      </w:r>
+      <w:r>
+        <w:rPr>
+          <w:rFonts w:ascii="Times New Roman" w:hAnsi="Times New Roman" w:eastAsia="Times New Roman" w:cs="Times New Roman"/>
+          <w:b w:val="0"/>
+          <w:sz w:val="28"/>
+          <w:szCs w:val="28"/>
+        </w:rPr>
+        <w:t>пунктов секционирования, выносной реклоузер размещается непосредственно на опоре ВЛ, что сокращает объём строительных работ, уменьшает длину секций и позволяет точнее адаптировать расположение аппарата к фактической конфигурации нагрузки и статистике повреждений.</w:t>
       </w:r>
     </w:p>
     <w:p>
@@ -5602,20 +6497,20 @@
         <w:snapToGrid/>
         <w:spacing w:before="0" w:after="0" w:line="360" w:lineRule="auto"/>
         <w:ind w:firstLine="709"/>
-        <w:jc w:val="left"/>
+        <w:jc w:val="both"/>
         <w:textAlignment w:val="auto"/>
         <w:outlineLvl w:val="1"/>
       </w:pPr>
-      <w:bookmarkStart w:id="10" w:name="_Toc1368576108"/>
+      <w:bookmarkStart w:id="13" w:name="_Toc72508907"/>
       <w:r>
         <w:rPr>
           <w:rFonts w:ascii="Times New Roman" w:hAnsi="Times New Roman" w:eastAsia="Times New Roman" w:cs="Times New Roman"/>
           <w:b/>
           <w:sz w:val="28"/>
         </w:rPr>
-        <w:t>1.3 Особенности применения автоматики на воздушных линиях 6-10 кВ</w:t>
-      </w:r>
-      <w:bookmarkEnd w:id="10"/>
+        <w:t>1.6 Назначение и функции разъединителей с дистанционным управлением</w:t>
+      </w:r>
+      <w:bookmarkEnd w:id="13"/>
     </w:p>
     <w:p>
       <w:pPr>
@@ -5647,15 +6542,177 @@
           <w:sz w:val="28"/>
           <w:szCs w:val="28"/>
         </w:rPr>
-        <w:t>Воздушные линии 6-10 кВ по сравнению с кабельными участками характеризуются более высокой частотой повреждений, значительной долей неустойчивых КЗ (например, перекрытий из</w:t>
-      </w:r>
-      <w:r>
-        <w:rPr>
-          <w:rFonts w:ascii="Times New Roman" w:hAnsi="Times New Roman" w:eastAsia="Times New Roman" w:cs="Times New Roman"/>
-          <w:b w:val="0"/>
+        <w:t>Разъединители в распределительных сетях 6-10 кВ традиционно используются для создания видимого разрыва, изменения схемы сети и обеспечения безопасного вывода оборудования в ремонт, при этом по ПУЭ и типовым руководствам они не предназначены для отключения токов нагрузки и токов короткого замыкания. В современных проектах автоматизации ВЛ используются «умные» разъединители с дистанционным управлением и встроенными индикаторами токов короткого замыкания, которые сохраняют коммутационные ограничения классического разъединителя, но дополняются средствами автоматики и телемеханики.</w:t>
+      </w:r>
+    </w:p>
+    <w:p>
+      <w:pPr>
+        <w:keepLines w:val="0"/>
+        <w:widowControl/>
+        <w:kinsoku/>
+        <w:wordWrap/>
+        <w:overflowPunct/>
+        <w:topLinePunct w:val="0"/>
+        <w:autoSpaceDE/>
+        <w:autoSpaceDN/>
+        <w:bidi w:val="0"/>
+        <w:adjustRightInd/>
+        <w:snapToGrid/>
+        <w:spacing w:before="0" w:after="0" w:line="360" w:lineRule="auto"/>
+        <w:ind w:firstLine="709"/>
+        <w:jc w:val="both"/>
+        <w:textAlignment w:val="auto"/>
+        <w:rPr>
+          <w:rFonts w:cs="Times New Roman"/>
           <w:sz w:val="28"/>
           <w:szCs w:val="28"/>
         </w:rPr>
+      </w:pPr>
+      <w:r>
+        <w:rPr>
+          <w:rFonts w:ascii="Times New Roman" w:hAnsi="Times New Roman" w:eastAsia="Times New Roman" w:cs="Times New Roman"/>
+          <w:b w:val="0"/>
+          <w:sz w:val="28"/>
+          <w:szCs w:val="28"/>
+        </w:rPr>
+        <w:t>Назначение таких разъединителей в автоматизированных сетях 6-10 кВ заключается в:</w:t>
+      </w:r>
+    </w:p>
+    <w:p>
+      <w:pPr>
+        <w:keepLines w:val="0"/>
+        <w:widowControl/>
+        <w:kinsoku/>
+        <w:wordWrap/>
+        <w:overflowPunct/>
+        <w:topLinePunct w:val="0"/>
+        <w:autoSpaceDE/>
+        <w:autoSpaceDN/>
+        <w:bidi w:val="0"/>
+        <w:adjustRightInd/>
+        <w:snapToGrid/>
+        <w:spacing w:before="0" w:after="0" w:line="360" w:lineRule="auto"/>
+        <w:ind w:firstLine="709"/>
+        <w:jc w:val="both"/>
+        <w:textAlignment w:val="auto"/>
+        <w:rPr>
+          <w:rFonts w:cs="Times New Roman"/>
+          <w:sz w:val="28"/>
+          <w:szCs w:val="28"/>
+        </w:rPr>
+      </w:pPr>
+      <w:r>
+        <w:rPr>
+          <w:rFonts w:ascii="Times New Roman" w:hAnsi="Times New Roman" w:eastAsia="Times New Roman" w:cs="Times New Roman"/>
+          <w:b w:val="0"/>
+          <w:sz w:val="28"/>
+        </w:rPr>
+        <w:t>– дистанционном выполнении операций включения и отключения в бестоковую паузу, создаваемую реклоузером или выключателем, с обеспечением видимого разрыва и возможностью заземления отключённого участка;</w:t>
+      </w:r>
+    </w:p>
+    <w:p>
+      <w:pPr>
+        <w:keepLines w:val="0"/>
+        <w:widowControl/>
+        <w:kinsoku/>
+        <w:wordWrap/>
+        <w:overflowPunct/>
+        <w:topLinePunct w:val="0"/>
+        <w:autoSpaceDE/>
+        <w:autoSpaceDN/>
+        <w:bidi w:val="0"/>
+        <w:adjustRightInd/>
+        <w:snapToGrid/>
+        <w:spacing w:before="0" w:after="0" w:line="360" w:lineRule="auto"/>
+        <w:ind w:firstLine="709"/>
+        <w:jc w:val="both"/>
+        <w:textAlignment w:val="auto"/>
+        <w:rPr>
+          <w:rFonts w:cs="Times New Roman"/>
+          <w:sz w:val="28"/>
+          <w:szCs w:val="28"/>
+        </w:rPr>
+      </w:pPr>
+      <w:r>
+        <w:rPr>
+          <w:rFonts w:ascii="Times New Roman" w:hAnsi="Times New Roman" w:eastAsia="Times New Roman" w:cs="Times New Roman"/>
+          <w:b w:val="0"/>
+          <w:sz w:val="28"/>
+        </w:rPr>
+        <w:t>– участии в автоматизированном секционировании линий и изменении схемы сети (включение/отключение ответвлений, перемычек, обходных линий) по командам АСДУ или сетевого контроллера;</w:t>
+      </w:r>
+    </w:p>
+    <w:p>
+      <w:pPr>
+        <w:keepLines w:val="0"/>
+        <w:widowControl/>
+        <w:kinsoku/>
+        <w:wordWrap/>
+        <w:overflowPunct/>
+        <w:topLinePunct w:val="0"/>
+        <w:autoSpaceDE/>
+        <w:autoSpaceDN/>
+        <w:bidi w:val="0"/>
+        <w:adjustRightInd/>
+        <w:snapToGrid/>
+        <w:spacing w:before="0" w:after="0" w:line="360" w:lineRule="auto"/>
+        <w:ind w:firstLine="709"/>
+        <w:jc w:val="both"/>
+        <w:textAlignment w:val="auto"/>
+        <w:rPr>
+          <w:rFonts w:cs="Times New Roman"/>
+          <w:sz w:val="28"/>
+          <w:szCs w:val="28"/>
+        </w:rPr>
+      </w:pPr>
+      <w:r>
+        <w:rPr>
+          <w:rFonts w:ascii="Times New Roman" w:hAnsi="Times New Roman" w:eastAsia="Times New Roman" w:cs="Times New Roman"/>
+          <w:b w:val="0"/>
+          <w:sz w:val="28"/>
+        </w:rPr>
+        <w:t>– повышении наблюдаемости сети за счёт передачи в систему верхнего уровня информации о состоянии разъединителя, наличии токов КЗ и однофазных замыканий на землю, а также регистрации аварийных событий.</w:t>
+      </w:r>
+    </w:p>
+    <w:p>
+      <w:pPr>
+        <w:keepLines w:val="0"/>
+        <w:widowControl/>
+        <w:kinsoku/>
+        <w:wordWrap/>
+        <w:overflowPunct/>
+        <w:topLinePunct w:val="0"/>
+        <w:autoSpaceDE/>
+        <w:autoSpaceDN/>
+        <w:bidi w:val="0"/>
+        <w:adjustRightInd/>
+        <w:snapToGrid/>
+        <w:spacing w:before="0" w:after="0" w:line="360" w:lineRule="auto"/>
+        <w:ind w:firstLine="709"/>
+        <w:jc w:val="both"/>
+        <w:textAlignment w:val="auto"/>
+        <w:rPr>
+          <w:rFonts w:cs="Times New Roman"/>
+          <w:sz w:val="28"/>
+          <w:szCs w:val="28"/>
+        </w:rPr>
+      </w:pPr>
+      <w:r>
+        <w:rPr>
+          <w:rFonts w:ascii="Times New Roman" w:hAnsi="Times New Roman" w:eastAsia="Times New Roman" w:cs="Times New Roman"/>
+          <w:b w:val="0"/>
+          <w:sz w:val="28"/>
+          <w:szCs w:val="28"/>
+        </w:rPr>
+        <w:t>Цифровые разъединители с индикаторами короткого замыкания и шкафами управления позволяют селективно определять место возникновения аварий на воздушно</w:t>
+      </w:r>
+      <w:r>
+        <w:rPr>
+          <w:rFonts w:ascii="Times New Roman" w:hAnsi="Times New Roman" w:eastAsia="Times New Roman" w:cs="Times New Roman"/>
+          <w:b w:val="0"/>
+          <w:sz w:val="28"/>
+          <w:szCs w:val="28"/>
+        </w:rPr>
         <w:noBreakHyphen/>
       </w:r>
       <w:r>
@@ -5665,7 +6722,7 @@
           <w:sz w:val="28"/>
           <w:szCs w:val="28"/>
         </w:rPr>
-        <w:t>за веток, гололёда, грозовых перенапряжений) и большой протяжённостью, что увеличивает время поиска места повреждения. ПУЭ допускает работу сетей 2-35 кВ с изолированной или компенсированной нейтралью, причём выбор режима заземления нейтрали и применение дугогасящих реакторов напрямую влияет на характер аварийных режимов и алгоритмы работы защит и автоматики.</w:t>
+        <w:t>кабельных линиях сложной топологии и гарантированно передавать информацию в системы верхнего уровня. При этом сами коммутационные операции по отключению токов КЗ выполняются реклоузерами или выключателями, а разъединители задействуются только после создания бестоковой паузы, что соответствует требованиям ПУЭ и отраслевых стандартов.</w:t>
       </w:r>
     </w:p>
     <w:p>
@@ -5698,28 +6755,56 @@
           <w:sz w:val="28"/>
           <w:szCs w:val="28"/>
         </w:rPr>
-        <w:t>В этих условиях применение реклоузеров на ВЛ 6-10 кВ позволяет реализовать несколько ключевых возможностей:</w:t>
-      </w:r>
-    </w:p>
-    <w:p>
-      <w:pPr>
-        <w:keepLines w:val="0"/>
-        <w:widowControl/>
-        <w:numPr>
-          <w:ilvl w:val="0"/>
-          <w:numId w:val="1"/>
-        </w:numPr>
-        <w:kinsoku/>
-        <w:wordWrap/>
-        <w:overflowPunct/>
-        <w:topLinePunct w:val="0"/>
-        <w:autoSpaceDE/>
-        <w:autoSpaceDN/>
-        <w:bidi w:val="0"/>
-        <w:adjustRightInd/>
-        <w:snapToGrid/>
-        <w:spacing w:before="0" w:after="0" w:line="360" w:lineRule="auto"/>
-        <w:ind w:left="709" w:hanging="357"/>
+        <w:t>Интеллектуальные разъединители 6-10 кВ с автоматизированным приводом и встроенными индикаторами короткого замыкания (ИКЗ) превращают обычный линейный разъединитель в активный элемент системы автоматики. Такие устройства не только выполняют секционирование линии в бестоковую паузу, но и фиксируют факты и направление протекания токов КЗ и ОЗЗ, передают информацию в шкаф управления и далее в АСДУ, что резко сокращает время поиска повреждённого участка и позволяет выполнять дистанционное секционирование без выезда оперативной бригады.</w:t>
+      </w:r>
+    </w:p>
+    <w:p>
+      <w:pPr>
+        <w:keepNext/>
+        <w:keepLines w:val="0"/>
+        <w:pageBreakBefore w:val="0"/>
+        <w:widowControl/>
+        <w:kinsoku/>
+        <w:wordWrap/>
+        <w:overflowPunct/>
+        <w:topLinePunct w:val="0"/>
+        <w:autoSpaceDE/>
+        <w:autoSpaceDN/>
+        <w:bidi w:val="0"/>
+        <w:adjustRightInd/>
+        <w:snapToGrid/>
+        <w:spacing w:before="0" w:after="0" w:line="360" w:lineRule="auto"/>
+        <w:ind w:firstLine="709"/>
+        <w:jc w:val="both"/>
+        <w:textAlignment w:val="auto"/>
+        <w:outlineLvl w:val="1"/>
+      </w:pPr>
+      <w:bookmarkStart w:id="14" w:name="_Toc1033972100"/>
+      <w:r>
+        <w:rPr>
+          <w:rFonts w:ascii="Times New Roman" w:hAnsi="Times New Roman" w:eastAsia="Times New Roman" w:cs="Times New Roman"/>
+          <w:b/>
+          <w:sz w:val="28"/>
+        </w:rPr>
+        <w:t>1.7 Структура системы автоматики автоматизированного участка ВЛ 6-10 кВ</w:t>
+      </w:r>
+      <w:bookmarkEnd w:id="14"/>
+    </w:p>
+    <w:p>
+      <w:pPr>
+        <w:keepLines w:val="0"/>
+        <w:widowControl/>
+        <w:kinsoku/>
+        <w:wordWrap/>
+        <w:overflowPunct/>
+        <w:topLinePunct w:val="0"/>
+        <w:autoSpaceDE/>
+        <w:autoSpaceDN/>
+        <w:bidi w:val="0"/>
+        <w:adjustRightInd/>
+        <w:snapToGrid/>
+        <w:spacing w:before="0" w:after="0" w:line="360" w:lineRule="auto"/>
+        <w:ind w:firstLine="709"/>
         <w:jc w:val="both"/>
         <w:textAlignment w:val="auto"/>
         <w:rPr>
@@ -5735,28 +6820,41 @@
           <w:sz w:val="28"/>
           <w:szCs w:val="28"/>
         </w:rPr>
-        <w:t>выполнение автоматического повторного включения для самоустраняющихся повреждений, что существенно снижает число длительных отключений потребителей при грозовых и временных перекрытиях;</w:t>
-      </w:r>
-    </w:p>
-    <w:p>
-      <w:pPr>
-        <w:keepLines w:val="0"/>
-        <w:widowControl/>
-        <w:numPr>
-          <w:ilvl w:val="0"/>
-          <w:numId w:val="1"/>
-        </w:numPr>
-        <w:kinsoku/>
-        <w:wordWrap/>
-        <w:overflowPunct/>
-        <w:topLinePunct w:val="0"/>
-        <w:autoSpaceDE/>
-        <w:autoSpaceDN/>
-        <w:bidi w:val="0"/>
-        <w:adjustRightInd/>
-        <w:snapToGrid/>
-        <w:spacing w:before="0" w:after="0" w:line="360" w:lineRule="auto"/>
-        <w:ind w:left="709" w:hanging="357"/>
+        <w:t>Система автоматики автоматизированного участка ВЛ 6-10 кВ представляет</w:t>
+      </w:r>
+      <w:r>
+        <w:rPr>
+          <w:rFonts w:ascii="Times New Roman" w:hAnsi="Times New Roman" w:eastAsia="Times New Roman" w:cs="Times New Roman"/>
+          <w:b w:val="0"/>
+          <w:sz w:val="28"/>
+        </w:rPr>
+        <w:t xml:space="preserve"> </w:t>
+      </w:r>
+      <w:r>
+        <w:rPr>
+          <w:rFonts w:ascii="Times New Roman" w:hAnsi="Times New Roman" w:eastAsia="Times New Roman" w:cs="Times New Roman"/>
+          <w:b w:val="0"/>
+          <w:sz w:val="28"/>
+          <w:szCs w:val="28"/>
+        </w:rPr>
+        <w:t>собой совокупность устройств релейной защиты и автоматики, коммутационной аппаратуры (реклоузеров и разъединителей), контроллеров и систем диспетчерского управления, объединённых каналами связи. На нижнем уровне находятся реклоузеры с встроенными терминалами РЗА, шкафы управления разъединителями и индикаторы коротких замыканий, обеспечивающие локальное выполнение защитных и переключательных функций.</w:t>
+      </w:r>
+    </w:p>
+    <w:p>
+      <w:pPr>
+        <w:keepLines w:val="0"/>
+        <w:widowControl/>
+        <w:kinsoku/>
+        <w:wordWrap/>
+        <w:overflowPunct/>
+        <w:topLinePunct w:val="0"/>
+        <w:autoSpaceDE/>
+        <w:autoSpaceDN/>
+        <w:bidi w:val="0"/>
+        <w:adjustRightInd/>
+        <w:snapToGrid/>
+        <w:spacing w:before="0" w:after="0" w:line="360" w:lineRule="auto"/>
+        <w:ind w:firstLine="709"/>
         <w:jc w:val="both"/>
         <w:textAlignment w:val="auto"/>
         <w:rPr>
@@ -5772,28 +6870,24 @@
           <w:sz w:val="28"/>
           <w:szCs w:val="28"/>
         </w:rPr>
-        <w:t>секционирование длинных фидеров на несколько участков с автоматическим отключением только повреждённой секции и сохранением питания по остальной части линии;</w:t>
-      </w:r>
-    </w:p>
-    <w:p>
-      <w:pPr>
-        <w:keepLines w:val="0"/>
-        <w:widowControl/>
-        <w:numPr>
-          <w:ilvl w:val="0"/>
-          <w:numId w:val="1"/>
-        </w:numPr>
-        <w:kinsoku/>
-        <w:wordWrap/>
-        <w:overflowPunct/>
-        <w:topLinePunct w:val="0"/>
-        <w:autoSpaceDE/>
-        <w:autoSpaceDN/>
-        <w:bidi w:val="0"/>
-        <w:adjustRightInd/>
-        <w:snapToGrid/>
-        <w:spacing w:before="0" w:after="0" w:line="360" w:lineRule="auto"/>
-        <w:ind w:left="709" w:hanging="357"/>
+        <w:t>На верхнем уровне система включает:</w:t>
+      </w:r>
+    </w:p>
+    <w:p>
+      <w:pPr>
+        <w:keepLines w:val="0"/>
+        <w:widowControl/>
+        <w:kinsoku/>
+        <w:wordWrap/>
+        <w:overflowPunct/>
+        <w:topLinePunct w:val="0"/>
+        <w:autoSpaceDE/>
+        <w:autoSpaceDN/>
+        <w:bidi w:val="0"/>
+        <w:adjustRightInd/>
+        <w:snapToGrid/>
+        <w:spacing w:before="0" w:after="0" w:line="360" w:lineRule="auto"/>
+        <w:ind w:firstLine="709"/>
         <w:jc w:val="both"/>
         <w:textAlignment w:val="auto"/>
         <w:rPr>
@@ -5807,15 +6901,45 @@
           <w:rFonts w:ascii="Times New Roman" w:hAnsi="Times New Roman" w:eastAsia="Times New Roman" w:cs="Times New Roman"/>
           <w:b w:val="0"/>
           <w:sz w:val="28"/>
+        </w:rPr>
+        <w:t>– АСДУ (SCADA) или сетевой контроллер распределительной сети, осуществляющий сбор телеметрии, визуализацию схемы сети, формирование команд дистанционного управления и реализацию централизованных алгоритмов секционирования и восстановления электроснабжения;</w:t>
+      </w:r>
+    </w:p>
+    <w:p>
+      <w:pPr>
+        <w:keepLines w:val="0"/>
+        <w:widowControl/>
+        <w:kinsoku/>
+        <w:wordWrap/>
+        <w:overflowPunct/>
+        <w:topLinePunct w:val="0"/>
+        <w:autoSpaceDE/>
+        <w:autoSpaceDN/>
+        <w:bidi w:val="0"/>
+        <w:adjustRightInd/>
+        <w:snapToGrid/>
+        <w:spacing w:before="0" w:after="0" w:line="360" w:lineRule="auto"/>
+        <w:ind w:firstLine="709"/>
+        <w:jc w:val="both"/>
+        <w:textAlignment w:val="auto"/>
+        <w:rPr>
+          <w:rFonts w:cs="Times New Roman"/>
+          <w:sz w:val="28"/>
           <w:szCs w:val="28"/>
         </w:rPr>
-        <w:t>уменьшение времени поиска и устранения повреждения за счёт того, что участок, на котором зафиксировано отключение реклоузера, непосредственно указывает на зону дефекта.</w:t>
-      </w:r>
-    </w:p>
-    <w:p>
-      <w:pPr>
-        <w:keepLines w:val="0"/>
-        <w:pageBreakBefore w:val="0"/>
+      </w:pPr>
+      <w:r>
+        <w:rPr>
+          <w:rFonts w:ascii="Times New Roman" w:hAnsi="Times New Roman" w:eastAsia="Times New Roman" w:cs="Times New Roman"/>
+          <w:b w:val="0"/>
+          <w:sz w:val="28"/>
+        </w:rPr>
+        <w:t>– серверы архивирования и анализа данных, обеспечивающие хранение и обработку информации о режимах работы сети, аварийных событиях и действиях автоматики;</w:t>
+      </w:r>
+    </w:p>
+    <w:p>
+      <w:pPr>
+        <w:keepLines w:val="0"/>
         <w:widowControl/>
         <w:kinsoku/>
         <w:wordWrap/>
@@ -5841,16 +6965,100 @@
           <w:rFonts w:ascii="Times New Roman" w:hAnsi="Times New Roman" w:eastAsia="Times New Roman" w:cs="Times New Roman"/>
           <w:b w:val="0"/>
           <w:sz w:val="28"/>
+        </w:rPr>
+        <w:t>– рабочие места оперативного персонала, на которых отображается топология сети, состояние реклоузеров и разъединителей, а также результаты срабатывания защит и автоматики.</w:t>
+      </w:r>
+    </w:p>
+    <w:p>
+      <w:pPr>
+        <w:keepLines w:val="0"/>
+        <w:widowControl/>
+        <w:kinsoku/>
+        <w:wordWrap/>
+        <w:overflowPunct/>
+        <w:topLinePunct w:val="0"/>
+        <w:autoSpaceDE/>
+        <w:autoSpaceDN/>
+        <w:bidi w:val="0"/>
+        <w:adjustRightInd/>
+        <w:snapToGrid/>
+        <w:spacing w:before="0" w:after="0" w:line="360" w:lineRule="auto"/>
+        <w:ind w:firstLine="709"/>
+        <w:jc w:val="both"/>
+        <w:textAlignment w:val="auto"/>
+        <w:rPr>
+          <w:rFonts w:cs="Times New Roman"/>
+          <w:sz w:val="28"/>
           <w:szCs w:val="28"/>
         </w:rPr>
-        <w:t>«Умные» разъединители на опорах ВЛ дополняют реклоузеры, обеспечивая дистанционное разделение линий, изменение схемы питания, выделение участков в ремонт и создание временных схем электроснабжения без выезда оперативного персонала. При этом ПУЭ и отраслевые стандарты требуют, чтобы коммутирование нагрузочных токов и токов КЗ осуществлялось выключателями или реклоузерами, тогда как разъединители должны работать в бестоковую паузу, что учитывается при разработке алгоритмов совместной работы этих аппаратов.</w:t>
-      </w:r>
-    </w:p>
-    <w:p>
-      <w:pPr>
-        <w:keepNext/>
-        <w:keepLines w:val="0"/>
-        <w:pageBreakBefore w:val="0"/>
+      </w:pPr>
+      <w:r>
+        <w:rPr>
+          <w:rFonts w:ascii="Times New Roman" w:hAnsi="Times New Roman" w:eastAsia="Times New Roman" w:cs="Times New Roman"/>
+          <w:b w:val="0"/>
+          <w:sz w:val="28"/>
+          <w:szCs w:val="28"/>
+        </w:rPr>
+        <w:t>СТО и типовые решения ПАО «Россети» предусматривают, что структура системы автоматики должна обеспечивать селективность срабатывания устройств, координацию локальных алгоритмов АПВ и секционирования с централизованными функциями АСДУ, а также возможность резервного местного управления оборудованием в случае отказа каналов связи или верхнего уровня. При этом устройства РЗА и автоматики подлежат техническому обслуживанию и проверкам в соответствии с требованиями РД 153</w:t>
+      </w:r>
+      <w:r>
+        <w:rPr>
+          <w:rFonts w:ascii="Times New Roman" w:hAnsi="Times New Roman" w:eastAsia="Times New Roman" w:cs="Times New Roman"/>
+          <w:b w:val="0"/>
+          <w:sz w:val="28"/>
+          <w:szCs w:val="28"/>
+        </w:rPr>
+        <w:noBreakHyphen/>
+      </w:r>
+      <w:r>
+        <w:rPr>
+          <w:rFonts w:ascii="Times New Roman" w:hAnsi="Times New Roman" w:eastAsia="Times New Roman" w:cs="Times New Roman"/>
+          <w:b w:val="0"/>
+          <w:sz w:val="28"/>
+          <w:szCs w:val="28"/>
+        </w:rPr>
+        <w:t>34.3</w:t>
+      </w:r>
+      <w:r>
+        <w:rPr>
+          <w:rFonts w:ascii="Times New Roman" w:hAnsi="Times New Roman" w:eastAsia="Times New Roman" w:cs="Times New Roman"/>
+          <w:b w:val="0"/>
+          <w:sz w:val="28"/>
+          <w:szCs w:val="28"/>
+        </w:rPr>
+        <w:noBreakHyphen/>
+      </w:r>
+      <w:r>
+        <w:rPr>
+          <w:rFonts w:ascii="Times New Roman" w:hAnsi="Times New Roman" w:eastAsia="Times New Roman" w:cs="Times New Roman"/>
+          <w:b w:val="0"/>
+          <w:sz w:val="28"/>
+          <w:szCs w:val="28"/>
+        </w:rPr>
+        <w:t>35.613</w:t>
+      </w:r>
+      <w:r>
+        <w:rPr>
+          <w:rFonts w:ascii="Times New Roman" w:hAnsi="Times New Roman" w:eastAsia="Times New Roman" w:cs="Times New Roman"/>
+          <w:b w:val="0"/>
+          <w:sz w:val="28"/>
+          <w:szCs w:val="28"/>
+        </w:rPr>
+        <w:noBreakHyphen/>
+      </w:r>
+      <w:r>
+        <w:rPr>
+          <w:rFonts w:ascii="Times New Roman" w:hAnsi="Times New Roman" w:eastAsia="Times New Roman" w:cs="Times New Roman"/>
+          <w:b w:val="0"/>
+          <w:sz w:val="28"/>
+          <w:szCs w:val="28"/>
+        </w:rPr>
+        <w:t>00, что учитывается при проектировании структуры системы.</w:t>
+      </w:r>
+    </w:p>
+    <w:p>
+      <w:pPr>
+        <w:keepLines w:val="0"/>
         <w:widowControl/>
         <w:kinsoku/>
         <w:wordWrap/>
@@ -5863,1362 +7071,29 @@
         <w:snapToGrid/>
         <w:spacing w:before="0" w:after="0" w:line="360" w:lineRule="auto"/>
         <w:ind w:firstLine="709"/>
-        <w:jc w:val="left"/>
-        <w:textAlignment w:val="auto"/>
-        <w:outlineLvl w:val="1"/>
-      </w:pPr>
-      <w:bookmarkStart w:id="11" w:name="_Toc2108787786"/>
-      <w:r>
-        <w:rPr>
-          <w:rFonts w:ascii="Times New Roman" w:hAnsi="Times New Roman" w:eastAsia="Times New Roman" w:cs="Times New Roman"/>
-          <w:b/>
-          <w:sz w:val="28"/>
-        </w:rPr>
-        <w:t>1.4 Нормативные требования к системам автоматики и дистанционного управления</w:t>
-      </w:r>
-      <w:bookmarkEnd w:id="11"/>
-    </w:p>
-    <w:p>
-      <w:pPr>
-        <w:keepLines w:val="0"/>
-        <w:widowControl/>
-        <w:kinsoku/>
-        <w:wordWrap/>
-        <w:overflowPunct/>
-        <w:topLinePunct w:val="0"/>
-        <w:autoSpaceDE/>
-        <w:autoSpaceDN/>
-        <w:bidi w:val="0"/>
-        <w:adjustRightInd/>
-        <w:snapToGrid/>
+        <w:jc w:val="both"/>
+        <w:textAlignment w:val="auto"/>
+        <w:rPr>
+          <w:rFonts w:cs="Times New Roman"/>
+          <w:sz w:val="28"/>
+          <w:szCs w:val="28"/>
+        </w:rPr>
+      </w:pPr>
+      <w:r>
+        <w:rPr>
+          <w:rFonts w:ascii="Times New Roman" w:hAnsi="Times New Roman" w:eastAsia="Times New Roman" w:cs="Times New Roman"/>
+          <w:b w:val="0"/>
+          <w:sz w:val="28"/>
+          <w:szCs w:val="28"/>
+        </w:rPr>
+        <w:t>Современные решения по автоматизации ВЛ 6-10 кВ всё чаще реализуют технологию FLISR (Fault Location, Isolation and Service Restoration) [8], в рамках которой система должна выполнить три последовательных действия: обнаружить и локализовать участок с повреждением, изолировать его с помощью коммутационных аппаратов и восстановить электроснабжение по неповреждённой части сети. В этой логике реклоузер выступает основным устройством автоматического отключения и повторного включения линии, а интеллектуальные разъединители с ИКЗ обеспечивают точное выделение повреждённого участка и возможность его изоляции и последующего вывода в ремонт.</w:t>
+      </w:r>
+    </w:p>
+    <w:p>
+      <w:pPr>
         <w:spacing w:before="0" w:after="0" w:line="360" w:lineRule="auto"/>
         <w:ind w:firstLine="709"/>
         <w:jc w:val="both"/>
-        <w:textAlignment w:val="auto"/>
-        <w:rPr>
-          <w:rFonts w:cs="Times New Roman"/>
-          <w:sz w:val="28"/>
-          <w:szCs w:val="28"/>
-        </w:rPr>
-      </w:pPr>
-      <w:r>
-        <w:rPr>
-          <w:rFonts w:ascii="Times New Roman" w:hAnsi="Times New Roman" w:eastAsia="Times New Roman" w:cs="Times New Roman"/>
-          <w:b w:val="0"/>
-          <w:sz w:val="28"/>
-          <w:szCs w:val="28"/>
-        </w:rPr>
-        <w:t>Нормативные требования к системам автоматики и дистанционного управления реклоузерами и разъединителями в распределительных сетях 6-10 кВ формируются на основе нескольких уровней документов. ПУЭ задаёт общие принципы построения систем электроснабжения, требования к защите, автоматике и телемеханике, а также к выбору схем сетей, резервированию и обеспечению электробезопасности. В главе 3.3 ПУЭ устанавливается, что автоматика и телемеханика должны обеспечивать выполнение переключений, необходимое для нормальной и послеаварийной работы электроустановки, с требуемой надёжностью и селективностью.</w:t>
-      </w:r>
-    </w:p>
-    <w:p>
-      <w:pPr>
-        <w:keepLines w:val="0"/>
-        <w:widowControl/>
-        <w:kinsoku/>
-        <w:wordWrap/>
-        <w:overflowPunct/>
-        <w:topLinePunct w:val="0"/>
-        <w:autoSpaceDE/>
-        <w:autoSpaceDN/>
-        <w:bidi w:val="0"/>
-        <w:adjustRightInd/>
-        <w:snapToGrid/>
-        <w:spacing w:before="0" w:after="0" w:line="360" w:lineRule="auto"/>
-        <w:ind w:firstLine="709"/>
-        <w:jc w:val="both"/>
-        <w:textAlignment w:val="auto"/>
-        <w:rPr>
-          <w:rFonts w:cs="Times New Roman"/>
-          <w:sz w:val="28"/>
-          <w:szCs w:val="28"/>
-        </w:rPr>
-      </w:pPr>
-      <w:r>
-        <w:rPr>
-          <w:rFonts w:ascii="Times New Roman" w:hAnsi="Times New Roman" w:eastAsia="Times New Roman" w:cs="Times New Roman"/>
-          <w:b w:val="0"/>
-          <w:sz w:val="28"/>
-          <w:szCs w:val="28"/>
-        </w:rPr>
-        <w:t>СТО 34.01</w:t>
-      </w:r>
-      <w:r>
-        <w:rPr>
-          <w:rFonts w:ascii="Times New Roman" w:hAnsi="Times New Roman" w:eastAsia="Times New Roman" w:cs="Times New Roman"/>
-          <w:b w:val="0"/>
-          <w:sz w:val="28"/>
-          <w:szCs w:val="28"/>
-        </w:rPr>
-        <w:noBreakHyphen/>
-      </w:r>
-      <w:r>
-        <w:rPr>
-          <w:rFonts w:ascii="Times New Roman" w:hAnsi="Times New Roman" w:eastAsia="Times New Roman" w:cs="Times New Roman"/>
-          <w:b w:val="0"/>
-          <w:sz w:val="28"/>
-          <w:szCs w:val="28"/>
-        </w:rPr>
-        <w:t>23.1</w:t>
-      </w:r>
-      <w:r>
-        <w:rPr>
-          <w:rFonts w:ascii="Times New Roman" w:hAnsi="Times New Roman" w:eastAsia="Times New Roman" w:cs="Times New Roman"/>
-          <w:b w:val="0"/>
-          <w:sz w:val="28"/>
-          <w:szCs w:val="28"/>
-        </w:rPr>
-        <w:noBreakHyphen/>
-      </w:r>
-      <w:r>
-        <w:rPr>
-          <w:rFonts w:ascii="Times New Roman" w:hAnsi="Times New Roman" w:eastAsia="Times New Roman" w:cs="Times New Roman"/>
-          <w:b w:val="0"/>
-          <w:sz w:val="28"/>
-          <w:szCs w:val="28"/>
-        </w:rPr>
-        <w:t>001</w:t>
-      </w:r>
-      <w:r>
-        <w:rPr>
-          <w:rFonts w:ascii="Times New Roman" w:hAnsi="Times New Roman" w:eastAsia="Times New Roman" w:cs="Times New Roman"/>
-          <w:b w:val="0"/>
-          <w:sz w:val="28"/>
-          <w:szCs w:val="28"/>
-        </w:rPr>
-        <w:noBreakHyphen/>
-      </w:r>
-      <w:r>
-        <w:rPr>
-          <w:rFonts w:ascii="Times New Roman" w:hAnsi="Times New Roman" w:eastAsia="Times New Roman" w:cs="Times New Roman"/>
-          <w:b w:val="0"/>
-          <w:sz w:val="28"/>
-          <w:szCs w:val="28"/>
-        </w:rPr>
-        <w:t>2017 [4] (и родственные ему стандарты «Россетей») регламентируют применение секционирующих пунктов с реклоузерами в сетях 6-10 кВ, определяют типовые схемы включения реклоузеров, их место в структуре сети и требования к функциям автоматики, включая АПВ, автоматическое секционирование и взаимодействие с АСДУ. СТО 34.01</w:t>
-      </w:r>
-      <w:r>
-        <w:rPr>
-          <w:rFonts w:ascii="Times New Roman" w:hAnsi="Times New Roman" w:eastAsia="Times New Roman" w:cs="Times New Roman"/>
-          <w:b w:val="0"/>
-          <w:sz w:val="28"/>
-          <w:szCs w:val="28"/>
-        </w:rPr>
-        <w:noBreakHyphen/>
-      </w:r>
-      <w:r>
-        <w:rPr>
-          <w:rFonts w:ascii="Times New Roman" w:hAnsi="Times New Roman" w:eastAsia="Times New Roman" w:cs="Times New Roman"/>
-          <w:b w:val="0"/>
-          <w:sz w:val="28"/>
-          <w:szCs w:val="28"/>
-        </w:rPr>
-        <w:t>3.2</w:t>
-      </w:r>
-      <w:r>
-        <w:rPr>
-          <w:rFonts w:ascii="Times New Roman" w:hAnsi="Times New Roman" w:eastAsia="Times New Roman" w:cs="Times New Roman"/>
-          <w:b w:val="0"/>
-          <w:sz w:val="28"/>
-          <w:szCs w:val="28"/>
-        </w:rPr>
-        <w:noBreakHyphen/>
-      </w:r>
-      <w:r>
-        <w:rPr>
-          <w:rFonts w:ascii="Times New Roman" w:hAnsi="Times New Roman" w:eastAsia="Times New Roman" w:cs="Times New Roman"/>
-          <w:b w:val="0"/>
-          <w:sz w:val="28"/>
-          <w:szCs w:val="28"/>
-        </w:rPr>
-        <w:t>004</w:t>
-      </w:r>
-      <w:r>
-        <w:rPr>
-          <w:rFonts w:ascii="Times New Roman" w:hAnsi="Times New Roman" w:eastAsia="Times New Roman" w:cs="Times New Roman"/>
-          <w:b w:val="0"/>
-          <w:sz w:val="28"/>
-          <w:szCs w:val="28"/>
-        </w:rPr>
-        <w:noBreakHyphen/>
-      </w:r>
-      <w:r>
-        <w:rPr>
-          <w:rFonts w:ascii="Times New Roman" w:hAnsi="Times New Roman" w:eastAsia="Times New Roman" w:cs="Times New Roman"/>
-          <w:b w:val="0"/>
-          <w:sz w:val="28"/>
-          <w:szCs w:val="28"/>
-        </w:rPr>
-        <w:t>2016 «Реклоузеры 6-35 кВ. Общие технические требования» [5] устанавливает требования к функционалу реклоузера как устройства РЗА и коммутации: наличие встроенных защит, заданного числа циклов АПВ, средств регистрации аварийных событий, интерфейсов связи и устойчивости к воздействиям окружающей среды.</w:t>
-      </w:r>
-    </w:p>
-    <w:p>
-      <w:pPr>
-        <w:keepLines w:val="0"/>
-        <w:pageBreakBefore w:val="0"/>
-        <w:widowControl/>
-        <w:kinsoku/>
-        <w:wordWrap/>
-        <w:overflowPunct/>
-        <w:topLinePunct w:val="0"/>
-        <w:autoSpaceDE/>
-        <w:autoSpaceDN/>
-        <w:bidi w:val="0"/>
-        <w:adjustRightInd/>
-        <w:snapToGrid/>
-        <w:spacing w:before="0" w:after="0" w:line="360" w:lineRule="auto"/>
-        <w:ind w:firstLine="709"/>
-        <w:jc w:val="both"/>
-        <w:textAlignment w:val="auto"/>
-        <w:rPr>
-          <w:rFonts w:cs="Times New Roman"/>
-          <w:sz w:val="28"/>
-          <w:szCs w:val="28"/>
-        </w:rPr>
-      </w:pPr>
-      <w:r>
-        <w:rPr>
-          <w:rFonts w:ascii="Times New Roman" w:hAnsi="Times New Roman" w:eastAsia="Times New Roman" w:cs="Times New Roman"/>
-          <w:b w:val="0"/>
-          <w:sz w:val="28"/>
-          <w:szCs w:val="28"/>
-        </w:rPr>
-        <w:t>РД 153</w:t>
-      </w:r>
-      <w:r>
-        <w:rPr>
-          <w:rFonts w:ascii="Times New Roman" w:hAnsi="Times New Roman" w:eastAsia="Times New Roman" w:cs="Times New Roman"/>
-          <w:b w:val="0"/>
-          <w:sz w:val="28"/>
-          <w:szCs w:val="28"/>
-        </w:rPr>
-        <w:noBreakHyphen/>
-      </w:r>
-      <w:r>
-        <w:rPr>
-          <w:rFonts w:ascii="Times New Roman" w:hAnsi="Times New Roman" w:eastAsia="Times New Roman" w:cs="Times New Roman"/>
-          <w:b w:val="0"/>
-          <w:sz w:val="28"/>
-          <w:szCs w:val="28"/>
-        </w:rPr>
-        <w:t>34.3</w:t>
-      </w:r>
-      <w:r>
-        <w:rPr>
-          <w:rFonts w:ascii="Times New Roman" w:hAnsi="Times New Roman" w:eastAsia="Times New Roman" w:cs="Times New Roman"/>
-          <w:b w:val="0"/>
-          <w:sz w:val="28"/>
-          <w:szCs w:val="28"/>
-        </w:rPr>
-        <w:noBreakHyphen/>
-      </w:r>
-      <w:r>
-        <w:rPr>
-          <w:rFonts w:ascii="Times New Roman" w:hAnsi="Times New Roman" w:eastAsia="Times New Roman" w:cs="Times New Roman"/>
-          <w:b w:val="0"/>
-          <w:sz w:val="28"/>
-          <w:szCs w:val="28"/>
-        </w:rPr>
-        <w:t>35.613</w:t>
-      </w:r>
-      <w:r>
-        <w:rPr>
-          <w:rFonts w:ascii="Times New Roman" w:hAnsi="Times New Roman" w:eastAsia="Times New Roman" w:cs="Times New Roman"/>
-          <w:b w:val="0"/>
-          <w:sz w:val="28"/>
-          <w:szCs w:val="28"/>
-        </w:rPr>
-        <w:noBreakHyphen/>
-      </w:r>
-      <w:r>
-        <w:rPr>
-          <w:rFonts w:ascii="Times New Roman" w:hAnsi="Times New Roman" w:eastAsia="Times New Roman" w:cs="Times New Roman"/>
-          <w:b w:val="0"/>
-          <w:sz w:val="28"/>
-          <w:szCs w:val="28"/>
-        </w:rPr>
-        <w:t>00 «Правила технического обслуживания устройств РЗА и электроавтоматики электрических сетей 0,4-35 кВ» [6] определяет требования к надёжности устройств автоматики, видам и периодичности их технического обслуживания, испытаний и опробований, а также к организации контроля и самодиагностики, что критично для бесперебойной работы функций автоматики на реклоузерах и разъединителях. В совокупности эти документы задают рамки, в которых должны разрабатываться алгоритмы автоматики и структурные схемы дистанционного управления реклоузерами и разъединителями на автоматизированном участке распределительной сети 6-10 кВ.</w:t>
-      </w:r>
-    </w:p>
-    <w:p>
-      <w:pPr>
-        <w:keepNext/>
-        <w:keepLines w:val="0"/>
-        <w:pageBreakBefore w:val="0"/>
-        <w:widowControl/>
-        <w:kinsoku/>
-        <w:wordWrap/>
-        <w:overflowPunct/>
-        <w:topLinePunct w:val="0"/>
-        <w:autoSpaceDE/>
-        <w:autoSpaceDN/>
-        <w:bidi w:val="0"/>
-        <w:adjustRightInd/>
-        <w:snapToGrid/>
-        <w:spacing w:before="0" w:after="0" w:line="360" w:lineRule="auto"/>
-        <w:ind w:firstLine="709"/>
-        <w:jc w:val="left"/>
-        <w:textAlignment w:val="auto"/>
-        <w:outlineLvl w:val="1"/>
-      </w:pPr>
-      <w:bookmarkStart w:id="12" w:name="_Toc326209214"/>
-      <w:r>
-        <w:rPr>
-          <w:rFonts w:ascii="Times New Roman" w:hAnsi="Times New Roman" w:eastAsia="Times New Roman" w:cs="Times New Roman"/>
-          <w:b/>
-          <w:sz w:val="28"/>
-        </w:rPr>
-        <w:t>1.5 Назначение и функции реклоузеров в распределительных сетях 6-10 кВ</w:t>
-      </w:r>
-      <w:bookmarkEnd w:id="12"/>
-    </w:p>
-    <w:p>
-      <w:pPr>
-        <w:keepLines w:val="0"/>
-        <w:widowControl/>
-        <w:kinsoku/>
-        <w:wordWrap/>
-        <w:overflowPunct/>
-        <w:topLinePunct w:val="0"/>
-        <w:autoSpaceDE/>
-        <w:autoSpaceDN/>
-        <w:bidi w:val="0"/>
-        <w:adjustRightInd/>
-        <w:snapToGrid/>
-        <w:spacing w:before="0" w:after="0" w:line="360" w:lineRule="auto"/>
-        <w:ind w:firstLine="709"/>
-        <w:jc w:val="both"/>
-        <w:textAlignment w:val="auto"/>
-        <w:rPr>
-          <w:rFonts w:cs="Times New Roman"/>
-          <w:sz w:val="28"/>
-          <w:szCs w:val="28"/>
-        </w:rPr>
-      </w:pPr>
-      <w:r>
-        <w:rPr>
-          <w:rFonts w:ascii="Times New Roman" w:hAnsi="Times New Roman" w:eastAsia="Times New Roman" w:cs="Times New Roman"/>
-          <w:b w:val="0"/>
-          <w:sz w:val="28"/>
-          <w:szCs w:val="28"/>
-        </w:rPr>
-        <w:t>Реклоузеры в распределительных сетях 6-10 кВ выполняют функции быстродействующих коммутационных аппаратов с встроенной релейной защитой и автоматикой, предназначенных для коммутации, пропускания, автоматического отключения и повторного включения цепи по заранее заданной последовательности циклов. В соответствии со СТО 34.01</w:t>
-      </w:r>
-      <w:r>
-        <w:rPr>
-          <w:rFonts w:ascii="Times New Roman" w:hAnsi="Times New Roman" w:eastAsia="Times New Roman" w:cs="Times New Roman"/>
-          <w:b w:val="0"/>
-          <w:sz w:val="28"/>
-          <w:szCs w:val="28"/>
-        </w:rPr>
-        <w:noBreakHyphen/>
-      </w:r>
-      <w:r>
-        <w:rPr>
-          <w:rFonts w:ascii="Times New Roman" w:hAnsi="Times New Roman" w:eastAsia="Times New Roman" w:cs="Times New Roman"/>
-          <w:b w:val="0"/>
-          <w:sz w:val="28"/>
-          <w:szCs w:val="28"/>
-        </w:rPr>
-        <w:t>3.2</w:t>
-      </w:r>
-      <w:r>
-        <w:rPr>
-          <w:rFonts w:ascii="Times New Roman" w:hAnsi="Times New Roman" w:eastAsia="Times New Roman" w:cs="Times New Roman"/>
-          <w:b w:val="0"/>
-          <w:sz w:val="28"/>
-          <w:szCs w:val="28"/>
-        </w:rPr>
-        <w:noBreakHyphen/>
-      </w:r>
-      <w:r>
-        <w:rPr>
-          <w:rFonts w:ascii="Times New Roman" w:hAnsi="Times New Roman" w:eastAsia="Times New Roman" w:cs="Times New Roman"/>
-          <w:b w:val="0"/>
-          <w:sz w:val="28"/>
-          <w:szCs w:val="28"/>
-        </w:rPr>
-        <w:t>004</w:t>
-      </w:r>
-      <w:r>
-        <w:rPr>
-          <w:rFonts w:ascii="Times New Roman" w:hAnsi="Times New Roman" w:eastAsia="Times New Roman" w:cs="Times New Roman"/>
-          <w:b w:val="0"/>
-          <w:sz w:val="28"/>
-          <w:szCs w:val="28"/>
-        </w:rPr>
-        <w:noBreakHyphen/>
-      </w:r>
-      <w:r>
-        <w:rPr>
-          <w:rFonts w:ascii="Times New Roman" w:hAnsi="Times New Roman" w:eastAsia="Times New Roman" w:cs="Times New Roman"/>
-          <w:b w:val="0"/>
-          <w:sz w:val="28"/>
-          <w:szCs w:val="28"/>
-        </w:rPr>
-        <w:t>2016 реклоузеры должны обеспечивать работу в составе распределительных сетей 6-35 кВ, выполнять заданное число циклов АПВ, иметь средства дистанционного управления и регистрации аварийных событий.</w:t>
-      </w:r>
-    </w:p>
-    <w:p>
-      <w:pPr>
-        <w:keepLines w:val="0"/>
-        <w:widowControl/>
-        <w:kinsoku/>
-        <w:wordWrap/>
-        <w:overflowPunct/>
-        <w:topLinePunct w:val="0"/>
-        <w:autoSpaceDE/>
-        <w:autoSpaceDN/>
-        <w:bidi w:val="0"/>
-        <w:adjustRightInd/>
-        <w:snapToGrid/>
-        <w:spacing w:before="0" w:after="0" w:line="360" w:lineRule="auto"/>
-        <w:ind w:firstLine="709"/>
-        <w:jc w:val="both"/>
-        <w:textAlignment w:val="auto"/>
-        <w:rPr>
-          <w:rFonts w:cs="Times New Roman"/>
-          <w:sz w:val="28"/>
-          <w:szCs w:val="28"/>
-        </w:rPr>
-      </w:pPr>
-      <w:r>
-        <w:rPr>
-          <w:rFonts w:ascii="Times New Roman" w:hAnsi="Times New Roman" w:eastAsia="Times New Roman" w:cs="Times New Roman"/>
-          <w:b w:val="0"/>
-          <w:sz w:val="28"/>
-          <w:szCs w:val="28"/>
-        </w:rPr>
-        <w:t>Современный реклоузер для ВЛ 6-10 кВ, помимо базовых функций МТЗ и АПВ, как правило, реализует целый набор защит и автоматик: направленную МТЗ, защиту минимального и максимального напряжения, автоматический ввод резервного питания (АВР), автоматическое восстановление нормального режима (АВНР), а также функции автоматического и ручного переконфигурирования сети. Наличие встроенных средств регистрации аварийных событий, осциллографирования и контроля ресурса коммутационного аппарата позволяет использовать реклоузер не только как силовой аппарат, но и как полноценный элемент цифровой сети, обеспечивающий сбор и передачу диагностической информации в систему верхнего уровня.</w:t>
-      </w:r>
-    </w:p>
-    <w:p>
-      <w:pPr>
-        <w:keepLines w:val="0"/>
-        <w:widowControl/>
-        <w:kinsoku/>
-        <w:wordWrap/>
-        <w:overflowPunct/>
-        <w:topLinePunct w:val="0"/>
-        <w:autoSpaceDE/>
-        <w:autoSpaceDN/>
-        <w:bidi w:val="0"/>
-        <w:adjustRightInd/>
-        <w:snapToGrid/>
-        <w:spacing w:before="0" w:after="0" w:line="360" w:lineRule="auto"/>
-        <w:ind w:firstLine="709"/>
-        <w:jc w:val="both"/>
-        <w:textAlignment w:val="auto"/>
-        <w:rPr>
-          <w:rFonts w:cs="Times New Roman"/>
-          <w:sz w:val="28"/>
-          <w:szCs w:val="28"/>
-        </w:rPr>
-      </w:pPr>
-      <w:r>
-        <w:rPr>
-          <w:rFonts w:ascii="Times New Roman" w:hAnsi="Times New Roman" w:eastAsia="Times New Roman" w:cs="Times New Roman"/>
-          <w:b w:val="0"/>
-          <w:sz w:val="28"/>
-          <w:szCs w:val="28"/>
-        </w:rPr>
-        <w:t>В условиях распределительных сетей 6-10 кВ основными задачами реклоузеров являются:</w:t>
-      </w:r>
-    </w:p>
-    <w:p>
-      <w:pPr>
-        <w:keepLines w:val="0"/>
-        <w:widowControl/>
-        <w:numPr>
-          <w:ilvl w:val="0"/>
-          <w:numId w:val="1"/>
-        </w:numPr>
-        <w:kinsoku/>
-        <w:wordWrap/>
-        <w:overflowPunct/>
-        <w:topLinePunct w:val="0"/>
-        <w:autoSpaceDE/>
-        <w:autoSpaceDN/>
-        <w:bidi w:val="0"/>
-        <w:adjustRightInd/>
-        <w:snapToGrid/>
-        <w:spacing w:before="0" w:after="0" w:line="360" w:lineRule="auto"/>
-        <w:ind w:left="709" w:hanging="357"/>
-        <w:jc w:val="both"/>
-        <w:textAlignment w:val="auto"/>
-        <w:rPr>
-          <w:rFonts w:cs="Times New Roman"/>
-          <w:sz w:val="28"/>
-          <w:szCs w:val="28"/>
-        </w:rPr>
-      </w:pPr>
-      <w:r>
-        <w:rPr>
-          <w:rFonts w:ascii="Times New Roman" w:hAnsi="Times New Roman" w:eastAsia="Times New Roman" w:cs="Times New Roman"/>
-          <w:b w:val="0"/>
-          <w:sz w:val="28"/>
-          <w:szCs w:val="28"/>
-        </w:rPr>
-        <w:t>защита воздушных и смешанных линий от токов короткого замыкания и перегрузки с обеспечением селективного отключения повреждённых участков;</w:t>
-      </w:r>
-    </w:p>
-    <w:p>
-      <w:pPr>
-        <w:keepLines w:val="0"/>
-        <w:widowControl/>
-        <w:numPr>
-          <w:ilvl w:val="0"/>
-          <w:numId w:val="1"/>
-        </w:numPr>
-        <w:kinsoku/>
-        <w:wordWrap/>
-        <w:overflowPunct/>
-        <w:topLinePunct w:val="0"/>
-        <w:autoSpaceDE/>
-        <w:autoSpaceDN/>
-        <w:bidi w:val="0"/>
-        <w:adjustRightInd/>
-        <w:snapToGrid/>
-        <w:spacing w:before="0" w:after="0" w:line="360" w:lineRule="auto"/>
-        <w:ind w:left="709" w:hanging="357"/>
-        <w:jc w:val="both"/>
-        <w:textAlignment w:val="auto"/>
-        <w:rPr>
-          <w:rFonts w:cs="Times New Roman"/>
-          <w:sz w:val="28"/>
-          <w:szCs w:val="28"/>
-        </w:rPr>
-      </w:pPr>
-      <w:r>
-        <w:rPr>
-          <w:rFonts w:ascii="Times New Roman" w:hAnsi="Times New Roman" w:eastAsia="Times New Roman" w:cs="Times New Roman"/>
-          <w:b w:val="0"/>
-          <w:sz w:val="28"/>
-          <w:szCs w:val="28"/>
-        </w:rPr>
-        <w:t>реализация автоматического повторного включения для самоустраняющихся повреждений, характернсых для ВЛ 6-10 кВ;</w:t>
-      </w:r>
-    </w:p>
-    <w:p>
-      <w:pPr>
-        <w:keepLines w:val="0"/>
-        <w:widowControl/>
-        <w:numPr>
-          <w:ilvl w:val="0"/>
-          <w:numId w:val="1"/>
-        </w:numPr>
-        <w:kinsoku/>
-        <w:wordWrap/>
-        <w:overflowPunct/>
-        <w:topLinePunct w:val="0"/>
-        <w:autoSpaceDE/>
-        <w:autoSpaceDN/>
-        <w:bidi w:val="0"/>
-        <w:adjustRightInd/>
-        <w:snapToGrid/>
-        <w:spacing w:before="0" w:after="0" w:line="360" w:lineRule="auto"/>
-        <w:ind w:left="709" w:hanging="357"/>
-        <w:jc w:val="both"/>
-        <w:textAlignment w:val="auto"/>
-        <w:rPr>
-          <w:rFonts w:cs="Times New Roman"/>
-          <w:sz w:val="28"/>
-          <w:szCs w:val="28"/>
-        </w:rPr>
-      </w:pPr>
-      <w:r>
-        <w:rPr>
-          <w:rFonts w:ascii="Times New Roman" w:hAnsi="Times New Roman" w:eastAsia="Times New Roman" w:cs="Times New Roman"/>
-          <w:b w:val="0"/>
-          <w:sz w:val="28"/>
-          <w:szCs w:val="28"/>
-        </w:rPr>
-        <w:t>секционирование фидеров с целью ограничения зоны отключения и сокращения времени поиска повреждений;</w:t>
-      </w:r>
-    </w:p>
-    <w:p>
-      <w:pPr>
-        <w:keepLines w:val="0"/>
-        <w:widowControl/>
-        <w:numPr>
-          <w:ilvl w:val="0"/>
-          <w:numId w:val="1"/>
-        </w:numPr>
-        <w:kinsoku/>
-        <w:wordWrap/>
-        <w:overflowPunct/>
-        <w:topLinePunct w:val="0"/>
-        <w:autoSpaceDE/>
-        <w:autoSpaceDN/>
-        <w:bidi w:val="0"/>
-        <w:adjustRightInd/>
-        <w:snapToGrid/>
-        <w:spacing w:before="0" w:after="0" w:line="360" w:lineRule="auto"/>
-        <w:ind w:left="709" w:hanging="357"/>
-        <w:jc w:val="both"/>
-        <w:textAlignment w:val="auto"/>
-        <w:rPr>
-          <w:rFonts w:cs="Times New Roman"/>
-          <w:sz w:val="28"/>
-          <w:szCs w:val="28"/>
-        </w:rPr>
-      </w:pPr>
-      <w:r>
-        <w:rPr>
-          <w:rFonts w:ascii="Times New Roman" w:hAnsi="Times New Roman" w:eastAsia="Times New Roman" w:cs="Times New Roman"/>
-          <w:b w:val="0"/>
-          <w:sz w:val="28"/>
-          <w:szCs w:val="28"/>
-        </w:rPr>
-        <w:t>обеспечение дистанционного управления и наблюдаемости линии со стороны АСДУ или централизованного контроллера сети.</w:t>
-      </w:r>
-    </w:p>
-    <w:p>
-      <w:pPr>
-        <w:keepLines w:val="0"/>
-        <w:widowControl/>
-        <w:kinsoku/>
-        <w:wordWrap/>
-        <w:overflowPunct/>
-        <w:topLinePunct w:val="0"/>
-        <w:autoSpaceDE/>
-        <w:autoSpaceDN/>
-        <w:bidi w:val="0"/>
-        <w:adjustRightInd/>
-        <w:snapToGrid/>
-        <w:spacing w:before="0" w:after="0" w:line="360" w:lineRule="auto"/>
-        <w:ind w:firstLine="709"/>
-        <w:jc w:val="both"/>
-        <w:textAlignment w:val="auto"/>
-        <w:rPr>
-          <w:rFonts w:cs="Times New Roman"/>
-          <w:sz w:val="28"/>
-          <w:szCs w:val="28"/>
-        </w:rPr>
-      </w:pPr>
-      <w:r>
-        <w:rPr>
-          <w:rFonts w:ascii="Times New Roman" w:hAnsi="Times New Roman" w:eastAsia="Times New Roman" w:cs="Times New Roman"/>
-          <w:b w:val="0"/>
-          <w:sz w:val="28"/>
-          <w:szCs w:val="28"/>
-        </w:rPr>
-        <w:t>На примере вакуумного реклоузера РиМ</w:t>
-      </w:r>
-      <w:r>
-        <w:rPr>
-          <w:rFonts w:ascii="Times New Roman" w:hAnsi="Times New Roman" w:eastAsia="Times New Roman" w:cs="Times New Roman"/>
-          <w:b w:val="0"/>
-          <w:sz w:val="28"/>
-          <w:szCs w:val="28"/>
-        </w:rPr>
-        <w:noBreakHyphen/>
-      </w:r>
-      <w:r>
-        <w:rPr>
-          <w:rFonts w:ascii="Times New Roman" w:hAnsi="Times New Roman" w:eastAsia="Times New Roman" w:cs="Times New Roman"/>
-          <w:b w:val="0"/>
-          <w:sz w:val="28"/>
-          <w:szCs w:val="28"/>
-        </w:rPr>
-        <w:t>РВ можно отметить, что устройство конструктивно совмещает в одном изделии коммутационный модуль с вакуумным выключателем и низковольтный модуль со встроенными функциями релейной защиты, автоматики, блоком питания и интерфейсами связи. Это позволяет реализовать полный комплекс функций: отключение и включение линии, АПВ, регистрацию аварийных событий, измерение токов и напряжений, передачу данных в систему верхнего уровня, а также выполнение оперативных переключений на ВЛ без выезда оперативного персонала.</w:t>
-      </w:r>
-    </w:p>
-    <w:p>
-      <w:pPr>
-        <w:keepLines w:val="0"/>
-        <w:widowControl/>
-        <w:kinsoku/>
-        <w:wordWrap/>
-        <w:overflowPunct/>
-        <w:topLinePunct w:val="0"/>
-        <w:autoSpaceDE/>
-        <w:autoSpaceDN/>
-        <w:bidi w:val="0"/>
-        <w:adjustRightInd/>
-        <w:snapToGrid/>
-        <w:spacing w:before="0" w:after="0" w:line="360" w:lineRule="auto"/>
-        <w:ind w:firstLine="709"/>
-        <w:jc w:val="both"/>
-        <w:textAlignment w:val="auto"/>
-        <w:rPr>
-          <w:rFonts w:cs="Times New Roman"/>
-          <w:sz w:val="28"/>
-          <w:szCs w:val="28"/>
-        </w:rPr>
-      </w:pPr>
-      <w:r>
-        <w:rPr>
-          <w:rFonts w:ascii="Times New Roman" w:hAnsi="Times New Roman" w:eastAsia="Times New Roman" w:cs="Times New Roman"/>
-          <w:b w:val="0"/>
-          <w:sz w:val="28"/>
-          <w:szCs w:val="28"/>
-        </w:rPr>
-        <w:t>Реклоузер в автоматизированной ВЛ 6–10 кВ фактически выполняет функции пункта секционирования, совмещая в себе защиту линии, коммутацию в нормальных и аварийных режимах, автоматическое секционирование и резервирование, а также дистанционное управление. В отличие от традиционных КРУН</w:t>
-      </w:r>
-      <w:r>
-        <w:rPr>
-          <w:rFonts w:ascii="Times New Roman" w:hAnsi="Times New Roman" w:eastAsia="Times New Roman" w:cs="Times New Roman"/>
-          <w:b w:val="0"/>
-          <w:sz w:val="28"/>
-          <w:szCs w:val="28"/>
-        </w:rPr>
-        <w:noBreakHyphen/>
-      </w:r>
-      <w:r>
-        <w:rPr>
-          <w:rFonts w:ascii="Times New Roman" w:hAnsi="Times New Roman" w:eastAsia="Times New Roman" w:cs="Times New Roman"/>
-          <w:b w:val="0"/>
-          <w:sz w:val="28"/>
-          <w:szCs w:val="28"/>
-        </w:rPr>
-        <w:t>пунктов секционирования, выносной реклоузер размещается непосредственно на опоре ВЛ, что сокращает объём строительных работ, уменьшает длину секций и позволяет точнее адаптировать расположение аппарата к фактической конфигурации нагрузки и статистике повреждений.</w:t>
-      </w:r>
-    </w:p>
-    <w:p>
-      <w:pPr>
-        <w:keepNext/>
-        <w:keepLines w:val="0"/>
-        <w:pageBreakBefore w:val="0"/>
-        <w:widowControl/>
-        <w:kinsoku/>
-        <w:wordWrap/>
-        <w:overflowPunct/>
-        <w:topLinePunct w:val="0"/>
-        <w:autoSpaceDE/>
-        <w:autoSpaceDN/>
-        <w:bidi w:val="0"/>
-        <w:adjustRightInd/>
-        <w:snapToGrid/>
-        <w:spacing w:before="0" w:after="0" w:line="360" w:lineRule="auto"/>
-        <w:ind w:firstLine="709"/>
-        <w:jc w:val="left"/>
-        <w:textAlignment w:val="auto"/>
-        <w:outlineLvl w:val="1"/>
-      </w:pPr>
-      <w:bookmarkStart w:id="13" w:name="_Toc72508907"/>
-      <w:r>
-        <w:rPr>
-          <w:rFonts w:ascii="Times New Roman" w:hAnsi="Times New Roman" w:eastAsia="Times New Roman" w:cs="Times New Roman"/>
-          <w:b/>
-          <w:sz w:val="28"/>
-        </w:rPr>
-        <w:t>1.6 Назначение и функции разъединителей с дистанционным управлением</w:t>
-      </w:r>
-      <w:bookmarkEnd w:id="13"/>
-    </w:p>
-    <w:p>
-      <w:pPr>
-        <w:keepLines w:val="0"/>
-        <w:widowControl/>
-        <w:kinsoku/>
-        <w:wordWrap/>
-        <w:overflowPunct/>
-        <w:topLinePunct w:val="0"/>
-        <w:autoSpaceDE/>
-        <w:autoSpaceDN/>
-        <w:bidi w:val="0"/>
-        <w:adjustRightInd/>
-        <w:snapToGrid/>
-        <w:spacing w:before="0" w:after="0" w:line="360" w:lineRule="auto"/>
-        <w:ind w:firstLine="709"/>
-        <w:jc w:val="both"/>
-        <w:textAlignment w:val="auto"/>
-        <w:rPr>
-          <w:rFonts w:cs="Times New Roman"/>
-          <w:sz w:val="28"/>
-          <w:szCs w:val="28"/>
-        </w:rPr>
-      </w:pPr>
-      <w:r>
-        <w:rPr>
-          <w:rFonts w:ascii="Times New Roman" w:hAnsi="Times New Roman" w:eastAsia="Times New Roman" w:cs="Times New Roman"/>
-          <w:b w:val="0"/>
-          <w:sz w:val="28"/>
-          <w:szCs w:val="28"/>
-        </w:rPr>
-        <w:t>Разъединители в распределительных сетях 6-10 кВ традиционно используются для создания видимого разрыва, изменения схемы сети и обеспечения безопасного вывода оборудования в ремонт, при этом по ПУЭ и типовым руководствам они не предназначены для отключения токов нагрузки и токов короткого замыкания. В современных проектах автоматизации ВЛ используются «умные» разъединители с дистанционным управлением и встроенными индикаторами токов короткого замыкания, которые сохраняют коммутационные ограничения классического разъединителя, но дополняются средствами автоматики и телемеханики.</w:t>
-      </w:r>
-    </w:p>
-    <w:p>
-      <w:pPr>
-        <w:keepLines w:val="0"/>
-        <w:widowControl/>
-        <w:kinsoku/>
-        <w:wordWrap/>
-        <w:overflowPunct/>
-        <w:topLinePunct w:val="0"/>
-        <w:autoSpaceDE/>
-        <w:autoSpaceDN/>
-        <w:bidi w:val="0"/>
-        <w:adjustRightInd/>
-        <w:snapToGrid/>
-        <w:spacing w:before="0" w:after="0" w:line="360" w:lineRule="auto"/>
-        <w:ind w:firstLine="709"/>
-        <w:jc w:val="both"/>
-        <w:textAlignment w:val="auto"/>
-        <w:rPr>
-          <w:rFonts w:cs="Times New Roman"/>
-          <w:sz w:val="28"/>
-          <w:szCs w:val="28"/>
-        </w:rPr>
-      </w:pPr>
-      <w:r>
-        <w:rPr>
-          <w:rFonts w:ascii="Times New Roman" w:hAnsi="Times New Roman" w:eastAsia="Times New Roman" w:cs="Times New Roman"/>
-          <w:b w:val="0"/>
-          <w:sz w:val="28"/>
-          <w:szCs w:val="28"/>
-        </w:rPr>
-        <w:t>Назначение таких разъединителей в автоматизированных сетях 6-10 кВ заключается в:</w:t>
-      </w:r>
-    </w:p>
-    <w:p>
-      <w:pPr>
-        <w:keepLines w:val="0"/>
-        <w:widowControl/>
-        <w:numPr>
-          <w:ilvl w:val="0"/>
-          <w:numId w:val="1"/>
-        </w:numPr>
-        <w:kinsoku/>
-        <w:wordWrap/>
-        <w:overflowPunct/>
-        <w:topLinePunct w:val="0"/>
-        <w:autoSpaceDE/>
-        <w:autoSpaceDN/>
-        <w:bidi w:val="0"/>
-        <w:adjustRightInd/>
-        <w:snapToGrid/>
-        <w:spacing w:before="0" w:after="0" w:line="360" w:lineRule="auto"/>
-        <w:ind w:left="709" w:hanging="357"/>
-        <w:jc w:val="both"/>
-        <w:textAlignment w:val="auto"/>
-        <w:rPr>
-          <w:rFonts w:cs="Times New Roman"/>
-          <w:sz w:val="28"/>
-          <w:szCs w:val="28"/>
-        </w:rPr>
-      </w:pPr>
-      <w:r>
-        <w:rPr>
-          <w:rFonts w:ascii="Times New Roman" w:hAnsi="Times New Roman" w:eastAsia="Times New Roman" w:cs="Times New Roman"/>
-          <w:b w:val="0"/>
-          <w:sz w:val="28"/>
-          <w:szCs w:val="28"/>
-        </w:rPr>
-        <w:t>дистанционном выполнении операций включения и отключения в бестоковую паузу, создаваемую реклоузером или выключателем, с обеспечением видимого разрыва и возможностью заземления отключённого участка;</w:t>
-      </w:r>
-    </w:p>
-    <w:p>
-      <w:pPr>
-        <w:keepLines w:val="0"/>
-        <w:widowControl/>
-        <w:numPr>
-          <w:ilvl w:val="0"/>
-          <w:numId w:val="1"/>
-        </w:numPr>
-        <w:kinsoku/>
-        <w:wordWrap/>
-        <w:overflowPunct/>
-        <w:topLinePunct w:val="0"/>
-        <w:autoSpaceDE/>
-        <w:autoSpaceDN/>
-        <w:bidi w:val="0"/>
-        <w:adjustRightInd/>
-        <w:snapToGrid/>
-        <w:spacing w:before="0" w:after="0" w:line="360" w:lineRule="auto"/>
-        <w:ind w:left="709" w:hanging="357"/>
-        <w:jc w:val="both"/>
-        <w:textAlignment w:val="auto"/>
-        <w:rPr>
-          <w:rFonts w:cs="Times New Roman"/>
-          <w:sz w:val="28"/>
-          <w:szCs w:val="28"/>
-        </w:rPr>
-      </w:pPr>
-      <w:r>
-        <w:rPr>
-          <w:rFonts w:ascii="Times New Roman" w:hAnsi="Times New Roman" w:eastAsia="Times New Roman" w:cs="Times New Roman"/>
-          <w:b w:val="0"/>
-          <w:sz w:val="28"/>
-          <w:szCs w:val="28"/>
-        </w:rPr>
-        <w:t>участии в автоматизированном секционировании линий и изменении схемы сети (включение/отключение ответвлений, перемычек, обходных линий) по командам АСДУ или сетевого контроллера;</w:t>
-      </w:r>
-    </w:p>
-    <w:p>
-      <w:pPr>
-        <w:keepLines w:val="0"/>
-        <w:widowControl/>
-        <w:numPr>
-          <w:ilvl w:val="0"/>
-          <w:numId w:val="1"/>
-        </w:numPr>
-        <w:kinsoku/>
-        <w:wordWrap/>
-        <w:overflowPunct/>
-        <w:topLinePunct w:val="0"/>
-        <w:autoSpaceDE/>
-        <w:autoSpaceDN/>
-        <w:bidi w:val="0"/>
-        <w:adjustRightInd/>
-        <w:snapToGrid/>
-        <w:spacing w:before="0" w:after="0" w:line="360" w:lineRule="auto"/>
-        <w:ind w:left="709" w:hanging="357"/>
-        <w:jc w:val="both"/>
-        <w:textAlignment w:val="auto"/>
-        <w:rPr>
-          <w:rFonts w:cs="Times New Roman"/>
-          <w:sz w:val="28"/>
-          <w:szCs w:val="28"/>
-        </w:rPr>
-      </w:pPr>
-      <w:r>
-        <w:rPr>
-          <w:rFonts w:ascii="Times New Roman" w:hAnsi="Times New Roman" w:eastAsia="Times New Roman" w:cs="Times New Roman"/>
-          <w:b w:val="0"/>
-          <w:sz w:val="28"/>
-          <w:szCs w:val="28"/>
-        </w:rPr>
-        <w:t>повышении наблюдаемости сети за счёт передачи в систему верхнего уровня информации о состоянии разъединителя, наличии токов КЗ и однофазных замыканий на землю, а также регистрации аварийных событий.</w:t>
-      </w:r>
-    </w:p>
-    <w:p>
-      <w:pPr>
-        <w:keepLines w:val="0"/>
-        <w:widowControl/>
-        <w:kinsoku/>
-        <w:wordWrap/>
-        <w:overflowPunct/>
-        <w:topLinePunct w:val="0"/>
-        <w:autoSpaceDE/>
-        <w:autoSpaceDN/>
-        <w:bidi w:val="0"/>
-        <w:adjustRightInd/>
-        <w:snapToGrid/>
-        <w:spacing w:before="0" w:after="0" w:line="360" w:lineRule="auto"/>
-        <w:ind w:firstLine="709"/>
-        <w:jc w:val="both"/>
-        <w:textAlignment w:val="auto"/>
-        <w:rPr>
-          <w:rFonts w:cs="Times New Roman"/>
-          <w:sz w:val="28"/>
-          <w:szCs w:val="28"/>
-        </w:rPr>
-      </w:pPr>
-      <w:r>
-        <w:rPr>
-          <w:rFonts w:ascii="Times New Roman" w:hAnsi="Times New Roman" w:eastAsia="Times New Roman" w:cs="Times New Roman"/>
-          <w:b w:val="0"/>
-          <w:sz w:val="28"/>
-          <w:szCs w:val="28"/>
-        </w:rPr>
-        <w:t>Цифровые разъединители с индикаторами короткого замыкания и шкафами управления позволяют селективно определять место возникновения аварий на воздушно</w:t>
-      </w:r>
-      <w:r>
-        <w:rPr>
-          <w:rFonts w:ascii="Times New Roman" w:hAnsi="Times New Roman" w:eastAsia="Times New Roman" w:cs="Times New Roman"/>
-          <w:b w:val="0"/>
-          <w:sz w:val="28"/>
-          <w:szCs w:val="28"/>
-        </w:rPr>
-        <w:noBreakHyphen/>
-      </w:r>
-      <w:r>
-        <w:rPr>
-          <w:rFonts w:ascii="Times New Roman" w:hAnsi="Times New Roman" w:eastAsia="Times New Roman" w:cs="Times New Roman"/>
-          <w:b w:val="0"/>
-          <w:sz w:val="28"/>
-          <w:szCs w:val="28"/>
-        </w:rPr>
-        <w:t>кабельных линиях сложной топологии и гарантированно передавать информацию в системы верхнего уровня. При этом сами коммутационные операции по отключению токов КЗ выполняются реклоузерами или выключателями, а разъединители задействуются только после создания бестоковой паузы, что соответствует требованиям ПУЭ и отраслевых стандартов.</w:t>
-      </w:r>
-    </w:p>
-    <w:p>
-      <w:pPr>
-        <w:keepLines w:val="0"/>
-        <w:widowControl/>
-        <w:kinsoku/>
-        <w:wordWrap/>
-        <w:overflowPunct/>
-        <w:topLinePunct w:val="0"/>
-        <w:autoSpaceDE/>
-        <w:autoSpaceDN/>
-        <w:bidi w:val="0"/>
-        <w:adjustRightInd/>
-        <w:snapToGrid/>
-        <w:spacing w:before="0" w:after="0" w:line="360" w:lineRule="auto"/>
-        <w:ind w:firstLine="709"/>
-        <w:jc w:val="both"/>
-        <w:textAlignment w:val="auto"/>
-        <w:rPr>
-          <w:rFonts w:cs="Times New Roman"/>
-          <w:sz w:val="28"/>
-          <w:szCs w:val="28"/>
-        </w:rPr>
-      </w:pPr>
-      <w:r>
-        <w:rPr>
-          <w:rFonts w:ascii="Times New Roman" w:hAnsi="Times New Roman" w:eastAsia="Times New Roman" w:cs="Times New Roman"/>
-          <w:b w:val="0"/>
-          <w:sz w:val="28"/>
-          <w:szCs w:val="28"/>
-        </w:rPr>
-        <w:t>Интеллектуальные разъединители 6-10 кВ с автоматизированным приводом и встроенными индикаторами короткого замыкания (ИКЗ) превращают обычный линейный разъединитель в активный элемент системы автоматики. Такие устройства не только выполняют секционирование линии в бестоковую паузу, но и фиксируют факты и направление протекания токов КЗ и ОЗЗ, передают информацию в шкаф управления и далее в АСДУ, что резко сокращает время поиска повреждённого участка и позволяет выполнять дистанционное секционирование без выезда оперативной бригады.</w:t>
-      </w:r>
-    </w:p>
-    <w:p>
-      <w:pPr>
-        <w:keepNext/>
-        <w:keepLines w:val="0"/>
-        <w:pageBreakBefore w:val="0"/>
-        <w:widowControl/>
-        <w:kinsoku/>
-        <w:wordWrap/>
-        <w:overflowPunct/>
-        <w:topLinePunct w:val="0"/>
-        <w:autoSpaceDE/>
-        <w:autoSpaceDN/>
-        <w:bidi w:val="0"/>
-        <w:adjustRightInd/>
-        <w:snapToGrid/>
-        <w:spacing w:before="0" w:after="0" w:line="360" w:lineRule="auto"/>
-        <w:ind w:firstLine="709"/>
-        <w:jc w:val="left"/>
-        <w:textAlignment w:val="auto"/>
-        <w:outlineLvl w:val="1"/>
-      </w:pPr>
-      <w:bookmarkStart w:id="14" w:name="_Toc1033972100"/>
-      <w:r>
-        <w:rPr>
-          <w:rFonts w:ascii="Times New Roman" w:hAnsi="Times New Roman" w:eastAsia="Times New Roman" w:cs="Times New Roman"/>
-          <w:b/>
-          <w:sz w:val="28"/>
-        </w:rPr>
-        <w:t>1.7 Структура системы автоматики автоматизированного участка ВЛ 6-10 кВ</w:t>
-      </w:r>
-      <w:bookmarkEnd w:id="14"/>
-    </w:p>
-    <w:p>
-      <w:pPr>
-        <w:keepLines w:val="0"/>
-        <w:widowControl/>
-        <w:kinsoku/>
-        <w:wordWrap/>
-        <w:overflowPunct/>
-        <w:topLinePunct w:val="0"/>
-        <w:autoSpaceDE/>
-        <w:autoSpaceDN/>
-        <w:bidi w:val="0"/>
-        <w:adjustRightInd/>
-        <w:snapToGrid/>
-        <w:spacing w:before="0" w:after="0" w:line="360" w:lineRule="auto"/>
-        <w:ind w:firstLine="709"/>
-        <w:jc w:val="both"/>
-        <w:textAlignment w:val="auto"/>
-        <w:rPr>
-          <w:rFonts w:cs="Times New Roman"/>
-          <w:sz w:val="28"/>
-          <w:szCs w:val="28"/>
-        </w:rPr>
-      </w:pPr>
-      <w:r>
-        <w:rPr>
-          <w:rFonts w:ascii="Times New Roman" w:hAnsi="Times New Roman" w:eastAsia="Times New Roman" w:cs="Times New Roman"/>
-          <w:b w:val="0"/>
-          <w:sz w:val="28"/>
-          <w:szCs w:val="28"/>
-        </w:rPr>
-        <w:t>Система автоматики автоматизированного участка ВЛ 6-10 кВ представляет</w:t>
-      </w:r>
-      <w:r>
-        <w:rPr>
-          <w:rFonts w:ascii="Times New Roman" w:hAnsi="Times New Roman" w:eastAsia="Times New Roman" w:cs="Times New Roman"/>
-          <w:b w:val="0"/>
-          <w:sz w:val="28"/>
-        </w:rPr>
-        <w:t xml:space="preserve"> </w:t>
-      </w:r>
-      <w:r>
-        <w:rPr>
-          <w:rFonts w:ascii="Times New Roman" w:hAnsi="Times New Roman" w:eastAsia="Times New Roman" w:cs="Times New Roman"/>
-          <w:b w:val="0"/>
-          <w:sz w:val="28"/>
-          <w:szCs w:val="28"/>
-        </w:rPr>
-        <w:t>собой совокупность устройств релейной защиты и автоматики, коммутационной аппаратуры (реклоузеров и разъединителей), контроллеров и систем диспетчерского управления, объединённых каналами связи. На нижнем уровне находятся реклоузеры с встроенными терминалами РЗА, шкафы управления разъединителями и индикаторы коротких замыканий, обеспечивающие локальное выполнение защитных и переключательных функций.</w:t>
-      </w:r>
-    </w:p>
-    <w:p>
-      <w:pPr>
-        <w:keepLines w:val="0"/>
-        <w:widowControl/>
-        <w:kinsoku/>
-        <w:wordWrap/>
-        <w:overflowPunct/>
-        <w:topLinePunct w:val="0"/>
-        <w:autoSpaceDE/>
-        <w:autoSpaceDN/>
-        <w:bidi w:val="0"/>
-        <w:adjustRightInd/>
-        <w:snapToGrid/>
-        <w:spacing w:before="0" w:after="0" w:line="360" w:lineRule="auto"/>
-        <w:ind w:firstLine="709"/>
-        <w:jc w:val="both"/>
-        <w:textAlignment w:val="auto"/>
-        <w:rPr>
-          <w:rFonts w:cs="Times New Roman"/>
-          <w:sz w:val="28"/>
-          <w:szCs w:val="28"/>
-        </w:rPr>
-      </w:pPr>
-      <w:r>
-        <w:rPr>
-          <w:rFonts w:ascii="Times New Roman" w:hAnsi="Times New Roman" w:eastAsia="Times New Roman" w:cs="Times New Roman"/>
-          <w:b w:val="0"/>
-          <w:sz w:val="28"/>
-          <w:szCs w:val="28"/>
-        </w:rPr>
-        <w:t>На верхнем уровне система включает:</w:t>
-      </w:r>
-    </w:p>
-    <w:p>
-      <w:pPr>
-        <w:keepLines w:val="0"/>
-        <w:widowControl/>
-        <w:numPr>
-          <w:ilvl w:val="0"/>
-          <w:numId w:val="1"/>
-        </w:numPr>
-        <w:kinsoku/>
-        <w:wordWrap/>
-        <w:overflowPunct/>
-        <w:topLinePunct w:val="0"/>
-        <w:autoSpaceDE/>
-        <w:autoSpaceDN/>
-        <w:bidi w:val="0"/>
-        <w:adjustRightInd/>
-        <w:snapToGrid/>
-        <w:spacing w:before="0" w:after="0" w:line="360" w:lineRule="auto"/>
-        <w:ind w:left="709" w:hanging="357"/>
-        <w:jc w:val="both"/>
-        <w:textAlignment w:val="auto"/>
-        <w:rPr>
-          <w:rFonts w:cs="Times New Roman"/>
-          <w:sz w:val="28"/>
-          <w:szCs w:val="28"/>
-        </w:rPr>
-      </w:pPr>
-      <w:r>
-        <w:rPr>
-          <w:rFonts w:ascii="Times New Roman" w:hAnsi="Times New Roman" w:eastAsia="Times New Roman" w:cs="Times New Roman"/>
-          <w:b w:val="0"/>
-          <w:sz w:val="28"/>
-          <w:szCs w:val="28"/>
-        </w:rPr>
-        <w:t>АСДУ (SCADA) или сетевой контроллер распределительной сети, осуществляющий сбор телеметрии, визуализацию схемы сети, формирование команд дистанционного управления и реализацию централизованных алгоритмов секционирования и восстановления электроснабжения;</w:t>
-      </w:r>
-    </w:p>
-    <w:p>
-      <w:pPr>
-        <w:keepLines w:val="0"/>
-        <w:widowControl/>
-        <w:numPr>
-          <w:ilvl w:val="0"/>
-          <w:numId w:val="1"/>
-        </w:numPr>
-        <w:kinsoku/>
-        <w:wordWrap/>
-        <w:overflowPunct/>
-        <w:topLinePunct w:val="0"/>
-        <w:autoSpaceDE/>
-        <w:autoSpaceDN/>
-        <w:bidi w:val="0"/>
-        <w:adjustRightInd/>
-        <w:snapToGrid/>
-        <w:spacing w:before="0" w:after="0" w:line="360" w:lineRule="auto"/>
-        <w:ind w:left="709" w:hanging="357"/>
-        <w:jc w:val="both"/>
-        <w:textAlignment w:val="auto"/>
-        <w:rPr>
-          <w:rFonts w:cs="Times New Roman"/>
-          <w:sz w:val="28"/>
-          <w:szCs w:val="28"/>
-        </w:rPr>
-      </w:pPr>
-      <w:r>
-        <w:rPr>
-          <w:rFonts w:ascii="Times New Roman" w:hAnsi="Times New Roman" w:eastAsia="Times New Roman" w:cs="Times New Roman"/>
-          <w:b w:val="0"/>
-          <w:sz w:val="28"/>
-          <w:szCs w:val="28"/>
-        </w:rPr>
-        <w:t>серверы архивирования и анализа данных, обеспечивающие хранение и обработку информации о режимах работы сети, аварийных событиях и действиях автоматики;</w:t>
-      </w:r>
-    </w:p>
-    <w:p>
-      <w:pPr>
-        <w:keepLines w:val="0"/>
-        <w:widowControl/>
-        <w:numPr>
-          <w:ilvl w:val="0"/>
-          <w:numId w:val="1"/>
-        </w:numPr>
-        <w:kinsoku/>
-        <w:wordWrap/>
-        <w:overflowPunct/>
-        <w:topLinePunct w:val="0"/>
-        <w:autoSpaceDE/>
-        <w:autoSpaceDN/>
-        <w:bidi w:val="0"/>
-        <w:adjustRightInd/>
-        <w:snapToGrid/>
-        <w:spacing w:before="0" w:after="0" w:line="360" w:lineRule="auto"/>
-        <w:ind w:left="709" w:hanging="357"/>
-        <w:jc w:val="both"/>
-        <w:textAlignment w:val="auto"/>
-        <w:rPr>
-          <w:rFonts w:cs="Times New Roman"/>
-          <w:sz w:val="28"/>
-          <w:szCs w:val="28"/>
-        </w:rPr>
-      </w:pPr>
-      <w:r>
-        <w:rPr>
-          <w:rFonts w:ascii="Times New Roman" w:hAnsi="Times New Roman" w:eastAsia="Times New Roman" w:cs="Times New Roman"/>
-          <w:b w:val="0"/>
-          <w:sz w:val="28"/>
-          <w:szCs w:val="28"/>
-        </w:rPr>
-        <w:t>рабочие места оперативного персонала, на которых отображается топология сети, состояние реклоузеров и разъединителей, а также результаты срабатывания защит и автоматики.</w:t>
-      </w:r>
-    </w:p>
-    <w:p>
-      <w:pPr>
-        <w:keepLines w:val="0"/>
-        <w:widowControl/>
-        <w:kinsoku/>
-        <w:wordWrap/>
-        <w:overflowPunct/>
-        <w:topLinePunct w:val="0"/>
-        <w:autoSpaceDE/>
-        <w:autoSpaceDN/>
-        <w:bidi w:val="0"/>
-        <w:adjustRightInd/>
-        <w:snapToGrid/>
-        <w:spacing w:before="0" w:after="0" w:line="360" w:lineRule="auto"/>
-        <w:ind w:firstLine="709"/>
-        <w:jc w:val="both"/>
-        <w:textAlignment w:val="auto"/>
-        <w:rPr>
-          <w:rFonts w:cs="Times New Roman"/>
-          <w:sz w:val="28"/>
-          <w:szCs w:val="28"/>
-        </w:rPr>
-      </w:pPr>
-      <w:r>
-        <w:rPr>
-          <w:rFonts w:ascii="Times New Roman" w:hAnsi="Times New Roman" w:eastAsia="Times New Roman" w:cs="Times New Roman"/>
-          <w:b w:val="0"/>
-          <w:sz w:val="28"/>
-          <w:szCs w:val="28"/>
-        </w:rPr>
-        <w:t>СТО и типовые решения ПАО «Россети» предусматривают, что структура системы автоматики должна обеспечивать селективность срабатывания устройств, координацию локальных алгоритмов АПВ и секционирования с централизованными функциями АСДУ, а также возможность резервного местного управления оборудованием в случае отказа каналов связи или верхнего уровня. При этом устройства РЗА и автоматики подлежат техническому обслуживанию и проверкам в соответствии с требованиями РД 153</w:t>
-      </w:r>
-      <w:r>
-        <w:rPr>
-          <w:rFonts w:ascii="Times New Roman" w:hAnsi="Times New Roman" w:eastAsia="Times New Roman" w:cs="Times New Roman"/>
-          <w:b w:val="0"/>
-          <w:sz w:val="28"/>
-          <w:szCs w:val="28"/>
-        </w:rPr>
-        <w:noBreakHyphen/>
-      </w:r>
-      <w:r>
-        <w:rPr>
-          <w:rFonts w:ascii="Times New Roman" w:hAnsi="Times New Roman" w:eastAsia="Times New Roman" w:cs="Times New Roman"/>
-          <w:b w:val="0"/>
-          <w:sz w:val="28"/>
-          <w:szCs w:val="28"/>
-        </w:rPr>
-        <w:t>34.3</w:t>
-      </w:r>
-      <w:r>
-        <w:rPr>
-          <w:rFonts w:ascii="Times New Roman" w:hAnsi="Times New Roman" w:eastAsia="Times New Roman" w:cs="Times New Roman"/>
-          <w:b w:val="0"/>
-          <w:sz w:val="28"/>
-          <w:szCs w:val="28"/>
-        </w:rPr>
-        <w:noBreakHyphen/>
-      </w:r>
-      <w:r>
-        <w:rPr>
-          <w:rFonts w:ascii="Times New Roman" w:hAnsi="Times New Roman" w:eastAsia="Times New Roman" w:cs="Times New Roman"/>
-          <w:b w:val="0"/>
-          <w:sz w:val="28"/>
-          <w:szCs w:val="28"/>
-        </w:rPr>
-        <w:t>35.613</w:t>
-      </w:r>
-      <w:r>
-        <w:rPr>
-          <w:rFonts w:ascii="Times New Roman" w:hAnsi="Times New Roman" w:eastAsia="Times New Roman" w:cs="Times New Roman"/>
-          <w:b w:val="0"/>
-          <w:sz w:val="28"/>
-          <w:szCs w:val="28"/>
-        </w:rPr>
-        <w:noBreakHyphen/>
-      </w:r>
-      <w:r>
-        <w:rPr>
-          <w:rFonts w:ascii="Times New Roman" w:hAnsi="Times New Roman" w:eastAsia="Times New Roman" w:cs="Times New Roman"/>
-          <w:b w:val="0"/>
-          <w:sz w:val="28"/>
-          <w:szCs w:val="28"/>
-        </w:rPr>
-        <w:t>00, что учитывается при проектировании структуры системы.</w:t>
-      </w:r>
-    </w:p>
-    <w:p>
-      <w:pPr>
-        <w:keepLines w:val="0"/>
-        <w:widowControl/>
-        <w:kinsoku/>
-        <w:wordWrap/>
-        <w:overflowPunct/>
-        <w:topLinePunct w:val="0"/>
-        <w:autoSpaceDE/>
-        <w:autoSpaceDN/>
-        <w:bidi w:val="0"/>
-        <w:adjustRightInd/>
-        <w:snapToGrid/>
-        <w:spacing w:before="0" w:after="0" w:line="360" w:lineRule="auto"/>
-        <w:ind w:firstLine="709"/>
-        <w:jc w:val="both"/>
-        <w:textAlignment w:val="auto"/>
-        <w:rPr>
-          <w:rFonts w:cs="Times New Roman"/>
-          <w:sz w:val="28"/>
-          <w:szCs w:val="28"/>
-        </w:rPr>
-      </w:pPr>
-      <w:r>
-        <w:rPr>
-          <w:rFonts w:ascii="Times New Roman" w:hAnsi="Times New Roman" w:eastAsia="Times New Roman" w:cs="Times New Roman"/>
-          <w:b w:val="0"/>
-          <w:sz w:val="28"/>
-          <w:szCs w:val="28"/>
-        </w:rPr>
-        <w:t>Современные решения по автоматизации ВЛ 6-10 кВ всё чаще реализуют технологию FLISR (Fault Location, Isolation and Service Restoration) [8], в рамках которой система должна выполнить три последовательных действия: обнаружить и локализовать участок с повреждением, изолировать его с помощью коммутационных аппаратов и восстановить электроснабжение по неповреждённой части сети. В этой логике реклоузер выступает основным устройством автоматического отключения и повторного включения линии, а интеллектуальные разъединители с ИКЗ обеспечивают точное выделение повреждённого участка и возможность его изоляции и последующего вывода в ремонт.</w:t>
-      </w:r>
-    </w:p>
-    <w:p>
-      <w:pPr>
-        <w:spacing w:before="0" w:after="0" w:line="360" w:lineRule="auto"/>
-        <w:ind w:firstLine="709"/>
-        <w:jc w:val="both"/>
       </w:pPr>
       <w:r>
         <w:rPr>
@@ -7231,7 +7106,7 @@
     </w:p>
     <w:p>
       <w:pPr>
-        <w:spacing w:before="0" w:after="0" w:line="240" w:lineRule="auto"/>
+        <w:spacing w:before="0" w:after="0" w:line="360" w:lineRule="auto"/>
         <w:ind w:firstLine="0"/>
         <w:jc w:val="left"/>
       </w:pPr>
@@ -7282,7 +7157,7 @@
     </w:p>
     <w:p>
       <w:pPr>
-        <w:spacing w:before="0" w:after="0" w:line="240" w:lineRule="auto"/>
+        <w:spacing w:before="0" w:after="0" w:line="360" w:lineRule="auto"/>
         <w:ind w:firstLine="0"/>
         <w:jc w:val="center"/>
       </w:pPr>
@@ -7327,7 +7202,7 @@
         <w:snapToGrid/>
         <w:spacing w:before="0" w:after="0" w:line="360" w:lineRule="auto"/>
         <w:ind w:firstLine="709"/>
-        <w:jc w:val="left"/>
+        <w:jc w:val="both"/>
         <w:textAlignment w:val="auto"/>
         <w:outlineLvl w:val="1"/>
       </w:pPr>
@@ -7412,21 +7287,17 @@
       <w:pPr>
         <w:keepLines w:val="0"/>
         <w:widowControl/>
-        <w:numPr>
-          <w:ilvl w:val="0"/>
-          <w:numId w:val="1"/>
-        </w:numPr>
-        <w:kinsoku/>
-        <w:wordWrap/>
-        <w:overflowPunct/>
-        <w:topLinePunct w:val="0"/>
-        <w:autoSpaceDE/>
-        <w:autoSpaceDN/>
-        <w:bidi w:val="0"/>
-        <w:adjustRightInd/>
-        <w:snapToGrid/>
-        <w:spacing w:before="0" w:after="0" w:line="360" w:lineRule="auto"/>
-        <w:ind w:left="709" w:hanging="357"/>
+        <w:kinsoku/>
+        <w:wordWrap/>
+        <w:overflowPunct/>
+        <w:topLinePunct w:val="0"/>
+        <w:autoSpaceDE/>
+        <w:autoSpaceDN/>
+        <w:bidi w:val="0"/>
+        <w:adjustRightInd/>
+        <w:snapToGrid/>
+        <w:spacing w:before="0" w:after="0" w:line="360" w:lineRule="auto"/>
+        <w:ind w:firstLine="709"/>
         <w:jc w:val="both"/>
         <w:textAlignment w:val="auto"/>
         <w:rPr>
@@ -7440,30 +7311,57 @@
           <w:rFonts w:ascii="Times New Roman" w:hAnsi="Times New Roman" w:eastAsia="Times New Roman" w:cs="Times New Roman"/>
           <w:b w:val="0"/>
           <w:sz w:val="28"/>
+        </w:rPr>
+        <w:t>– сценарий аварийного отключения и АПВ: при возникновении повреждения на удалённом участке ВЛ реклоузер отключает линию и выполняет один или несколько циклов АПВ; при стойком повреждении соответствующая секция остаётся отключённой, а неповреждённые участки линии продолжают работу, при необходимости разъединители используются для дополнительного разделения сети;</w:t>
+      </w:r>
+    </w:p>
+    <w:p>
+      <w:pPr>
+        <w:keepLines w:val="0"/>
+        <w:widowControl/>
+        <w:kinsoku/>
+        <w:wordWrap/>
+        <w:overflowPunct/>
+        <w:topLinePunct w:val="0"/>
+        <w:autoSpaceDE/>
+        <w:autoSpaceDN/>
+        <w:bidi w:val="0"/>
+        <w:adjustRightInd/>
+        <w:snapToGrid/>
+        <w:spacing w:before="0" w:after="0" w:line="360" w:lineRule="auto"/>
+        <w:ind w:firstLine="709"/>
+        <w:jc w:val="both"/>
+        <w:textAlignment w:val="auto"/>
+        <w:rPr>
+          <w:rFonts w:cs="Times New Roman"/>
+          <w:sz w:val="28"/>
           <w:szCs w:val="28"/>
         </w:rPr>
-        <w:t>сценарий аварийного отключения и АПВ: при возникновении повреждения на удалённом участке ВЛ реклоузер отключает линию и выполняет один или несколько циклов АПВ; при стойком повреждении соответствующая секция остаётся отключённой, а неповреждённые участки линии продолжают работу, при необходимости разъединители используются для дополнительного разделения сети;</w:t>
-      </w:r>
-    </w:p>
-    <w:p>
-      <w:pPr>
-        <w:keepLines w:val="0"/>
-        <w:widowControl/>
-        <w:numPr>
-          <w:ilvl w:val="0"/>
-          <w:numId w:val="1"/>
-        </w:numPr>
-        <w:kinsoku/>
-        <w:wordWrap/>
-        <w:overflowPunct/>
-        <w:topLinePunct w:val="0"/>
-        <w:autoSpaceDE/>
-        <w:autoSpaceDN/>
-        <w:bidi w:val="0"/>
-        <w:adjustRightInd/>
-        <w:snapToGrid/>
-        <w:spacing w:before="0" w:after="0" w:line="360" w:lineRule="auto"/>
-        <w:ind w:left="709" w:hanging="357"/>
+      </w:pPr>
+      <w:r>
+        <w:rPr>
+          <w:rFonts w:ascii="Times New Roman" w:hAnsi="Times New Roman" w:eastAsia="Times New Roman" w:cs="Times New Roman"/>
+          <w:b w:val="0"/>
+          <w:sz w:val="28"/>
+        </w:rPr>
+        <w:t>– сценарий автоматического секционирования: в кольцевых или радиальных схемах с несколькими реклоузерами и «умными» разъединителями при аварии отключается только минимальный по протяжённости участок, ограниченный ближайшими к месту повреждения аппаратами, при этом по командам АСДУ возможен ввод резервного питания с другой стороны кольца;</w:t>
+      </w:r>
+    </w:p>
+    <w:p>
+      <w:pPr>
+        <w:keepLines w:val="0"/>
+        <w:widowControl/>
+        <w:kinsoku/>
+        <w:wordWrap/>
+        <w:overflowPunct/>
+        <w:topLinePunct w:val="0"/>
+        <w:autoSpaceDE/>
+        <w:autoSpaceDN/>
+        <w:bidi w:val="0"/>
+        <w:adjustRightInd/>
+        <w:snapToGrid/>
+        <w:spacing w:before="0" w:after="0" w:line="360" w:lineRule="auto"/>
+        <w:ind w:firstLine="709"/>
         <w:jc w:val="both"/>
         <w:textAlignment w:val="auto"/>
         <w:rPr>
@@ -7477,30 +7375,90 @@
           <w:rFonts w:ascii="Times New Roman" w:hAnsi="Times New Roman" w:eastAsia="Times New Roman" w:cs="Times New Roman"/>
           <w:b w:val="0"/>
           <w:sz w:val="28"/>
+        </w:rPr>
+        <w:t>– сценарий реконфигурации сети и вывода в ремонт: разъединители используются для пофидерного и посекционного отключения участков, переводов нагрузки и формирования временных схем, в то время как реклоузеры обеспечивают отключение токов нагрузки и создание бестоковой паузы для безопасной работы разъединителей.</w:t>
+      </w:r>
+    </w:p>
+    <w:p>
+      <w:pPr>
+        <w:keepLines w:val="0"/>
+        <w:widowControl/>
+        <w:kinsoku/>
+        <w:wordWrap/>
+        <w:overflowPunct/>
+        <w:topLinePunct w:val="0"/>
+        <w:autoSpaceDE/>
+        <w:autoSpaceDN/>
+        <w:bidi w:val="0"/>
+        <w:adjustRightInd/>
+        <w:snapToGrid/>
+        <w:spacing w:before="0" w:after="0" w:line="360" w:lineRule="auto"/>
+        <w:ind w:firstLine="709"/>
+        <w:jc w:val="both"/>
+        <w:textAlignment w:val="auto"/>
+        <w:rPr>
+          <w:rFonts w:cs="Times New Roman"/>
+          <w:sz w:val="28"/>
           <w:szCs w:val="28"/>
         </w:rPr>
-        <w:t>сценарий автоматического секционирования: в кольцевых или радиальных схемах с несколькими реклоузерами и «умными» разъединителями при аварии отключается только минимальный по протяжённости участок, ограниченный ближайшими к месту повреждения аппаратами, при этом по командам АСДУ возможен ввод резервного питания с другой стороны кольца;</w:t>
-      </w:r>
-    </w:p>
-    <w:p>
-      <w:pPr>
-        <w:keepLines w:val="0"/>
-        <w:widowControl/>
-        <w:numPr>
-          <w:ilvl w:val="0"/>
-          <w:numId w:val="1"/>
-        </w:numPr>
-        <w:kinsoku/>
-        <w:wordWrap/>
-        <w:overflowPunct/>
-        <w:topLinePunct w:val="0"/>
-        <w:autoSpaceDE/>
-        <w:autoSpaceDN/>
-        <w:bidi w:val="0"/>
-        <w:adjustRightInd/>
-        <w:snapToGrid/>
-        <w:spacing w:before="0" w:after="0" w:line="360" w:lineRule="auto"/>
-        <w:ind w:left="709" w:hanging="357"/>
+      </w:pPr>
+      <w:r>
+        <w:rPr>
+          <w:rFonts w:ascii="Times New Roman" w:hAnsi="Times New Roman" w:eastAsia="Times New Roman" w:cs="Times New Roman"/>
+          <w:b w:val="0"/>
+          <w:sz w:val="28"/>
+          <w:szCs w:val="28"/>
+        </w:rPr>
+        <w:t>Такая логика взаимодействия соответствует требованиям ПУЭ к коммутационной аппаратуре и устройствам автоматического включения и отключения, а также принципам, заложенным в отраслевые стандарты по применению реклоузеров и секционирующих пунктов в сетях 6-10 кВ.</w:t>
+      </w:r>
+    </w:p>
+    <w:p>
+      <w:pPr>
+        <w:keepNext/>
+        <w:keepLines w:val="0"/>
+        <w:pageBreakBefore w:val="0"/>
+        <w:widowControl/>
+        <w:kinsoku/>
+        <w:wordWrap/>
+        <w:overflowPunct/>
+        <w:topLinePunct w:val="0"/>
+        <w:autoSpaceDE/>
+        <w:autoSpaceDN/>
+        <w:bidi w:val="0"/>
+        <w:adjustRightInd/>
+        <w:snapToGrid/>
+        <w:spacing w:before="0" w:after="0" w:line="360" w:lineRule="auto"/>
+        <w:ind w:firstLine="709"/>
+        <w:jc w:val="both"/>
+        <w:textAlignment w:val="auto"/>
+        <w:outlineLvl w:val="1"/>
+      </w:pPr>
+      <w:bookmarkStart w:id="16" w:name="_Toc76761159"/>
+      <w:r>
+        <w:rPr>
+          <w:rFonts w:ascii="Times New Roman" w:hAnsi="Times New Roman" w:eastAsia="Times New Roman" w:cs="Times New Roman"/>
+          <w:b/>
+          <w:sz w:val="28"/>
+        </w:rPr>
+        <w:t>1.9 Структурные схемы дистанционного управления реклоузерами и разъединителями</w:t>
+      </w:r>
+      <w:bookmarkEnd w:id="16"/>
+    </w:p>
+    <w:p>
+      <w:pPr>
+        <w:keepLines w:val="0"/>
+        <w:widowControl/>
+        <w:kinsoku/>
+        <w:wordWrap/>
+        <w:overflowPunct/>
+        <w:topLinePunct w:val="0"/>
+        <w:autoSpaceDE/>
+        <w:autoSpaceDN/>
+        <w:bidi w:val="0"/>
+        <w:adjustRightInd/>
+        <w:snapToGrid/>
+        <w:spacing w:before="0" w:after="0" w:line="360" w:lineRule="auto"/>
+        <w:ind w:firstLine="709"/>
         <w:jc w:val="both"/>
         <w:textAlignment w:val="auto"/>
         <w:rPr>
@@ -7516,7 +7474,25 @@
           <w:sz w:val="28"/>
           <w:szCs w:val="28"/>
         </w:rPr>
-        <w:t>сценарий реконфигурации сети и вывода в ремонт: разъединители используются для пофидерного и посекционного отключения участков, переводов нагрузки и формирования временных схем, в то время как реклоузеры обеспечивают отключение токов нагрузки и создание бестоковой паузы для безопасной работы разъединителей.</w:t>
+        <w:t>Структурные схемы дистанционного управления реклоузерами и разъединителями в автоматизированных ВЛ 6-10 кВ строятся на основе типовых решений ПАО «Россети» и технической документации производителей оборудования, таких как АО «РИМ» (решения «РиМ</w:t>
+      </w:r>
+      <w:r>
+        <w:rPr>
+          <w:rFonts w:ascii="Times New Roman" w:hAnsi="Times New Roman" w:eastAsia="Times New Roman" w:cs="Times New Roman"/>
+          <w:b w:val="0"/>
+          <w:sz w:val="28"/>
+          <w:szCs w:val="28"/>
+        </w:rPr>
+        <w:noBreakHyphen/>
+      </w:r>
+      <w:r>
+        <w:rPr>
+          <w:rFonts w:ascii="Times New Roman" w:hAnsi="Times New Roman" w:eastAsia="Times New Roman" w:cs="Times New Roman"/>
+          <w:b w:val="0"/>
+          <w:sz w:val="28"/>
+          <w:szCs w:val="28"/>
+        </w:rPr>
+        <w:t>Цифра»). В общем виде схема включает: реклоузеры с встроенными терминалами РЗА, шкафы управления разъединителями, устройства связи, контроллеры верхнего уровня и АСДУ, что обеспечивает полный цикл управления от местного до диспетчерского уровня.</w:t>
       </w:r>
     </w:p>
     <w:p>
@@ -7547,122 +7523,6 @@
           <w:rFonts w:ascii="Times New Roman" w:hAnsi="Times New Roman" w:eastAsia="Times New Roman" w:cs="Times New Roman"/>
           <w:b w:val="0"/>
           <w:sz w:val="28"/>
-          <w:szCs w:val="28"/>
-        </w:rPr>
-        <w:t>Такая логика взаимодействия соответствует требованиям ПУЭ к коммутационной аппаратуре и устройствам автоматического включения и отключения, а также принципам, заложенным в отраслевые стандарты по применению реклоузеров и секционирующих пунктов в сетях 6-10 кВ.</w:t>
-      </w:r>
-    </w:p>
-    <w:p>
-      <w:pPr>
-        <w:keepNext/>
-        <w:keepLines w:val="0"/>
-        <w:pageBreakBefore w:val="0"/>
-        <w:widowControl/>
-        <w:kinsoku/>
-        <w:wordWrap/>
-        <w:overflowPunct/>
-        <w:topLinePunct w:val="0"/>
-        <w:autoSpaceDE/>
-        <w:autoSpaceDN/>
-        <w:bidi w:val="0"/>
-        <w:adjustRightInd/>
-        <w:snapToGrid/>
-        <w:spacing w:before="0" w:after="0" w:line="360" w:lineRule="auto"/>
-        <w:ind w:firstLine="709"/>
-        <w:jc w:val="left"/>
-        <w:textAlignment w:val="auto"/>
-        <w:outlineLvl w:val="1"/>
-      </w:pPr>
-      <w:bookmarkStart w:id="16" w:name="_Toc76761159"/>
-      <w:r>
-        <w:rPr>
-          <w:rFonts w:ascii="Times New Roman" w:hAnsi="Times New Roman" w:eastAsia="Times New Roman" w:cs="Times New Roman"/>
-          <w:b/>
-          <w:sz w:val="28"/>
-        </w:rPr>
-        <w:t>1.9 Структурные схемы дистанционного управления реклоузерами и разъединителями</w:t>
-      </w:r>
-      <w:bookmarkEnd w:id="16"/>
-    </w:p>
-    <w:p>
-      <w:pPr>
-        <w:keepLines w:val="0"/>
-        <w:widowControl/>
-        <w:kinsoku/>
-        <w:wordWrap/>
-        <w:overflowPunct/>
-        <w:topLinePunct w:val="0"/>
-        <w:autoSpaceDE/>
-        <w:autoSpaceDN/>
-        <w:bidi w:val="0"/>
-        <w:adjustRightInd/>
-        <w:snapToGrid/>
-        <w:spacing w:before="0" w:after="0" w:line="360" w:lineRule="auto"/>
-        <w:ind w:firstLine="709"/>
-        <w:jc w:val="both"/>
-        <w:textAlignment w:val="auto"/>
-        <w:rPr>
-          <w:rFonts w:cs="Times New Roman"/>
-          <w:sz w:val="28"/>
-          <w:szCs w:val="28"/>
-        </w:rPr>
-      </w:pPr>
-      <w:r>
-        <w:rPr>
-          <w:rFonts w:ascii="Times New Roman" w:hAnsi="Times New Roman" w:eastAsia="Times New Roman" w:cs="Times New Roman"/>
-          <w:b w:val="0"/>
-          <w:sz w:val="28"/>
-          <w:szCs w:val="28"/>
-        </w:rPr>
-        <w:t>Структурные схемы дистанционного управления реклоузерами и разъединителями в автоматизированных ВЛ 6-10 кВ строятся на основе типовых решений ПАО «Россети» и технической документации производителей оборудования, таких как АО «РИМ» (решения «РиМ</w:t>
-      </w:r>
-      <w:r>
-        <w:rPr>
-          <w:rFonts w:ascii="Times New Roman" w:hAnsi="Times New Roman" w:eastAsia="Times New Roman" w:cs="Times New Roman"/>
-          <w:b w:val="0"/>
-          <w:sz w:val="28"/>
-          <w:szCs w:val="28"/>
-        </w:rPr>
-        <w:noBreakHyphen/>
-      </w:r>
-      <w:r>
-        <w:rPr>
-          <w:rFonts w:ascii="Times New Roman" w:hAnsi="Times New Roman" w:eastAsia="Times New Roman" w:cs="Times New Roman"/>
-          <w:b w:val="0"/>
-          <w:sz w:val="28"/>
-          <w:szCs w:val="28"/>
-        </w:rPr>
-        <w:t>Цифра»). В общем виде схема включает: реклоузеры с встроенными терминалами РЗА, шкафы управления разъединителями, устройства связи, контроллеры верхнего уровня и АСДУ, что обеспечивает полный цикл управления от местного до диспетчерского уровня.</w:t>
-      </w:r>
-    </w:p>
-    <w:p>
-      <w:pPr>
-        <w:keepLines w:val="0"/>
-        <w:widowControl/>
-        <w:kinsoku/>
-        <w:wordWrap/>
-        <w:overflowPunct/>
-        <w:topLinePunct w:val="0"/>
-        <w:autoSpaceDE/>
-        <w:autoSpaceDN/>
-        <w:bidi w:val="0"/>
-        <w:adjustRightInd/>
-        <w:snapToGrid/>
-        <w:spacing w:before="0" w:after="0" w:line="360" w:lineRule="auto"/>
-        <w:ind w:firstLine="709"/>
-        <w:jc w:val="both"/>
-        <w:textAlignment w:val="auto"/>
-        <w:rPr>
-          <w:rFonts w:cs="Times New Roman"/>
-          <w:sz w:val="28"/>
-          <w:szCs w:val="28"/>
-        </w:rPr>
-      </w:pPr>
-      <w:r>
-        <w:rPr>
-          <w:rFonts w:ascii="Times New Roman" w:hAnsi="Times New Roman" w:eastAsia="Times New Roman" w:cs="Times New Roman"/>
-          <w:b w:val="0"/>
-          <w:sz w:val="28"/>
         </w:rPr>
         <w:t>Пример структурной схемы, разработанной на основе типовых решений по автоматике распределительных сетей 6-10 кВ представлен на рисунке 1.2 [7].</w:t>
       </w:r>
@@ -7680,7 +7540,7 @@
         <w:bidi w:val="0"/>
         <w:adjustRightInd/>
         <w:snapToGrid/>
-        <w:spacing w:before="0" w:after="0" w:line="240" w:lineRule="auto"/>
+        <w:spacing w:before="0" w:after="0" w:line="360" w:lineRule="auto"/>
         <w:ind w:firstLine="0"/>
         <w:jc w:val="left"/>
         <w:textAlignment w:val="auto"/>
@@ -7737,18 +7597,20 @@
     </w:p>
     <w:p>
       <w:pPr>
-        <w:keepLines w:val="0"/>
-        <w:widowControl/>
-        <w:kinsoku/>
-        <w:wordWrap/>
-        <w:overflowPunct/>
-        <w:topLinePunct w:val="0"/>
-        <w:autoSpaceDE/>
-        <w:autoSpaceDN/>
-        <w:bidi w:val="0"/>
-        <w:adjustRightInd/>
-        <w:snapToGrid/>
-        <w:spacing w:before="0" w:after="0" w:line="240" w:lineRule="auto"/>
+        <w:keepNext w:val="0"/>
+        <w:keepLines w:val="0"/>
+        <w:pageBreakBefore w:val="0"/>
+        <w:widowControl/>
+        <w:kinsoku/>
+        <w:wordWrap/>
+        <w:overflowPunct/>
+        <w:topLinePunct w:val="0"/>
+        <w:autoSpaceDE/>
+        <w:autoSpaceDN/>
+        <w:bidi w:val="0"/>
+        <w:adjustRightInd/>
+        <w:snapToGrid/>
+        <w:spacing w:before="0" w:after="0" w:line="360" w:lineRule="auto"/>
         <w:ind w:firstLine="0"/>
         <w:jc w:val="center"/>
         <w:textAlignment w:val="auto"/>
@@ -7769,7 +7631,9 @@
     </w:p>
     <w:p>
       <w:pPr>
-        <w:keepLines w:val="0"/>
+        <w:keepNext w:val="0"/>
+        <w:keepLines w:val="0"/>
+        <w:pageBreakBefore w:val="0"/>
         <w:widowControl/>
         <w:kinsoku/>
         <w:wordWrap/>
@@ -7996,7 +7860,7 @@
         <w:bidi w:val="0"/>
         <w:adjustRightInd/>
         <w:snapToGrid/>
-        <w:spacing w:before="0" w:after="0" w:line="240" w:lineRule="auto"/>
+        <w:spacing w:before="0" w:after="0" w:line="360" w:lineRule="auto"/>
         <w:ind w:firstLine="0"/>
         <w:jc w:val="left"/>
         <w:textAlignment w:val="auto"/>
@@ -8020,7 +7884,7 @@
         <w:bidi w:val="0"/>
         <w:adjustRightInd/>
         <w:snapToGrid/>
-        <w:spacing w:before="0" w:after="0" w:line="240" w:lineRule="auto"/>
+        <w:spacing w:before="0" w:after="0" w:line="360" w:lineRule="auto"/>
         <w:ind w:firstLine="0"/>
         <w:jc w:val="left"/>
         <w:textAlignment w:val="auto"/>
@@ -8044,7 +7908,7 @@
         <w:bidi w:val="0"/>
         <w:adjustRightInd/>
         <w:snapToGrid/>
-        <w:spacing w:before="0" w:after="0" w:line="240" w:lineRule="auto"/>
+        <w:spacing w:before="0" w:after="0" w:line="360" w:lineRule="auto"/>
         <w:ind w:firstLine="0"/>
         <w:jc w:val="left"/>
         <w:textAlignment w:val="auto"/>
@@ -8068,7 +7932,7 @@
         <w:bidi w:val="0"/>
         <w:adjustRightInd/>
         <w:snapToGrid/>
-        <w:spacing w:before="0" w:after="0" w:line="240" w:lineRule="auto"/>
+        <w:spacing w:before="0" w:after="0" w:line="360" w:lineRule="auto"/>
         <w:ind w:firstLine="0"/>
         <w:jc w:val="left"/>
         <w:textAlignment w:val="auto"/>
@@ -8092,7 +7956,7 @@
         <w:bidi w:val="0"/>
         <w:adjustRightInd/>
         <w:snapToGrid/>
-        <w:spacing w:before="0" w:after="0" w:line="240" w:lineRule="auto"/>
+        <w:spacing w:before="0" w:after="0" w:line="360" w:lineRule="auto"/>
         <w:ind w:firstLine="0"/>
         <w:jc w:val="left"/>
         <w:textAlignment w:val="auto"/>
@@ -8116,7 +7980,7 @@
         <w:bidi w:val="0"/>
         <w:adjustRightInd/>
         <w:snapToGrid/>
-        <w:spacing w:before="0" w:after="0" w:line="240" w:lineRule="auto"/>
+        <w:spacing w:before="0" w:after="0" w:line="360" w:lineRule="auto"/>
         <w:ind w:firstLine="0"/>
         <w:jc w:val="left"/>
         <w:textAlignment w:val="auto"/>
@@ -8140,7 +8004,7 @@
         <w:bidi w:val="0"/>
         <w:adjustRightInd/>
         <w:snapToGrid/>
-        <w:spacing w:before="0" w:after="0" w:line="240" w:lineRule="auto"/>
+        <w:spacing w:before="0" w:after="0" w:line="360" w:lineRule="auto"/>
         <w:ind w:firstLine="0"/>
         <w:jc w:val="left"/>
         <w:textAlignment w:val="auto"/>
@@ -8164,7 +8028,7 @@
         <w:bidi w:val="0"/>
         <w:adjustRightInd/>
         <w:snapToGrid/>
-        <w:spacing w:before="0" w:after="0" w:line="240" w:lineRule="auto"/>
+        <w:spacing w:before="0" w:after="0" w:line="360" w:lineRule="auto"/>
         <w:ind w:firstLine="0"/>
         <w:jc w:val="left"/>
         <w:textAlignment w:val="auto"/>
@@ -8188,7 +8052,7 @@
         <w:bidi w:val="0"/>
         <w:adjustRightInd/>
         <w:snapToGrid/>
-        <w:spacing w:before="0" w:after="0" w:line="240" w:lineRule="auto"/>
+        <w:spacing w:before="0" w:after="0" w:line="360" w:lineRule="auto"/>
         <w:ind w:firstLine="0"/>
         <w:jc w:val="left"/>
         <w:textAlignment w:val="auto"/>
@@ -8216,7 +8080,7 @@
         <w:snapToGrid/>
         <w:spacing w:before="0" w:after="0" w:line="360" w:lineRule="auto"/>
         <w:ind w:firstLine="709"/>
-        <w:jc w:val="left"/>
+        <w:jc w:val="both"/>
         <w:textAlignment w:val="auto"/>
         <w:outlineLvl w:val="0"/>
         <w:rPr>
@@ -8253,7 +8117,7 @@
         <w:snapToGrid/>
         <w:spacing w:before="0" w:after="0" w:line="360" w:lineRule="auto"/>
         <w:ind w:firstLine="709"/>
-        <w:jc w:val="left"/>
+        <w:jc w:val="both"/>
         <w:textAlignment w:val="auto"/>
         <w:outlineLvl w:val="1"/>
         <w:rPr>
@@ -8300,98 +8164,152 @@
           <w:b w:val="0"/>
           <w:sz w:val="28"/>
         </w:rPr>
-        <w:t>Короткие замыкания в распределительных сетях 6–10 кВ подразделяются на четыре типа: трёхфазное (К3), двухфазное (К2), двухфазное на землю (К1,1) и однофазное замыкание на землю (К1). Трёхфазное КЗ характеризуется максимальными токами и используется при расчёте уставок токовой отсечки. Двухфазное КЗ даёт ток, составляющий 0,87 от тока трёхфазного КЗ, и используется для проверки чувствительности защит. Однофазное замыкание на землю в сетях с изолированной нейтралью характеризуется малыми токами (единицы — десятки ампер) и, согласно ПУЭ [1], допускает продолжение работы сети в течение не более 2 часов [14].</w:t>
-      </w:r>
-    </w:p>
-    <w:p>
-      <w:pPr>
-        <w:keepLines w:val="0"/>
-        <w:widowControl/>
-        <w:kinsoku/>
-        <w:wordWrap/>
-        <w:overflowPunct/>
-        <w:topLinePunct w:val="0"/>
-        <w:autoSpaceDE/>
-        <w:autoSpaceDN/>
-        <w:bidi w:val="0"/>
-        <w:adjustRightInd/>
-        <w:snapToGrid/>
-        <w:spacing w:before="240" w:after="240" w:line="360" w:lineRule="auto"/>
+        <w:t>Короткие замыкания в распределительных сетях 6–10 кВ подразделяются на четыре типа: трёхфазное (К3), двухфазное (К2), двухфазное на землю (К1,1) и однофазное замыкание на землю (К1). Трёхфазное КЗ характеризуется максимальными токами и используется при расчёте уставок токовой отсечки. Двухфазное КЗ даёт ток, составляющий 0,87 от тока трёхфазного КЗ, и используется для проверки чувствительности защит. Однофазное замыкание на землю в сетях с изолированной нейтралью характеризуется малыми токами (единицы — десятки ампер) и, согласно ПУЭ [1], допускает продолжение работы сети в течение не более 2 часов.</w:t>
+      </w:r>
+    </w:p>
+    <w:p>
+      <w:pPr>
+        <w:keepLines w:val="0"/>
+        <w:widowControl/>
+        <w:kinsoku/>
+        <w:wordWrap/>
+        <w:overflowPunct/>
+        <w:topLinePunct w:val="0"/>
+        <w:autoSpaceDE/>
+        <w:autoSpaceDN/>
+        <w:bidi w:val="0"/>
+        <w:adjustRightInd/>
+        <w:snapToGrid/>
+        <w:spacing w:before="0" w:after="0" w:line="360" w:lineRule="auto"/>
+        <w:ind w:firstLine="709"/>
+        <w:jc w:val="both"/>
+        <w:textAlignment w:val="auto"/>
+      </w:pPr>
+      <w:r>
+        <w:rPr>
+          <w:rFonts w:ascii="Times New Roman" w:hAnsi="Times New Roman" w:eastAsia="Times New Roman" w:cs="Times New Roman"/>
+          <w:b w:val="0"/>
+          <w:sz w:val="28"/>
+        </w:rPr>
+        <w:t>Методы расчёта токов КЗ регламентированы ГОСТ Р 52735-2007 [14]. Ток трёхфазного КЗ в произвольной точке сети определяется выражением (2.1):</w:t>
+      </w:r>
+    </w:p>
+    <w:p>
+      <w:pPr>
+        <w:tabs>
+          <w:tab w:val="center" w:pos="4677"/>
+          <w:tab w:val="right" w:pos="9355"/>
+        </w:tabs>
+        <w:spacing w:before="0" w:after="0" w:line="360" w:lineRule="auto"/>
         <w:ind w:firstLine="709"/>
         <w:jc w:val="left"/>
-        <w:textAlignment w:val="auto"/>
-      </w:pPr>
-      <w:r>
-        <w:rPr>
-          <w:rFonts w:ascii="Times New Roman" w:hAnsi="Times New Roman" w:eastAsia="Times New Roman" w:cs="Times New Roman"/>
-          <w:b w:val="0"/>
-          <w:sz w:val="28"/>
-        </w:rPr>
-        <w:t xml:space="preserve">Методы расчёта токов КЗ регламентированы ГОСТ Р 52735-2007 [14]. Ток трёхфазного КЗ в произвольной точке сети определяется выражением </w:t>
+      </w:pPr>
+      <w:r>
+        <w:tab/>
       </w:r>
       <m:oMath>
         <m:r>
-          <m:rPr>
-            <m:sty m:val="p"/>
-          </m:rPr>
+          <m:rPr/>
           <w:rPr>
-            <w:rFonts w:ascii="DejaVu Math TeX Gyre" w:hAnsi="DejaVu Math TeX Gyre" w:eastAsia="Times New Roman" w:cs="Times New Roman"/>
-            <w:color w:val="000000"/>
+            <w:rFonts w:ascii="Cambria Math" w:hAnsi="Cambria Math" w:eastAsia="Cambria Math"/>
             <w:sz w:val="28"/>
-            <w:szCs w:val="22"/>
-            <w:lang w:val="en-US" w:bidi="ar-SA"/>
+            <w:szCs w:val="28"/>
           </w:rPr>
           <m:t>Iк3 = Uф / Zк</m:t>
         </m:r>
       </m:oMath>
       <w:r>
-        <w:rPr>
-          <w:rFonts w:ascii="Times New Roman" w:hAnsi="Times New Roman" w:eastAsia="Times New Roman" w:cs="Times New Roman"/>
-          <w:b w:val="0"/>
-          <w:sz w:val="28"/>
-        </w:rPr>
-        <w:t xml:space="preserve">, где Uф — фазное напряжение сети, Zк — полное сопротивление цепи КЗ от источника до точки повреждения. Для линии с погонным сопротивлением z0 и длиной l полное сопротивление составляет </w:t>
+        <w:tab/>
+      </w:r>
+      <w:r>
+        <w:rPr>
+          <w:rFonts w:ascii="Times New Roman" w:hAnsi="Times New Roman" w:eastAsia="Times New Roman" w:cs="Times New Roman"/>
+          <w:sz w:val="28"/>
+        </w:rPr>
+        <w:t>(2.1)</w:t>
+      </w:r>
+    </w:p>
+    <w:p>
+      <w:pPr>
+        <w:spacing w:before="0" w:after="0" w:line="360" w:lineRule="auto"/>
+        <w:ind w:firstLine="709"/>
+        <w:jc w:val="both"/>
+      </w:pPr>
+      <w:r>
+        <w:rPr>
+          <w:rFonts w:ascii="Times New Roman" w:hAnsi="Times New Roman" w:eastAsia="Times New Roman" w:cs="Times New Roman"/>
+          <w:b w:val="0"/>
+          <w:sz w:val="28"/>
+        </w:rPr>
+        <w:t>где Uф — фазное напряжение сети, Zк — полное сопротивление цепи КЗ от источника до точки повреждения. Для линии с погонным сопротивлением z0 и длиной l полное сопротивление составляет по формуле (2.2):</w:t>
+      </w:r>
+    </w:p>
+    <w:p>
+      <w:pPr>
+        <w:tabs>
+          <w:tab w:val="center" w:pos="4677"/>
+          <w:tab w:val="right" w:pos="9355"/>
+        </w:tabs>
+        <w:spacing w:before="0" w:after="0" w:line="360" w:lineRule="auto"/>
+        <w:ind w:firstLine="709"/>
+        <w:jc w:val="left"/>
+      </w:pPr>
+      <w:r>
+        <w:tab/>
       </w:r>
       <m:oMath>
         <m:r>
-          <m:rPr>
-            <m:sty m:val="p"/>
-          </m:rPr>
+          <m:rPr/>
           <w:rPr>
-            <w:rFonts w:ascii="DejaVu Math TeX Gyre" w:hAnsi="DejaVu Math TeX Gyre" w:eastAsia="Times New Roman" w:cs="Times New Roman"/>
-            <w:color w:val="000000"/>
+            <w:rFonts w:ascii="Cambria Math" w:hAnsi="Cambria Math" w:eastAsia="Cambria Math"/>
             <w:sz w:val="28"/>
-            <w:szCs w:val="22"/>
-            <w:lang w:val="en-US" w:bidi="ar-SA"/>
+            <w:szCs w:val="28"/>
           </w:rPr>
           <m:t>Zк = Zс + z0 × l</m:t>
         </m:r>
       </m:oMath>
       <w:r>
-        <w:rPr>
-          <w:rFonts w:ascii="Times New Roman" w:hAnsi="Times New Roman" w:eastAsia="Times New Roman" w:cs="Times New Roman"/>
-          <w:b w:val="0"/>
-          <w:sz w:val="28"/>
-        </w:rPr>
-        <w:t>, где Zс — сопротивление системы (определяется мощностью КЗ на шинах подстанции).</w:t>
-      </w:r>
-    </w:p>
-    <w:p>
-      <w:pPr>
-        <w:keepLines w:val="0"/>
-        <w:widowControl/>
-        <w:kinsoku/>
-        <w:wordWrap/>
-        <w:overflowPunct/>
-        <w:topLinePunct w:val="0"/>
-        <w:autoSpaceDE/>
-        <w:autoSpaceDN/>
-        <w:bidi w:val="0"/>
-        <w:adjustRightInd/>
-        <w:snapToGrid/>
+        <w:tab/>
+      </w:r>
+      <w:r>
+        <w:rPr>
+          <w:rFonts w:ascii="Times New Roman" w:hAnsi="Times New Roman" w:eastAsia="Times New Roman" w:cs="Times New Roman"/>
+          <w:sz w:val="28"/>
+        </w:rPr>
+        <w:t>(2.2)</w:t>
+      </w:r>
+    </w:p>
+    <w:p>
+      <w:pPr>
         <w:spacing w:before="0" w:after="0" w:line="360" w:lineRule="auto"/>
         <w:ind w:firstLine="709"/>
         <w:jc w:val="both"/>
+      </w:pPr>
+      <w:r>
+        <w:rPr>
+          <w:rFonts w:ascii="Times New Roman" w:hAnsi="Times New Roman" w:eastAsia="Times New Roman" w:cs="Times New Roman"/>
+          <w:b w:val="0"/>
+          <w:sz w:val="28"/>
+        </w:rPr>
+        <w:t>где Zс — сопротивление системы (определяется мощностью КЗ на шинах подстанции).</w:t>
+      </w:r>
+    </w:p>
+    <w:p>
+      <w:pPr>
+        <w:keepLines w:val="0"/>
+        <w:widowControl/>
+        <w:kinsoku/>
+        <w:wordWrap/>
+        <w:overflowPunct/>
+        <w:topLinePunct w:val="0"/>
+        <w:autoSpaceDE/>
+        <w:autoSpaceDN/>
+        <w:bidi w:val="0"/>
+        <w:adjustRightInd/>
+        <w:snapToGrid/>
+        <w:spacing w:before="0" w:after="0" w:line="360" w:lineRule="auto"/>
+        <w:ind w:firstLine="709"/>
+        <w:jc w:val="both"/>
         <w:textAlignment w:val="auto"/>
       </w:pPr>
       <w:r>
@@ -8447,7 +8365,7 @@
         <w:snapToGrid/>
         <w:spacing w:before="0" w:after="0" w:line="360" w:lineRule="auto"/>
         <w:ind w:firstLine="709"/>
-        <w:jc w:val="left"/>
+        <w:jc w:val="both"/>
         <w:textAlignment w:val="auto"/>
         <w:outlineLvl w:val="2"/>
         <w:rPr>
@@ -8519,7 +8437,7 @@
           <w:b w:val="0"/>
           <w:sz w:val="28"/>
         </w:rPr>
-        <w:t>Уставка токовой отсечки определяется из условия отстройки от максимального тока КЗ в конце защищаемой зоны:</w:t>
+        <w:t>Уставка токовой отсечки определяется из условия отстройки от максимального тока КЗ в конце защищаемой зоны по формуле (2.3):</w:t>
       </w:r>
     </w:p>
     <w:p>
@@ -8539,17 +8457,12 @@
         <w:bidi w:val="0"/>
         <w:adjustRightInd/>
         <w:snapToGrid/>
-        <w:spacing w:before="240" w:after="240" w:line="360" w:lineRule="auto"/>
+        <w:spacing w:before="0" w:after="0" w:line="360" w:lineRule="auto"/>
         <w:ind w:firstLine="709"/>
         <w:jc w:val="left"/>
         <w:textAlignment w:val="auto"/>
       </w:pPr>
       <w:r>
-        <w:rPr>
-          <w:rFonts w:ascii="Times New Roman" w:hAnsi="Times New Roman" w:eastAsia="Times New Roman" w:cs="Times New Roman"/>
-          <w:b w:val="0"/>
-          <w:sz w:val="28"/>
-        </w:rPr>
         <w:tab/>
       </w:r>
       <m:oMath>
@@ -8564,20 +8477,14 @@
         </m:r>
       </m:oMath>
       <w:r>
-        <w:rPr>
-          <w:rFonts w:ascii="Times New Roman" w:hAnsi="Times New Roman" w:eastAsia="Times New Roman" w:cs="Times New Roman"/>
-          <w:b w:val="0"/>
-          <w:sz w:val="28"/>
-        </w:rPr>
         <w:tab/>
       </w:r>
       <w:r>
         <w:rPr>
           <w:rFonts w:ascii="Times New Roman" w:hAnsi="Times New Roman" w:eastAsia="Times New Roman" w:cs="Times New Roman"/>
-          <w:b w:val="0"/>
-          <w:sz w:val="28"/>
-        </w:rPr>
-        <w:t>(2.1)</w:t>
+          <w:sz w:val="28"/>
+        </w:rPr>
+        <w:t>(2.3)</w:t>
       </w:r>
     </w:p>
     <w:p>
@@ -8631,7 +8538,7 @@
           <w:b w:val="0"/>
           <w:sz w:val="28"/>
         </w:rPr>
-        <w:t>Чувствительность ТО проверяется по коэффициенту чувствительности:</w:t>
+        <w:t>Чувствительность ТО проверяется по коэффициенту чувствительности по формуле (2.4):</w:t>
       </w:r>
     </w:p>
     <w:p>
@@ -8640,16 +8547,11 @@
           <w:tab w:val="center" w:pos="4677"/>
           <w:tab w:val="right" w:pos="9355"/>
         </w:tabs>
-        <w:spacing w:before="240" w:after="240" w:line="360" w:lineRule="auto"/>
+        <w:spacing w:before="0" w:after="0" w:line="360" w:lineRule="auto"/>
         <w:ind w:firstLine="709"/>
         <w:jc w:val="left"/>
       </w:pPr>
       <w:r>
-        <w:rPr>
-          <w:rFonts w:ascii="Times New Roman" w:hAnsi="Times New Roman" w:eastAsia="Times New Roman" w:cs="Times New Roman"/>
-          <w:b w:val="0"/>
-          <w:sz w:val="28"/>
-        </w:rPr>
         <w:tab/>
       </w:r>
       <m:oMath>
@@ -8664,20 +8566,14 @@
         </m:r>
       </m:oMath>
       <w:r>
-        <w:rPr>
-          <w:rFonts w:ascii="Times New Roman" w:hAnsi="Times New Roman" w:eastAsia="Times New Roman" w:cs="Times New Roman"/>
-          <w:b w:val="0"/>
-          <w:sz w:val="28"/>
-        </w:rPr>
         <w:tab/>
       </w:r>
       <w:r>
         <w:rPr>
           <w:rFonts w:ascii="Times New Roman" w:hAnsi="Times New Roman" w:eastAsia="Times New Roman" w:cs="Times New Roman"/>
-          <w:b w:val="0"/>
-          <w:sz w:val="28"/>
-        </w:rPr>
-        <w:t>(2.2)</w:t>
+          <w:sz w:val="28"/>
+        </w:rPr>
+        <w:t>(2.4)</w:t>
       </w:r>
     </w:p>
     <w:p>
@@ -8719,7 +8615,7 @@
           <w:b w:val="0"/>
           <w:sz w:val="28"/>
         </w:rPr>
-        <w:t>Уставка максимальной токовой защиты определяется по выражению:</w:t>
+        <w:t>Уставка максимальной токовой защиты определяется по выражению (2.5):</w:t>
       </w:r>
     </w:p>
     <w:p>
@@ -8739,17 +8635,12 @@
         <w:bidi w:val="0"/>
         <w:adjustRightInd/>
         <w:snapToGrid/>
-        <w:spacing w:before="240" w:after="240" w:line="360" w:lineRule="auto"/>
+        <w:spacing w:before="0" w:after="0" w:line="360" w:lineRule="auto"/>
         <w:ind w:firstLine="709"/>
         <w:jc w:val="left"/>
         <w:textAlignment w:val="auto"/>
       </w:pPr>
       <w:r>
-        <w:rPr>
-          <w:rFonts w:ascii="Times New Roman" w:hAnsi="Times New Roman" w:eastAsia="Times New Roman" w:cs="Times New Roman"/>
-          <w:b w:val="0"/>
-          <w:sz w:val="28"/>
-        </w:rPr>
         <w:tab/>
       </w:r>
       <m:oMath>
@@ -8764,20 +8655,14 @@
         </m:r>
       </m:oMath>
       <w:r>
-        <w:rPr>
-          <w:rFonts w:ascii="Times New Roman" w:hAnsi="Times New Roman" w:eastAsia="Times New Roman" w:cs="Times New Roman"/>
-          <w:b w:val="0"/>
-          <w:sz w:val="28"/>
-        </w:rPr>
         <w:tab/>
       </w:r>
       <w:r>
         <w:rPr>
           <w:rFonts w:ascii="Times New Roman" w:hAnsi="Times New Roman" w:eastAsia="Times New Roman" w:cs="Times New Roman"/>
-          <w:b w:val="0"/>
-          <w:sz w:val="28"/>
-        </w:rPr>
-        <w:t>(2.3)</w:t>
+          <w:sz w:val="28"/>
+        </w:rPr>
+        <w:t>(2.5)</w:t>
       </w:r>
     </w:p>
     <w:p>
@@ -9091,7 +8976,7 @@
           <w:b w:val="0"/>
           <w:sz w:val="28"/>
         </w:rPr>
-        <w:t>Уставка ТО:</w:t>
+        <w:t>Уставка ТО по формуле (2.6):</w:t>
       </w:r>
     </w:p>
     <w:p>
@@ -9100,16 +8985,11 @@
           <w:tab w:val="center" w:pos="4677"/>
           <w:tab w:val="right" w:pos="9355"/>
         </w:tabs>
-        <w:spacing w:before="240" w:after="240" w:line="360" w:lineRule="auto"/>
+        <w:spacing w:before="0" w:after="0" w:line="360" w:lineRule="auto"/>
         <w:ind w:firstLine="709"/>
         <w:jc w:val="left"/>
       </w:pPr>
       <w:r>
-        <w:rPr>
-          <w:rFonts w:ascii="Times New Roman" w:hAnsi="Times New Roman" w:eastAsia="Times New Roman" w:cs="Times New Roman"/>
-          <w:b w:val="0"/>
-          <w:sz w:val="28"/>
-        </w:rPr>
         <w:tab/>
       </w:r>
       <m:oMath>
@@ -9124,20 +9004,14 @@
         </m:r>
       </m:oMath>
       <w:r>
-        <w:rPr>
-          <w:rFonts w:ascii="Times New Roman" w:hAnsi="Times New Roman" w:eastAsia="Times New Roman" w:cs="Times New Roman"/>
-          <w:b w:val="0"/>
-          <w:sz w:val="28"/>
-        </w:rPr>
         <w:tab/>
       </w:r>
       <w:r>
         <w:rPr>
           <w:rFonts w:ascii="Times New Roman" w:hAnsi="Times New Roman" w:eastAsia="Times New Roman" w:cs="Times New Roman"/>
-          <w:b w:val="0"/>
-          <w:sz w:val="28"/>
-        </w:rPr>
-        <w:t>(2.4)</w:t>
+          <w:sz w:val="28"/>
+        </w:rPr>
+        <w:t>(2.6)</w:t>
       </w:r>
     </w:p>
     <w:p>
@@ -9152,7 +9026,7 @@
           <w:b w:val="0"/>
           <w:sz w:val="28"/>
         </w:rPr>
-        <w:t>Уставка МТЗ:</w:t>
+        <w:t>Уставка МТЗ по формуле (2.7):</w:t>
       </w:r>
     </w:p>
     <w:p>
@@ -9161,16 +9035,11 @@
           <w:tab w:val="center" w:pos="4677"/>
           <w:tab w:val="right" w:pos="9355"/>
         </w:tabs>
-        <w:spacing w:before="240" w:after="240" w:line="360" w:lineRule="auto"/>
+        <w:spacing w:before="0" w:after="0" w:line="360" w:lineRule="auto"/>
         <w:ind w:firstLine="709"/>
         <w:jc w:val="left"/>
       </w:pPr>
       <w:r>
-        <w:rPr>
-          <w:rFonts w:ascii="Times New Roman" w:hAnsi="Times New Roman" w:eastAsia="Times New Roman" w:cs="Times New Roman"/>
-          <w:b w:val="0"/>
-          <w:sz w:val="28"/>
-        </w:rPr>
         <w:tab/>
       </w:r>
       <m:oMath>
@@ -9185,20 +9054,14 @@
         </m:r>
       </m:oMath>
       <w:r>
-        <w:rPr>
-          <w:rFonts w:ascii="Times New Roman" w:hAnsi="Times New Roman" w:eastAsia="Times New Roman" w:cs="Times New Roman"/>
-          <w:b w:val="0"/>
-          <w:sz w:val="28"/>
-        </w:rPr>
         <w:tab/>
       </w:r>
       <w:r>
         <w:rPr>
           <w:rFonts w:ascii="Times New Roman" w:hAnsi="Times New Roman" w:eastAsia="Times New Roman" w:cs="Times New Roman"/>
-          <w:b w:val="0"/>
-          <w:sz w:val="28"/>
-        </w:rPr>
-        <w:t>(2.5)</w:t>
+          <w:sz w:val="28"/>
+        </w:rPr>
+        <w:t>(2.7)</w:t>
       </w:r>
     </w:p>
     <w:p>
@@ -9213,7 +9076,7 @@
           <w:b w:val="0"/>
           <w:sz w:val="28"/>
         </w:rPr>
-        <w:t>Уставка защиты от ОЗЗ:</w:t>
+        <w:t>Уставка защиты от ОЗЗ по формуле (2.8):</w:t>
       </w:r>
     </w:p>
     <w:p>
@@ -9222,16 +9085,11 @@
           <w:tab w:val="center" w:pos="4677"/>
           <w:tab w:val="right" w:pos="9355"/>
         </w:tabs>
-        <w:spacing w:before="240" w:after="240" w:line="360" w:lineRule="auto"/>
+        <w:spacing w:before="0" w:after="0" w:line="360" w:lineRule="auto"/>
         <w:ind w:firstLine="709"/>
         <w:jc w:val="left"/>
       </w:pPr>
       <w:r>
-        <w:rPr>
-          <w:rFonts w:ascii="Times New Roman" w:hAnsi="Times New Roman" w:eastAsia="Times New Roman" w:cs="Times New Roman"/>
-          <w:b w:val="0"/>
-          <w:sz w:val="28"/>
-        </w:rPr>
         <w:tab/>
       </w:r>
       <m:oMath>
@@ -9246,24 +9104,28 @@
         </m:r>
       </m:oMath>
       <w:r>
-        <w:rPr>
-          <w:rFonts w:ascii="Times New Roman" w:hAnsi="Times New Roman" w:eastAsia="Times New Roman" w:cs="Times New Roman"/>
-          <w:b w:val="0"/>
-          <w:sz w:val="28"/>
-        </w:rPr>
         <w:tab/>
       </w:r>
       <w:r>
         <w:rPr>
           <w:rFonts w:ascii="Times New Roman" w:hAnsi="Times New Roman" w:eastAsia="Times New Roman" w:cs="Times New Roman"/>
-          <w:b w:val="0"/>
-          <w:sz w:val="28"/>
-        </w:rPr>
-        <w:t>(2.6)</w:t>
-      </w:r>
-    </w:p>
-    <w:p>
-      <w:r>
+          <w:sz w:val="28"/>
+        </w:rPr>
+        <w:t>(2.8)</w:t>
+      </w:r>
+    </w:p>
+    <w:p>
+      <w:pPr>
+        <w:spacing w:before="0" w:after="0" w:line="360" w:lineRule="auto"/>
+        <w:ind w:firstLine="709"/>
+        <w:jc w:val="both"/>
+      </w:pPr>
+      <w:r>
+        <w:rPr>
+          <w:rFonts w:ascii="Times New Roman" w:hAnsi="Times New Roman" w:eastAsia="Times New Roman" w:cs="Times New Roman"/>
+          <w:b w:val="0"/>
+          <w:sz w:val="28"/>
+        </w:rPr>
         <w:t>Значение уставки защиты от ОЗЗ принято по току нулевой последовательности 3I0 [9], [24].</w:t>
       </w:r>
     </w:p>
@@ -10598,7 +10460,7 @@
         <w:bidi w:val="0"/>
         <w:adjustRightInd/>
         <w:snapToGrid/>
-        <w:spacing w:before="0" w:after="0" w:line="240" w:lineRule="auto"/>
+        <w:spacing w:before="0" w:after="0" w:line="360" w:lineRule="auto"/>
         <w:ind w:firstLine="0"/>
         <w:jc w:val="left"/>
         <w:textAlignment w:val="auto"/>
@@ -10628,7 +10490,7 @@
           <w:b w:val="0"/>
           <w:sz w:val="28"/>
         </w:rPr>
-        <w:t>Проверка чувствительности МТЗ выполняется по выражению:</w:t>
+        <w:t>Проверка чувствительности МТЗ выполняется по выражению (2.9):</w:t>
       </w:r>
     </w:p>
     <w:p>
@@ -10637,16 +10499,11 @@
           <w:tab w:val="center" w:pos="4677"/>
           <w:tab w:val="right" w:pos="9355"/>
         </w:tabs>
-        <w:spacing w:before="240" w:after="240" w:line="360" w:lineRule="auto"/>
+        <w:spacing w:before="0" w:after="0" w:line="360" w:lineRule="auto"/>
         <w:ind w:firstLine="709"/>
         <w:jc w:val="left"/>
       </w:pPr>
       <w:r>
-        <w:rPr>
-          <w:rFonts w:ascii="Times New Roman" w:hAnsi="Times New Roman" w:eastAsia="Times New Roman" w:cs="Times New Roman"/>
-          <w:b w:val="0"/>
-          <w:sz w:val="28"/>
-        </w:rPr>
         <w:tab/>
       </w:r>
       <m:oMath>
@@ -10661,20 +10518,14 @@
         </m:r>
       </m:oMath>
       <w:r>
-        <w:rPr>
-          <w:rFonts w:ascii="Times New Roman" w:hAnsi="Times New Roman" w:eastAsia="Times New Roman" w:cs="Times New Roman"/>
-          <w:b w:val="0"/>
-          <w:sz w:val="28"/>
-        </w:rPr>
         <w:tab/>
       </w:r>
       <w:r>
         <w:rPr>
           <w:rFonts w:ascii="Times New Roman" w:hAnsi="Times New Roman" w:eastAsia="Times New Roman" w:cs="Times New Roman"/>
-          <w:b w:val="0"/>
-          <w:sz w:val="28"/>
-        </w:rPr>
-        <w:t>(2.7)</w:t>
+          <w:sz w:val="28"/>
+        </w:rPr>
+        <w:t>(2.9)</w:t>
       </w:r>
     </w:p>
     <w:p>
@@ -10689,7 +10540,7 @@
           <w:b w:val="0"/>
           <w:sz w:val="28"/>
         </w:rPr>
-        <w:t>где Iкз.мин.конец — минимальный ток двухфазного КЗ в конце защищаемой зоны. Для рассматриваемого фидера принимаем:</w:t>
+        <w:t>Для рассматриваемого фидера принимаем по формуле (2.10):</w:t>
       </w:r>
     </w:p>
     <w:p>
@@ -10698,16 +10549,11 @@
           <w:tab w:val="center" w:pos="4677"/>
           <w:tab w:val="right" w:pos="9355"/>
         </w:tabs>
-        <w:spacing w:before="240" w:after="240" w:line="360" w:lineRule="auto"/>
+        <w:spacing w:before="0" w:after="0" w:line="360" w:lineRule="auto"/>
         <w:ind w:firstLine="709"/>
         <w:jc w:val="left"/>
       </w:pPr>
       <w:r>
-        <w:rPr>
-          <w:rFonts w:ascii="Times New Roman" w:hAnsi="Times New Roman" w:eastAsia="Times New Roman" w:cs="Times New Roman"/>
-          <w:b w:val="0"/>
-          <w:sz w:val="28"/>
-        </w:rPr>
         <w:tab/>
       </w:r>
       <m:oMath>
@@ -10722,20 +10568,14 @@
         </m:r>
       </m:oMath>
       <w:r>
-        <w:rPr>
-          <w:rFonts w:ascii="Times New Roman" w:hAnsi="Times New Roman" w:eastAsia="Times New Roman" w:cs="Times New Roman"/>
-          <w:b w:val="0"/>
-          <w:sz w:val="28"/>
-        </w:rPr>
         <w:tab/>
       </w:r>
       <w:r>
         <w:rPr>
           <w:rFonts w:ascii="Times New Roman" w:hAnsi="Times New Roman" w:eastAsia="Times New Roman" w:cs="Times New Roman"/>
-          <w:b w:val="0"/>
-          <w:sz w:val="28"/>
-        </w:rPr>
-        <w:t>(2.8)</w:t>
+          <w:sz w:val="28"/>
+        </w:rPr>
+        <w:t>(2.10)</w:t>
       </w:r>
     </w:p>
     <w:p>
@@ -10750,7 +10590,7 @@
           <w:b w:val="0"/>
           <w:sz w:val="28"/>
         </w:rPr>
-        <w:t>Тогда коэффициент чувствительности составляет:</w:t>
+        <w:t>Тогда коэффициент чувствительности по формуле (2.11) составляет:</w:t>
       </w:r>
     </w:p>
     <w:p>
@@ -10759,16 +10599,11 @@
           <w:tab w:val="center" w:pos="4677"/>
           <w:tab w:val="right" w:pos="9355"/>
         </w:tabs>
-        <w:spacing w:before="240" w:after="240" w:line="360" w:lineRule="auto"/>
+        <w:spacing w:before="0" w:after="0" w:line="360" w:lineRule="auto"/>
         <w:ind w:firstLine="709"/>
         <w:jc w:val="left"/>
       </w:pPr>
       <w:r>
-        <w:rPr>
-          <w:rFonts w:ascii="Times New Roman" w:hAnsi="Times New Roman" w:eastAsia="Times New Roman" w:cs="Times New Roman"/>
-          <w:b w:val="0"/>
-          <w:sz w:val="28"/>
-        </w:rPr>
         <w:tab/>
       </w:r>
       <m:oMath>
@@ -10783,20 +10618,14 @@
         </m:r>
       </m:oMath>
       <w:r>
-        <w:rPr>
-          <w:rFonts w:ascii="Times New Roman" w:hAnsi="Times New Roman" w:eastAsia="Times New Roman" w:cs="Times New Roman"/>
-          <w:b w:val="0"/>
-          <w:sz w:val="28"/>
-        </w:rPr>
         <w:tab/>
       </w:r>
       <w:r>
         <w:rPr>
           <w:rFonts w:ascii="Times New Roman" w:hAnsi="Times New Roman" w:eastAsia="Times New Roman" w:cs="Times New Roman"/>
-          <w:b w:val="0"/>
-          <w:sz w:val="28"/>
-        </w:rPr>
-        <w:t>(2.9)</w:t>
+          <w:sz w:val="28"/>
+        </w:rPr>
+        <w:t>(2.11)</w:t>
       </w:r>
     </w:p>
     <w:p>
@@ -10838,7 +10667,7 @@
           <w:b w:val="0"/>
           <w:sz w:val="28"/>
         </w:rPr>
-        <w:t>Проверка чувствительности ТО при минимальном токе двухфазного КЗ в начале защищаемой зоны Iкз.мин = 5000 А выполняется следующим образом:</w:t>
+        <w:t>Проверка чувствительности ТО при минимальном токе двухфазного КЗ в начале защищаемой зоны Iкз.мин = 5000 А выполняется по формуле (2.12):</w:t>
       </w:r>
     </w:p>
     <w:p>
@@ -10847,16 +10676,11 @@
           <w:tab w:val="center" w:pos="4677"/>
           <w:tab w:val="right" w:pos="9355"/>
         </w:tabs>
-        <w:spacing w:before="240" w:after="240" w:line="360" w:lineRule="auto"/>
+        <w:spacing w:before="0" w:after="0" w:line="360" w:lineRule="auto"/>
         <w:ind w:firstLine="709"/>
         <w:jc w:val="left"/>
       </w:pPr>
       <w:r>
-        <w:rPr>
-          <w:rFonts w:ascii="Times New Roman" w:hAnsi="Times New Roman" w:eastAsia="Times New Roman" w:cs="Times New Roman"/>
-          <w:b w:val="0"/>
-          <w:sz w:val="28"/>
-        </w:rPr>
         <w:tab/>
       </w:r>
       <m:oMath>
@@ -10871,20 +10695,14 @@
         </m:r>
       </m:oMath>
       <w:r>
-        <w:rPr>
-          <w:rFonts w:ascii="Times New Roman" w:hAnsi="Times New Roman" w:eastAsia="Times New Roman" w:cs="Times New Roman"/>
-          <w:b w:val="0"/>
-          <w:sz w:val="28"/>
-        </w:rPr>
         <w:tab/>
       </w:r>
       <w:r>
         <w:rPr>
           <w:rFonts w:ascii="Times New Roman" w:hAnsi="Times New Roman" w:eastAsia="Times New Roman" w:cs="Times New Roman"/>
-          <w:b w:val="0"/>
-          <w:sz w:val="28"/>
-        </w:rPr>
-        <w:t>(2.10)</w:t>
+          <w:sz w:val="28"/>
+        </w:rPr>
+        <w:t>(2.12)</w:t>
       </w:r>
     </w:p>
     <w:p>
@@ -10947,7 +10765,7 @@
         <w:snapToGrid/>
         <w:spacing w:before="0" w:after="0" w:line="360" w:lineRule="auto"/>
         <w:ind w:firstLine="709"/>
-        <w:jc w:val="left"/>
+        <w:jc w:val="both"/>
         <w:textAlignment w:val="auto"/>
         <w:outlineLvl w:val="1"/>
         <w:rPr>
@@ -10956,8 +10774,8 @@
           <w:bCs/>
         </w:rPr>
       </w:pPr>
-      <w:bookmarkStart w:id="21" w:name="_Toc1507419417"/>
-      <w:bookmarkStart w:id="22" w:name="_Toc1286519025"/>
+      <w:bookmarkStart w:id="21" w:name="_Toc1286519025"/>
+      <w:bookmarkStart w:id="22" w:name="_Toc1507419417"/>
       <w:r>
         <w:rPr>
           <w:rFonts w:hint="default" w:ascii="Times New Roman" w:hAnsi="Times New Roman" w:eastAsia="Times New Roman" w:cs="Times New Roman"/>
@@ -11500,7 +11318,7 @@
     </w:p>
     <w:p>
       <w:pPr>
-        <w:spacing w:before="0" w:after="0" w:line="240" w:lineRule="auto"/>
+        <w:spacing w:before="0" w:after="0" w:line="360" w:lineRule="auto"/>
         <w:ind w:firstLine="0"/>
         <w:jc w:val="left"/>
       </w:pPr>
@@ -11551,9 +11369,23 @@
     </w:p>
     <w:p>
       <w:pPr>
-        <w:spacing w:before="0" w:after="0" w:line="240" w:lineRule="auto"/>
+        <w:keepNext w:val="0"/>
+        <w:keepLines w:val="0"/>
+        <w:pageBreakBefore w:val="0"/>
+        <w:widowControl/>
+        <w:kinsoku/>
+        <w:wordWrap/>
+        <w:overflowPunct/>
+        <w:topLinePunct w:val="0"/>
+        <w:autoSpaceDE/>
+        <w:autoSpaceDN/>
+        <w:bidi w:val="0"/>
+        <w:adjustRightInd/>
+        <w:snapToGrid/>
+        <w:spacing w:before="0" w:after="0" w:line="360" w:lineRule="auto"/>
         <w:ind w:firstLine="0"/>
         <w:jc w:val="center"/>
+        <w:textAlignment w:val="auto"/>
       </w:pPr>
       <w:r>
         <w:rPr>
@@ -14097,7 +13929,7 @@
         <w:bidi w:val="0"/>
         <w:adjustRightInd/>
         <w:snapToGrid/>
-        <w:spacing w:before="0" w:after="0" w:line="240" w:lineRule="auto"/>
+        <w:spacing w:before="0" w:after="0" w:line="360" w:lineRule="auto"/>
         <w:ind w:firstLine="0"/>
         <w:jc w:val="left"/>
         <w:textAlignment w:val="auto"/>
@@ -14157,8 +13989,8 @@
           <w:bCs/>
         </w:rPr>
       </w:pPr>
-      <w:bookmarkStart w:id="23" w:name="_Toc1333557860"/>
-      <w:bookmarkStart w:id="24" w:name="_Toc1659895179"/>
+      <w:bookmarkStart w:id="23" w:name="_Toc1659895179"/>
+      <w:bookmarkStart w:id="24" w:name="_Toc1333557860"/>
       <w:r>
         <w:rPr>
           <w:rFonts w:hint="default" w:ascii="Times New Roman" w:hAnsi="Times New Roman" w:eastAsia="Times New Roman" w:cs="Times New Roman"/>
@@ -14757,6 +14589,11 @@
         <w:textAlignment w:val="auto"/>
       </w:pPr>
       <w:r>
+        <w:rPr>
+          <w:rFonts w:ascii="Times New Roman" w:hAnsi="Times New Roman" w:eastAsia="Times New Roman" w:cs="Times New Roman"/>
+          <w:b w:val="0"/>
+          <w:sz w:val="28"/>
+        </w:rPr>
         <w:t>Координация алгоритмов реализована через конечный автомат состояний фидера [21]: «нормальный режим» → «КЗ обнаружено» → «АПВ» → «lockout» → «определение секции» → «изоляция» → «восстановление вышележащих» → «АВР нижележащих» → «послеаварийный режим». Обратные переходы (АВНР) выполняются по команде оперативного персонала. Полная таблица состояний конечного автомата приведена в главе 3.</w:t>
       </w:r>
     </w:p>
@@ -16418,7 +16255,7 @@
         <w:bidi w:val="0"/>
         <w:adjustRightInd/>
         <w:snapToGrid/>
-        <w:spacing w:before="0" w:after="0" w:line="240" w:lineRule="auto"/>
+        <w:spacing w:before="0" w:after="0" w:line="360" w:lineRule="auto"/>
         <w:ind w:firstLine="0"/>
         <w:jc w:val="left"/>
         <w:textAlignment w:val="auto"/>
@@ -16495,7 +16332,7 @@
         <w:snapToGrid/>
         <w:spacing w:before="0" w:after="0" w:line="360" w:lineRule="auto"/>
         <w:ind w:firstLine="709"/>
-        <w:jc w:val="left"/>
+        <w:jc w:val="both"/>
         <w:textAlignment w:val="auto"/>
         <w:outlineLvl w:val="1"/>
         <w:rPr>
@@ -16612,7 +16449,7 @@
         <w:bidi w:val="0"/>
         <w:adjustRightInd/>
         <w:snapToGrid/>
-        <w:spacing w:before="0" w:after="0" w:line="240" w:lineRule="auto"/>
+        <w:spacing w:before="0" w:after="0" w:line="360" w:lineRule="auto"/>
         <w:ind w:firstLine="0"/>
         <w:jc w:val="left"/>
         <w:textAlignment w:val="auto"/>
@@ -16675,7 +16512,7 @@
         <w:bidi w:val="0"/>
         <w:adjustRightInd/>
         <w:snapToGrid/>
-        <w:spacing w:before="0" w:after="0" w:line="240" w:lineRule="auto"/>
+        <w:spacing w:before="0" w:after="0" w:line="360" w:lineRule="auto"/>
         <w:ind w:firstLine="0"/>
         <w:jc w:val="center"/>
         <w:textAlignment w:val="auto"/>
@@ -18575,7 +18412,7 @@
         <w:bidi w:val="0"/>
         <w:adjustRightInd/>
         <w:snapToGrid/>
-        <w:spacing w:before="0" w:after="0" w:line="240" w:lineRule="auto"/>
+        <w:spacing w:before="0" w:after="0" w:line="360" w:lineRule="auto"/>
         <w:ind w:firstLine="0"/>
         <w:jc w:val="left"/>
         <w:textAlignment w:val="auto"/>
@@ -20298,7 +20135,7 @@
         <w:bidi w:val="0"/>
         <w:adjustRightInd/>
         <w:snapToGrid/>
-        <w:spacing w:before="0" w:after="0" w:line="240" w:lineRule="auto"/>
+        <w:spacing w:before="0" w:after="0" w:line="360" w:lineRule="auto"/>
         <w:ind w:firstLine="0"/>
         <w:jc w:val="left"/>
         <w:textAlignment w:val="auto"/>
@@ -20348,7 +20185,7 @@
         <w:snapToGrid/>
         <w:spacing w:before="0" w:after="0" w:line="360" w:lineRule="auto"/>
         <w:ind w:firstLine="709"/>
-        <w:jc w:val="left"/>
+        <w:jc w:val="both"/>
         <w:textAlignment w:val="auto"/>
         <w:outlineLvl w:val="0"/>
         <w:rPr>
@@ -20493,7 +20330,7 @@
         <w:snapToGrid/>
         <w:spacing w:before="0" w:after="0" w:line="360" w:lineRule="auto"/>
         <w:ind w:firstLine="709"/>
-        <w:jc w:val="left"/>
+        <w:jc w:val="both"/>
         <w:textAlignment w:val="auto"/>
         <w:outlineLvl w:val="1"/>
         <w:rPr>
@@ -23424,7 +23261,7 @@
         <w:bidi w:val="0"/>
         <w:adjustRightInd/>
         <w:snapToGrid/>
-        <w:spacing w:before="0" w:after="0" w:line="240" w:lineRule="auto"/>
+        <w:spacing w:before="0" w:after="0" w:line="360" w:lineRule="auto"/>
         <w:ind w:firstLine="0"/>
         <w:jc w:val="left"/>
         <w:textAlignment w:val="auto"/>
@@ -23474,7 +23311,7 @@
         <w:snapToGrid/>
         <w:spacing w:before="0" w:after="0" w:line="360" w:lineRule="auto"/>
         <w:ind w:firstLine="709"/>
-        <w:jc w:val="left"/>
+        <w:jc w:val="both"/>
         <w:textAlignment w:val="auto"/>
         <w:outlineLvl w:val="1"/>
         <w:rPr>
@@ -26097,7 +25934,7 @@
         <w:bidi w:val="0"/>
         <w:adjustRightInd/>
         <w:snapToGrid/>
-        <w:spacing w:before="0" w:after="0" w:line="240" w:lineRule="auto"/>
+        <w:spacing w:before="0" w:after="0" w:line="360" w:lineRule="auto"/>
         <w:ind w:firstLine="0"/>
         <w:jc w:val="left"/>
         <w:textAlignment w:val="auto"/>
@@ -28605,7 +28442,7 @@
         <w:bidi w:val="0"/>
         <w:adjustRightInd/>
         <w:snapToGrid/>
-        <w:spacing w:before="0" w:after="0" w:line="240" w:lineRule="auto"/>
+        <w:spacing w:before="0" w:after="0" w:line="360" w:lineRule="auto"/>
         <w:ind w:firstLine="0"/>
         <w:jc w:val="left"/>
         <w:textAlignment w:val="auto"/>
@@ -28813,7 +28650,7 @@
         <w:bidi w:val="0"/>
         <w:adjustRightInd/>
         <w:snapToGrid/>
-        <w:spacing w:before="0" w:after="0" w:line="240" w:lineRule="auto"/>
+        <w:spacing w:before="0" w:after="0" w:line="360" w:lineRule="auto"/>
         <w:ind w:firstLine="0"/>
         <w:jc w:val="left"/>
         <w:textAlignment w:val="auto"/>
@@ -28876,7 +28713,7 @@
         <w:bidi w:val="0"/>
         <w:adjustRightInd/>
         <w:snapToGrid/>
-        <w:spacing w:before="0" w:after="0" w:line="240" w:lineRule="auto"/>
+        <w:spacing w:before="0" w:after="0" w:line="360" w:lineRule="auto"/>
         <w:ind w:firstLine="0"/>
         <w:jc w:val="center"/>
         <w:textAlignment w:val="auto"/>
@@ -28957,7 +28794,7 @@
         <w:bidi w:val="0"/>
         <w:adjustRightInd/>
         <w:snapToGrid/>
-        <w:spacing w:before="0" w:after="0" w:line="240" w:lineRule="auto"/>
+        <w:spacing w:before="0" w:after="0" w:line="360" w:lineRule="auto"/>
         <w:ind w:firstLine="0"/>
         <w:jc w:val="left"/>
         <w:textAlignment w:val="auto"/>
@@ -29020,7 +28857,7 @@
         <w:bidi w:val="0"/>
         <w:adjustRightInd/>
         <w:snapToGrid/>
-        <w:spacing w:before="0" w:after="0" w:line="240" w:lineRule="auto"/>
+        <w:spacing w:before="0" w:after="0" w:line="360" w:lineRule="auto"/>
         <w:ind w:firstLine="0"/>
         <w:jc w:val="center"/>
         <w:textAlignment w:val="auto"/>
@@ -29101,7 +28938,7 @@
         <w:bidi w:val="0"/>
         <w:adjustRightInd/>
         <w:snapToGrid/>
-        <w:spacing w:before="0" w:after="0" w:line="240" w:lineRule="auto"/>
+        <w:spacing w:before="0" w:after="0" w:line="360" w:lineRule="auto"/>
         <w:ind w:firstLine="0"/>
         <w:jc w:val="left"/>
         <w:textAlignment w:val="auto"/>
@@ -29164,7 +29001,7 @@
         <w:bidi w:val="0"/>
         <w:adjustRightInd/>
         <w:snapToGrid/>
-        <w:spacing w:before="0" w:after="0" w:line="240" w:lineRule="auto"/>
+        <w:spacing w:before="0" w:after="0" w:line="360" w:lineRule="auto"/>
         <w:ind w:firstLine="0"/>
         <w:jc w:val="center"/>
         <w:textAlignment w:val="auto"/>
@@ -29249,7 +29086,7 @@
         <w:snapToGrid/>
         <w:spacing w:before="0" w:after="0" w:line="360" w:lineRule="auto"/>
         <w:ind w:firstLine="709"/>
-        <w:jc w:val="left"/>
+        <w:jc w:val="both"/>
         <w:textAlignment w:val="auto"/>
         <w:outlineLvl w:val="1"/>
         <w:rPr>
@@ -29258,8 +29095,8 @@
           <w:bCs/>
         </w:rPr>
       </w:pPr>
-      <w:bookmarkStart w:id="32" w:name="_Toc1776929908"/>
-      <w:bookmarkStart w:id="33" w:name="_Toc3187561"/>
+      <w:bookmarkStart w:id="32" w:name="_Toc3187561"/>
+      <w:bookmarkStart w:id="33" w:name="_Toc1776929908"/>
       <w:r>
         <w:rPr>
           <w:rFonts w:hint="default" w:ascii="Times New Roman" w:hAnsi="Times New Roman" w:eastAsia="Times New Roman" w:cs="Times New Roman"/>
@@ -31054,7 +30891,7 @@
         <w:bidi w:val="0"/>
         <w:adjustRightInd/>
         <w:snapToGrid/>
-        <w:spacing w:before="0" w:after="0" w:line="240" w:lineRule="auto"/>
+        <w:spacing w:before="0" w:after="0" w:line="360" w:lineRule="auto"/>
         <w:ind w:firstLine="0"/>
         <w:jc w:val="left"/>
         <w:textAlignment w:val="auto"/>
@@ -31127,7 +30964,7 @@
         <w:bidi w:val="0"/>
         <w:adjustRightInd/>
         <w:snapToGrid/>
-        <w:spacing w:before="0" w:after="0" w:line="240" w:lineRule="auto"/>
+        <w:spacing w:before="0" w:after="0" w:line="360" w:lineRule="auto"/>
         <w:ind w:firstLine="0"/>
         <w:jc w:val="left"/>
         <w:textAlignment w:val="auto"/>
@@ -31190,7 +31027,7 @@
         <w:bidi w:val="0"/>
         <w:adjustRightInd/>
         <w:snapToGrid/>
-        <w:spacing w:before="0" w:after="0" w:line="240" w:lineRule="auto"/>
+        <w:spacing w:before="0" w:after="0" w:line="360" w:lineRule="auto"/>
         <w:ind w:firstLine="0"/>
         <w:jc w:val="center"/>
         <w:textAlignment w:val="auto"/>
@@ -31217,7 +31054,7 @@
         <w:bidi w:val="0"/>
         <w:adjustRightInd/>
         <w:snapToGrid/>
-        <w:spacing w:before="0" w:after="0" w:line="240" w:lineRule="auto"/>
+        <w:spacing w:before="0" w:after="0" w:line="360" w:lineRule="auto"/>
         <w:ind w:firstLine="0"/>
         <w:jc w:val="left"/>
         <w:textAlignment w:val="auto"/>
@@ -31280,7 +31117,7 @@
         <w:bidi w:val="0"/>
         <w:adjustRightInd/>
         <w:snapToGrid/>
-        <w:spacing w:before="0" w:after="0" w:line="240" w:lineRule="auto"/>
+        <w:spacing w:before="0" w:after="0" w:line="360" w:lineRule="auto"/>
         <w:ind w:firstLine="0"/>
         <w:jc w:val="center"/>
         <w:textAlignment w:val="auto"/>
@@ -31307,7 +31144,7 @@
         <w:bidi w:val="0"/>
         <w:adjustRightInd/>
         <w:snapToGrid/>
-        <w:spacing w:before="0" w:after="0" w:line="240" w:lineRule="auto"/>
+        <w:spacing w:before="0" w:after="0" w:line="360" w:lineRule="auto"/>
         <w:ind w:firstLine="0"/>
         <w:jc w:val="left"/>
         <w:textAlignment w:val="auto"/>
@@ -31370,7 +31207,7 @@
         <w:bidi w:val="0"/>
         <w:adjustRightInd/>
         <w:snapToGrid/>
-        <w:spacing w:before="0" w:after="0" w:line="240" w:lineRule="auto"/>
+        <w:spacing w:before="0" w:after="0" w:line="360" w:lineRule="auto"/>
         <w:ind w:firstLine="0"/>
         <w:jc w:val="center"/>
         <w:textAlignment w:val="auto"/>
@@ -31428,12 +31265,12 @@
         <w:snapToGrid/>
         <w:spacing w:before="0" w:after="0" w:line="360" w:lineRule="auto"/>
         <w:ind w:firstLine="709"/>
-        <w:jc w:val="left"/>
+        <w:jc w:val="both"/>
         <w:textAlignment w:val="auto"/>
         <w:outlineLvl w:val="1"/>
       </w:pPr>
-      <w:bookmarkStart w:id="34" w:name="_Toc2033730199"/>
-      <w:bookmarkStart w:id="35" w:name="_Toc1953368574"/>
+      <w:bookmarkStart w:id="34" w:name="_Toc1953368574"/>
+      <w:bookmarkStart w:id="35" w:name="_Toc2033730199"/>
       <w:r>
         <w:rPr>
           <w:rFonts w:ascii="Times New Roman" w:hAnsi="Times New Roman" w:eastAsia="Times New Roman" w:cs="Times New Roman"/>
@@ -31485,7 +31322,7 @@
         <w:bidi w:val="0"/>
         <w:adjustRightInd/>
         <w:snapToGrid/>
-        <w:spacing w:before="0" w:after="0" w:line="240" w:lineRule="auto"/>
+        <w:spacing w:before="0" w:after="0" w:line="360" w:lineRule="auto"/>
         <w:ind w:firstLine="0"/>
         <w:jc w:val="left"/>
         <w:textAlignment w:val="auto"/>
@@ -31504,7 +31341,7 @@
         <w:bidi w:val="0"/>
         <w:adjustRightInd/>
         <w:snapToGrid/>
-        <w:spacing w:before="0" w:after="0" w:line="240" w:lineRule="auto"/>
+        <w:spacing w:before="0" w:after="0" w:line="360" w:lineRule="auto"/>
         <w:ind w:firstLine="0"/>
         <w:jc w:val="left"/>
         <w:textAlignment w:val="auto"/>
@@ -31523,7 +31360,7 @@
         <w:bidi w:val="0"/>
         <w:adjustRightInd/>
         <w:snapToGrid/>
-        <w:spacing w:before="0" w:after="0" w:line="240" w:lineRule="auto"/>
+        <w:spacing w:before="0" w:after="0" w:line="360" w:lineRule="auto"/>
         <w:ind w:firstLine="0"/>
         <w:jc w:val="left"/>
         <w:textAlignment w:val="auto"/>
@@ -31542,7 +31379,7 @@
         <w:bidi w:val="0"/>
         <w:adjustRightInd/>
         <w:snapToGrid/>
-        <w:spacing w:before="0" w:after="0" w:line="240" w:lineRule="auto"/>
+        <w:spacing w:before="0" w:after="0" w:line="360" w:lineRule="auto"/>
         <w:ind w:firstLine="0"/>
         <w:jc w:val="left"/>
         <w:textAlignment w:val="auto"/>
@@ -31561,7 +31398,7 @@
         <w:bidi w:val="0"/>
         <w:adjustRightInd/>
         <w:snapToGrid/>
-        <w:spacing w:before="0" w:after="0" w:line="240" w:lineRule="auto"/>
+        <w:spacing w:before="0" w:after="0" w:line="360" w:lineRule="auto"/>
         <w:ind w:firstLine="0"/>
         <w:jc w:val="left"/>
         <w:textAlignment w:val="auto"/>
@@ -31580,7 +31417,7 @@
         <w:bidi w:val="0"/>
         <w:adjustRightInd/>
         <w:snapToGrid/>
-        <w:spacing w:before="0" w:after="0" w:line="240" w:lineRule="auto"/>
+        <w:spacing w:before="0" w:after="0" w:line="360" w:lineRule="auto"/>
         <w:ind w:firstLine="0"/>
         <w:jc w:val="left"/>
         <w:textAlignment w:val="auto"/>
@@ -31599,7 +31436,7 @@
         <w:bidi w:val="0"/>
         <w:adjustRightInd/>
         <w:snapToGrid/>
-        <w:spacing w:before="0" w:after="0" w:line="240" w:lineRule="auto"/>
+        <w:spacing w:before="0" w:after="0" w:line="360" w:lineRule="auto"/>
         <w:ind w:firstLine="0"/>
         <w:jc w:val="left"/>
         <w:textAlignment w:val="auto"/>
@@ -31618,7 +31455,7 @@
         <w:bidi w:val="0"/>
         <w:adjustRightInd/>
         <w:snapToGrid/>
-        <w:spacing w:before="0" w:after="0" w:line="240" w:lineRule="auto"/>
+        <w:spacing w:before="0" w:after="0" w:line="360" w:lineRule="auto"/>
         <w:ind w:firstLine="0"/>
         <w:jc w:val="left"/>
         <w:textAlignment w:val="auto"/>
@@ -31637,7 +31474,7 @@
         <w:bidi w:val="0"/>
         <w:adjustRightInd/>
         <w:snapToGrid/>
-        <w:spacing w:before="0" w:after="0" w:line="240" w:lineRule="auto"/>
+        <w:spacing w:before="0" w:after="0" w:line="360" w:lineRule="auto"/>
         <w:ind w:firstLine="0"/>
         <w:jc w:val="left"/>
         <w:textAlignment w:val="auto"/>
@@ -31656,7 +31493,7 @@
         <w:bidi w:val="0"/>
         <w:adjustRightInd/>
         <w:snapToGrid/>
-        <w:spacing w:before="0" w:after="0" w:line="240" w:lineRule="auto"/>
+        <w:spacing w:before="0" w:after="0" w:line="360" w:lineRule="auto"/>
         <w:ind w:firstLine="0"/>
         <w:jc w:val="left"/>
         <w:textAlignment w:val="auto"/>
@@ -31675,7 +31512,7 @@
         <w:bidi w:val="0"/>
         <w:adjustRightInd/>
         <w:snapToGrid/>
-        <w:spacing w:before="0" w:after="0" w:line="240" w:lineRule="auto"/>
+        <w:spacing w:before="0" w:after="0" w:line="360" w:lineRule="auto"/>
         <w:ind w:firstLine="0"/>
         <w:jc w:val="left"/>
         <w:textAlignment w:val="auto"/>
@@ -31698,7 +31535,7 @@
         <w:snapToGrid/>
         <w:spacing w:before="0" w:after="0" w:line="360" w:lineRule="auto"/>
         <w:ind w:firstLine="709"/>
-        <w:jc w:val="left"/>
+        <w:jc w:val="both"/>
         <w:textAlignment w:val="auto"/>
         <w:outlineLvl w:val="0"/>
         <w:rPr>
@@ -31735,7 +31572,7 @@
         <w:snapToGrid/>
         <w:spacing w:before="0" w:after="0" w:line="360" w:lineRule="auto"/>
         <w:ind w:firstLine="709"/>
-        <w:jc w:val="left"/>
+        <w:jc w:val="both"/>
         <w:textAlignment w:val="auto"/>
         <w:outlineLvl w:val="1"/>
         <w:rPr>
@@ -31829,7 +31666,7 @@
         <w:snapToGrid/>
         <w:spacing w:before="0" w:after="0" w:line="360" w:lineRule="auto"/>
         <w:ind w:firstLine="709"/>
-        <w:jc w:val="left"/>
+        <w:jc w:val="both"/>
         <w:textAlignment w:val="auto"/>
         <w:outlineLvl w:val="1"/>
         <w:rPr>
@@ -31838,8 +31675,8 @@
           <w:bCs/>
         </w:rPr>
       </w:pPr>
-      <w:bookmarkStart w:id="39" w:name="_Toc1400869619"/>
-      <w:bookmarkStart w:id="40" w:name="_Toc586615313"/>
+      <w:bookmarkStart w:id="39" w:name="_Toc586615313"/>
+      <w:bookmarkStart w:id="40" w:name="_Toc1400869619"/>
       <w:r>
         <w:rPr>
           <w:rFonts w:hint="default" w:ascii="Times New Roman" w:hAnsi="Times New Roman" w:eastAsia="Times New Roman" w:cs="Times New Roman"/>
@@ -31923,7 +31760,7 @@
         <w:snapToGrid/>
         <w:spacing w:before="0" w:after="0" w:line="360" w:lineRule="auto"/>
         <w:ind w:firstLine="709"/>
-        <w:jc w:val="left"/>
+        <w:jc w:val="both"/>
         <w:textAlignment w:val="auto"/>
         <w:outlineLvl w:val="1"/>
         <w:rPr>
@@ -32017,7 +31854,7 @@
         <w:snapToGrid/>
         <w:spacing w:before="0" w:after="0" w:line="360" w:lineRule="auto"/>
         <w:ind w:firstLine="709"/>
-        <w:jc w:val="left"/>
+        <w:jc w:val="both"/>
         <w:textAlignment w:val="auto"/>
         <w:outlineLvl w:val="1"/>
         <w:rPr>
@@ -33260,127 +33097,6 @@
     </w:p>
   </w:footnote>
 </w:footnotes>
-</file>
-
-<file path=word/numbering.xml><?xml version="1.0" encoding="utf-8"?>
-<w:numbering xmlns:wpc="http://schemas.microsoft.com/office/word/2010/wordprocessingCanvas" xmlns:mc="http://schemas.openxmlformats.org/markup-compatibility/2006" xmlns:o="urn:schemas-microsoft-com:office:office" xmlns:r="http://schemas.openxmlformats.org/officeDocument/2006/relationships" xmlns:m="http://schemas.openxmlformats.org/officeDocument/2006/math" xmlns:v="urn:schemas-microsoft-com:vml" xmlns:wp14="http://schemas.microsoft.com/office/word/2010/wordprocessingDrawing" xmlns:wp="http://schemas.openxmlformats.org/drawingml/2006/wordprocessingDrawing" xmlns:w10="urn:schemas-microsoft-com:office:word" xmlns:w="http://schemas.openxmlformats.org/wordprocessingml/2006/main" xmlns:w14="http://schemas.microsoft.com/office/word/2010/wordml" xmlns:wpg="http://schemas.microsoft.com/office/word/2010/wordprocessingGroup" xmlns:wpi="http://schemas.microsoft.com/office/word/2010/wordprocessingInk" xmlns:wne="http://schemas.microsoft.com/office/word/2006/wordml" xmlns:wps="http://schemas.microsoft.com/office/word/2010/wordprocessingShape" xmlns:wpsCustomData="http://www.wps.cn/officeDocument/2013/wpsCustomData" mc:Ignorable="w14 wp14">
-  <w:abstractNum w:abstractNumId="0">
-    <w:nsid w:val="7AE73590"/>
-    <w:multiLevelType w:val="multilevel"/>
-    <w:tmpl w:val="7AE73590"/>
-    <w:lvl w:ilvl="0" w:tentative="0">
-      <w:start w:val="1"/>
-      <w:numFmt w:val="bullet"/>
-      <w:lvlText w:val=""/>
-      <w:lvlJc w:val="left"/>
-      <w:pPr>
-        <w:ind w:left="1429" w:hanging="360"/>
-      </w:pPr>
-      <w:rPr>
-        <w:rFonts w:hint="default" w:ascii="Symbol" w:hAnsi="Symbol"/>
-      </w:rPr>
-    </w:lvl>
-    <w:lvl w:ilvl="1" w:tentative="0">
-      <w:start w:val="1"/>
-      <w:numFmt w:val="bullet"/>
-      <w:lvlText w:val="o"/>
-      <w:lvlJc w:val="left"/>
-      <w:pPr>
-        <w:ind w:left="2149" w:hanging="360"/>
-      </w:pPr>
-      <w:rPr>
-        <w:rFonts w:hint="default" w:ascii="Courier New" w:hAnsi="Courier New" w:cs="Courier New"/>
-      </w:rPr>
-    </w:lvl>
-    <w:lvl w:ilvl="2" w:tentative="0">
-      <w:start w:val="1"/>
-      <w:numFmt w:val="bullet"/>
-      <w:lvlText w:val=""/>
-      <w:lvlJc w:val="left"/>
-      <w:pPr>
-        <w:ind w:left="2869" w:hanging="360"/>
-      </w:pPr>
-      <w:rPr>
-        <w:rFonts w:hint="default" w:ascii="Wingdings" w:hAnsi="Wingdings"/>
-      </w:rPr>
-    </w:lvl>
-    <w:lvl w:ilvl="3" w:tentative="0">
-      <w:start w:val="1"/>
-      <w:numFmt w:val="bullet"/>
-      <w:lvlText w:val=""/>
-      <w:lvlJc w:val="left"/>
-      <w:pPr>
-        <w:ind w:left="3589" w:hanging="360"/>
-      </w:pPr>
-      <w:rPr>
-        <w:rFonts w:hint="default" w:ascii="Symbol" w:hAnsi="Symbol"/>
-      </w:rPr>
-    </w:lvl>
-    <w:lvl w:ilvl="4" w:tentative="0">
-      <w:start w:val="1"/>
-      <w:numFmt w:val="bullet"/>
-      <w:lvlText w:val="o"/>
-      <w:lvlJc w:val="left"/>
-      <w:pPr>
-        <w:ind w:left="4309" w:hanging="360"/>
-      </w:pPr>
-      <w:rPr>
-        <w:rFonts w:hint="default" w:ascii="Courier New" w:hAnsi="Courier New" w:cs="Courier New"/>
-      </w:rPr>
-    </w:lvl>
-    <w:lvl w:ilvl="5" w:tentative="0">
-      <w:start w:val="1"/>
-      <w:numFmt w:val="bullet"/>
-      <w:lvlText w:val=""/>
-      <w:lvlJc w:val="left"/>
-      <w:pPr>
-        <w:ind w:left="5029" w:hanging="360"/>
-      </w:pPr>
-      <w:rPr>
-        <w:rFonts w:hint="default" w:ascii="Wingdings" w:hAnsi="Wingdings"/>
-      </w:rPr>
-    </w:lvl>
-    <w:lvl w:ilvl="6" w:tentative="0">
-      <w:start w:val="1"/>
-      <w:numFmt w:val="bullet"/>
-      <w:lvlText w:val=""/>
-      <w:lvlJc w:val="left"/>
-      <w:pPr>
-        <w:ind w:left="5749" w:hanging="360"/>
-      </w:pPr>
-      <w:rPr>
-        <w:rFonts w:hint="default" w:ascii="Symbol" w:hAnsi="Symbol"/>
-      </w:rPr>
-    </w:lvl>
-    <w:lvl w:ilvl="7" w:tentative="0">
-      <w:start w:val="1"/>
-      <w:numFmt w:val="bullet"/>
-      <w:lvlText w:val="o"/>
-      <w:lvlJc w:val="left"/>
-      <w:pPr>
-        <w:ind w:left="6469" w:hanging="360"/>
-      </w:pPr>
-      <w:rPr>
-        <w:rFonts w:hint="default" w:ascii="Courier New" w:hAnsi="Courier New" w:cs="Courier New"/>
-      </w:rPr>
-    </w:lvl>
-    <w:lvl w:ilvl="8" w:tentative="0">
-      <w:start w:val="1"/>
-      <w:numFmt w:val="bullet"/>
-      <w:lvlText w:val=""/>
-      <w:lvlJc w:val="left"/>
-      <w:pPr>
-        <w:ind w:left="7189" w:hanging="360"/>
-      </w:pPr>
-      <w:rPr>
-        <w:rFonts w:hint="default" w:ascii="Wingdings" w:hAnsi="Wingdings"/>
-      </w:rPr>
-    </w:lvl>
-  </w:abstractNum>
-  <w:num w:numId="1">
-    <w:abstractNumId w:val="0"/>
-  </w:num>
-</w:numbering>
 </file>
 
 <file path=word/styles.xml><?xml version="1.0" encoding="utf-8"?>

--- a/Scada_project_1/Full_VKR.docx
+++ b/Scada_project_1/Full_VKR.docx
@@ -2137,7 +2137,7 @@
           <w:b w:val="0"/>
           <w:sz w:val="28"/>
         </w:rPr>
-        <w:t>39</w:t>
+        <w:t>40</w:t>
       </w:r>
       <w:r>
         <w:rPr>
@@ -3317,8 +3317,8 @@
         <w:textAlignment w:val="auto"/>
         <w:outlineLvl w:val="0"/>
       </w:pPr>
-      <w:bookmarkStart w:id="2" w:name="_Toc256413506"/>
-      <w:bookmarkStart w:id="3" w:name="_Toc1348800004"/>
+      <w:bookmarkStart w:id="2" w:name="_Toc1348800004"/>
+      <w:bookmarkStart w:id="3" w:name="_Toc256413506"/>
       <w:r>
         <w:rPr>
           <w:rFonts w:ascii="Times New Roman" w:hAnsi="Times New Roman" w:eastAsia="Times New Roman" w:cs="Times New Roman"/>
@@ -3572,8 +3572,6 @@
         </w:rPr>
         <w:t>ОВБ – оперативно-выездная бригада</w:t>
       </w:r>
-      <w:bookmarkStart w:id="47" w:name="_GoBack"/>
-      <w:bookmarkEnd w:id="47"/>
     </w:p>
     <w:p>
       <w:pPr>
@@ -5659,7 +5657,7 @@
           <w:b w:val="0"/>
           <w:sz w:val="28"/>
         </w:rPr>
-        <w:t>– выполнение автоматического повторного включения для самоустраняющихся повреждений, что существенно снижает число длительных отключений потребителей при грозовых и временных перекрытиях;</w:t>
+        <w:t>– выполнение автоматического повторного включения для самоустраняющихся повреждений, что снижает число длительных отключений потребителей при грозовых и временных перекрытиях;</w:t>
       </w:r>
     </w:p>
     <w:p>
@@ -8126,8 +8124,8 @@
           <w:bCs/>
         </w:rPr>
       </w:pPr>
-      <w:bookmarkStart w:id="18" w:name="_Toc372918653"/>
-      <w:bookmarkStart w:id="19" w:name="_Toc150680120"/>
+      <w:bookmarkStart w:id="18" w:name="_Toc150680120"/>
+      <w:bookmarkStart w:id="19" w:name="_Toc372918653"/>
       <w:r>
         <w:rPr>
           <w:rFonts w:hint="default" w:ascii="Times New Roman" w:hAnsi="Times New Roman" w:eastAsia="Times New Roman" w:cs="Times New Roman"/>
@@ -8215,8 +8213,42 @@
             <w:sz w:val="28"/>
             <w:szCs w:val="28"/>
           </w:rPr>
-          <m:t>Iк3 = Uф / Zк</m:t>
+          <m:t>Iк3</m:t>
         </m:r>
+        <m:r>
+          <m:rPr/>
+          <w:rPr>
+            <w:rFonts w:ascii="Cambria Math" w:hAnsi="Cambria Math" w:eastAsia="Cambria Math"/>
+            <w:sz w:val="28"/>
+            <w:szCs w:val="28"/>
+          </w:rPr>
+          <m:t> = </m:t>
+        </m:r>
+        <m:f>
+          <m:fPr/>
+          <m:num>
+            <m:r>
+              <m:rPr/>
+              <w:rPr>
+                <w:rFonts w:ascii="Cambria Math" w:hAnsi="Cambria Math" w:eastAsia="Cambria Math"/>
+                <w:sz w:val="28"/>
+                <w:szCs w:val="28"/>
+              </w:rPr>
+              <m:t>Uф</m:t>
+            </m:r>
+          </m:num>
+          <m:den>
+            <m:r>
+              <m:rPr/>
+              <w:rPr>
+                <w:rFonts w:ascii="Cambria Math" w:hAnsi="Cambria Math" w:eastAsia="Cambria Math"/>
+                <w:sz w:val="28"/>
+                <w:szCs w:val="28"/>
+              </w:rPr>
+              <m:t>Zк</m:t>
+            </m:r>
+          </m:den>
+        </m:f>
       </m:oMath>
       <w:r>
         <w:tab/>
@@ -8241,7 +8273,17 @@
           <w:b w:val="0"/>
           <w:sz w:val="28"/>
         </w:rPr>
-        <w:t>где Uф — фазное напряжение сети, Zк — полное сопротивление цепи КЗ от источника до точки повреждения. Для линии с погонным сопротивлением z0 и длиной l полное сопротивление составляет по формуле (2.2):</w:t>
+        <w:t>где Uф — фазное напряжение сети, Zк — полное сопротивление цепи КЗ от источника до точки повреждения. Для линии с погонным сопротивлением z0 и длиной l полное сопротивление составл</w:t>
+      </w:r>
+      <w:bookmarkStart w:id="47" w:name="_GoBack"/>
+      <w:bookmarkEnd w:id="47"/>
+      <w:r>
+        <w:rPr>
+          <w:rFonts w:ascii="Times New Roman" w:hAnsi="Times New Roman" w:eastAsia="Times New Roman" w:cs="Times New Roman"/>
+          <w:b w:val="0"/>
+          <w:sz w:val="28"/>
+        </w:rPr>
+        <w:t>яет по формуле (2.2):</w:t>
       </w:r>
     </w:p>
     <w:p>
@@ -8265,7 +8307,61 @@
             <w:sz w:val="28"/>
             <w:szCs w:val="28"/>
           </w:rPr>
-          <m:t>Zк = Zс + z0 × l</m:t>
+          <m:t>Zк</m:t>
+        </m:r>
+        <m:r>
+          <m:rPr/>
+          <w:rPr>
+            <w:rFonts w:ascii="Cambria Math" w:hAnsi="Cambria Math" w:eastAsia="Cambria Math"/>
+            <w:sz w:val="28"/>
+            <w:szCs w:val="28"/>
+          </w:rPr>
+          <m:t> = </m:t>
+        </m:r>
+        <m:r>
+          <m:rPr/>
+          <w:rPr>
+            <w:rFonts w:ascii="Cambria Math" w:hAnsi="Cambria Math" w:eastAsia="Cambria Math"/>
+            <w:sz w:val="28"/>
+            <w:szCs w:val="28"/>
+          </w:rPr>
+          <m:t>Zс</m:t>
+        </m:r>
+        <m:r>
+          <m:rPr/>
+          <w:rPr>
+            <w:rFonts w:ascii="Cambria Math" w:hAnsi="Cambria Math" w:eastAsia="Cambria Math"/>
+            <w:sz w:val="28"/>
+            <w:szCs w:val="28"/>
+          </w:rPr>
+          <m:t> + </m:t>
+        </m:r>
+        <m:r>
+          <m:rPr/>
+          <w:rPr>
+            <w:rFonts w:ascii="Cambria Math" w:hAnsi="Cambria Math" w:eastAsia="Cambria Math"/>
+            <w:sz w:val="28"/>
+            <w:szCs w:val="28"/>
+          </w:rPr>
+          <m:t>z0</m:t>
+        </m:r>
+        <m:r>
+          <m:rPr/>
+          <w:rPr>
+            <w:rFonts w:ascii="Cambria Math" w:hAnsi="Cambria Math" w:eastAsia="Cambria Math"/>
+            <w:sz w:val="28"/>
+            <w:szCs w:val="28"/>
+          </w:rPr>
+          <m:t>·</m:t>
+        </m:r>
+        <m:r>
+          <m:rPr/>
+          <w:rPr>
+            <w:rFonts w:ascii="Cambria Math" w:hAnsi="Cambria Math" w:eastAsia="Cambria Math"/>
+            <w:sz w:val="28"/>
+            <w:szCs w:val="28"/>
+          </w:rPr>
+          <m:t>l</m:t>
         </m:r>
       </m:oMath>
       <w:r>
@@ -8473,7 +8569,52 @@
             <w:sz w:val="28"/>
             <w:szCs w:val="28"/>
           </w:rPr>
-          <m:t>Iто = Kн × Iкз.макс.конец,</m:t>
+          <m:t>Iто</m:t>
+        </m:r>
+        <m:r>
+          <m:rPr/>
+          <w:rPr>
+            <w:rFonts w:ascii="Cambria Math" w:hAnsi="Cambria Math" w:eastAsia="Cambria Math"/>
+            <w:sz w:val="28"/>
+            <w:szCs w:val="28"/>
+          </w:rPr>
+          <m:t> = </m:t>
+        </m:r>
+        <m:r>
+          <m:rPr/>
+          <w:rPr>
+            <w:rFonts w:ascii="Cambria Math" w:hAnsi="Cambria Math" w:eastAsia="Cambria Math"/>
+            <w:sz w:val="28"/>
+            <w:szCs w:val="28"/>
+          </w:rPr>
+          <m:t>Kн</m:t>
+        </m:r>
+        <m:r>
+          <m:rPr/>
+          <w:rPr>
+            <w:rFonts w:ascii="Cambria Math" w:hAnsi="Cambria Math" w:eastAsia="Cambria Math"/>
+            <w:sz w:val="28"/>
+            <w:szCs w:val="28"/>
+          </w:rPr>
+          <m:t>·</m:t>
+        </m:r>
+        <m:r>
+          <m:rPr/>
+          <w:rPr>
+            <w:rFonts w:ascii="Cambria Math" w:hAnsi="Cambria Math" w:eastAsia="Cambria Math"/>
+            <w:sz w:val="28"/>
+            <w:szCs w:val="28"/>
+          </w:rPr>
+          <m:t>Iкз.макс.конец</m:t>
+        </m:r>
+        <m:r>
+          <m:rPr/>
+          <w:rPr>
+            <w:rFonts w:ascii="Cambria Math" w:hAnsi="Cambria Math" w:eastAsia="Cambria Math"/>
+            <w:sz w:val="28"/>
+            <w:szCs w:val="28"/>
+          </w:rPr>
+          <m:t>,</m:t>
         </m:r>
       </m:oMath>
       <w:r>
@@ -8562,7 +8703,50 @@
             <w:sz w:val="28"/>
             <w:szCs w:val="28"/>
           </w:rPr>
-          <m:t>Кч = Iкз.мин / Iто,</m:t>
+          <m:t>Кч</m:t>
+        </m:r>
+        <m:r>
+          <m:rPr/>
+          <w:rPr>
+            <w:rFonts w:ascii="Cambria Math" w:hAnsi="Cambria Math" w:eastAsia="Cambria Math"/>
+            <w:sz w:val="28"/>
+            <w:szCs w:val="28"/>
+          </w:rPr>
+          <m:t> = </m:t>
+        </m:r>
+        <m:f>
+          <m:fPr/>
+          <m:num>
+            <m:r>
+              <m:rPr/>
+              <w:rPr>
+                <w:rFonts w:ascii="Cambria Math" w:hAnsi="Cambria Math" w:eastAsia="Cambria Math"/>
+                <w:sz w:val="28"/>
+                <w:szCs w:val="28"/>
+              </w:rPr>
+              <m:t>Iкз.мин</m:t>
+            </m:r>
+          </m:num>
+          <m:den>
+            <m:r>
+              <m:rPr/>
+              <w:rPr>
+                <w:rFonts w:ascii="Cambria Math" w:hAnsi="Cambria Math" w:eastAsia="Cambria Math"/>
+                <w:sz w:val="28"/>
+                <w:szCs w:val="28"/>
+              </w:rPr>
+              <m:t>Iто</m:t>
+            </m:r>
+          </m:den>
+        </m:f>
+        <m:r>
+          <m:rPr/>
+          <w:rPr>
+            <w:rFonts w:ascii="Cambria Math" w:hAnsi="Cambria Math" w:eastAsia="Cambria Math"/>
+            <w:sz w:val="28"/>
+            <w:szCs w:val="28"/>
+          </w:rPr>
+          <m:t>,</m:t>
         </m:r>
       </m:oMath>
       <w:r>
@@ -8651,7 +8835,104 @@
             <w:sz w:val="28"/>
             <w:szCs w:val="28"/>
           </w:rPr>
-          <m:t>Iмтз = (Kн × Kсз × Iраб.макс) / Kв,</m:t>
+          <m:t>Iмтз</m:t>
+        </m:r>
+        <m:r>
+          <m:rPr/>
+          <w:rPr>
+            <w:rFonts w:ascii="Cambria Math" w:hAnsi="Cambria Math" w:eastAsia="Cambria Math"/>
+            <w:sz w:val="28"/>
+            <w:szCs w:val="28"/>
+          </w:rPr>
+          <m:t> = </m:t>
+        </m:r>
+        <m:f>
+          <m:fPr/>
+          <m:num>
+            <m:r>
+              <m:rPr/>
+              <w:rPr>
+                <w:rFonts w:ascii="Cambria Math" w:hAnsi="Cambria Math" w:eastAsia="Cambria Math"/>
+                <w:sz w:val="28"/>
+                <w:szCs w:val="28"/>
+              </w:rPr>
+              <m:t>(</m:t>
+            </m:r>
+            <m:r>
+              <m:rPr/>
+              <w:rPr>
+                <w:rFonts w:ascii="Cambria Math" w:hAnsi="Cambria Math" w:eastAsia="Cambria Math"/>
+                <w:sz w:val="28"/>
+                <w:szCs w:val="28"/>
+              </w:rPr>
+              <m:t>Kн</m:t>
+            </m:r>
+            <m:r>
+              <m:rPr/>
+              <w:rPr>
+                <w:rFonts w:ascii="Cambria Math" w:hAnsi="Cambria Math" w:eastAsia="Cambria Math"/>
+                <w:sz w:val="28"/>
+                <w:szCs w:val="28"/>
+              </w:rPr>
+              <m:t>·</m:t>
+            </m:r>
+            <m:r>
+              <m:rPr/>
+              <w:rPr>
+                <w:rFonts w:ascii="Cambria Math" w:hAnsi="Cambria Math" w:eastAsia="Cambria Math"/>
+                <w:sz w:val="28"/>
+                <w:szCs w:val="28"/>
+              </w:rPr>
+              <m:t>Kсз</m:t>
+            </m:r>
+            <m:r>
+              <m:rPr/>
+              <w:rPr>
+                <w:rFonts w:ascii="Cambria Math" w:hAnsi="Cambria Math" w:eastAsia="Cambria Math"/>
+                <w:sz w:val="28"/>
+                <w:szCs w:val="28"/>
+              </w:rPr>
+              <m:t>·</m:t>
+            </m:r>
+            <m:r>
+              <m:rPr/>
+              <w:rPr>
+                <w:rFonts w:ascii="Cambria Math" w:hAnsi="Cambria Math" w:eastAsia="Cambria Math"/>
+                <w:sz w:val="28"/>
+                <w:szCs w:val="28"/>
+              </w:rPr>
+              <m:t>Iраб.макс</m:t>
+            </m:r>
+            <m:r>
+              <m:rPr/>
+              <w:rPr>
+                <w:rFonts w:ascii="Cambria Math" w:hAnsi="Cambria Math" w:eastAsia="Cambria Math"/>
+                <w:sz w:val="28"/>
+                <w:szCs w:val="28"/>
+              </w:rPr>
+              <m:t>)</m:t>
+            </m:r>
+          </m:num>
+          <m:den>
+            <m:r>
+              <m:rPr/>
+              <w:rPr>
+                <w:rFonts w:ascii="Cambria Math" w:hAnsi="Cambria Math" w:eastAsia="Cambria Math"/>
+                <w:sz w:val="28"/>
+                <w:szCs w:val="28"/>
+              </w:rPr>
+              <m:t>Kв</m:t>
+            </m:r>
+          </m:den>
+        </m:f>
+        <m:r>
+          <m:rPr/>
+          <w:rPr>
+            <w:rFonts w:ascii="Cambria Math" w:hAnsi="Cambria Math" w:eastAsia="Cambria Math"/>
+            <w:sz w:val="28"/>
+            <w:szCs w:val="28"/>
+          </w:rPr>
+          <m:t>,</m:t>
         </m:r>
       </m:oMath>
       <w:r>
@@ -9000,7 +9281,61 @@
             <w:sz w:val="28"/>
             <w:szCs w:val="28"/>
           </w:rPr>
-          <m:t>Iто = 1,2 × 2000 = 2400 А, принимается 2500 А.</m:t>
+          <m:t>Iто</m:t>
+        </m:r>
+        <m:r>
+          <m:rPr/>
+          <w:rPr>
+            <w:rFonts w:ascii="Cambria Math" w:hAnsi="Cambria Math" w:eastAsia="Cambria Math"/>
+            <w:sz w:val="28"/>
+            <w:szCs w:val="28"/>
+          </w:rPr>
+          <m:t> = </m:t>
+        </m:r>
+        <m:r>
+          <m:rPr/>
+          <w:rPr>
+            <w:rFonts w:ascii="Cambria Math" w:hAnsi="Cambria Math" w:eastAsia="Cambria Math"/>
+            <w:sz w:val="28"/>
+            <w:szCs w:val="28"/>
+          </w:rPr>
+          <m:t>1,2</m:t>
+        </m:r>
+        <m:r>
+          <m:rPr/>
+          <w:rPr>
+            <w:rFonts w:ascii="Cambria Math" w:hAnsi="Cambria Math" w:eastAsia="Cambria Math"/>
+            <w:sz w:val="28"/>
+            <w:szCs w:val="28"/>
+          </w:rPr>
+          <m:t>·</m:t>
+        </m:r>
+        <m:r>
+          <m:rPr/>
+          <w:rPr>
+            <w:rFonts w:ascii="Cambria Math" w:hAnsi="Cambria Math" w:eastAsia="Cambria Math"/>
+            <w:sz w:val="28"/>
+            <w:szCs w:val="28"/>
+          </w:rPr>
+          <m:t>2000</m:t>
+        </m:r>
+        <m:r>
+          <m:rPr/>
+          <w:rPr>
+            <w:rFonts w:ascii="Cambria Math" w:hAnsi="Cambria Math" w:eastAsia="Cambria Math"/>
+            <w:sz w:val="28"/>
+            <w:szCs w:val="28"/>
+          </w:rPr>
+          <m:t> = </m:t>
+        </m:r>
+        <m:r>
+          <m:rPr/>
+          <w:rPr>
+            <w:rFonts w:ascii="Cambria Math" w:hAnsi="Cambria Math" w:eastAsia="Cambria Math"/>
+            <w:sz w:val="28"/>
+            <w:szCs w:val="28"/>
+          </w:rPr>
+          <m:t>2400 А, принимается 2500 А.</m:t>
         </m:r>
       </m:oMath>
       <w:r>
@@ -9050,7 +9385,113 @@
             <w:sz w:val="28"/>
             <w:szCs w:val="28"/>
           </w:rPr>
-          <m:t>Iмтз = (1,1 × 1,2 × 250) / 0,9 = 367 А, принимается 400 А.</m:t>
+          <m:t>Iмтз</m:t>
+        </m:r>
+        <m:r>
+          <m:rPr/>
+          <w:rPr>
+            <w:rFonts w:ascii="Cambria Math" w:hAnsi="Cambria Math" w:eastAsia="Cambria Math"/>
+            <w:sz w:val="28"/>
+            <w:szCs w:val="28"/>
+          </w:rPr>
+          <m:t> = </m:t>
+        </m:r>
+        <m:f>
+          <m:fPr/>
+          <m:num>
+            <m:r>
+              <m:rPr/>
+              <w:rPr>
+                <w:rFonts w:ascii="Cambria Math" w:hAnsi="Cambria Math" w:eastAsia="Cambria Math"/>
+                <w:sz w:val="28"/>
+                <w:szCs w:val="28"/>
+              </w:rPr>
+              <m:t>(</m:t>
+            </m:r>
+            <m:r>
+              <m:rPr/>
+              <w:rPr>
+                <w:rFonts w:ascii="Cambria Math" w:hAnsi="Cambria Math" w:eastAsia="Cambria Math"/>
+                <w:sz w:val="28"/>
+                <w:szCs w:val="28"/>
+              </w:rPr>
+              <m:t>1,1</m:t>
+            </m:r>
+            <m:r>
+              <m:rPr/>
+              <w:rPr>
+                <w:rFonts w:ascii="Cambria Math" w:hAnsi="Cambria Math" w:eastAsia="Cambria Math"/>
+                <w:sz w:val="28"/>
+                <w:szCs w:val="28"/>
+              </w:rPr>
+              <m:t>·</m:t>
+            </m:r>
+            <m:r>
+              <m:rPr/>
+              <w:rPr>
+                <w:rFonts w:ascii="Cambria Math" w:hAnsi="Cambria Math" w:eastAsia="Cambria Math"/>
+                <w:sz w:val="28"/>
+                <w:szCs w:val="28"/>
+              </w:rPr>
+              <m:t>1,2</m:t>
+            </m:r>
+            <m:r>
+              <m:rPr/>
+              <w:rPr>
+                <w:rFonts w:ascii="Cambria Math" w:hAnsi="Cambria Math" w:eastAsia="Cambria Math"/>
+                <w:sz w:val="28"/>
+                <w:szCs w:val="28"/>
+              </w:rPr>
+              <m:t>·</m:t>
+            </m:r>
+            <m:r>
+              <m:rPr/>
+              <w:rPr>
+                <w:rFonts w:ascii="Cambria Math" w:hAnsi="Cambria Math" w:eastAsia="Cambria Math"/>
+                <w:sz w:val="28"/>
+                <w:szCs w:val="28"/>
+              </w:rPr>
+              <m:t>250</m:t>
+            </m:r>
+            <m:r>
+              <m:rPr/>
+              <w:rPr>
+                <w:rFonts w:ascii="Cambria Math" w:hAnsi="Cambria Math" w:eastAsia="Cambria Math"/>
+                <w:sz w:val="28"/>
+                <w:szCs w:val="28"/>
+              </w:rPr>
+              <m:t>)</m:t>
+            </m:r>
+          </m:num>
+          <m:den>
+            <m:r>
+              <m:rPr/>
+              <w:rPr>
+                <w:rFonts w:ascii="Cambria Math" w:hAnsi="Cambria Math" w:eastAsia="Cambria Math"/>
+                <w:sz w:val="28"/>
+                <w:szCs w:val="28"/>
+              </w:rPr>
+              <m:t>0,9</m:t>
+            </m:r>
+          </m:den>
+        </m:f>
+        <m:r>
+          <m:rPr/>
+          <w:rPr>
+            <w:rFonts w:ascii="Cambria Math" w:hAnsi="Cambria Math" w:eastAsia="Cambria Math"/>
+            <w:sz w:val="28"/>
+            <w:szCs w:val="28"/>
+          </w:rPr>
+          <m:t> = </m:t>
+        </m:r>
+        <m:r>
+          <m:rPr/>
+          <w:rPr>
+            <w:rFonts w:ascii="Cambria Math" w:hAnsi="Cambria Math" w:eastAsia="Cambria Math"/>
+            <w:sz w:val="28"/>
+            <w:szCs w:val="28"/>
+          </w:rPr>
+          <m:t>367 А, принимается 400 А.</m:t>
         </m:r>
       </m:oMath>
       <w:r>
@@ -9100,7 +9541,25 @@
             <w:sz w:val="28"/>
             <w:szCs w:val="28"/>
           </w:rPr>
-          <m:t>Iозз = 10 А</m:t>
+          <m:t>Iозз</m:t>
+        </m:r>
+        <m:r>
+          <m:rPr/>
+          <w:rPr>
+            <w:rFonts w:ascii="Cambria Math" w:hAnsi="Cambria Math" w:eastAsia="Cambria Math"/>
+            <w:sz w:val="28"/>
+            <w:szCs w:val="28"/>
+          </w:rPr>
+          <m:t> = </m:t>
+        </m:r>
+        <m:r>
+          <m:rPr/>
+          <w:rPr>
+            <w:rFonts w:ascii="Cambria Math" w:hAnsi="Cambria Math" w:eastAsia="Cambria Math"/>
+            <w:sz w:val="28"/>
+            <w:szCs w:val="28"/>
+          </w:rPr>
+          <m:t>10 А</m:t>
         </m:r>
       </m:oMath>
       <w:r>
@@ -10514,7 +10973,50 @@
             <w:sz w:val="28"/>
             <w:szCs w:val="28"/>
           </w:rPr>
-          <m:t>Кч = Iкз.мин.конец / Iмтз,</m:t>
+          <m:t>Кч</m:t>
+        </m:r>
+        <m:r>
+          <m:rPr/>
+          <w:rPr>
+            <w:rFonts w:ascii="Cambria Math" w:hAnsi="Cambria Math" w:eastAsia="Cambria Math"/>
+            <w:sz w:val="28"/>
+            <w:szCs w:val="28"/>
+          </w:rPr>
+          <m:t> = </m:t>
+        </m:r>
+        <m:f>
+          <m:fPr/>
+          <m:num>
+            <m:r>
+              <m:rPr/>
+              <w:rPr>
+                <w:rFonts w:ascii="Cambria Math" w:hAnsi="Cambria Math" w:eastAsia="Cambria Math"/>
+                <w:sz w:val="28"/>
+                <w:szCs w:val="28"/>
+              </w:rPr>
+              <m:t>Iкз.мин.конец</m:t>
+            </m:r>
+          </m:num>
+          <m:den>
+            <m:r>
+              <m:rPr/>
+              <w:rPr>
+                <w:rFonts w:ascii="Cambria Math" w:hAnsi="Cambria Math" w:eastAsia="Cambria Math"/>
+                <w:sz w:val="28"/>
+                <w:szCs w:val="28"/>
+              </w:rPr>
+              <m:t>Iмтз</m:t>
+            </m:r>
+          </m:den>
+        </m:f>
+        <m:r>
+          <m:rPr/>
+          <w:rPr>
+            <w:rFonts w:ascii="Cambria Math" w:hAnsi="Cambria Math" w:eastAsia="Cambria Math"/>
+            <w:sz w:val="28"/>
+            <w:szCs w:val="28"/>
+          </w:rPr>
+          <m:t>,</m:t>
         </m:r>
       </m:oMath>
       <w:r>
@@ -10564,7 +11066,95 @@
             <w:sz w:val="28"/>
             <w:szCs w:val="28"/>
           </w:rPr>
-          <m:t>Iкз.мин.конец = 0,87 × 2000 × (Zк.начало / Zк.конец) ≈ 800 А.</m:t>
+          <m:t>Iкз.мин.конец</m:t>
+        </m:r>
+        <m:r>
+          <m:rPr/>
+          <w:rPr>
+            <w:rFonts w:ascii="Cambria Math" w:hAnsi="Cambria Math" w:eastAsia="Cambria Math"/>
+            <w:sz w:val="28"/>
+            <w:szCs w:val="28"/>
+          </w:rPr>
+          <m:t> = </m:t>
+        </m:r>
+        <m:r>
+          <m:rPr/>
+          <w:rPr>
+            <w:rFonts w:ascii="Cambria Math" w:hAnsi="Cambria Math" w:eastAsia="Cambria Math"/>
+            <w:sz w:val="28"/>
+            <w:szCs w:val="28"/>
+          </w:rPr>
+          <m:t>0,87</m:t>
+        </m:r>
+        <m:r>
+          <m:rPr/>
+          <w:rPr>
+            <w:rFonts w:ascii="Cambria Math" w:hAnsi="Cambria Math" w:eastAsia="Cambria Math"/>
+            <w:sz w:val="28"/>
+            <w:szCs w:val="28"/>
+          </w:rPr>
+          <m:t>·</m:t>
+        </m:r>
+        <m:r>
+          <m:rPr/>
+          <w:rPr>
+            <w:rFonts w:ascii="Cambria Math" w:hAnsi="Cambria Math" w:eastAsia="Cambria Math"/>
+            <w:sz w:val="28"/>
+            <w:szCs w:val="28"/>
+          </w:rPr>
+          <m:t>2000</m:t>
+        </m:r>
+        <m:r>
+          <m:rPr/>
+          <w:rPr>
+            <w:rFonts w:ascii="Cambria Math" w:hAnsi="Cambria Math" w:eastAsia="Cambria Math"/>
+            <w:sz w:val="28"/>
+            <w:szCs w:val="28"/>
+          </w:rPr>
+          <m:t>·</m:t>
+        </m:r>
+        <m:f>
+          <m:fPr/>
+          <m:num>
+            <m:r>
+              <m:rPr/>
+              <w:rPr>
+                <w:rFonts w:ascii="Cambria Math" w:hAnsi="Cambria Math" w:eastAsia="Cambria Math"/>
+                <w:sz w:val="28"/>
+                <w:szCs w:val="28"/>
+              </w:rPr>
+              <m:t>Zк.начало</m:t>
+            </m:r>
+          </m:num>
+          <m:den>
+            <m:r>
+              <m:rPr/>
+              <w:rPr>
+                <w:rFonts w:ascii="Cambria Math" w:hAnsi="Cambria Math" w:eastAsia="Cambria Math"/>
+                <w:sz w:val="28"/>
+                <w:szCs w:val="28"/>
+              </w:rPr>
+              <m:t>Zк.конец</m:t>
+            </m:r>
+          </m:den>
+        </m:f>
+        <m:r>
+          <m:rPr/>
+          <w:rPr>
+            <w:rFonts w:ascii="Cambria Math" w:hAnsi="Cambria Math" w:eastAsia="Cambria Math"/>
+            <w:sz w:val="28"/>
+            <w:szCs w:val="28"/>
+          </w:rPr>
+          <m:t> ≈ </m:t>
+        </m:r>
+        <m:r>
+          <m:rPr/>
+          <w:rPr>
+            <w:rFonts w:ascii="Cambria Math" w:hAnsi="Cambria Math" w:eastAsia="Cambria Math"/>
+            <w:sz w:val="28"/>
+            <w:szCs w:val="28"/>
+          </w:rPr>
+          <m:t>800 А.</m:t>
         </m:r>
       </m:oMath>
       <w:r>
@@ -10614,7 +11204,59 @@
             <w:sz w:val="28"/>
             <w:szCs w:val="28"/>
           </w:rPr>
-          <m:t>Кч = 800 / 400 = 2,0,</m:t>
+          <m:t>Кч</m:t>
+        </m:r>
+        <m:r>
+          <m:rPr/>
+          <w:rPr>
+            <w:rFonts w:ascii="Cambria Math" w:hAnsi="Cambria Math" w:eastAsia="Cambria Math"/>
+            <w:sz w:val="28"/>
+            <w:szCs w:val="28"/>
+          </w:rPr>
+          <m:t> = </m:t>
+        </m:r>
+        <m:f>
+          <m:fPr/>
+          <m:num>
+            <m:r>
+              <m:rPr/>
+              <w:rPr>
+                <w:rFonts w:ascii="Cambria Math" w:hAnsi="Cambria Math" w:eastAsia="Cambria Math"/>
+                <w:sz w:val="28"/>
+                <w:szCs w:val="28"/>
+              </w:rPr>
+              <m:t>800</m:t>
+            </m:r>
+          </m:num>
+          <m:den>
+            <m:r>
+              <m:rPr/>
+              <w:rPr>
+                <w:rFonts w:ascii="Cambria Math" w:hAnsi="Cambria Math" w:eastAsia="Cambria Math"/>
+                <w:sz w:val="28"/>
+                <w:szCs w:val="28"/>
+              </w:rPr>
+              <m:t>400</m:t>
+            </m:r>
+          </m:den>
+        </m:f>
+        <m:r>
+          <m:rPr/>
+          <w:rPr>
+            <w:rFonts w:ascii="Cambria Math" w:hAnsi="Cambria Math" w:eastAsia="Cambria Math"/>
+            <w:sz w:val="28"/>
+            <w:szCs w:val="28"/>
+          </w:rPr>
+          <m:t> = </m:t>
+        </m:r>
+        <m:r>
+          <m:rPr/>
+          <w:rPr>
+            <w:rFonts w:ascii="Cambria Math" w:hAnsi="Cambria Math" w:eastAsia="Cambria Math"/>
+            <w:sz w:val="28"/>
+            <w:szCs w:val="28"/>
+          </w:rPr>
+          <m:t>2,0,</m:t>
         </m:r>
       </m:oMath>
       <w:r>
@@ -10691,7 +11333,59 @@
             <w:sz w:val="28"/>
             <w:szCs w:val="28"/>
           </w:rPr>
-          <m:t>Кч = 5000 / 2500 = 2,0,</m:t>
+          <m:t>Кч</m:t>
+        </m:r>
+        <m:r>
+          <m:rPr/>
+          <w:rPr>
+            <w:rFonts w:ascii="Cambria Math" w:hAnsi="Cambria Math" w:eastAsia="Cambria Math"/>
+            <w:sz w:val="28"/>
+            <w:szCs w:val="28"/>
+          </w:rPr>
+          <m:t> = </m:t>
+        </m:r>
+        <m:f>
+          <m:fPr/>
+          <m:num>
+            <m:r>
+              <m:rPr/>
+              <w:rPr>
+                <w:rFonts w:ascii="Cambria Math" w:hAnsi="Cambria Math" w:eastAsia="Cambria Math"/>
+                <w:sz w:val="28"/>
+                <w:szCs w:val="28"/>
+              </w:rPr>
+              <m:t>5000</m:t>
+            </m:r>
+          </m:num>
+          <m:den>
+            <m:r>
+              <m:rPr/>
+              <w:rPr>
+                <w:rFonts w:ascii="Cambria Math" w:hAnsi="Cambria Math" w:eastAsia="Cambria Math"/>
+                <w:sz w:val="28"/>
+                <w:szCs w:val="28"/>
+              </w:rPr>
+              <m:t>2500</m:t>
+            </m:r>
+          </m:den>
+        </m:f>
+        <m:r>
+          <m:rPr/>
+          <w:rPr>
+            <w:rFonts w:ascii="Cambria Math" w:hAnsi="Cambria Math" w:eastAsia="Cambria Math"/>
+            <w:sz w:val="28"/>
+            <w:szCs w:val="28"/>
+          </w:rPr>
+          <m:t> = </m:t>
+        </m:r>
+        <m:r>
+          <m:rPr/>
+          <w:rPr>
+            <w:rFonts w:ascii="Cambria Math" w:hAnsi="Cambria Math" w:eastAsia="Cambria Math"/>
+            <w:sz w:val="28"/>
+            <w:szCs w:val="28"/>
+          </w:rPr>
+          <m:t>2,0,</m:t>
         </m:r>
       </m:oMath>
       <w:r>
@@ -10774,8 +11468,8 @@
           <w:bCs/>
         </w:rPr>
       </w:pPr>
-      <w:bookmarkStart w:id="21" w:name="_Toc1286519025"/>
-      <w:bookmarkStart w:id="22" w:name="_Toc1507419417"/>
+      <w:bookmarkStart w:id="21" w:name="_Toc1507419417"/>
+      <w:bookmarkStart w:id="22" w:name="_Toc1286519025"/>
       <w:r>
         <w:rPr>
           <w:rFonts w:hint="default" w:ascii="Times New Roman" w:hAnsi="Times New Roman" w:eastAsia="Times New Roman" w:cs="Times New Roman"/>
@@ -16341,8 +17035,8 @@
           <w:bCs/>
         </w:rPr>
       </w:pPr>
-      <w:bookmarkStart w:id="25" w:name="_Toc1967612928"/>
-      <w:bookmarkStart w:id="26" w:name="_Toc2045698923"/>
+      <w:bookmarkStart w:id="25" w:name="_Toc2045698923"/>
+      <w:bookmarkStart w:id="26" w:name="_Toc1967612928"/>
       <w:r>
         <w:rPr>
           <w:rFonts w:hint="default" w:ascii="Times New Roman" w:hAnsi="Times New Roman" w:eastAsia="Times New Roman" w:cs="Times New Roman"/>
@@ -18550,7 +19244,7 @@
           <w:b w:val="0"/>
           <w:sz w:val="28"/>
         </w:rPr>
-        <w:t>Потеря связи с коммутационным аппаратом приводит к невозможности телеуправления и телеизмерения, что существенно увеличивает время восстановления электроснабжения при аварийных ситуациях. Требования к надёжности каналов диктуются необходимостью своевременного выполнения переключений.</w:t>
+        <w:t>Потеря связи с коммутационным аппаратом приводит к невозможности телеуправления и телеизмерения, что увеличивает время восстановления электроснабжения при аварийных ситуациях. Требования к надёжности каналов диктуются необходимостью своевременного выполнения переключений.</w:t>
       </w:r>
     </w:p>
     <w:p>
@@ -29095,8 +29789,8 @@
           <w:bCs/>
         </w:rPr>
       </w:pPr>
-      <w:bookmarkStart w:id="32" w:name="_Toc3187561"/>
-      <w:bookmarkStart w:id="33" w:name="_Toc1776929908"/>
+      <w:bookmarkStart w:id="32" w:name="_Toc1776929908"/>
+      <w:bookmarkStart w:id="33" w:name="_Toc3187561"/>
       <w:r>
         <w:rPr>
           <w:rFonts w:hint="default" w:ascii="Times New Roman" w:hAnsi="Times New Roman" w:eastAsia="Times New Roman" w:cs="Times New Roman"/>
@@ -31269,8 +31963,8 @@
         <w:textAlignment w:val="auto"/>
         <w:outlineLvl w:val="1"/>
       </w:pPr>
-      <w:bookmarkStart w:id="34" w:name="_Toc1953368574"/>
-      <w:bookmarkStart w:id="35" w:name="_Toc2033730199"/>
+      <w:bookmarkStart w:id="34" w:name="_Toc2033730199"/>
+      <w:bookmarkStart w:id="35" w:name="_Toc1953368574"/>
       <w:r>
         <w:rPr>
           <w:rFonts w:ascii="Times New Roman" w:hAnsi="Times New Roman" w:eastAsia="Times New Roman" w:cs="Times New Roman"/>
@@ -31581,8 +32275,8 @@
           <w:bCs/>
         </w:rPr>
       </w:pPr>
-      <w:bookmarkStart w:id="37" w:name="_Toc1683111529"/>
-      <w:bookmarkStart w:id="38" w:name="_Toc121163867"/>
+      <w:bookmarkStart w:id="37" w:name="_Toc121163867"/>
+      <w:bookmarkStart w:id="38" w:name="_Toc1683111529"/>
       <w:r>
         <w:rPr>
           <w:rFonts w:hint="default" w:ascii="Times New Roman" w:hAnsi="Times New Roman" w:eastAsia="Times New Roman" w:cs="Times New Roman"/>
@@ -31769,8 +32463,8 @@
           <w:bCs/>
         </w:rPr>
       </w:pPr>
-      <w:bookmarkStart w:id="41" w:name="_Toc146142214"/>
-      <w:bookmarkStart w:id="42" w:name="_Toc1552464472"/>
+      <w:bookmarkStart w:id="41" w:name="_Toc1552464472"/>
+      <w:bookmarkStart w:id="42" w:name="_Toc146142214"/>
       <w:r>
         <w:rPr>
           <w:rFonts w:hint="default" w:ascii="Times New Roman" w:hAnsi="Times New Roman" w:eastAsia="Times New Roman" w:cs="Times New Roman"/>
@@ -31957,8 +32651,8 @@
           <w:bCs/>
         </w:rPr>
       </w:pPr>
-      <w:bookmarkStart w:id="45" w:name="_Toc1756058454"/>
-      <w:bookmarkStart w:id="46" w:name="_Toc1253927005"/>
+      <w:bookmarkStart w:id="45" w:name="_Toc1253927005"/>
+      <w:bookmarkStart w:id="46" w:name="_Toc1756058454"/>
       <w:r>
         <w:rPr>
           <w:rFonts w:hint="default" w:ascii="Times New Roman" w:hAnsi="Times New Roman" w:eastAsia="Times New Roman" w:cs="Times New Roman"/>

--- a/Scada_project_1/Full_VKR.docx
+++ b/Scada_project_1/Full_VKR.docx
@@ -647,7 +647,7 @@
           <w:b w:val="0"/>
           <w:sz w:val="28"/>
         </w:rPr>
-        <w:t>8</w:t>
+        <w:t>9</w:t>
       </w:r>
       <w:r>
         <w:rPr>
@@ -746,7 +746,7 @@
           <w:b w:val="0"/>
           <w:sz w:val="28"/>
         </w:rPr>
-        <w:t>9</w:t>
+        <w:t>11</w:t>
       </w:r>
       <w:r>
         <w:rPr>
@@ -845,7 +845,7 @@
           <w:b w:val="0"/>
           <w:sz w:val="28"/>
         </w:rPr>
-        <w:t>10</w:t>
+        <w:t>12</w:t>
       </w:r>
       <w:r>
         <w:rPr>
@@ -944,7 +944,7 @@
           <w:b w:val="0"/>
           <w:sz w:val="28"/>
         </w:rPr>
-        <w:t>11</w:t>
+        <w:t>14</w:t>
       </w:r>
       <w:r>
         <w:rPr>
@@ -1043,7 +1043,7 @@
           <w:b w:val="0"/>
           <w:sz w:val="28"/>
         </w:rPr>
-        <w:t>12</w:t>
+        <w:t>15</w:t>
       </w:r>
       <w:r>
         <w:rPr>
@@ -1142,7 +1142,7 @@
           <w:b w:val="0"/>
           <w:sz w:val="28"/>
         </w:rPr>
-        <w:t>14</w:t>
+        <w:t>16</w:t>
       </w:r>
       <w:r>
         <w:rPr>
@@ -1241,7 +1241,7 @@
           <w:b w:val="0"/>
           <w:sz w:val="28"/>
         </w:rPr>
-        <w:t>15</w:t>
+        <w:t>18</w:t>
       </w:r>
       <w:r>
         <w:rPr>
@@ -1340,7 +1340,7 @@
           <w:b w:val="0"/>
           <w:sz w:val="28"/>
         </w:rPr>
-        <w:t>17</w:t>
+        <w:t>19</w:t>
       </w:r>
       <w:r>
         <w:rPr>
@@ -1439,7 +1439,7 @@
           <w:b w:val="0"/>
           <w:sz w:val="28"/>
         </w:rPr>
-        <w:t>19</w:t>
+        <w:t>21</w:t>
       </w:r>
       <w:r>
         <w:rPr>
@@ -1538,7 +1538,7 @@
           <w:b w:val="0"/>
           <w:sz w:val="28"/>
         </w:rPr>
-        <w:t>21</w:t>
+        <w:t>23</w:t>
       </w:r>
       <w:r>
         <w:rPr>
@@ -1637,7 +1637,7 @@
           <w:b w:val="0"/>
           <w:sz w:val="28"/>
         </w:rPr>
-        <w:t>23</w:t>
+        <w:t>25</w:t>
       </w:r>
       <w:r>
         <w:rPr>
@@ -1737,7 +1737,7 @@
           <w:b w:val="0"/>
           <w:sz w:val="28"/>
         </w:rPr>
-        <w:t>23</w:t>
+        <w:t>25</w:t>
       </w:r>
       <w:r>
         <w:rPr>
@@ -1837,7 +1837,7 @@
           <w:b w:val="0"/>
           <w:sz w:val="28"/>
         </w:rPr>
-        <w:t>24</w:t>
+        <w:t>26</w:t>
       </w:r>
       <w:r>
         <w:rPr>
@@ -1937,7 +1937,7 @@
           <w:b w:val="0"/>
           <w:sz w:val="28"/>
         </w:rPr>
-        <w:t>28</w:t>
+        <w:t>30</w:t>
       </w:r>
       <w:r>
         <w:rPr>
@@ -2037,7 +2037,7 @@
           <w:b w:val="0"/>
           <w:sz w:val="28"/>
         </w:rPr>
-        <w:t>34</w:t>
+        <w:t>36</w:t>
       </w:r>
       <w:r>
         <w:rPr>
@@ -2137,7 +2137,7 @@
           <w:b w:val="0"/>
           <w:sz w:val="28"/>
         </w:rPr>
-        <w:t>40</w:t>
+        <w:t>42</w:t>
       </w:r>
       <w:r>
         <w:rPr>
@@ -2236,7 +2236,7 @@
           <w:b w:val="0"/>
           <w:sz w:val="28"/>
         </w:rPr>
-        <w:t>46</w:t>
+        <w:t>48</w:t>
       </w:r>
       <w:r>
         <w:rPr>
@@ -2336,7 +2336,7 @@
           <w:b w:val="0"/>
           <w:sz w:val="28"/>
         </w:rPr>
-        <w:t>47</w:t>
+        <w:t>49</w:t>
       </w:r>
       <w:r>
         <w:rPr>
@@ -2436,7 +2436,7 @@
           <w:b w:val="0"/>
           <w:sz w:val="28"/>
         </w:rPr>
-        <w:t>48</w:t>
+        <w:t>50</w:t>
       </w:r>
       <w:r>
         <w:rPr>
@@ -2536,7 +2536,7 @@
           <w:b w:val="0"/>
           <w:sz w:val="28"/>
         </w:rPr>
-        <w:t>57</w:t>
+        <w:t>59</w:t>
       </w:r>
       <w:r>
         <w:rPr>
@@ -2635,7 +2635,7 @@
           <w:b w:val="0"/>
           <w:sz w:val="28"/>
         </w:rPr>
-        <w:t>62</w:t>
+        <w:t>64</w:t>
       </w:r>
       <w:r>
         <w:rPr>
@@ -2734,7 +2734,7 @@
           <w:b w:val="0"/>
           <w:sz w:val="28"/>
         </w:rPr>
-        <w:t>63</w:t>
+        <w:t>65</w:t>
       </w:r>
       <w:r>
         <w:rPr>
@@ -2834,7 +2834,7 @@
           <w:b w:val="0"/>
           <w:sz w:val="28"/>
         </w:rPr>
-        <w:t>63</w:t>
+        <w:t>65</w:t>
       </w:r>
       <w:r>
         <w:rPr>
@@ -2934,7 +2934,7 @@
           <w:b w:val="0"/>
           <w:sz w:val="28"/>
         </w:rPr>
-        <w:t>63</w:t>
+        <w:t>65</w:t>
       </w:r>
       <w:r>
         <w:rPr>
@@ -3034,7 +3034,7 @@
           <w:b w:val="0"/>
           <w:sz w:val="28"/>
         </w:rPr>
-        <w:t>64</w:t>
+        <w:t>66</w:t>
       </w:r>
       <w:r>
         <w:rPr>
@@ -3134,7 +3134,7 @@
           <w:b w:val="0"/>
           <w:sz w:val="28"/>
         </w:rPr>
-        <w:t>64</w:t>
+        <w:t>66</w:t>
       </w:r>
       <w:r>
         <w:rPr>
@@ -3234,7 +3234,7 @@
           <w:b w:val="0"/>
           <w:sz w:val="28"/>
         </w:rPr>
-        <w:t>65</w:t>
+        <w:t>67</w:t>
       </w:r>
       <w:r>
         <w:rPr>
@@ -4686,6 +4686,32 @@
       <w:r>
         <w:rPr>
           <w:rFonts w:ascii="Times New Roman" w:hAnsi="Times New Roman" w:eastAsia="Times New Roman" w:cs="Times New Roman"/>
+          <w:sz w:val="28"/>
+        </w:rPr>
+        <w:t>Автоматизированный участок ВЛ 6–10 кВ, на материале которого выполнена работа, представляет собой секционированный распределительный фидер, оснащённый средствами автоматики и телемеханики. Его аппаратную основу составляют реклоузеры, обеспечивающие коммутацию и релейную защиту, индикаторы короткого замыкания, дистанционно управляемые разъединители, а также каналы связи и SCADA-система, объединяющая полевые устройства с диспетчерским уровнем. Совокупность этих устройств позволяет не только фиксировать аварийные события, но и автоматически реагировать на них по заданным алгоритмам.</w:t>
+      </w:r>
+    </w:p>
+    <w:p>
+      <w:pPr>
+        <w:keepLines w:val="0"/>
+        <w:widowControl/>
+        <w:kinsoku/>
+        <w:wordWrap/>
+        <w:overflowPunct/>
+        <w:topLinePunct w:val="0"/>
+        <w:autoSpaceDE/>
+        <w:autoSpaceDN/>
+        <w:bidi w:val="0"/>
+        <w:adjustRightInd/>
+        <w:snapToGrid/>
+        <w:spacing w:before="0" w:after="0" w:line="360" w:lineRule="auto"/>
+        <w:ind w:firstLine="709"/>
+        <w:jc w:val="both"/>
+        <w:textAlignment w:val="auto"/>
+      </w:pPr>
+      <w:r>
+        <w:rPr>
+          <w:rFonts w:ascii="Times New Roman" w:hAnsi="Times New Roman" w:eastAsia="Times New Roman" w:cs="Times New Roman"/>
           <w:b w:val="0"/>
           <w:sz w:val="28"/>
         </w:rPr>
@@ -4804,10 +4830,138 @@
       <w:r>
         <w:rPr>
           <w:rFonts w:ascii="Times New Roman" w:hAnsi="Times New Roman" w:eastAsia="Times New Roman" w:cs="Times New Roman"/>
-          <w:b w:val="0"/>
           <w:sz w:val="28"/>
           <w:szCs w:val="28"/>
         </w:rPr>
+        <w:t>Объектом исследования в настоящей работе выступает автоматизированный участок воздушной линии электропередачи напряжением 6–10 кВ — характерное звено распределительной сети, в наибольшей степени подверженное технологическим нарушениям. Участок представляет собой магистральный фидер, разбитый коммутационными аппаратами на отдельные секции, что позволяет ограничивать зону отключения пределами повреждённого отрезка линии.</w:t>
+      </w:r>
+    </w:p>
+    <w:p>
+      <w:pPr>
+        <w:keepLines w:val="0"/>
+        <w:widowControl/>
+        <w:kinsoku/>
+        <w:wordWrap/>
+        <w:overflowPunct/>
+        <w:topLinePunct w:val="0"/>
+        <w:autoSpaceDE/>
+        <w:autoSpaceDN/>
+        <w:bidi w:val="0"/>
+        <w:adjustRightInd/>
+        <w:snapToGrid/>
+        <w:spacing w:before="0" w:after="0" w:line="360" w:lineRule="auto"/>
+        <w:ind w:firstLine="709"/>
+        <w:jc w:val="both"/>
+        <w:textAlignment w:val="auto"/>
+        <w:rPr>
+          <w:rFonts w:cs="Times New Roman"/>
+          <w:sz w:val="28"/>
+          <w:szCs w:val="28"/>
+        </w:rPr>
+      </w:pPr>
+      <w:r>
+        <w:rPr>
+          <w:rFonts w:ascii="Times New Roman" w:hAnsi="Times New Roman" w:eastAsia="Times New Roman" w:cs="Times New Roman"/>
+          <w:sz w:val="28"/>
+          <w:szCs w:val="28"/>
+        </w:rPr>
+        <w:t>Работоспособность участка обеспечивается согласованным действием нескольких групп устройств. Реклоузеры выполняют секционирование линии, защиту от коротких замыканий и автоматическое повторное включение. Индикаторы короткого замыкания регистрируют прохождение аварийного тока и помогают определить повреждённый участок. Дистанционно управляемые разъединители позволяют перестраивать конфигурацию сети дистанционно. Передача телеметрии и команд управления выполняется по каналам связи в SCADA-систему с использованием протокола МЭК 60870-5-104. Именно этот аппаратный состав служит исходными данными для построения алгоритмов автоматического управления.</w:t>
+      </w:r>
+    </w:p>
+    <w:p>
+      <w:pPr>
+        <w:keepLines w:val="0"/>
+        <w:widowControl/>
+        <w:kinsoku/>
+        <w:wordWrap/>
+        <w:overflowPunct/>
+        <w:topLinePunct w:val="0"/>
+        <w:autoSpaceDE/>
+        <w:autoSpaceDN/>
+        <w:bidi w:val="0"/>
+        <w:adjustRightInd/>
+        <w:snapToGrid/>
+        <w:spacing w:before="0" w:after="0" w:line="360" w:lineRule="auto"/>
+        <w:ind w:firstLine="709"/>
+        <w:jc w:val="both"/>
+        <w:textAlignment w:val="auto"/>
+        <w:rPr>
+          <w:rFonts w:cs="Times New Roman"/>
+          <w:sz w:val="28"/>
+          <w:szCs w:val="28"/>
+        </w:rPr>
+      </w:pPr>
+      <w:r>
+        <w:rPr>
+          <w:rFonts w:ascii="Times New Roman" w:hAnsi="Times New Roman" w:eastAsia="Times New Roman" w:cs="Times New Roman"/>
+          <w:sz w:val="28"/>
+          <w:szCs w:val="28"/>
+        </w:rPr>
+        <w:t>Полноценная автоматизация такого участка складывается из нескольких направлений работы. Одно из них — выбор и обоснование коммутационного оборудования с расчётной проверкой его параметров. Другое — разработка алгоритмов автоматики, определяющих логику действий аппаратов при коротких замыканиях, секционировании и восстановлении электроснабжения. Третье — создание системы мониторинга, обеспечивающей наблюдаемость линии и диспетчерское управление. Четвёртое — оценка режимов работы и эффективности принятых решений. Эти направления дополняют друг друга, образуя единый подход к повышению надёжности распределительной сети.</w:t>
+      </w:r>
+    </w:p>
+    <w:p>
+      <w:pPr>
+        <w:keepLines w:val="0"/>
+        <w:widowControl/>
+        <w:kinsoku/>
+        <w:wordWrap/>
+        <w:overflowPunct/>
+        <w:topLinePunct w:val="0"/>
+        <w:autoSpaceDE/>
+        <w:autoSpaceDN/>
+        <w:bidi w:val="0"/>
+        <w:adjustRightInd/>
+        <w:snapToGrid/>
+        <w:spacing w:before="0" w:after="0" w:line="360" w:lineRule="auto"/>
+        <w:ind w:firstLine="709"/>
+        <w:jc w:val="both"/>
+        <w:textAlignment w:val="auto"/>
+        <w:rPr>
+          <w:rFonts w:cs="Times New Roman"/>
+          <w:sz w:val="28"/>
+          <w:szCs w:val="28"/>
+        </w:rPr>
+      </w:pPr>
+      <w:r>
+        <w:rPr>
+          <w:rFonts w:ascii="Times New Roman" w:hAnsi="Times New Roman" w:eastAsia="Times New Roman" w:cs="Times New Roman"/>
+          <w:sz w:val="28"/>
+          <w:szCs w:val="28"/>
+        </w:rPr>
+        <w:t>Предметом настоящей работы является второе из перечисленных направлений — разработка алгоритмов работы автоматики и схем дистанционного управления реклоузерами и разъединителями. Прежде чем переходить к самим алгоритмам, необходимо рассмотреть техническую базу, на которой они реализуются: назначение и задачи автоматики в сетях 6–10 кВ, состав её устройств и структуру системы автоматики автоматизированного участка. С их рассмотрения и начинается настоящая глава.</w:t>
+      </w:r>
+    </w:p>
+    <w:p>
+      <w:pPr>
+        <w:keepLines w:val="0"/>
+        <w:widowControl/>
+        <w:kinsoku/>
+        <w:wordWrap/>
+        <w:overflowPunct/>
+        <w:topLinePunct w:val="0"/>
+        <w:autoSpaceDE/>
+        <w:autoSpaceDN/>
+        <w:bidi w:val="0"/>
+        <w:adjustRightInd/>
+        <w:snapToGrid/>
+        <w:spacing w:before="0" w:after="0" w:line="360" w:lineRule="auto"/>
+        <w:ind w:firstLine="709"/>
+        <w:jc w:val="both"/>
+        <w:textAlignment w:val="auto"/>
+        <w:rPr>
+          <w:rFonts w:cs="Times New Roman"/>
+          <w:sz w:val="28"/>
+          <w:szCs w:val="28"/>
+        </w:rPr>
+      </w:pPr>
+      <w:r>
+        <w:rPr>
+          <w:rFonts w:ascii="Times New Roman" w:hAnsi="Times New Roman" w:eastAsia="Times New Roman" w:cs="Times New Roman"/>
+          <w:b w:val="0"/>
+          <w:sz w:val="28"/>
+          <w:szCs w:val="28"/>
+        </w:rPr>
         <w:t xml:space="preserve">Автоматика управления распределительными сетями 6-10 кВ с применением реклоузеров и разъединителей рассматривается как ключевой инструмент повышения надёжности электроснабжения и сокращения времени перерывов питания потребителей, особенно в сетях с воздушными линиями значительной протяжённости. </w:t>
       </w:r>
     </w:p>
@@ -6054,7 +6208,18 @@
           <w:sz w:val="28"/>
           <w:szCs w:val="28"/>
         </w:rPr>
-        <w:t>00 «Правила технического обслуживания устройств РЗА и электроавтоматики электрических сетей 0,4-35 кВ» [6] определяет требования к надёжности устройств автоматики, видам и периодичности их технического обслуживания, испытаний и опробований, а также к организации контроля и самодиагностики, что критично для бесперебойной работы функций автоматики на реклоузерах и разъединителях. В совокупности эти документы задают рамки, в которых должны разрабатываться алгоритмы автоматики и структурные схемы дистанционного управления реклоузерами и разъединителями на автоматизированном участке распределительной сети 6-10 кВ.</w:t>
+        <w:t>00 «Правила техни</w:t>
+      </w:r>
+      <w:bookmarkStart w:id="47" w:name="_GoBack"/>
+      <w:bookmarkEnd w:id="47"/>
+      <w:r>
+        <w:rPr>
+          <w:rFonts w:ascii="Times New Roman" w:hAnsi="Times New Roman" w:eastAsia="Times New Roman" w:cs="Times New Roman"/>
+          <w:b w:val="0"/>
+          <w:sz w:val="28"/>
+          <w:szCs w:val="28"/>
+        </w:rPr>
+        <w:t>ческого обслуживания устройств РЗА и электроавтоматики электрических сетей 0,4-35 кВ» [6] определяет требования к надёжности устройств автоматики, видам и периодичности их технического обслуживания, испытаний и опробований, а также к организации контроля и самодиагностики, что критично для бесперебойной работы функций автоматики на реклоузерах и разъединителях. В совокупности эти документы задают рамки, в которых должны разрабатываться алгоритмы автоматики и структурные схемы дистанционного управления реклоузерами и разъединителями на автоматизированном участке распределительной сети 6-10 кВ.</w:t>
       </w:r>
     </w:p>
     <w:p>
@@ -8213,16 +8378,7 @@
             <w:sz w:val="28"/>
             <w:szCs w:val="28"/>
           </w:rPr>
-          <m:t>Iк3</m:t>
-        </m:r>
-        <m:r>
-          <m:rPr/>
-          <w:rPr>
-            <w:rFonts w:ascii="Cambria Math" w:hAnsi="Cambria Math" w:eastAsia="Cambria Math"/>
-            <w:sz w:val="28"/>
-            <w:szCs w:val="28"/>
-          </w:rPr>
-          <m:t> = </m:t>
+          <m:t>Iк3=</m:t>
         </m:r>
         <m:f>
           <m:fPr/>
@@ -8273,17 +8429,7 @@
           <w:b w:val="0"/>
           <w:sz w:val="28"/>
         </w:rPr>
-        <w:t>где Uф — фазное напряжение сети, Zк — полное сопротивление цепи КЗ от источника до точки повреждения. Для линии с погонным сопротивлением z0 и длиной l полное сопротивление составл</w:t>
-      </w:r>
-      <w:bookmarkStart w:id="47" w:name="_GoBack"/>
-      <w:bookmarkEnd w:id="47"/>
-      <w:r>
-        <w:rPr>
-          <w:rFonts w:ascii="Times New Roman" w:hAnsi="Times New Roman" w:eastAsia="Times New Roman" w:cs="Times New Roman"/>
-          <w:b w:val="0"/>
-          <w:sz w:val="28"/>
-        </w:rPr>
-        <w:t>яет по формуле (2.2):</w:t>
+        <w:t>где Uф — фазное напряжение сети, Zк — полное сопротивление цепи КЗ от источника до точки повреждения. Для линии с погонным сопротивлением z0 и длиной l полное сопротивление составляет по формуле (2.2):</w:t>
       </w:r>
     </w:p>
     <w:p>
@@ -8307,61 +8453,7 @@
             <w:sz w:val="28"/>
             <w:szCs w:val="28"/>
           </w:rPr>
-          <m:t>Zк</m:t>
-        </m:r>
-        <m:r>
-          <m:rPr/>
-          <w:rPr>
-            <w:rFonts w:ascii="Cambria Math" w:hAnsi="Cambria Math" w:eastAsia="Cambria Math"/>
-            <w:sz w:val="28"/>
-            <w:szCs w:val="28"/>
-          </w:rPr>
-          <m:t> = </m:t>
-        </m:r>
-        <m:r>
-          <m:rPr/>
-          <w:rPr>
-            <w:rFonts w:ascii="Cambria Math" w:hAnsi="Cambria Math" w:eastAsia="Cambria Math"/>
-            <w:sz w:val="28"/>
-            <w:szCs w:val="28"/>
-          </w:rPr>
-          <m:t>Zс</m:t>
-        </m:r>
-        <m:r>
-          <m:rPr/>
-          <w:rPr>
-            <w:rFonts w:ascii="Cambria Math" w:hAnsi="Cambria Math" w:eastAsia="Cambria Math"/>
-            <w:sz w:val="28"/>
-            <w:szCs w:val="28"/>
-          </w:rPr>
-          <m:t> + </m:t>
-        </m:r>
-        <m:r>
-          <m:rPr/>
-          <w:rPr>
-            <w:rFonts w:ascii="Cambria Math" w:hAnsi="Cambria Math" w:eastAsia="Cambria Math"/>
-            <w:sz w:val="28"/>
-            <w:szCs w:val="28"/>
-          </w:rPr>
-          <m:t>z0</m:t>
-        </m:r>
-        <m:r>
-          <m:rPr/>
-          <w:rPr>
-            <w:rFonts w:ascii="Cambria Math" w:hAnsi="Cambria Math" w:eastAsia="Cambria Math"/>
-            <w:sz w:val="28"/>
-            <w:szCs w:val="28"/>
-          </w:rPr>
-          <m:t>·</m:t>
-        </m:r>
-        <m:r>
-          <m:rPr/>
-          <w:rPr>
-            <w:rFonts w:ascii="Cambria Math" w:hAnsi="Cambria Math" w:eastAsia="Cambria Math"/>
-            <w:sz w:val="28"/>
-            <w:szCs w:val="28"/>
-          </w:rPr>
-          <m:t>l</m:t>
+          <m:t>Zк=Zс+z0·l</m:t>
         </m:r>
       </m:oMath>
       <w:r>
@@ -8569,52 +8661,7 @@
             <w:sz w:val="28"/>
             <w:szCs w:val="28"/>
           </w:rPr>
-          <m:t>Iто</m:t>
-        </m:r>
-        <m:r>
-          <m:rPr/>
-          <w:rPr>
-            <w:rFonts w:ascii="Cambria Math" w:hAnsi="Cambria Math" w:eastAsia="Cambria Math"/>
-            <w:sz w:val="28"/>
-            <w:szCs w:val="28"/>
-          </w:rPr>
-          <m:t> = </m:t>
-        </m:r>
-        <m:r>
-          <m:rPr/>
-          <w:rPr>
-            <w:rFonts w:ascii="Cambria Math" w:hAnsi="Cambria Math" w:eastAsia="Cambria Math"/>
-            <w:sz w:val="28"/>
-            <w:szCs w:val="28"/>
-          </w:rPr>
-          <m:t>Kн</m:t>
-        </m:r>
-        <m:r>
-          <m:rPr/>
-          <w:rPr>
-            <w:rFonts w:ascii="Cambria Math" w:hAnsi="Cambria Math" w:eastAsia="Cambria Math"/>
-            <w:sz w:val="28"/>
-            <w:szCs w:val="28"/>
-          </w:rPr>
-          <m:t>·</m:t>
-        </m:r>
-        <m:r>
-          <m:rPr/>
-          <w:rPr>
-            <w:rFonts w:ascii="Cambria Math" w:hAnsi="Cambria Math" w:eastAsia="Cambria Math"/>
-            <w:sz w:val="28"/>
-            <w:szCs w:val="28"/>
-          </w:rPr>
-          <m:t>Iкз.макс.конец</m:t>
-        </m:r>
-        <m:r>
-          <m:rPr/>
-          <w:rPr>
-            <w:rFonts w:ascii="Cambria Math" w:hAnsi="Cambria Math" w:eastAsia="Cambria Math"/>
-            <w:sz w:val="28"/>
-            <w:szCs w:val="28"/>
-          </w:rPr>
-          <m:t>,</m:t>
+          <m:t>Iто=Kн·Iкз.макс.конец,</m:t>
         </m:r>
       </m:oMath>
       <w:r>
@@ -8703,16 +8750,7 @@
             <w:sz w:val="28"/>
             <w:szCs w:val="28"/>
           </w:rPr>
-          <m:t>Кч</m:t>
-        </m:r>
-        <m:r>
-          <m:rPr/>
-          <w:rPr>
-            <w:rFonts w:ascii="Cambria Math" w:hAnsi="Cambria Math" w:eastAsia="Cambria Math"/>
-            <w:sz w:val="28"/>
-            <w:szCs w:val="28"/>
-          </w:rPr>
-          <m:t> = </m:t>
+          <m:t>Кч=</m:t>
         </m:r>
         <m:f>
           <m:fPr/>
@@ -8835,16 +8873,7 @@
             <w:sz w:val="28"/>
             <w:szCs w:val="28"/>
           </w:rPr>
-          <m:t>Iмтз</m:t>
-        </m:r>
-        <m:r>
-          <m:rPr/>
-          <w:rPr>
-            <w:rFonts w:ascii="Cambria Math" w:hAnsi="Cambria Math" w:eastAsia="Cambria Math"/>
-            <w:sz w:val="28"/>
-            <w:szCs w:val="28"/>
-          </w:rPr>
-          <m:t> = </m:t>
+          <m:t>Iмтз=</m:t>
         </m:r>
         <m:f>
           <m:fPr/>
@@ -8856,61 +8885,7 @@
                 <w:sz w:val="28"/>
                 <w:szCs w:val="28"/>
               </w:rPr>
-              <m:t>(</m:t>
-            </m:r>
-            <m:r>
-              <m:rPr/>
-              <w:rPr>
-                <w:rFonts w:ascii="Cambria Math" w:hAnsi="Cambria Math" w:eastAsia="Cambria Math"/>
-                <w:sz w:val="28"/>
-                <w:szCs w:val="28"/>
-              </w:rPr>
-              <m:t>Kн</m:t>
-            </m:r>
-            <m:r>
-              <m:rPr/>
-              <w:rPr>
-                <w:rFonts w:ascii="Cambria Math" w:hAnsi="Cambria Math" w:eastAsia="Cambria Math"/>
-                <w:sz w:val="28"/>
-                <w:szCs w:val="28"/>
-              </w:rPr>
-              <m:t>·</m:t>
-            </m:r>
-            <m:r>
-              <m:rPr/>
-              <w:rPr>
-                <w:rFonts w:ascii="Cambria Math" w:hAnsi="Cambria Math" w:eastAsia="Cambria Math"/>
-                <w:sz w:val="28"/>
-                <w:szCs w:val="28"/>
-              </w:rPr>
-              <m:t>Kсз</m:t>
-            </m:r>
-            <m:r>
-              <m:rPr/>
-              <w:rPr>
-                <w:rFonts w:ascii="Cambria Math" w:hAnsi="Cambria Math" w:eastAsia="Cambria Math"/>
-                <w:sz w:val="28"/>
-                <w:szCs w:val="28"/>
-              </w:rPr>
-              <m:t>·</m:t>
-            </m:r>
-            <m:r>
-              <m:rPr/>
-              <w:rPr>
-                <w:rFonts w:ascii="Cambria Math" w:hAnsi="Cambria Math" w:eastAsia="Cambria Math"/>
-                <w:sz w:val="28"/>
-                <w:szCs w:val="28"/>
-              </w:rPr>
-              <m:t>Iраб.макс</m:t>
-            </m:r>
-            <m:r>
-              <m:rPr/>
-              <w:rPr>
-                <w:rFonts w:ascii="Cambria Math" w:hAnsi="Cambria Math" w:eastAsia="Cambria Math"/>
-                <w:sz w:val="28"/>
-                <w:szCs w:val="28"/>
-              </w:rPr>
-              <m:t>)</m:t>
+              <m:t>(Kн·Kсз·Iраб.макс)</m:t>
             </m:r>
           </m:num>
           <m:den>
@@ -9281,61 +9256,7 @@
             <w:sz w:val="28"/>
             <w:szCs w:val="28"/>
           </w:rPr>
-          <m:t>Iто</m:t>
-        </m:r>
-        <m:r>
-          <m:rPr/>
-          <w:rPr>
-            <w:rFonts w:ascii="Cambria Math" w:hAnsi="Cambria Math" w:eastAsia="Cambria Math"/>
-            <w:sz w:val="28"/>
-            <w:szCs w:val="28"/>
-          </w:rPr>
-          <m:t> = </m:t>
-        </m:r>
-        <m:r>
-          <m:rPr/>
-          <w:rPr>
-            <w:rFonts w:ascii="Cambria Math" w:hAnsi="Cambria Math" w:eastAsia="Cambria Math"/>
-            <w:sz w:val="28"/>
-            <w:szCs w:val="28"/>
-          </w:rPr>
-          <m:t>1,2</m:t>
-        </m:r>
-        <m:r>
-          <m:rPr/>
-          <w:rPr>
-            <w:rFonts w:ascii="Cambria Math" w:hAnsi="Cambria Math" w:eastAsia="Cambria Math"/>
-            <w:sz w:val="28"/>
-            <w:szCs w:val="28"/>
-          </w:rPr>
-          <m:t>·</m:t>
-        </m:r>
-        <m:r>
-          <m:rPr/>
-          <w:rPr>
-            <w:rFonts w:ascii="Cambria Math" w:hAnsi="Cambria Math" w:eastAsia="Cambria Math"/>
-            <w:sz w:val="28"/>
-            <w:szCs w:val="28"/>
-          </w:rPr>
-          <m:t>2000</m:t>
-        </m:r>
-        <m:r>
-          <m:rPr/>
-          <w:rPr>
-            <w:rFonts w:ascii="Cambria Math" w:hAnsi="Cambria Math" w:eastAsia="Cambria Math"/>
-            <w:sz w:val="28"/>
-            <w:szCs w:val="28"/>
-          </w:rPr>
-          <m:t> = </m:t>
-        </m:r>
-        <m:r>
-          <m:rPr/>
-          <w:rPr>
-            <w:rFonts w:ascii="Cambria Math" w:hAnsi="Cambria Math" w:eastAsia="Cambria Math"/>
-            <w:sz w:val="28"/>
-            <w:szCs w:val="28"/>
-          </w:rPr>
-          <m:t>2400 А, принимается 2500 А.</m:t>
+          <m:t>Iто=1,2·2000=2400 А, принимается 2500 А.</m:t>
         </m:r>
       </m:oMath>
       <w:r>
@@ -9385,16 +9306,7 @@
             <w:sz w:val="28"/>
             <w:szCs w:val="28"/>
           </w:rPr>
-          <m:t>Iмтз</m:t>
-        </m:r>
-        <m:r>
-          <m:rPr/>
-          <w:rPr>
-            <w:rFonts w:ascii="Cambria Math" w:hAnsi="Cambria Math" w:eastAsia="Cambria Math"/>
-            <w:sz w:val="28"/>
-            <w:szCs w:val="28"/>
-          </w:rPr>
-          <m:t> = </m:t>
+          <m:t>Iмтз=</m:t>
         </m:r>
         <m:f>
           <m:fPr/>
@@ -9406,61 +9318,7 @@
                 <w:sz w:val="28"/>
                 <w:szCs w:val="28"/>
               </w:rPr>
-              <m:t>(</m:t>
-            </m:r>
-            <m:r>
-              <m:rPr/>
-              <w:rPr>
-                <w:rFonts w:ascii="Cambria Math" w:hAnsi="Cambria Math" w:eastAsia="Cambria Math"/>
-                <w:sz w:val="28"/>
-                <w:szCs w:val="28"/>
-              </w:rPr>
-              <m:t>1,1</m:t>
-            </m:r>
-            <m:r>
-              <m:rPr/>
-              <w:rPr>
-                <w:rFonts w:ascii="Cambria Math" w:hAnsi="Cambria Math" w:eastAsia="Cambria Math"/>
-                <w:sz w:val="28"/>
-                <w:szCs w:val="28"/>
-              </w:rPr>
-              <m:t>·</m:t>
-            </m:r>
-            <m:r>
-              <m:rPr/>
-              <w:rPr>
-                <w:rFonts w:ascii="Cambria Math" w:hAnsi="Cambria Math" w:eastAsia="Cambria Math"/>
-                <w:sz w:val="28"/>
-                <w:szCs w:val="28"/>
-              </w:rPr>
-              <m:t>1,2</m:t>
-            </m:r>
-            <m:r>
-              <m:rPr/>
-              <w:rPr>
-                <w:rFonts w:ascii="Cambria Math" w:hAnsi="Cambria Math" w:eastAsia="Cambria Math"/>
-                <w:sz w:val="28"/>
-                <w:szCs w:val="28"/>
-              </w:rPr>
-              <m:t>·</m:t>
-            </m:r>
-            <m:r>
-              <m:rPr/>
-              <w:rPr>
-                <w:rFonts w:ascii="Cambria Math" w:hAnsi="Cambria Math" w:eastAsia="Cambria Math"/>
-                <w:sz w:val="28"/>
-                <w:szCs w:val="28"/>
-              </w:rPr>
-              <m:t>250</m:t>
-            </m:r>
-            <m:r>
-              <m:rPr/>
-              <w:rPr>
-                <w:rFonts w:ascii="Cambria Math" w:hAnsi="Cambria Math" w:eastAsia="Cambria Math"/>
-                <w:sz w:val="28"/>
-                <w:szCs w:val="28"/>
-              </w:rPr>
-              <m:t>)</m:t>
+              <m:t>(1,1·1,2·250)</m:t>
             </m:r>
           </m:num>
           <m:den>
@@ -9482,16 +9340,7 @@
             <w:sz w:val="28"/>
             <w:szCs w:val="28"/>
           </w:rPr>
-          <m:t> = </m:t>
-        </m:r>
-        <m:r>
-          <m:rPr/>
-          <w:rPr>
-            <w:rFonts w:ascii="Cambria Math" w:hAnsi="Cambria Math" w:eastAsia="Cambria Math"/>
-            <w:sz w:val="28"/>
-            <w:szCs w:val="28"/>
-          </w:rPr>
-          <m:t>367 А, принимается 400 А.</m:t>
+          <m:t>=367 А, принимается 400 А.</m:t>
         </m:r>
       </m:oMath>
       <w:r>
@@ -9541,25 +9390,7 @@
             <w:sz w:val="28"/>
             <w:szCs w:val="28"/>
           </w:rPr>
-          <m:t>Iозз</m:t>
-        </m:r>
-        <m:r>
-          <m:rPr/>
-          <w:rPr>
-            <w:rFonts w:ascii="Cambria Math" w:hAnsi="Cambria Math" w:eastAsia="Cambria Math"/>
-            <w:sz w:val="28"/>
-            <w:szCs w:val="28"/>
-          </w:rPr>
-          <m:t> = </m:t>
-        </m:r>
-        <m:r>
-          <m:rPr/>
-          <w:rPr>
-            <w:rFonts w:ascii="Cambria Math" w:hAnsi="Cambria Math" w:eastAsia="Cambria Math"/>
-            <w:sz w:val="28"/>
-            <w:szCs w:val="28"/>
-          </w:rPr>
-          <m:t>10 А</m:t>
+          <m:t>Iозз=10 А</m:t>
         </m:r>
       </m:oMath>
       <w:r>
@@ -10973,16 +10804,7 @@
             <w:sz w:val="28"/>
             <w:szCs w:val="28"/>
           </w:rPr>
-          <m:t>Кч</m:t>
-        </m:r>
-        <m:r>
-          <m:rPr/>
-          <w:rPr>
-            <w:rFonts w:ascii="Cambria Math" w:hAnsi="Cambria Math" w:eastAsia="Cambria Math"/>
-            <w:sz w:val="28"/>
-            <w:szCs w:val="28"/>
-          </w:rPr>
-          <m:t> = </m:t>
+          <m:t>Кч=</m:t>
         </m:r>
         <m:f>
           <m:fPr/>
@@ -11066,52 +10888,7 @@
             <w:sz w:val="28"/>
             <w:szCs w:val="28"/>
           </w:rPr>
-          <m:t>Iкз.мин.конец</m:t>
-        </m:r>
-        <m:r>
-          <m:rPr/>
-          <w:rPr>
-            <w:rFonts w:ascii="Cambria Math" w:hAnsi="Cambria Math" w:eastAsia="Cambria Math"/>
-            <w:sz w:val="28"/>
-            <w:szCs w:val="28"/>
-          </w:rPr>
-          <m:t> = </m:t>
-        </m:r>
-        <m:r>
-          <m:rPr/>
-          <w:rPr>
-            <w:rFonts w:ascii="Cambria Math" w:hAnsi="Cambria Math" w:eastAsia="Cambria Math"/>
-            <w:sz w:val="28"/>
-            <w:szCs w:val="28"/>
-          </w:rPr>
-          <m:t>0,87</m:t>
-        </m:r>
-        <m:r>
-          <m:rPr/>
-          <w:rPr>
-            <w:rFonts w:ascii="Cambria Math" w:hAnsi="Cambria Math" w:eastAsia="Cambria Math"/>
-            <w:sz w:val="28"/>
-            <w:szCs w:val="28"/>
-          </w:rPr>
-          <m:t>·</m:t>
-        </m:r>
-        <m:r>
-          <m:rPr/>
-          <w:rPr>
-            <w:rFonts w:ascii="Cambria Math" w:hAnsi="Cambria Math" w:eastAsia="Cambria Math"/>
-            <w:sz w:val="28"/>
-            <w:szCs w:val="28"/>
-          </w:rPr>
-          <m:t>2000</m:t>
-        </m:r>
-        <m:r>
-          <m:rPr/>
-          <w:rPr>
-            <w:rFonts w:ascii="Cambria Math" w:hAnsi="Cambria Math" w:eastAsia="Cambria Math"/>
-            <w:sz w:val="28"/>
-            <w:szCs w:val="28"/>
-          </w:rPr>
-          <m:t>·</m:t>
+          <m:t>Iкз.мин.конец=0,87·2000·</m:t>
         </m:r>
         <m:f>
           <m:fPr/>
@@ -11145,16 +10922,7 @@
             <w:sz w:val="28"/>
             <w:szCs w:val="28"/>
           </w:rPr>
-          <m:t> ≈ </m:t>
-        </m:r>
-        <m:r>
-          <m:rPr/>
-          <w:rPr>
-            <w:rFonts w:ascii="Cambria Math" w:hAnsi="Cambria Math" w:eastAsia="Cambria Math"/>
-            <w:sz w:val="28"/>
-            <w:szCs w:val="28"/>
-          </w:rPr>
-          <m:t>800 А.</m:t>
+          <m:t>≈800 А.</m:t>
         </m:r>
       </m:oMath>
       <w:r>
@@ -11204,16 +10972,7 @@
             <w:sz w:val="28"/>
             <w:szCs w:val="28"/>
           </w:rPr>
-          <m:t>Кч</m:t>
-        </m:r>
-        <m:r>
-          <m:rPr/>
-          <w:rPr>
-            <w:rFonts w:ascii="Cambria Math" w:hAnsi="Cambria Math" w:eastAsia="Cambria Math"/>
-            <w:sz w:val="28"/>
-            <w:szCs w:val="28"/>
-          </w:rPr>
-          <m:t> = </m:t>
+          <m:t>Кч=</m:t>
         </m:r>
         <m:f>
           <m:fPr/>
@@ -11247,16 +11006,7 @@
             <w:sz w:val="28"/>
             <w:szCs w:val="28"/>
           </w:rPr>
-          <m:t> = </m:t>
-        </m:r>
-        <m:r>
-          <m:rPr/>
-          <w:rPr>
-            <w:rFonts w:ascii="Cambria Math" w:hAnsi="Cambria Math" w:eastAsia="Cambria Math"/>
-            <w:sz w:val="28"/>
-            <w:szCs w:val="28"/>
-          </w:rPr>
-          <m:t>2,0,</m:t>
+          <m:t>=2,0,</m:t>
         </m:r>
       </m:oMath>
       <w:r>
@@ -11333,16 +11083,7 @@
             <w:sz w:val="28"/>
             <w:szCs w:val="28"/>
           </w:rPr>
-          <m:t>Кч</m:t>
-        </m:r>
-        <m:r>
-          <m:rPr/>
-          <w:rPr>
-            <w:rFonts w:ascii="Cambria Math" w:hAnsi="Cambria Math" w:eastAsia="Cambria Math"/>
-            <w:sz w:val="28"/>
-            <w:szCs w:val="28"/>
-          </w:rPr>
-          <m:t> = </m:t>
+          <m:t>Кч=</m:t>
         </m:r>
         <m:f>
           <m:fPr/>
@@ -11376,16 +11117,7 @@
             <w:sz w:val="28"/>
             <w:szCs w:val="28"/>
           </w:rPr>
-          <m:t> = </m:t>
-        </m:r>
-        <m:r>
-          <m:rPr/>
-          <w:rPr>
-            <w:rFonts w:ascii="Cambria Math" w:hAnsi="Cambria Math" w:eastAsia="Cambria Math"/>
-            <w:sz w:val="28"/>
-            <w:szCs w:val="28"/>
-          </w:rPr>
-          <m:t>2,0,</m:t>
+          <m:t>=2,0,</m:t>
         </m:r>
       </m:oMath>
       <w:r>
@@ -14683,8 +14415,8 @@
           <w:bCs/>
         </w:rPr>
       </w:pPr>
-      <w:bookmarkStart w:id="23" w:name="_Toc1659895179"/>
-      <w:bookmarkStart w:id="24" w:name="_Toc1333557860"/>
+      <w:bookmarkStart w:id="23" w:name="_Toc1333557860"/>
+      <w:bookmarkStart w:id="24" w:name="_Toc1659895179"/>
       <w:r>
         <w:rPr>
           <w:rFonts w:hint="default" w:ascii="Times New Roman" w:hAnsi="Times New Roman" w:eastAsia="Times New Roman" w:cs="Times New Roman"/>
@@ -29789,8 +29521,8 @@
           <w:bCs/>
         </w:rPr>
       </w:pPr>
-      <w:bookmarkStart w:id="32" w:name="_Toc1776929908"/>
-      <w:bookmarkStart w:id="33" w:name="_Toc3187561"/>
+      <w:bookmarkStart w:id="32" w:name="_Toc3187561"/>
+      <w:bookmarkStart w:id="33" w:name="_Toc1776929908"/>
       <w:r>
         <w:rPr>
           <w:rFonts w:hint="default" w:ascii="Times New Roman" w:hAnsi="Times New Roman" w:eastAsia="Times New Roman" w:cs="Times New Roman"/>
@@ -32369,8 +32101,8 @@
           <w:bCs/>
         </w:rPr>
       </w:pPr>
-      <w:bookmarkStart w:id="39" w:name="_Toc586615313"/>
-      <w:bookmarkStart w:id="40" w:name="_Toc1400869619"/>
+      <w:bookmarkStart w:id="39" w:name="_Toc1400869619"/>
+      <w:bookmarkStart w:id="40" w:name="_Toc586615313"/>
       <w:r>
         <w:rPr>
           <w:rFonts w:hint="default" w:ascii="Times New Roman" w:hAnsi="Times New Roman" w:eastAsia="Times New Roman" w:cs="Times New Roman"/>
@@ -32463,8 +32195,8 @@
           <w:bCs/>
         </w:rPr>
       </w:pPr>
-      <w:bookmarkStart w:id="41" w:name="_Toc1552464472"/>
-      <w:bookmarkStart w:id="42" w:name="_Toc146142214"/>
+      <w:bookmarkStart w:id="41" w:name="_Toc146142214"/>
+      <w:bookmarkStart w:id="42" w:name="_Toc1552464472"/>
       <w:r>
         <w:rPr>
           <w:rFonts w:hint="default" w:ascii="Times New Roman" w:hAnsi="Times New Roman" w:eastAsia="Times New Roman" w:cs="Times New Roman"/>
@@ -32557,8 +32289,8 @@
           <w:bCs/>
         </w:rPr>
       </w:pPr>
-      <w:bookmarkStart w:id="43" w:name="_Toc344069854"/>
-      <w:bookmarkStart w:id="44" w:name="_Toc1638382177"/>
+      <w:bookmarkStart w:id="43" w:name="_Toc1638382177"/>
+      <w:bookmarkStart w:id="44" w:name="_Toc344069854"/>
       <w:r>
         <w:rPr>
           <w:rFonts w:hint="default" w:ascii="Times New Roman" w:hAnsi="Times New Roman" w:eastAsia="Times New Roman" w:cs="Times New Roman"/>
@@ -32651,8 +32383,8 @@
           <w:bCs/>
         </w:rPr>
       </w:pPr>
-      <w:bookmarkStart w:id="45" w:name="_Toc1253927005"/>
-      <w:bookmarkStart w:id="46" w:name="_Toc1756058454"/>
+      <w:bookmarkStart w:id="45" w:name="_Toc1756058454"/>
+      <w:bookmarkStart w:id="46" w:name="_Toc1253927005"/>
       <w:r>
         <w:rPr>
           <w:rFonts w:hint="default" w:ascii="Times New Roman" w:hAnsi="Times New Roman" w:eastAsia="Times New Roman" w:cs="Times New Roman"/>
